--- a/arb/docx/010.content.docx
+++ b/arb/docx/010.content.docx
@@ -163,28 +163,6 @@
           <w:lang w:val="ar_AE" w:bidi="ar_AE"/>
         </w:rPr>
         <w:t>ز</w:t>
-      </w:r>
-      <w:r>
-        <w:rPr>
-          <w:lang w:val="ar_AE" w:bidi="ar_AE"/>
-        </w:rPr>
-      </w:r>
-    </w:p>
-    <w:p>
-      <w:pPr>
-        <w:bidi/>
-      </w:pPr>
-      <w:r>
-        <w:rPr>
-          <w:lang w:val="ar_AE" w:bidi="ar_AE"/>
-        </w:rPr>
-      </w:r>
-      <w:r>
-        <w:rPr>
-          <w:i/>
-          <w:lang w:val="ar_AE" w:bidi="ar_AE"/>
-        </w:rPr>
-        <w:t>الزواج الكتابي, الزواج والجنس</w:t>
       </w:r>
       <w:r>
         <w:rPr>

--- a/arb/docx/010.content.docx
+++ b/arb/docx/010.content.docx
@@ -22,7 +22,7 @@
         <w:rPr>
           <w:lang w:val="ar_AE" w:bidi="ar_AE"/>
         </w:rPr>
-        <w:t>Resource: Study Notes - Themes (Tyndale)</w:t>
+        <w:t>Resource: Tyndale Open Study Notes</w:t>
       </w:r>
       <w:r>
         <w:rPr>
@@ -122,7 +122,7 @@
         <w:rPr>
           <w:lang w:val="ar_AE" w:bidi="ar_AE"/>
         </w:rPr>
-        <w:t>Study Notes - Themes (Tyndale)</w:t>
+        <w:t>Tyndale Open Study Notes</w:t>
       </w:r>
     </w:p>
     <w:p>

--- a/arb/docx/010.content.docx
+++ b/arb/docx/010.content.docx
@@ -162,7 +162,7 @@
         <w:rPr>
           <w:lang w:val="ar_AE" w:bidi="ar_AE"/>
         </w:rPr>
-        <w:t>ز</w:t>
+        <w:t>س</w:t>
       </w:r>
       <w:r>
         <w:rPr>
@@ -230,7 +230,7 @@
         <w:rPr>
           <w:lang w:val="ar_AE" w:bidi="ar_AE"/>
         </w:rPr>
-        <w:t>الزواج الكتابي</w:t>
+        <w:t>السبعون أسبوعًا</w:t>
       </w:r>
       <w:r>
         <w:rPr>
@@ -251,7 +251,7 @@
         <w:rPr>
           <w:lang w:val="ar_AE" w:bidi="ar_AE"/>
         </w:rPr>
-        <w:t>تصوِّر روايةُ الخلقِ اللهَ على أنَّه حاضرٌ مع أول اتّحادٍ بشري، وذلك في المكان المقدَّس الذي هو الجنّة (</w:t>
+        <w:t xml:space="preserve">لطالما كانت نبوة "السبعين أسبوعًا" التي جاءت في </w:t>
       </w:r>
       <w:hyperlink r:id="rId13">
         <w:r>
@@ -262,14 +262,14 @@
             <w:color w:val="0000EE"/>
             <w:u w:val="single"/>
           </w:rPr>
-          <w:t>تكوين 2:18–25</w:t>
-        </w:r>
-      </w:hyperlink>
-      <w:r>
-        <w:rPr>
-          <w:lang w:val="ar_AE" w:bidi="ar_AE"/>
-        </w:rPr>
-        <w:t xml:space="preserve">). فالزواج الكتابي هو عهد ملزم (اتفاق خاص) أمام الله. انتهاك هذا العهد، مثلًا من خلال الزنا، يُعتبر خطيئة ضد كلا الشخصين وضد الله. فالله هو الشاهد الإلهي الذي يضمن عهد الزواج (انظر </w:t>
+          <w:t>دانيآل 9: 24–27</w:t>
+        </w:r>
+      </w:hyperlink>
+      <w:r>
+        <w:rPr>
+          <w:lang w:val="ar_AE" w:bidi="ar_AE"/>
+        </w:rPr>
+        <w:t xml:space="preserve"> صعبة الفهم. ورغم صعوبة ربطها بفترة تاريخية محدَّدة، فإن هذه النبوة عن "السبعين أسبوعًا" مهمة، لأنها تُظهِر سيطرة الله على التاريخ، وتؤكِّد قدرته على تتميم خططه لشعبه. العدد سبعون هو حاصل ضرب سبعة في عشرة، وهو ما يرمز إلى الكمال. فعلى سبيل المثال، كانت السبعون سنة من السبي مدة كافية لتأديب شعب الله (</w:t>
       </w:r>
       <w:hyperlink r:id="rId14">
         <w:r>
@@ -280,133 +280,7 @@
             <w:color w:val="0000EE"/>
             <w:u w:val="single"/>
           </w:rPr>
-          <w:t>ملاخي 2:10–16</w:t>
-        </w:r>
-      </w:hyperlink>
-      <w:r>
-        <w:rPr>
-          <w:lang w:val="ar_AE" w:bidi="ar_AE"/>
-        </w:rPr>
-        <w:t xml:space="preserve">; قارن </w:t>
-      </w:r>
-      <w:hyperlink r:id="rId15">
-        <w:r>
-          <w:rPr>
-            <w:lang w:val="ar_AE" w:bidi="ar_AE"/>
-          </w:rPr>
-          <w:rPr>
-            <w:color w:val="0000EE"/>
-            <w:u w:val="single"/>
-          </w:rPr>
-          <w:t>تكوين 39:6–9</w:t>
-        </w:r>
-      </w:hyperlink>
-      <w:r>
-        <w:rPr>
-          <w:lang w:val="ar_AE" w:bidi="ar_AE"/>
-        </w:rPr>
-        <w:t xml:space="preserve">; </w:t>
-      </w:r>
-      <w:hyperlink r:id="rId16">
-        <w:r>
-          <w:rPr>
-            <w:lang w:val="ar_AE" w:bidi="ar_AE"/>
-          </w:rPr>
-          <w:rPr>
-            <w:color w:val="0000EE"/>
-            <w:u w:val="single"/>
-          </w:rPr>
-          <w:t>إرميا 3:1</w:t>
-        </w:r>
-      </w:hyperlink>
-      <w:r>
-        <w:rPr>
-          <w:lang w:val="ar_AE" w:bidi="ar_AE"/>
-        </w:rPr>
-        <w:t xml:space="preserve">; </w:t>
-      </w:r>
-      <w:hyperlink r:id="rId17">
-        <w:r>
-          <w:rPr>
-            <w:lang w:val="ar_AE" w:bidi="ar_AE"/>
-          </w:rPr>
-          <w:rPr>
-            <w:color w:val="0000EE"/>
-            <w:u w:val="single"/>
-          </w:rPr>
-          <w:t>1 كورنثوس 6:9–10</w:t>
-        </w:r>
-      </w:hyperlink>
-      <w:r>
-        <w:rPr>
-          <w:lang w:val="ar_AE" w:bidi="ar_AE"/>
-        </w:rPr>
-        <w:t xml:space="preserve">; </w:t>
-      </w:r>
-      <w:hyperlink r:id="rId18">
-        <w:r>
-          <w:rPr>
-            <w:lang w:val="ar_AE" w:bidi="ar_AE"/>
-          </w:rPr>
-          <w:rPr>
-            <w:color w:val="0000EE"/>
-            <w:u w:val="single"/>
-          </w:rPr>
-          <w:t>عبرانيين 13:4</w:t>
-        </w:r>
-      </w:hyperlink>
-      <w:r>
-        <w:rPr>
-          <w:lang w:val="ar_AE" w:bidi="ar_AE"/>
-        </w:rPr>
-        <w:t xml:space="preserve">). على الرغم من أن الزواج يكون بين شخصين فقط، إلا أنه ليس خاصًا. فهو يُعلن علنًا وقانونيًا، مع اعتراف المجتمع، ومع وجود شهود، ومساءلة (انظر </w:t>
-      </w:r>
-      <w:hyperlink r:id="rId19">
-        <w:r>
-          <w:rPr>
-            <w:lang w:val="ar_AE" w:bidi="ar_AE"/>
-          </w:rPr>
-          <w:rPr>
-            <w:color w:val="0000EE"/>
-            <w:u w:val="single"/>
-          </w:rPr>
-          <w:t>لاويين 20:10–12</w:t>
-        </w:r>
-      </w:hyperlink>
-      <w:r>
-        <w:rPr>
-          <w:lang w:val="ar_AE" w:bidi="ar_AE"/>
-        </w:rPr>
-        <w:t xml:space="preserve">; </w:t>
-      </w:r>
-      <w:hyperlink r:id="rId20">
-        <w:r>
-          <w:rPr>
-            <w:lang w:val="ar_AE" w:bidi="ar_AE"/>
-          </w:rPr>
-          <w:rPr>
-            <w:color w:val="0000EE"/>
-            <w:u w:val="single"/>
-          </w:rPr>
-          <w:t>تثنية 22:22</w:t>
-        </w:r>
-      </w:hyperlink>
-      <w:r>
-        <w:rPr>
-          <w:lang w:val="ar_AE" w:bidi="ar_AE"/>
-        </w:rPr>
-        <w:t xml:space="preserve">; </w:t>
-      </w:r>
-      <w:hyperlink r:id="rId21">
-        <w:r>
-          <w:rPr>
-            <w:lang w:val="ar_AE" w:bidi="ar_AE"/>
-          </w:rPr>
-          <w:rPr>
-            <w:color w:val="0000EE"/>
-            <w:u w:val="single"/>
-          </w:rPr>
-          <w:t>إرميا 29:20–23</w:t>
+          <w:t>9: 2</w:t>
         </w:r>
       </w:hyperlink>
       <w:r>
@@ -429,322 +303,308 @@
         <w:rPr>
           <w:lang w:val="ar_AE" w:bidi="ar_AE"/>
         </w:rPr>
-        <w:t xml:space="preserve">الزواج يُعتبر استعارة لعلاقة الرب بشعبه (انظر </w:t>
-      </w:r>
-      <w:hyperlink r:id="rId22">
-        <w:r>
-          <w:rPr>
-            <w:lang w:val="ar_AE" w:bidi="ar_AE"/>
-          </w:rPr>
-          <w:rPr>
-            <w:color w:val="0000EE"/>
-            <w:u w:val="single"/>
-          </w:rPr>
-          <w:t>خروج 19:3–6</w:t>
-        </w:r>
-      </w:hyperlink>
-      <w:r>
-        <w:rPr>
-          <w:lang w:val="ar_AE" w:bidi="ar_AE"/>
-        </w:rPr>
-        <w:t xml:space="preserve">; </w:t>
-      </w:r>
-      <w:hyperlink r:id="rId23">
-        <w:r>
-          <w:rPr>
-            <w:lang w:val="ar_AE" w:bidi="ar_AE"/>
-          </w:rPr>
-          <w:rPr>
-            <w:color w:val="0000EE"/>
-            <w:u w:val="single"/>
-          </w:rPr>
-          <w:t>20:2–6</w:t>
-        </w:r>
-      </w:hyperlink>
-      <w:r>
-        <w:rPr>
-          <w:lang w:val="ar_AE" w:bidi="ar_AE"/>
-        </w:rPr>
-        <w:t xml:space="preserve">; </w:t>
-      </w:r>
-      <w:hyperlink r:id="rId24">
-        <w:r>
-          <w:rPr>
-            <w:lang w:val="ar_AE" w:bidi="ar_AE"/>
-          </w:rPr>
-          <w:rPr>
-            <w:color w:val="0000EE"/>
-            <w:u w:val="single"/>
-          </w:rPr>
-          <w:t>34:14</w:t>
-        </w:r>
-      </w:hyperlink>
-      <w:r>
-        <w:rPr>
-          <w:lang w:val="ar_AE" w:bidi="ar_AE"/>
-        </w:rPr>
-        <w:t xml:space="preserve">; </w:t>
-      </w:r>
-      <w:hyperlink r:id="rId25">
-        <w:r>
-          <w:rPr>
-            <w:lang w:val="ar_AE" w:bidi="ar_AE"/>
-          </w:rPr>
-          <w:rPr>
-            <w:color w:val="0000EE"/>
-            <w:u w:val="single"/>
-          </w:rPr>
-          <w:t>إشعياء 54:5</w:t>
-        </w:r>
-      </w:hyperlink>
-      <w:r>
-        <w:rPr>
-          <w:lang w:val="ar_AE" w:bidi="ar_AE"/>
-        </w:rPr>
-        <w:t xml:space="preserve">; </w:t>
-      </w:r>
-      <w:hyperlink r:id="rId26">
-        <w:r>
-          <w:rPr>
-            <w:lang w:val="ar_AE" w:bidi="ar_AE"/>
-          </w:rPr>
-          <w:rPr>
-            <w:color w:val="0000EE"/>
-            <w:u w:val="single"/>
-          </w:rPr>
-          <w:t>حزقيال 16</w:t>
-        </w:r>
-      </w:hyperlink>
-      <w:r>
-        <w:rPr>
-          <w:lang w:val="ar_AE" w:bidi="ar_AE"/>
-        </w:rPr>
-        <w:t xml:space="preserve">; </w:t>
-      </w:r>
-      <w:hyperlink r:id="rId27">
-        <w:r>
-          <w:rPr>
-            <w:lang w:val="ar_AE" w:bidi="ar_AE"/>
-          </w:rPr>
-          <w:rPr>
-            <w:color w:val="0000EE"/>
-            <w:u w:val="single"/>
-          </w:rPr>
-          <w:t>هوشع 2:19–20</w:t>
-        </w:r>
-      </w:hyperlink>
-      <w:r>
-        <w:rPr>
-          <w:lang w:val="ar_AE" w:bidi="ar_AE"/>
-        </w:rPr>
-        <w:t xml:space="preserve">). في البداية كان استعارة لعلاقته مع شعب إسرائيل ثم لعلاقته مع الكنيسة (انظر </w:t>
-      </w:r>
-      <w:hyperlink r:id="rId28">
-        <w:r>
-          <w:rPr>
-            <w:lang w:val="ar_AE" w:bidi="ar_AE"/>
-          </w:rPr>
-          <w:rPr>
-            <w:color w:val="0000EE"/>
-            <w:u w:val="single"/>
-          </w:rPr>
-          <w:t>2 كورنثوس 11:2</w:t>
-        </w:r>
-      </w:hyperlink>
-      <w:r>
-        <w:rPr>
-          <w:lang w:val="ar_AE" w:bidi="ar_AE"/>
-        </w:rPr>
-        <w:t xml:space="preserve">; </w:t>
-      </w:r>
-      <w:hyperlink r:id="rId29">
-        <w:r>
-          <w:rPr>
-            <w:lang w:val="ar_AE" w:bidi="ar_AE"/>
-          </w:rPr>
-          <w:rPr>
-            <w:color w:val="0000EE"/>
-            <w:u w:val="single"/>
-          </w:rPr>
-          <w:t>أفسس 5:21–33</w:t>
-        </w:r>
-      </w:hyperlink>
-      <w:r>
-        <w:rPr>
-          <w:lang w:val="ar_AE" w:bidi="ar_AE"/>
-        </w:rPr>
-        <w:t>). يرمز الزواج إلى شيء أعظم. شعب الله (عروس المسيح) ينتظرون عودة المسيح (العريس). ينبغي على المسيحيين المتزوجين أن يعيشوا في وحدة وكرامة، وهم يتطلعون إلى "عرس الحمل" (</w:t>
-      </w:r>
-      <w:hyperlink r:id="rId30">
-        <w:r>
-          <w:rPr>
-            <w:lang w:val="ar_AE" w:bidi="ar_AE"/>
-          </w:rPr>
-          <w:rPr>
-            <w:color w:val="0000EE"/>
-            <w:u w:val="single"/>
-          </w:rPr>
-          <w:t>رؤيا 19:6–9</w:t>
-        </w:r>
-      </w:hyperlink>
-      <w:r>
-        <w:rPr>
-          <w:lang w:val="ar_AE" w:bidi="ar_AE"/>
-        </w:rPr>
-        <w:t>). سيعيش المسيح إلى الأبد مع شعبه الأمين في المجد (</w:t>
-      </w:r>
-      <w:hyperlink r:id="rId31">
-        <w:r>
-          <w:rPr>
-            <w:lang w:val="ar_AE" w:bidi="ar_AE"/>
-          </w:rPr>
-          <w:rPr>
-            <w:color w:val="0000EE"/>
-            <w:u w:val="single"/>
-          </w:rPr>
-          <w:t>رؤيا 19:7</w:t>
-        </w:r>
-      </w:hyperlink>
-      <w:r>
-        <w:rPr>
-          <w:lang w:val="ar_AE" w:bidi="ar_AE"/>
-        </w:rPr>
-        <w:t xml:space="preserve">; </w:t>
-      </w:r>
-      <w:hyperlink r:id="rId32">
-        <w:r>
-          <w:rPr>
-            <w:lang w:val="ar_AE" w:bidi="ar_AE"/>
-          </w:rPr>
-          <w:rPr>
-            <w:color w:val="0000EE"/>
-            <w:u w:val="single"/>
-          </w:rPr>
-          <w:t>21:2</w:t>
-        </w:r>
-      </w:hyperlink>
-      <w:r>
-        <w:rPr>
-          <w:lang w:val="ar_AE" w:bidi="ar_AE"/>
-        </w:rPr>
-        <w:t xml:space="preserve">, </w:t>
-      </w:r>
-      <w:hyperlink r:id="rId33">
-        <w:r>
-          <w:rPr>
-            <w:lang w:val="ar_AE" w:bidi="ar_AE"/>
-          </w:rPr>
-          <w:rPr>
-            <w:color w:val="0000EE"/>
-            <w:u w:val="single"/>
-          </w:rPr>
-          <w:t>9</w:t>
-        </w:r>
-      </w:hyperlink>
-      <w:r>
-        <w:rPr>
-          <w:lang w:val="ar_AE" w:bidi="ar_AE"/>
-        </w:rPr>
-        <w:t>).</w:t>
+        <w:t>فيما يلي الطريقتان الرئيسيتان اللتان يفهم بهما الناس نبوة السبعين أسبوعًا:</w:t>
       </w:r>
     </w:p>
     <w:p>
       <w:pPr>
+        <w:pStyle w:val="ListNumber"/>
+        <w:numPr>
+          <w:ilvl w:val="0"/>
+          <w:numId w:val="14"/>
+        </w:numPr>
         <w:bidi/>
-      </w:pPr>
-      <w:r>
-        <w:rPr>
-          <w:lang w:val="ar_AE" w:bidi="ar_AE"/>
-        </w:rPr>
-      </w:r>
-      <w:r>
-        <w:rPr>
-          <w:u w:val="single"/>
-          <w:lang w:val="ar_AE" w:bidi="ar_AE"/>
-        </w:rPr>
-        <w:t>مقاطع كتابية لدراسة أعمق</w:t>
+        <w:spacing w:line="240" w:lineRule="auto"/>
+        <w:ind w:left="720"/>
+      </w:pPr>
+      <w:r>
+        <w:rPr>
+          <w:lang w:val="ar_AE" w:bidi="ar_AE"/>
+        </w:rPr>
+      </w:r>
+      <w:r>
+        <w:rPr>
+          <w:b/>
+          <w:lang w:val="ar_AE" w:bidi="ar_AE"/>
+        </w:rPr>
+        <w:t>حُكم أنطيوخس الرابع (175–163 ق.م.).</w:t>
+      </w:r>
+      <w:r>
+        <w:rPr>
+          <w:lang w:val="ar_AE" w:bidi="ar_AE"/>
+        </w:rPr>
+        <w:t xml:space="preserve"> وفقًا لهذا الرأي، فإن السبعين أسبوعًا هي فترة زمنية تبدأ من حُكم كورش الثاني ملك فارس، وتنتهي بحُكم أنطيوخس الرابع. كان كورش الثاني (المعروف أيضًا باسم كورش الكبير) هو ملك فارس الذي حكم من عام 559 إلى نحو عام 530 ق.م. وفي عام 539 ق.م.، سمح كورش للشعب اليهودي بالعودة إلى أرضهم (انظر </w:t>
+      </w:r>
+      <w:hyperlink r:id="rId15">
+        <w:r>
+          <w:rPr>
+            <w:lang w:val="ar_AE" w:bidi="ar_AE"/>
+          </w:rPr>
+          <w:rPr>
+            <w:color w:val="0000EE"/>
+            <w:u w:val="single"/>
+          </w:rPr>
+          <w:t>9: 25؛</w:t>
+        </w:r>
+      </w:hyperlink>
+      <w:r>
+        <w:rPr>
+          <w:lang w:val="ar_AE" w:bidi="ar_AE"/>
+        </w:rPr>
+        <w:t xml:space="preserve"> </w:t>
+      </w:r>
+      <w:hyperlink r:id="rId16">
+        <w:r>
+          <w:rPr>
+            <w:lang w:val="ar_AE" w:bidi="ar_AE"/>
+          </w:rPr>
+          <w:rPr>
+            <w:color w:val="0000EE"/>
+            <w:u w:val="single"/>
+          </w:rPr>
+          <w:t>عزرا 1: 2–4</w:t>
+        </w:r>
+      </w:hyperlink>
+      <w:r>
+        <w:rPr>
+          <w:lang w:val="ar_AE" w:bidi="ar_AE"/>
+        </w:rPr>
+        <w:t xml:space="preserve">). وكان أنطيوخس الرابع ملكًا يونانيًّا حكم سوريا والمناطق المحيطة بها من عام 175 إلى عام 163 ق.م. (انظر </w:t>
+      </w:r>
+      <w:hyperlink r:id="rId17">
+        <w:r>
+          <w:rPr>
+            <w:lang w:val="ar_AE" w:bidi="ar_AE"/>
+          </w:rPr>
+          <w:rPr>
+            <w:color w:val="0000EE"/>
+            <w:u w:val="single"/>
+          </w:rPr>
+          <w:t>دانيآل 8: 23–25؛</w:t>
+        </w:r>
+      </w:hyperlink>
+      <w:r>
+        <w:rPr>
+          <w:lang w:val="ar_AE" w:bidi="ar_AE"/>
+        </w:rPr>
+        <w:t xml:space="preserve"> </w:t>
+      </w:r>
+      <w:hyperlink r:id="rId18">
+        <w:r>
+          <w:rPr>
+            <w:lang w:val="ar_AE" w:bidi="ar_AE"/>
+          </w:rPr>
+          <w:rPr>
+            <w:color w:val="0000EE"/>
+            <w:u w:val="single"/>
+          </w:rPr>
+          <w:t>11: 21–39</w:t>
+        </w:r>
+      </w:hyperlink>
+      <w:r>
+        <w:rPr>
+          <w:lang w:val="ar_AE" w:bidi="ar_AE"/>
+        </w:rPr>
+        <w:t xml:space="preserve">). </w:t>
+        <w:br/>
+        <w:br/>
+      </w:r>
+      <w:r>
+        <w:rPr>
+          <w:lang w:val="ar_AE" w:bidi="ar_AE"/>
+        </w:rPr>
+        <w:t>بحسب هذا الفهم للسبعين أسبوعًا، كان "المسيح" (أو الشخص المختار من الله) هو رئيس الكهنة أونياس الثالث، و"الرئيس" هو أنطيوخس الرابع (</w:t>
+      </w:r>
+      <w:hyperlink r:id="rId19">
+        <w:r>
+          <w:rPr>
+            <w:lang w:val="ar_AE" w:bidi="ar_AE"/>
+          </w:rPr>
+          <w:rPr>
+            <w:color w:val="0000EE"/>
+            <w:u w:val="single"/>
+          </w:rPr>
+          <w:t>9: 26–27</w:t>
+        </w:r>
+      </w:hyperlink>
+      <w:r>
+        <w:rPr>
+          <w:lang w:val="ar_AE" w:bidi="ar_AE"/>
+        </w:rPr>
+        <w:t>). ثبَّت أنطيوخس عهدًا مع شعب اليهودية في عام 174 ق.م. سمح لهم بممارسة ديانتهم اليهودية بسلام. لكن في عام 170 ق.م.، شن أنطيوخس هجومًا على أورشليم، وقتل الكثيرين، ونهب الهيكل.</w:t>
+        <w:br/>
+      </w:r>
+      <w:r>
+        <w:rPr>
+          <w:lang w:val="ar_AE" w:bidi="ar_AE"/>
+        </w:rPr>
+        <w:t xml:space="preserve">ثم في عام 167 ق.م.، منع أنطيوخس تقديم الذبائح والتقدمات، وأجبر اليهود على التخلِّي عن إيمانهم تحت التهديد بالموت. ونجَّس الهيكل طقسيًّا بواسطة "رجسة الخراب" (وهو الفعل الذي أظهر عدم احترام لله ولهيكله المقدس). ووضع أنطيوخس تمثالًا للإله زفس اليوناني على مذبح المحرقة، كما ذبح خنازير على المذبح وحيوانات أخرى نجسة طقسيًّا (قارن </w:t>
+      </w:r>
+      <w:hyperlink r:id="rId20">
+        <w:r>
+          <w:rPr>
+            <w:lang w:val="ar_AE" w:bidi="ar_AE"/>
+          </w:rPr>
+          <w:rPr>
+            <w:color w:val="0000EE"/>
+            <w:u w:val="single"/>
+          </w:rPr>
+          <w:t>11: 21–35</w:t>
+        </w:r>
+      </w:hyperlink>
+      <w:r>
+        <w:rPr>
+          <w:lang w:val="ar_AE" w:bidi="ar_AE"/>
+        </w:rPr>
+        <w:t>).</w:t>
+        <w:br/>
+      </w:r>
+      <w:r>
+        <w:rPr>
+          <w:lang w:val="ar_AE" w:bidi="ar_AE"/>
+        </w:rPr>
+        <w:t>عاقب الله أنطيوخس بمرض مؤلم، ومات أنطيوخس في عام 163 ق.م. وبهذا، فإن "الخراب المقضي" قد " انصب عليه" (</w:t>
+      </w:r>
+      <w:hyperlink r:id="rId21">
+        <w:r>
+          <w:rPr>
+            <w:lang w:val="ar_AE" w:bidi="ar_AE"/>
+          </w:rPr>
+          <w:rPr>
+            <w:color w:val="0000EE"/>
+            <w:u w:val="single"/>
+          </w:rPr>
+          <w:t>9: 27؛</w:t>
+        </w:r>
+      </w:hyperlink>
+      <w:r>
+        <w:rPr>
+          <w:lang w:val="ar_AE" w:bidi="ar_AE"/>
+        </w:rPr>
+        <w:t xml:space="preserve"> انظر أيضًا </w:t>
+      </w:r>
+      <w:hyperlink r:id="rId22">
+        <w:r>
+          <w:rPr>
+            <w:lang w:val="ar_AE" w:bidi="ar_AE"/>
+          </w:rPr>
+          <w:rPr>
+            <w:color w:val="0000EE"/>
+            <w:u w:val="single"/>
+          </w:rPr>
+          <w:t>8: 25؛</w:t>
+        </w:r>
+      </w:hyperlink>
+      <w:r>
+        <w:rPr>
+          <w:lang w:val="ar_AE" w:bidi="ar_AE"/>
+        </w:rPr>
+        <w:t xml:space="preserve"> 1مكابيين 1: 10–24؛ 6: 7–16؛ 2مكابيين 9: 1–29).</w:t>
+        <w:br/>
+      </w:r>
+      <w:r>
+        <w:rPr>
+          <w:lang w:val="ar_AE" w:bidi="ar_AE"/>
+        </w:rPr>
+        <w:t xml:space="preserve">وفقًا لهذا الرأي، عندما تكلَّم يسوع عن "رجسة الخراب"، كان يشير إلى ما سيجتازه اليهود في عهد أنطيوخس باعتباره نموذجًا للأحداث المستقبلية (انظر </w:t>
+      </w:r>
+      <w:hyperlink r:id="rId23">
+        <w:r>
+          <w:rPr>
+            <w:lang w:val="ar_AE" w:bidi="ar_AE"/>
+          </w:rPr>
+          <w:rPr>
+            <w:color w:val="0000EE"/>
+            <w:u w:val="single"/>
+          </w:rPr>
+          <w:t>متى 24: 15؛</w:t>
+        </w:r>
+      </w:hyperlink>
+      <w:r>
+        <w:rPr>
+          <w:lang w:val="ar_AE" w:bidi="ar_AE"/>
+        </w:rPr>
+        <w:t xml:space="preserve"> قارن </w:t>
+      </w:r>
+      <w:hyperlink r:id="rId24">
+        <w:r>
+          <w:rPr>
+            <w:lang w:val="ar_AE" w:bidi="ar_AE"/>
+          </w:rPr>
+          <w:rPr>
+            <w:color w:val="0000EE"/>
+            <w:u w:val="single"/>
+          </w:rPr>
+          <w:t>لوقا 21: 20؛</w:t>
+        </w:r>
+      </w:hyperlink>
+      <w:r>
+        <w:rPr>
+          <w:lang w:val="ar_AE" w:bidi="ar_AE"/>
+        </w:rPr>
+        <w:t xml:space="preserve"> </w:t>
+      </w:r>
+      <w:hyperlink r:id="rId25">
+        <w:r>
+          <w:rPr>
+            <w:lang w:val="ar_AE" w:bidi="ar_AE"/>
+          </w:rPr>
+          <w:rPr>
+            <w:color w:val="0000EE"/>
+            <w:u w:val="single"/>
+          </w:rPr>
+          <w:t>2تسالونيكي 2: 3–4</w:t>
+        </w:r>
+      </w:hyperlink>
+      <w:r>
+        <w:rPr>
+          <w:lang w:val="ar_AE" w:bidi="ar_AE"/>
+        </w:rPr>
+        <w:t>).</w:t>
       </w:r>
     </w:p>
     <w:p>
       <w:pPr>
+        <w:pStyle w:val="ListNumber"/>
         <w:bidi/>
-      </w:pPr>
-      <w:r>
-        <w:rPr>
-          <w:lang w:val="ar_AE" w:bidi="ar_AE"/>
-        </w:rPr>
-      </w:r>
-      <w:hyperlink r:id="rId13">
-        <w:r>
-          <w:rPr>
-            <w:lang w:val="ar_AE" w:bidi="ar_AE"/>
-          </w:rPr>
-          <w:rPr>
-            <w:color w:val="0000EE"/>
-            <w:u w:val="single"/>
-          </w:rPr>
-          <w:t>تكوين 2:18–25</w:t>
-        </w:r>
-      </w:hyperlink>
-      <w:r>
-        <w:rPr>
-          <w:lang w:val="ar_AE" w:bidi="ar_AE"/>
-        </w:rPr>
-        <w:t xml:space="preserve">; </w:t>
-      </w:r>
-      <w:hyperlink r:id="rId34">
-        <w:r>
-          <w:rPr>
-            <w:lang w:val="ar_AE" w:bidi="ar_AE"/>
-          </w:rPr>
-          <w:rPr>
-            <w:color w:val="0000EE"/>
-            <w:u w:val="single"/>
-          </w:rPr>
-          <w:t>24:65–67</w:t>
-        </w:r>
-      </w:hyperlink>
-      <w:r>
-        <w:rPr>
-          <w:lang w:val="ar_AE" w:bidi="ar_AE"/>
-        </w:rPr>
-        <w:t xml:space="preserve">; </w:t>
-      </w:r>
-      <w:hyperlink r:id="rId35">
-        <w:r>
-          <w:rPr>
-            <w:lang w:val="ar_AE" w:bidi="ar_AE"/>
-          </w:rPr>
-          <w:rPr>
-            <w:color w:val="0000EE"/>
-            <w:u w:val="single"/>
-          </w:rPr>
-          <w:t>مزمور 45:8–15</w:t>
-        </w:r>
-      </w:hyperlink>
-      <w:r>
-        <w:rPr>
-          <w:lang w:val="ar_AE" w:bidi="ar_AE"/>
-        </w:rPr>
-        <w:t xml:space="preserve">; </w:t>
-      </w:r>
-      <w:hyperlink r:id="rId25">
-        <w:r>
-          <w:rPr>
-            <w:lang w:val="ar_AE" w:bidi="ar_AE"/>
-          </w:rPr>
-          <w:rPr>
-            <w:color w:val="0000EE"/>
-            <w:u w:val="single"/>
-          </w:rPr>
-          <w:t>إشعياء 54:5</w:t>
-        </w:r>
-      </w:hyperlink>
-      <w:r>
-        <w:rPr>
-          <w:lang w:val="ar_AE" w:bidi="ar_AE"/>
-        </w:rPr>
-        <w:t xml:space="preserve">; </w:t>
+        <w:spacing w:line="240" w:lineRule="auto"/>
+        <w:ind w:left="720"/>
+      </w:pPr>
+      <w:r>
+        <w:rPr>
+          <w:lang w:val="ar_AE" w:bidi="ar_AE"/>
+        </w:rPr>
+      </w:r>
+      <w:r>
+        <w:rPr>
+          <w:b/>
+          <w:lang w:val="ar_AE" w:bidi="ar_AE"/>
+        </w:rPr>
+        <w:t>موت يسوع المسيح (عام 30 أو 33 م).</w:t>
+      </w:r>
+      <w:r>
+        <w:rPr>
+          <w:lang w:val="ar_AE" w:bidi="ar_AE"/>
+        </w:rPr>
+        <w:t xml:space="preserve"> وفقًا لهذا الرأي، فإن السبعين أسبوعًا هي نبوة عن يسوع المسيح، المسيا (المختار من الله). يعتقد مؤيِّدو هذا الرأي أن السبعين أسبوعًا بدأت إما بصدور مرسوم كورش في عام 539 ق.م. (</w:t>
+      </w:r>
+      <w:hyperlink r:id="rId26">
+        <w:r>
+          <w:rPr>
+            <w:lang w:val="ar_AE" w:bidi="ar_AE"/>
+          </w:rPr>
+          <w:rPr>
+            <w:color w:val="0000EE"/>
+            <w:u w:val="single"/>
+          </w:rPr>
+          <w:t>عزرا 1: 1–4</w:t>
+        </w:r>
+      </w:hyperlink>
+      <w:r>
+        <w:rPr>
+          <w:lang w:val="ar_AE" w:bidi="ar_AE"/>
+        </w:rPr>
+        <w:t>). وإما بصدور أحد المراسيم التي أُعطيت لنحميا في عام 458 أو في عام 445 ق.م. (</w:t>
       </w:r>
       <w:hyperlink r:id="rId27">
         <w:r>
@@ -755,68 +615,32 @@
             <w:color w:val="0000EE"/>
             <w:u w:val="single"/>
           </w:rPr>
-          <w:t>هوشع 2:19–20</w:t>
-        </w:r>
-      </w:hyperlink>
-      <w:r>
-        <w:rPr>
-          <w:lang w:val="ar_AE" w:bidi="ar_AE"/>
-        </w:rPr>
-        <w:t xml:space="preserve">; </w:t>
-      </w:r>
-      <w:hyperlink r:id="rId14">
-        <w:r>
-          <w:rPr>
-            <w:lang w:val="ar_AE" w:bidi="ar_AE"/>
-          </w:rPr>
-          <w:rPr>
-            <w:color w:val="0000EE"/>
-            <w:u w:val="single"/>
-          </w:rPr>
-          <w:t>ملاخي 2:10–16</w:t>
-        </w:r>
-      </w:hyperlink>
-      <w:r>
-        <w:rPr>
-          <w:lang w:val="ar_AE" w:bidi="ar_AE"/>
-        </w:rPr>
-        <w:t xml:space="preserve">; </w:t>
-      </w:r>
-      <w:hyperlink r:id="rId36">
-        <w:r>
-          <w:rPr>
-            <w:lang w:val="ar_AE" w:bidi="ar_AE"/>
-          </w:rPr>
-          <w:rPr>
-            <w:color w:val="0000EE"/>
-            <w:u w:val="single"/>
-          </w:rPr>
-          <w:t>1 كورنثوس 7:1–40</w:t>
-        </w:r>
-      </w:hyperlink>
-      <w:r>
-        <w:rPr>
-          <w:lang w:val="ar_AE" w:bidi="ar_AE"/>
-        </w:rPr>
-        <w:t xml:space="preserve">; </w:t>
-      </w:r>
-      <w:hyperlink r:id="rId37">
-        <w:r>
-          <w:rPr>
-            <w:lang w:val="ar_AE" w:bidi="ar_AE"/>
-          </w:rPr>
-          <w:rPr>
-            <w:color w:val="0000EE"/>
-            <w:u w:val="single"/>
-          </w:rPr>
-          <w:t>2 كورنثوس 6:14–16</w:t>
-        </w:r>
-      </w:hyperlink>
-      <w:r>
-        <w:rPr>
-          <w:lang w:val="ar_AE" w:bidi="ar_AE"/>
-        </w:rPr>
-        <w:t xml:space="preserve">; </w:t>
+          <w:t>عزرا 7: 8–26؛</w:t>
+        </w:r>
+      </w:hyperlink>
+      <w:r>
+        <w:rPr>
+          <w:lang w:val="ar_AE" w:bidi="ar_AE"/>
+        </w:rPr>
+        <w:t xml:space="preserve"> </w:t>
+      </w:r>
+      <w:hyperlink r:id="rId28">
+        <w:r>
+          <w:rPr>
+            <w:lang w:val="ar_AE" w:bidi="ar_AE"/>
+          </w:rPr>
+          <w:rPr>
+            <w:color w:val="0000EE"/>
+            <w:u w:val="single"/>
+          </w:rPr>
+          <w:t>نحميا 2: 1–10</w:t>
+        </w:r>
+      </w:hyperlink>
+      <w:r>
+        <w:rPr>
+          <w:lang w:val="ar_AE" w:bidi="ar_AE"/>
+        </w:rPr>
+        <w:t xml:space="preserve">). وربما مات يسوع في نهاية تسعة وستين أسبوعًا (سبعة أسابيع واثنين وستين أسبوعًا، </w:t>
       </w:r>
       <w:hyperlink r:id="rId29">
         <w:r>
@@ -827,68 +651,738 @@
             <w:color w:val="0000EE"/>
             <w:u w:val="single"/>
           </w:rPr>
-          <w:t>أفسس 5:21–33</w:t>
-        </w:r>
-      </w:hyperlink>
-      <w:r>
-        <w:rPr>
-          <w:lang w:val="ar_AE" w:bidi="ar_AE"/>
-        </w:rPr>
-        <w:t xml:space="preserve">; </w:t>
-      </w:r>
-      <w:hyperlink r:id="rId18">
-        <w:r>
-          <w:rPr>
-            <w:lang w:val="ar_AE" w:bidi="ar_AE"/>
-          </w:rPr>
-          <w:rPr>
-            <w:color w:val="0000EE"/>
-            <w:u w:val="single"/>
-          </w:rPr>
-          <w:t>عبرانيين 13:4</w:t>
-        </w:r>
-      </w:hyperlink>
-      <w:r>
-        <w:rPr>
-          <w:lang w:val="ar_AE" w:bidi="ar_AE"/>
-        </w:rPr>
-        <w:t xml:space="preserve">; </w:t>
-      </w:r>
-      <w:hyperlink r:id="rId38">
-        <w:r>
-          <w:rPr>
-            <w:lang w:val="ar_AE" w:bidi="ar_AE"/>
-          </w:rPr>
-          <w:rPr>
-            <w:color w:val="0000EE"/>
-            <w:u w:val="single"/>
-          </w:rPr>
-          <w:t>1 بطرس 3:1–7</w:t>
-        </w:r>
-      </w:hyperlink>
-      <w:r>
-        <w:rPr>
-          <w:lang w:val="ar_AE" w:bidi="ar_AE"/>
-        </w:rPr>
-      </w:r>
-      <w:r>
-        <w:rPr>
-          <w:lang w:val="ar_AE" w:bidi="ar_AE"/>
-        </w:rPr>
+          <w:t>دانيآل 9: 25–26</w:t>
+        </w:r>
+      </w:hyperlink>
+      <w:r>
+        <w:rPr>
+          <w:lang w:val="ar_AE" w:bidi="ar_AE"/>
+        </w:rPr>
+        <w:t>). أو ربما حدث ذلك في منتصف السنة السبعين (</w:t>
+      </w:r>
+      <w:hyperlink r:id="rId21">
+        <w:r>
+          <w:rPr>
+            <w:lang w:val="ar_AE" w:bidi="ar_AE"/>
+          </w:rPr>
+          <w:rPr>
+            <w:color w:val="0000EE"/>
+            <w:u w:val="single"/>
+          </w:rPr>
+          <w:t>9: 27</w:t>
+        </w:r>
+      </w:hyperlink>
+      <w:r>
+        <w:rPr>
+          <w:lang w:val="ar_AE" w:bidi="ar_AE"/>
+        </w:rPr>
+        <w:t>).</w:t>
+        <w:br/>
+      </w:r>
+      <w:r>
+        <w:rPr>
+          <w:lang w:val="ar_AE" w:bidi="ar_AE"/>
+        </w:rPr>
+        <w:t xml:space="preserve">هذان الخياران يؤثران في الكيفية التي ينتهي بها السبعون أسبوعًا. فبحسب الخيار الأول، السبعون أسبوعًا هو حدثٌ مستقبليٌّ لم يتحقق بعد. وبحسب الخيار الثاني، انتهى السبعون أسبوعًا عندما أخرب الرومان أورشليم والهيكل في عام 70 م. فإذا كان مرسوم كورش هو نقطة البداية، فإن السنوات التي يبلغ عددها 490 سنة ستكون رمزية. أما إذا كان المرسوم الذي أُعطِي لنحميا في عام 445 ق.م. من أجل إعادة بناء المدينة هو نقطة البداية، فإن نحو 483 سنة (حاصل ضرب 69 في 7 سنوات) ستكون قد مرت بين ذلك التاريخ وموت يسوع في عام 30 أو 33 م (انظر </w:t>
+      </w:r>
+      <w:hyperlink r:id="rId30">
+        <w:r>
+          <w:rPr>
+            <w:lang w:val="ar_AE" w:bidi="ar_AE"/>
+          </w:rPr>
+          <w:rPr>
+            <w:color w:val="0000EE"/>
+            <w:u w:val="single"/>
+          </w:rPr>
+          <w:t>نحميا 2: 1؛</w:t>
+        </w:r>
+      </w:hyperlink>
+      <w:r>
+        <w:rPr>
+          <w:lang w:val="ar_AE" w:bidi="ar_AE"/>
+        </w:rPr>
+        <w:t xml:space="preserve"> </w:t>
+      </w:r>
+      <w:hyperlink r:id="rId15">
+        <w:r>
+          <w:rPr>
+            <w:lang w:val="ar_AE" w:bidi="ar_AE"/>
+          </w:rPr>
+          <w:rPr>
+            <w:color w:val="0000EE"/>
+            <w:u w:val="single"/>
+          </w:rPr>
+          <w:t>دانيآل 9: 25</w:t>
+        </w:r>
+      </w:hyperlink>
+      <w:r>
+        <w:rPr>
+          <w:lang w:val="ar_AE" w:bidi="ar_AE"/>
+        </w:rPr>
+        <w:t>).</w:t>
+        <w:br/>
+      </w:r>
+      <w:r>
+        <w:rPr>
+          <w:lang w:val="ar_AE" w:bidi="ar_AE"/>
+        </w:rPr>
+        <w:t>لدى اللاهوتيين والمفسرين طريقتان مختلفتان لتفسير الأسبوع السبعين المكوَّن من سبع سنوات:</w:t>
       </w:r>
     </w:p>
     <w:p>
       <w:pPr>
+        <w:pStyle w:val="ListNumber"/>
         <w:bidi/>
-      </w:pPr>
-      <w:r>
-        <w:rPr>
-          <w:lang w:val="ar_AE" w:bidi="ar_AE"/>
-        </w:rPr>
+        <w:spacing w:line="240" w:lineRule="auto"/>
+        <w:ind w:left="1440"/>
+      </w:pPr>
+      <w:r>
+        <w:rPr>
+          <w:lang w:val="ar_AE" w:bidi="ar_AE"/>
+        </w:rPr>
+      </w:r>
+      <w:r>
+        <w:rPr>
+          <w:lang w:val="ar_AE" w:bidi="ar_AE"/>
+        </w:rPr>
+        <w:t>الأسبوع السبعون لم يأتِ بعد</w:t>
+      </w:r>
+      <w:r>
+        <w:rPr>
+          <w:i/>
+          <w:lang w:val="ar_AE" w:bidi="ar_AE"/>
+        </w:rPr>
+        <w:t>.</w:t>
+      </w:r>
+      <w:r>
+        <w:rPr>
+          <w:lang w:val="ar_AE" w:bidi="ar_AE"/>
+        </w:rPr>
+        <w:t xml:space="preserve"> يعتقد العديد من المفسرين أن موت يسوع حدث في نهاية الأسبوع التاسع والستين، ويرون أن الأسبوع السبعين لم يأتِ بعد. يعني ذلك أنه توجد فجوة زمنية كبيرة بين الأسبوع التاسع والستين والأسبوع السبعين. ولا يزال الأسبوع السبعون مستقبليًّا، وهو مرتبط بحُكم ضد المسيح خلال الضيقات الأخيرة (فترة الضيقة) في نهاية الزمان (انظر 2</w:t>
+      </w:r>
+      <w:hyperlink r:id="rId31">
+        <w:r>
+          <w:rPr>
+            <w:lang w:val="ar_AE" w:bidi="ar_AE"/>
+          </w:rPr>
+          <w:rPr>
+            <w:color w:val="0000EE"/>
+            <w:u w:val="single"/>
+          </w:rPr>
+          <w:t>تسالونيكي 2: 3–12؛</w:t>
+        </w:r>
+      </w:hyperlink>
+      <w:r>
+        <w:rPr>
+          <w:lang w:val="ar_AE" w:bidi="ar_AE"/>
+        </w:rPr>
+        <w:t xml:space="preserve"> </w:t>
+      </w:r>
+      <w:hyperlink r:id="rId32">
+        <w:r>
+          <w:rPr>
+            <w:lang w:val="ar_AE" w:bidi="ar_AE"/>
+          </w:rPr>
+          <w:rPr>
+            <w:color w:val="0000EE"/>
+            <w:u w:val="single"/>
+          </w:rPr>
+          <w:t>1يوحنا 2: 18–22؛</w:t>
+        </w:r>
+      </w:hyperlink>
+      <w:r>
+        <w:rPr>
+          <w:lang w:val="ar_AE" w:bidi="ar_AE"/>
+        </w:rPr>
+        <w:t xml:space="preserve"> </w:t>
+      </w:r>
+      <w:hyperlink r:id="rId33">
+        <w:r>
+          <w:rPr>
+            <w:lang w:val="ar_AE" w:bidi="ar_AE"/>
+          </w:rPr>
+          <w:rPr>
+            <w:color w:val="0000EE"/>
+            <w:u w:val="single"/>
+          </w:rPr>
+          <w:t>4: 3؛</w:t>
+        </w:r>
+      </w:hyperlink>
+      <w:r>
+        <w:rPr>
+          <w:lang w:val="ar_AE" w:bidi="ar_AE"/>
+        </w:rPr>
+        <w:t xml:space="preserve"> </w:t>
+      </w:r>
+      <w:hyperlink r:id="rId34">
+        <w:r>
+          <w:rPr>
+            <w:lang w:val="ar_AE" w:bidi="ar_AE"/>
+          </w:rPr>
+          <w:rPr>
+            <w:color w:val="0000EE"/>
+            <w:u w:val="single"/>
+          </w:rPr>
+          <w:t>2يوحنا 1: 7؛</w:t>
+        </w:r>
+      </w:hyperlink>
+      <w:r>
+        <w:rPr>
+          <w:lang w:val="ar_AE" w:bidi="ar_AE"/>
+        </w:rPr>
+        <w:t xml:space="preserve"> </w:t>
+      </w:r>
+      <w:hyperlink r:id="rId35">
+        <w:r>
+          <w:rPr>
+            <w:lang w:val="ar_AE" w:bidi="ar_AE"/>
+          </w:rPr>
+          <w:rPr>
+            <w:color w:val="0000EE"/>
+            <w:u w:val="single"/>
+          </w:rPr>
+          <w:t>رؤيا 13: 1،</w:t>
+        </w:r>
+      </w:hyperlink>
+      <w:r>
+        <w:rPr>
+          <w:lang w:val="ar_AE" w:bidi="ar_AE"/>
+        </w:rPr>
+        <w:t xml:space="preserve"> </w:t>
+      </w:r>
+      <w:hyperlink r:id="rId36">
+        <w:r>
+          <w:rPr>
+            <w:lang w:val="ar_AE" w:bidi="ar_AE"/>
+          </w:rPr>
+          <w:rPr>
+            <w:color w:val="0000EE"/>
+            <w:u w:val="single"/>
+          </w:rPr>
+          <w:t>5؛</w:t>
+        </w:r>
+      </w:hyperlink>
+      <w:r>
+        <w:rPr>
+          <w:lang w:val="ar_AE" w:bidi="ar_AE"/>
+        </w:rPr>
+        <w:t xml:space="preserve"> </w:t>
+      </w:r>
+      <w:hyperlink r:id="rId37">
+        <w:r>
+          <w:rPr>
+            <w:lang w:val="ar_AE" w:bidi="ar_AE"/>
+          </w:rPr>
+          <w:rPr>
+            <w:color w:val="0000EE"/>
+            <w:u w:val="single"/>
+          </w:rPr>
+          <w:t>16: 13–14؛</w:t>
+        </w:r>
+      </w:hyperlink>
+      <w:r>
+        <w:rPr>
+          <w:lang w:val="ar_AE" w:bidi="ar_AE"/>
+        </w:rPr>
+        <w:t xml:space="preserve"> </w:t>
+      </w:r>
+      <w:hyperlink r:id="rId38">
+        <w:r>
+          <w:rPr>
+            <w:lang w:val="ar_AE" w:bidi="ar_AE"/>
+          </w:rPr>
+          <w:rPr>
+            <w:color w:val="0000EE"/>
+            <w:u w:val="single"/>
+          </w:rPr>
+          <w:t>17: 11؛</w:t>
+        </w:r>
+      </w:hyperlink>
+      <w:r>
+        <w:rPr>
+          <w:lang w:val="ar_AE" w:bidi="ar_AE"/>
+        </w:rPr>
+        <w:t xml:space="preserve"> </w:t>
+      </w:r>
+      <w:hyperlink r:id="rId39">
+        <w:r>
+          <w:rPr>
+            <w:lang w:val="ar_AE" w:bidi="ar_AE"/>
+          </w:rPr>
+          <w:rPr>
+            <w:color w:val="0000EE"/>
+            <w:u w:val="single"/>
+          </w:rPr>
+          <w:t>19: 20–21؛</w:t>
+        </w:r>
+      </w:hyperlink>
+      <w:r>
+        <w:rPr>
+          <w:lang w:val="ar_AE" w:bidi="ar_AE"/>
+        </w:rPr>
+        <w:t xml:space="preserve"> </w:t>
+      </w:r>
+      <w:hyperlink r:id="rId40">
+        <w:r>
+          <w:rPr>
+            <w:lang w:val="ar_AE" w:bidi="ar_AE"/>
+          </w:rPr>
+          <w:rPr>
+            <w:color w:val="0000EE"/>
+            <w:u w:val="single"/>
+          </w:rPr>
+          <w:t>20: 10</w:t>
+        </w:r>
+      </w:hyperlink>
+      <w:r>
+        <w:rPr>
+          <w:lang w:val="ar_AE" w:bidi="ar_AE"/>
+        </w:rPr>
+        <w:t>).</w:t>
       </w:r>
     </w:p>
     <w:p>
       <w:pPr>
+        <w:pStyle w:val="ListNumber"/>
+        <w:bidi/>
+        <w:spacing w:line="240" w:lineRule="auto"/>
+        <w:ind w:left="1440"/>
+      </w:pPr>
+      <w:r>
+        <w:rPr>
+          <w:lang w:val="ar_AE" w:bidi="ar_AE"/>
+        </w:rPr>
+      </w:r>
+      <w:r>
+        <w:rPr>
+          <w:lang w:val="ar_AE" w:bidi="ar_AE"/>
+        </w:rPr>
+        <w:t>اكتمل الأسبوع السبعون عندما أخرب الرومان أورشليم والهيكل</w:t>
+      </w:r>
+      <w:r>
+        <w:rPr>
+          <w:i/>
+          <w:lang w:val="ar_AE" w:bidi="ar_AE"/>
+        </w:rPr>
+        <w:t>.</w:t>
+      </w:r>
+      <w:r>
+        <w:rPr>
+          <w:lang w:val="ar_AE" w:bidi="ar_AE"/>
+        </w:rPr>
+        <w:t xml:space="preserve"> يعتقد بعض المفسرين أن السبعين أسبوعًا انتهت بمجيء يسوع، وموته، وقيامته، وخراب أورشليم والهيكل في عام 70م.</w:t>
+        <w:br/>
+      </w:r>
+      <w:r>
+        <w:rPr>
+          <w:lang w:val="ar_AE" w:bidi="ar_AE"/>
+        </w:rPr>
+        <w:t>وفقًا لهذا الرأي، بدأ يسوع خدمته في نهاية الأسبوع التاسع والستين، أي نحو عام 28 م، واستمرت خدمته مدة نحو ثلاث سنوات ونصف، ثم مات في منتصف الأسبوع السبعين. وانتهى النصف الثاني المتبقي من الأسبوع السبعين عندما أخرب "الرئيس" (واحد أو أكثر من القادة الرومان) أورشليم وهيكلها في عام 70م. ويستمر الصراع والمعاناة بين شعب الله ومملكة العالم حتى النهاية. ثم عندئذ، سيأتي يسوع ثانية، ويدين الأشرار، ويؤسس مملكته.</w:t>
+      </w:r>
+    </w:p>
+    <w:p>
+      <w:pPr>
+        <w:bidi/>
+      </w:pPr>
+      <w:r>
+        <w:rPr>
+          <w:lang w:val="ar_AE" w:bidi="ar_AE"/>
+        </w:rPr>
+      </w:r>
+      <w:r>
+        <w:rPr>
+          <w:u w:val="single"/>
+          <w:lang w:val="ar_AE" w:bidi="ar_AE"/>
+        </w:rPr>
+        <w:t>نصوص كتابية لمزيد من الدراسة</w:t>
+      </w:r>
+    </w:p>
+    <w:p>
+      <w:pPr>
+        <w:bidi/>
+      </w:pPr>
+      <w:r>
+        <w:rPr>
+          <w:lang w:val="ar_AE" w:bidi="ar_AE"/>
+        </w:rPr>
+      </w:r>
+      <w:hyperlink r:id="rId41">
+        <w:r>
+          <w:rPr>
+            <w:lang w:val="ar_AE" w:bidi="ar_AE"/>
+          </w:rPr>
+          <w:rPr>
+            <w:color w:val="0000EE"/>
+            <w:u w:val="single"/>
+          </w:rPr>
+          <w:t>دانيال 7: 8،</w:t>
+        </w:r>
+      </w:hyperlink>
+      <w:r>
+        <w:rPr>
+          <w:lang w:val="ar_AE" w:bidi="ar_AE"/>
+        </w:rPr>
+        <w:t xml:space="preserve"> </w:t>
+      </w:r>
+      <w:hyperlink r:id="rId42">
+        <w:r>
+          <w:rPr>
+            <w:lang w:val="ar_AE" w:bidi="ar_AE"/>
+          </w:rPr>
+          <w:rPr>
+            <w:color w:val="0000EE"/>
+            <w:u w:val="single"/>
+          </w:rPr>
+          <w:t>11،</w:t>
+        </w:r>
+      </w:hyperlink>
+      <w:r>
+        <w:rPr>
+          <w:lang w:val="ar_AE" w:bidi="ar_AE"/>
+        </w:rPr>
+        <w:t xml:space="preserve"> </w:t>
+      </w:r>
+      <w:hyperlink r:id="rId43">
+        <w:r>
+          <w:rPr>
+            <w:lang w:val="ar_AE" w:bidi="ar_AE"/>
+          </w:rPr>
+          <w:rPr>
+            <w:color w:val="0000EE"/>
+            <w:u w:val="single"/>
+          </w:rPr>
+          <w:t>20–21،</w:t>
+        </w:r>
+      </w:hyperlink>
+      <w:r>
+        <w:rPr>
+          <w:lang w:val="ar_AE" w:bidi="ar_AE"/>
+        </w:rPr>
+        <w:t xml:space="preserve"> </w:t>
+      </w:r>
+      <w:hyperlink r:id="rId44">
+        <w:r>
+          <w:rPr>
+            <w:lang w:val="ar_AE" w:bidi="ar_AE"/>
+          </w:rPr>
+          <w:rPr>
+            <w:color w:val="0000EE"/>
+            <w:u w:val="single"/>
+          </w:rPr>
+          <w:t>24–27؛</w:t>
+        </w:r>
+      </w:hyperlink>
+      <w:r>
+        <w:rPr>
+          <w:lang w:val="ar_AE" w:bidi="ar_AE"/>
+        </w:rPr>
+        <w:t xml:space="preserve"> </w:t>
+      </w:r>
+      <w:hyperlink r:id="rId45">
+        <w:r>
+          <w:rPr>
+            <w:lang w:val="ar_AE" w:bidi="ar_AE"/>
+          </w:rPr>
+          <w:rPr>
+            <w:color w:val="0000EE"/>
+            <w:u w:val="single"/>
+          </w:rPr>
+          <w:t>8: 9–14؛</w:t>
+        </w:r>
+      </w:hyperlink>
+      <w:r>
+        <w:rPr>
+          <w:lang w:val="ar_AE" w:bidi="ar_AE"/>
+        </w:rPr>
+        <w:t xml:space="preserve"> </w:t>
+      </w:r>
+      <w:hyperlink r:id="rId13">
+        <w:r>
+          <w:rPr>
+            <w:lang w:val="ar_AE" w:bidi="ar_AE"/>
+          </w:rPr>
+          <w:rPr>
+            <w:color w:val="0000EE"/>
+            <w:u w:val="single"/>
+          </w:rPr>
+          <w:t>9: 24–27؛</w:t>
+        </w:r>
+      </w:hyperlink>
+      <w:r>
+        <w:rPr>
+          <w:lang w:val="ar_AE" w:bidi="ar_AE"/>
+        </w:rPr>
+        <w:t xml:space="preserve"> </w:t>
+      </w:r>
+      <w:hyperlink r:id="rId46">
+        <w:r>
+          <w:rPr>
+            <w:lang w:val="ar_AE" w:bidi="ar_AE"/>
+          </w:rPr>
+          <w:rPr>
+            <w:color w:val="0000EE"/>
+            <w:u w:val="single"/>
+          </w:rPr>
+          <w:t>11: 29–31،</w:t>
+        </w:r>
+      </w:hyperlink>
+      <w:r>
+        <w:rPr>
+          <w:lang w:val="ar_AE" w:bidi="ar_AE"/>
+        </w:rPr>
+        <w:t xml:space="preserve"> </w:t>
+      </w:r>
+      <w:hyperlink r:id="rId47">
+        <w:r>
+          <w:rPr>
+            <w:lang w:val="ar_AE" w:bidi="ar_AE"/>
+          </w:rPr>
+          <w:rPr>
+            <w:color w:val="0000EE"/>
+            <w:u w:val="single"/>
+          </w:rPr>
+          <w:t>40–45؛</w:t>
+        </w:r>
+      </w:hyperlink>
+      <w:r>
+        <w:rPr>
+          <w:lang w:val="ar_AE" w:bidi="ar_AE"/>
+        </w:rPr>
+        <w:t xml:space="preserve"> </w:t>
+      </w:r>
+      <w:hyperlink r:id="rId48">
+        <w:r>
+          <w:rPr>
+            <w:lang w:val="ar_AE" w:bidi="ar_AE"/>
+          </w:rPr>
+          <w:rPr>
+            <w:color w:val="0000EE"/>
+            <w:u w:val="single"/>
+          </w:rPr>
+          <w:t>12: 7،</w:t>
+        </w:r>
+      </w:hyperlink>
+      <w:r>
+        <w:rPr>
+          <w:lang w:val="ar_AE" w:bidi="ar_AE"/>
+        </w:rPr>
+        <w:t xml:space="preserve"> </w:t>
+      </w:r>
+      <w:hyperlink r:id="rId49">
+        <w:r>
+          <w:rPr>
+            <w:lang w:val="ar_AE" w:bidi="ar_AE"/>
+          </w:rPr>
+          <w:rPr>
+            <w:color w:val="0000EE"/>
+            <w:u w:val="single"/>
+          </w:rPr>
+          <w:t>11؛</w:t>
+        </w:r>
+      </w:hyperlink>
+      <w:r>
+        <w:rPr>
+          <w:lang w:val="ar_AE" w:bidi="ar_AE"/>
+        </w:rPr>
+        <w:t xml:space="preserve"> </w:t>
+      </w:r>
+      <w:hyperlink r:id="rId31">
+        <w:r>
+          <w:rPr>
+            <w:lang w:val="ar_AE" w:bidi="ar_AE"/>
+          </w:rPr>
+          <w:rPr>
+            <w:color w:val="0000EE"/>
+            <w:u w:val="single"/>
+          </w:rPr>
+          <w:t>2تسالونيكي 2: 3–12؛</w:t>
+        </w:r>
+      </w:hyperlink>
+      <w:r>
+        <w:rPr>
+          <w:lang w:val="ar_AE" w:bidi="ar_AE"/>
+        </w:rPr>
+        <w:t xml:space="preserve"> </w:t>
+      </w:r>
+      <w:hyperlink r:id="rId32">
+        <w:r>
+          <w:rPr>
+            <w:lang w:val="ar_AE" w:bidi="ar_AE"/>
+          </w:rPr>
+          <w:rPr>
+            <w:color w:val="0000EE"/>
+            <w:u w:val="single"/>
+          </w:rPr>
+          <w:t>1يوحنا 2: 18–22؛</w:t>
+        </w:r>
+      </w:hyperlink>
+      <w:r>
+        <w:rPr>
+          <w:lang w:val="ar_AE" w:bidi="ar_AE"/>
+        </w:rPr>
+        <w:t xml:space="preserve"> </w:t>
+      </w:r>
+      <w:hyperlink r:id="rId33">
+        <w:r>
+          <w:rPr>
+            <w:lang w:val="ar_AE" w:bidi="ar_AE"/>
+          </w:rPr>
+          <w:rPr>
+            <w:color w:val="0000EE"/>
+            <w:u w:val="single"/>
+          </w:rPr>
+          <w:t>4: 3؛</w:t>
+        </w:r>
+      </w:hyperlink>
+      <w:r>
+        <w:rPr>
+          <w:lang w:val="ar_AE" w:bidi="ar_AE"/>
+        </w:rPr>
+        <w:t xml:space="preserve"> </w:t>
+      </w:r>
+      <w:hyperlink r:id="rId34">
+        <w:r>
+          <w:rPr>
+            <w:lang w:val="ar_AE" w:bidi="ar_AE"/>
+          </w:rPr>
+          <w:rPr>
+            <w:color w:val="0000EE"/>
+            <w:u w:val="single"/>
+          </w:rPr>
+          <w:t>2يوحنا 1: 7؛</w:t>
+        </w:r>
+      </w:hyperlink>
+      <w:r>
+        <w:rPr>
+          <w:lang w:val="ar_AE" w:bidi="ar_AE"/>
+        </w:rPr>
+        <w:t xml:space="preserve"> </w:t>
+      </w:r>
+      <w:hyperlink r:id="rId35">
+        <w:r>
+          <w:rPr>
+            <w:lang w:val="ar_AE" w:bidi="ar_AE"/>
+          </w:rPr>
+          <w:rPr>
+            <w:color w:val="0000EE"/>
+            <w:u w:val="single"/>
+          </w:rPr>
+          <w:t>رؤيا 13: 1،</w:t>
+        </w:r>
+      </w:hyperlink>
+      <w:r>
+        <w:rPr>
+          <w:lang w:val="ar_AE" w:bidi="ar_AE"/>
+        </w:rPr>
+        <w:t xml:space="preserve"> </w:t>
+      </w:r>
+      <w:hyperlink r:id="rId36">
+        <w:r>
+          <w:rPr>
+            <w:lang w:val="ar_AE" w:bidi="ar_AE"/>
+          </w:rPr>
+          <w:rPr>
+            <w:color w:val="0000EE"/>
+            <w:u w:val="single"/>
+          </w:rPr>
+          <w:t>5؛</w:t>
+        </w:r>
+      </w:hyperlink>
+      <w:r>
+        <w:rPr>
+          <w:lang w:val="ar_AE" w:bidi="ar_AE"/>
+        </w:rPr>
+        <w:t xml:space="preserve"> </w:t>
+      </w:r>
+      <w:hyperlink r:id="rId37">
+        <w:r>
+          <w:rPr>
+            <w:lang w:val="ar_AE" w:bidi="ar_AE"/>
+          </w:rPr>
+          <w:rPr>
+            <w:color w:val="0000EE"/>
+            <w:u w:val="single"/>
+          </w:rPr>
+          <w:t>16: 13–14؛</w:t>
+        </w:r>
+      </w:hyperlink>
+      <w:r>
+        <w:rPr>
+          <w:lang w:val="ar_AE" w:bidi="ar_AE"/>
+        </w:rPr>
+        <w:t xml:space="preserve"> </w:t>
+      </w:r>
+      <w:hyperlink r:id="rId38">
+        <w:r>
+          <w:rPr>
+            <w:lang w:val="ar_AE" w:bidi="ar_AE"/>
+          </w:rPr>
+          <w:rPr>
+            <w:color w:val="0000EE"/>
+            <w:u w:val="single"/>
+          </w:rPr>
+          <w:t>17: 11؛</w:t>
+        </w:r>
+      </w:hyperlink>
+      <w:r>
+        <w:rPr>
+          <w:lang w:val="ar_AE" w:bidi="ar_AE"/>
+        </w:rPr>
+        <w:t xml:space="preserve"> </w:t>
+      </w:r>
+      <w:hyperlink r:id="rId39">
+        <w:r>
+          <w:rPr>
+            <w:lang w:val="ar_AE" w:bidi="ar_AE"/>
+          </w:rPr>
+          <w:rPr>
+            <w:color w:val="0000EE"/>
+            <w:u w:val="single"/>
+          </w:rPr>
+          <w:t>19: 20–21؛</w:t>
+        </w:r>
+      </w:hyperlink>
+      <w:r>
+        <w:rPr>
+          <w:lang w:val="ar_AE" w:bidi="ar_AE"/>
+        </w:rPr>
+        <w:t xml:space="preserve"> </w:t>
+      </w:r>
+      <w:hyperlink r:id="rId40">
+        <w:r>
+          <w:rPr>
+            <w:lang w:val="ar_AE" w:bidi="ar_AE"/>
+          </w:rPr>
+          <w:rPr>
+            <w:color w:val="0000EE"/>
+            <w:u w:val="single"/>
+          </w:rPr>
+          <w:t>20: 10</w:t>
+        </w:r>
+      </w:hyperlink>
+      <w:r>
+        <w:rPr>
+          <w:lang w:val="ar_AE" w:bidi="ar_AE"/>
+        </w:rPr>
+      </w:r>
+      <w:r>
+        <w:rPr>
+          <w:lang w:val="ar_AE" w:bidi="ar_AE"/>
+        </w:rPr>
+      </w:r>
+    </w:p>
+    <w:p>
+      <w:pPr>
+        <w:bidi/>
+      </w:pPr>
+      <w:r>
+        <w:rPr>
+          <w:lang w:val="ar_AE" w:bidi="ar_AE"/>
+        </w:rPr>
+      </w:r>
+    </w:p>
+    <w:p>
+      <w:pPr>
         <w:pStyle w:val="Heading2"/>
         <w:bidi/>
       </w:pPr>
@@ -896,7 +1390,7 @@
         <w:rPr>
           <w:lang w:val="ar_AE" w:bidi="ar_AE"/>
         </w:rPr>
-        <w:t>الزواج والجنس</w:t>
+        <w:t>السيادة الإلهية والمسؤولية البشرية</w:t>
       </w:r>
       <w:r>
         <w:rPr>
@@ -917,43 +1411,37 @@
         <w:rPr>
           <w:lang w:val="ar_AE" w:bidi="ar_AE"/>
         </w:rPr>
-        <w:t>يعتبر الكتاب المقدس الزواج مقدسًا منذ البداية، ويُعد التعبير الجنسي جزءًا مهمًا منه (</w:t>
-      </w:r>
-      <w:hyperlink r:id="rId39">
-        <w:r>
-          <w:rPr>
-            <w:lang w:val="ar_AE" w:bidi="ar_AE"/>
-          </w:rPr>
-          <w:rPr>
-            <w:color w:val="0000EE"/>
-            <w:u w:val="single"/>
-          </w:rPr>
-          <w:t>تكوين 2:23–25</w:t>
-        </w:r>
-      </w:hyperlink>
-      <w:r>
-        <w:rPr>
-          <w:lang w:val="ar_AE" w:bidi="ar_AE"/>
-        </w:rPr>
-        <w:t>). تسببت الخطية البشرية الأولى في حدوث اضطراب في جميع العلاقات، أولاً بين الله والبشر، ثم بين الرجل وزوجته، وحتى بين الإنسان والخليقة (</w:t>
-      </w:r>
-      <w:hyperlink r:id="rId40">
-        <w:r>
-          <w:rPr>
-            <w:lang w:val="ar_AE" w:bidi="ar_AE"/>
-          </w:rPr>
-          <w:rPr>
-            <w:color w:val="0000EE"/>
-            <w:u w:val="single"/>
-          </w:rPr>
-          <w:t>تكوين 3</w:t>
-        </w:r>
-      </w:hyperlink>
-      <w:r>
-        <w:rPr>
-          <w:lang w:val="ar_AE" w:bidi="ar_AE"/>
-        </w:rPr>
-        <w:t>). ظهر الانقسام بين آدم وحواء في شعورهما باختلاف نوعهما جنسيًا، فلم يعدا بإمكانهما أن يكونا عراة في الجنة دون أن يشعرا بالخجل.</w:t>
+        <w:t xml:space="preserve">يُظهر الكتاب المقدس أن كل شيء تحت سيطرة الله. وبعبارة أخرى، الله هو السيد على كل شيء. فعلى سبيل المثال، المطر يسقط على كل من الناس </w:t>
+      </w:r>
+      <w:r>
+        <w:rPr>
+          <w:lang w:val="ar_AE" w:bidi="ar_AE"/>
+        </w:rPr>
+        <w:t>ٱلْأَبْرَارِ وَٱلظَّالِمِينَ</w:t>
+      </w:r>
+      <w:r>
+        <w:rPr>
+          <w:lang w:val="ar_AE" w:bidi="ar_AE"/>
+        </w:rPr>
+        <w:t xml:space="preserve"> كجزء من خطة الله (</w:t>
+      </w:r>
+      <w:hyperlink r:id="rId50">
+        <w:r>
+          <w:rPr>
+            <w:lang w:val="ar_AE" w:bidi="ar_AE"/>
+          </w:rPr>
+          <w:rPr>
+            <w:color w:val="0000EE"/>
+            <w:u w:val="single"/>
+          </w:rPr>
+          <w:t>متى 5:45</w:t>
+        </w:r>
+      </w:hyperlink>
+      <w:r>
+        <w:rPr>
+          <w:lang w:val="ar_AE" w:bidi="ar_AE"/>
+        </w:rPr>
+        <w:t>).</w:t>
       </w:r>
     </w:p>
     <w:p>
@@ -969,18 +1457,18 @@
         <w:rPr>
           <w:lang w:val="ar_AE" w:bidi="ar_AE"/>
         </w:rPr>
-        <w:t>في سفر الأمثال، ينصح المعلم الحكيم الشباب غالبًا بتجنب الإغراءات الجنسية خارج إطار الزواج (</w:t>
-      </w:r>
-      <w:hyperlink r:id="rId41">
-        <w:r>
-          <w:rPr>
-            <w:lang w:val="ar_AE" w:bidi="ar_AE"/>
-          </w:rPr>
-          <w:rPr>
-            <w:color w:val="0000EE"/>
-            <w:u w:val="single"/>
-          </w:rPr>
-          <w:t>الأمثال 2:16–22</w:t>
+        <w:t xml:space="preserve">لكن الله ليس مسؤولًا عن خطايانا، فهي نابعة من رغباتنا نحن، ولذلك فنحن المسؤولون عنها. ويُظهر الكتاب المقدس أن للناس حرية الاختيار بين اتباع الله أو رفضه (انظر، على سبيل المثال، </w:t>
+      </w:r>
+      <w:hyperlink r:id="rId51">
+        <w:r>
+          <w:rPr>
+            <w:lang w:val="ar_AE" w:bidi="ar_AE"/>
+          </w:rPr>
+          <w:rPr>
+            <w:color w:val="0000EE"/>
+            <w:u w:val="single"/>
+          </w:rPr>
+          <w:t>تثنية 30:1–20</w:t>
         </w:r>
       </w:hyperlink>
       <w:r>
@@ -989,16 +1477,16 @@
         </w:rPr>
         <w:t xml:space="preserve">؛ </w:t>
       </w:r>
-      <w:hyperlink r:id="rId42">
-        <w:r>
-          <w:rPr>
-            <w:lang w:val="ar_AE" w:bidi="ar_AE"/>
-          </w:rPr>
-          <w:rPr>
-            <w:color w:val="0000EE"/>
-            <w:u w:val="single"/>
-          </w:rPr>
-          <w:t>5:1–23</w:t>
+      <w:hyperlink r:id="rId52">
+        <w:r>
+          <w:rPr>
+            <w:lang w:val="ar_AE" w:bidi="ar_AE"/>
+          </w:rPr>
+          <w:rPr>
+            <w:color w:val="0000EE"/>
+            <w:u w:val="single"/>
+          </w:rPr>
+          <w:t>يشوع 24:15</w:t>
         </w:r>
       </w:hyperlink>
       <w:r>
@@ -1007,41 +1495,41 @@
         </w:rPr>
         <w:t xml:space="preserve">؛ </w:t>
       </w:r>
-      <w:hyperlink r:id="rId43">
-        <w:r>
-          <w:rPr>
-            <w:lang w:val="ar_AE" w:bidi="ar_AE"/>
-          </w:rPr>
-          <w:rPr>
-            <w:color w:val="0000EE"/>
-            <w:u w:val="single"/>
-          </w:rPr>
-          <w:t>6:20–7:27</w:t>
-        </w:r>
-      </w:hyperlink>
-      <w:r>
-        <w:rPr>
-          <w:lang w:val="ar_AE" w:bidi="ar_AE"/>
-        </w:rPr>
-        <w:t>). وعلى الرغم من أن الشاب قد يجد نساء أخريات جذابات، إلا أن الانجراف وراء هذه الإغراءات يمكن أن يؤدي إلى عواقب وخيمة، فقد تتعرض أهدافه العائلية والمهنية للتدمير. ولهذا يشجّع سفر الأمثال الرجال ببناء علاقة قوية مع زوجاتهم. كما يشجع الكتاب المقدس الرجال أن تكون علاقتهم الزوجية صحّية بدلاً من الانخراط وراء علاقات أخرى (</w:t>
-      </w:r>
-      <w:hyperlink r:id="rId44">
-        <w:r>
-          <w:rPr>
-            <w:lang w:val="ar_AE" w:bidi="ar_AE"/>
-          </w:rPr>
-          <w:rPr>
-            <w:color w:val="0000EE"/>
-            <w:u w:val="single"/>
-          </w:rPr>
-          <w:t>5:15–20</w:t>
-        </w:r>
-      </w:hyperlink>
-      <w:r>
-        <w:rPr>
-          <w:lang w:val="ar_AE" w:bidi="ar_AE"/>
-        </w:rPr>
-        <w:t>).</w:t>
+      <w:hyperlink r:id="rId53">
+        <w:r>
+          <w:rPr>
+            <w:lang w:val="ar_AE" w:bidi="ar_AE"/>
+          </w:rPr>
+          <w:rPr>
+            <w:color w:val="0000EE"/>
+            <w:u w:val="single"/>
+          </w:rPr>
+          <w:t>يوحنا 1:12</w:t>
+        </w:r>
+      </w:hyperlink>
+      <w:r>
+        <w:rPr>
+          <w:lang w:val="ar_AE" w:bidi="ar_AE"/>
+        </w:rPr>
+        <w:t xml:space="preserve">؛ </w:t>
+      </w:r>
+      <w:hyperlink r:id="rId54">
+        <w:r>
+          <w:rPr>
+            <w:lang w:val="ar_AE" w:bidi="ar_AE"/>
+          </w:rPr>
+          <w:rPr>
+            <w:color w:val="0000EE"/>
+            <w:u w:val="single"/>
+          </w:rPr>
+          <w:t>رومية 10:9–13</w:t>
+        </w:r>
+      </w:hyperlink>
+      <w:r>
+        <w:rPr>
+          <w:lang w:val="ar_AE" w:bidi="ar_AE"/>
+        </w:rPr>
+        <w:t>)، فالله لا يُجبر الناس على الإيمان به.</w:t>
       </w:r>
     </w:p>
     <w:p>
@@ -1053,11 +1541,23 @@
           <w:lang w:val="ar_AE" w:bidi="ar_AE"/>
         </w:rPr>
       </w:r>
-      <w:r>
-        <w:rPr>
-          <w:lang w:val="ar_AE" w:bidi="ar_AE"/>
-        </w:rPr>
-        <w:t>رغم أن هذا الجزء من سفر الأمثال كُتب في الأساس لتعليم الشباب، إلا أن الجميع يمكنهم التأمل في هذه القضايا المتعلقة بالزواج والجنس. يشجّعنا سفر الأمثال على إدراك قُدسية وجمال المحبة الزوجية، كما أرادها الله، الخالق الحكيم.</w:t>
+      <w:hyperlink r:id="rId55">
+        <w:r>
+          <w:rPr>
+            <w:lang w:val="ar_AE" w:bidi="ar_AE"/>
+          </w:rPr>
+          <w:rPr>
+            <w:color w:val="0000EE"/>
+            <w:u w:val="single"/>
+          </w:rPr>
+          <w:t>حزقيال 14:9–11</w:t>
+        </w:r>
+      </w:hyperlink>
+      <w:r>
+        <w:rPr>
+          <w:lang w:val="ar_AE" w:bidi="ar_AE"/>
+        </w:rPr>
+        <w:t xml:space="preserve"> يصف موقفًا لافتًا، حيث يُضلّ الله نبيًا، ومع ذلك يظل النبي مسؤولًا عن أفعاله. يثير هذا سؤالًا صعبًا: كيف يمكن تفسير سيطرة الله على كل شيء، بينما يتخذ البشر خيارات شخصية يتحملون مسئوليتها ويُحاسبون عنها؟</w:t>
       </w:r>
     </w:p>
     <w:p>
@@ -1073,91 +1573,43 @@
         <w:rPr>
           <w:lang w:val="ar_AE" w:bidi="ar_AE"/>
         </w:rPr>
-        <w:t xml:space="preserve">يؤكد العهد الجديد أيضًا على قُدسية العلاقة الجنسية، وأن التعبير الصحيح عنها يكون داخل إطار الزواج. يشير يسوع إلى قصة الخليقة في سفر التكوين ليؤكد قصد الله في أن يدوم الزواج. فبعد أن اقتبس من </w:t>
-      </w:r>
-      <w:hyperlink r:id="rId45">
-        <w:r>
-          <w:rPr>
-            <w:lang w:val="ar_AE" w:bidi="ar_AE"/>
-          </w:rPr>
-          <w:rPr>
-            <w:color w:val="0000EE"/>
-            <w:u w:val="single"/>
-          </w:rPr>
-          <w:t>تكوين 2:24</w:t>
-        </w:r>
-      </w:hyperlink>
-      <w:r>
-        <w:rPr>
-          <w:lang w:val="ar_AE" w:bidi="ar_AE"/>
-        </w:rPr>
-        <w:t>، قال: "</w:t>
-      </w:r>
-      <w:r>
-        <w:rPr>
-          <w:lang w:val="ar_AE" w:bidi="ar_AE"/>
-        </w:rPr>
-        <w:t>إِذًا لَيْسَا بَعْدُ ٱثْنَيْنِ بَلْ جَسَدٌ وَاحِدٌ. فَٱلَّذِي جَمَعَهُ ٱللهُ لَا يُفَرِّقُهُ إِنْسَانٌ</w:t>
-      </w:r>
-      <w:r>
-        <w:rPr>
-          <w:lang w:val="ar_AE" w:bidi="ar_AE"/>
-        </w:rPr>
-        <w:t>" (</w:t>
-      </w:r>
-      <w:hyperlink r:id="rId46">
-        <w:r>
-          <w:rPr>
-            <w:lang w:val="ar_AE" w:bidi="ar_AE"/>
-          </w:rPr>
-          <w:rPr>
-            <w:color w:val="0000EE"/>
-            <w:u w:val="single"/>
-          </w:rPr>
-          <w:t>متّى 19:3–6</w:t>
-        </w:r>
-      </w:hyperlink>
-      <w:r>
-        <w:rPr>
-          <w:lang w:val="ar_AE" w:bidi="ar_AE"/>
-        </w:rPr>
-        <w:t>). ويتحدث الرسول بولس عن أهمية الحفاظ على العلاقة الجسدية بين الزوجين لتجنّب الإغراء من إبليس (</w:t>
-      </w:r>
-      <w:hyperlink r:id="rId47">
-        <w:r>
-          <w:rPr>
-            <w:lang w:val="ar_AE" w:bidi="ar_AE"/>
-          </w:rPr>
-          <w:rPr>
-            <w:color w:val="0000EE"/>
-            <w:u w:val="single"/>
-          </w:rPr>
-          <w:t>1 كورنثوس 7:3–5</w:t>
-        </w:r>
-      </w:hyperlink>
-      <w:r>
-        <w:rPr>
-          <w:lang w:val="ar_AE" w:bidi="ar_AE"/>
-        </w:rPr>
-        <w:t xml:space="preserve">). يريد الله من الذين يتزوجون أن يكونوا أمناء لبعضهم البعض، وأن يبتعدوا عن أي ممارسات جنسية تضر بالعلاقة المقدسة بينهما (انظر </w:t>
-      </w:r>
-      <w:hyperlink r:id="rId18">
-        <w:r>
-          <w:rPr>
-            <w:lang w:val="ar_AE" w:bidi="ar_AE"/>
-          </w:rPr>
-          <w:rPr>
-            <w:color w:val="0000EE"/>
-            <w:u w:val="single"/>
-          </w:rPr>
-          <w:t>عبرانيين 13:4</w:t>
-        </w:r>
-      </w:hyperlink>
-      <w:r>
-        <w:rPr>
-          <w:lang w:val="ar_AE" w:bidi="ar_AE"/>
-        </w:rPr>
-        <w:t>).</w:t>
+        <w:t xml:space="preserve">عندما سمح الله للأنبياء الكذبة أن يعلنوا رسائل غير صحيحة، كان يقدّم لهم ولمن يسمعونهم ما كانوا يرغبون فيه (انظر </w:t>
+      </w:r>
+      <w:hyperlink r:id="rId56">
+        <w:r>
+          <w:rPr>
+            <w:lang w:val="ar_AE" w:bidi="ar_AE"/>
+          </w:rPr>
+          <w:rPr>
+            <w:color w:val="0000EE"/>
+            <w:u w:val="single"/>
+          </w:rPr>
+          <w:t>2 تسالونيكي 2:11</w:t>
+        </w:r>
+      </w:hyperlink>
+      <w:r>
+        <w:rPr>
+          <w:lang w:val="ar_AE" w:bidi="ar_AE"/>
+        </w:rPr>
+        <w:t xml:space="preserve">). حتى النبي الكاذب لا يمكنه أن يُضلّ الناس إلا بإذن أو توجيه من الرب. وبدون سيادة الله وتدخله، كانوا سيختارون الأكاذيب على الحق ويعبدون "المخلوق دون الخالق" (انظر </w:t>
+      </w:r>
+      <w:hyperlink r:id="rId57">
+        <w:r>
+          <w:rPr>
+            <w:lang w:val="ar_AE" w:bidi="ar_AE"/>
+          </w:rPr>
+          <w:rPr>
+            <w:color w:val="0000EE"/>
+            <w:u w:val="single"/>
+          </w:rPr>
+          <w:t>رومية 1:18–25</w:t>
+        </w:r>
+      </w:hyperlink>
+      <w:r>
+        <w:rPr>
+          <w:lang w:val="ar_AE" w:bidi="ar_AE"/>
+        </w:rPr>
+        <w:t>). لقد سمح الله لهم أن يتبعوا شهوات قلوبهم الخاطئة.</w:t>
       </w:r>
     </w:p>
     <w:p>
@@ -1171,10 +1623,63 @@
       </w:r>
       <w:r>
         <w:rPr>
-          <w:u w:val="single"/>
-          <w:lang w:val="ar_AE" w:bidi="ar_AE"/>
-        </w:rPr>
-        <w:t>مقاطع لمزيد من الدراسة</w:t>
+          <w:lang w:val="ar_AE" w:bidi="ar_AE"/>
+        </w:rPr>
+        <w:t xml:space="preserve">ليس المدهش هو أن الله يترك بعض الخطاة في معتقداتهم الخاطئة، بل المدهش حقًا هو أنه ينقذ الخطاة. يغير رغباتهم بحيث يرغبون في فعل الخير لمجده (انظر </w:t>
+      </w:r>
+      <w:hyperlink r:id="rId58">
+        <w:r>
+          <w:rPr>
+            <w:lang w:val="ar_AE" w:bidi="ar_AE"/>
+          </w:rPr>
+          <w:rPr>
+            <w:color w:val="0000EE"/>
+            <w:u w:val="single"/>
+          </w:rPr>
+          <w:t>حزقيال 36:25–26</w:t>
+        </w:r>
+      </w:hyperlink>
+      <w:r>
+        <w:rPr>
+          <w:lang w:val="ar_AE" w:bidi="ar_AE"/>
+        </w:rPr>
+        <w:t xml:space="preserve">؛ </w:t>
+      </w:r>
+      <w:hyperlink r:id="rId59">
+        <w:r>
+          <w:rPr>
+            <w:lang w:val="ar_AE" w:bidi="ar_AE"/>
+          </w:rPr>
+          <w:rPr>
+            <w:color w:val="0000EE"/>
+            <w:u w:val="single"/>
+          </w:rPr>
+          <w:t>رومية 8:1–11</w:t>
+        </w:r>
+      </w:hyperlink>
+      <w:r>
+        <w:rPr>
+          <w:lang w:val="ar_AE" w:bidi="ar_AE"/>
+        </w:rPr>
+        <w:t xml:space="preserve">؛ </w:t>
+      </w:r>
+      <w:hyperlink r:id="rId60">
+        <w:r>
+          <w:rPr>
+            <w:lang w:val="ar_AE" w:bidi="ar_AE"/>
+          </w:rPr>
+          <w:rPr>
+            <w:color w:val="0000EE"/>
+            <w:u w:val="single"/>
+          </w:rPr>
+          <w:t>أفسس 2:10</w:t>
+        </w:r>
+      </w:hyperlink>
+      <w:r>
+        <w:rPr>
+          <w:lang w:val="ar_AE" w:bidi="ar_AE"/>
+        </w:rPr>
+        <w:t>). لا يمكننا أن نفهم تمامًا هذه القضية المعقدة، ومع ذلك، يمكننا أن نكون واثقين من نعمة الله المعطاة مجانًا. يمكننا أن نأمل في الحياة الجديدة التي يقدمها بالروح القدس لكل من يؤمن به.</w:t>
       </w:r>
     </w:p>
     <w:p>
@@ -1186,16 +1691,33 @@
           <w:lang w:val="ar_AE" w:bidi="ar_AE"/>
         </w:rPr>
       </w:r>
-      <w:hyperlink r:id="rId13">
-        <w:r>
-          <w:rPr>
-            <w:lang w:val="ar_AE" w:bidi="ar_AE"/>
-          </w:rPr>
-          <w:rPr>
-            <w:color w:val="0000EE"/>
-            <w:u w:val="single"/>
-          </w:rPr>
-          <w:t>تكوين ٢:١٨–٢٥</w:t>
+      <w:r>
+        <w:rPr>
+          <w:u w:val="single"/>
+          <w:lang w:val="ar_AE" w:bidi="ar_AE"/>
+        </w:rPr>
+        <w:t>مقاطع لمزيد من الدراسة</w:t>
+      </w:r>
+    </w:p>
+    <w:p>
+      <w:pPr>
+        <w:bidi/>
+      </w:pPr>
+      <w:r>
+        <w:rPr>
+          <w:lang w:val="ar_AE" w:bidi="ar_AE"/>
+        </w:rPr>
+      </w:r>
+      <w:hyperlink r:id="rId61">
+        <w:r>
+          <w:rPr>
+            <w:lang w:val="ar_AE" w:bidi="ar_AE"/>
+          </w:rPr>
+          <w:rPr>
+            <w:color w:val="0000EE"/>
+            <w:u w:val="single"/>
+          </w:rPr>
+          <w:t>1 صموئيل 2:6–7</w:t>
         </w:r>
       </w:hyperlink>
       <w:r>
@@ -1204,16 +1726,16 @@
         </w:rPr>
         <w:t xml:space="preserve">; </w:t>
       </w:r>
-      <w:hyperlink r:id="rId41">
-        <w:r>
-          <w:rPr>
-            <w:lang w:val="ar_AE" w:bidi="ar_AE"/>
-          </w:rPr>
-          <w:rPr>
-            <w:color w:val="0000EE"/>
-            <w:u w:val="single"/>
-          </w:rPr>
-          <w:t>أمثال ٢:١٦–٢٢</w:t>
+      <w:hyperlink r:id="rId62">
+        <w:r>
+          <w:rPr>
+            <w:lang w:val="ar_AE" w:bidi="ar_AE"/>
+          </w:rPr>
+          <w:rPr>
+            <w:color w:val="0000EE"/>
+            <w:u w:val="single"/>
+          </w:rPr>
+          <w:t>1 ملوك 22:19–22</w:t>
         </w:r>
       </w:hyperlink>
       <w:r>
@@ -1222,16 +1744,16 @@
         </w:rPr>
         <w:t xml:space="preserve">; </w:t>
       </w:r>
-      <w:hyperlink r:id="rId44">
-        <w:r>
-          <w:rPr>
-            <w:lang w:val="ar_AE" w:bidi="ar_AE"/>
-          </w:rPr>
-          <w:rPr>
-            <w:color w:val="0000EE"/>
-            <w:u w:val="single"/>
-          </w:rPr>
-          <w:t>٥:١٥–٢٠</w:t>
+      <w:hyperlink r:id="rId63">
+        <w:r>
+          <w:rPr>
+            <w:lang w:val="ar_AE" w:bidi="ar_AE"/>
+          </w:rPr>
+          <w:rPr>
+            <w:color w:val="0000EE"/>
+            <w:u w:val="single"/>
+          </w:rPr>
+          <w:t>2 أخبار الأيام 20:6</w:t>
         </w:r>
       </w:hyperlink>
       <w:r>
@@ -1240,16 +1762,16 @@
         </w:rPr>
         <w:t xml:space="preserve">; </w:t>
       </w:r>
-      <w:hyperlink r:id="rId48">
-        <w:r>
-          <w:rPr>
-            <w:lang w:val="ar_AE" w:bidi="ar_AE"/>
-          </w:rPr>
-          <w:rPr>
-            <w:color w:val="0000EE"/>
-            <w:u w:val="single"/>
-          </w:rPr>
-          <w:t>٦:٢٠–٣٥</w:t>
+      <w:hyperlink r:id="rId64">
+        <w:r>
+          <w:rPr>
+            <w:lang w:val="ar_AE" w:bidi="ar_AE"/>
+          </w:rPr>
+          <w:rPr>
+            <w:color w:val="0000EE"/>
+            <w:u w:val="single"/>
+          </w:rPr>
+          <w:t>أيوب 1:8–12</w:t>
         </w:r>
       </w:hyperlink>
       <w:r>
@@ -1258,16 +1780,16 @@
         </w:rPr>
         <w:t xml:space="preserve">; </w:t>
       </w:r>
-      <w:hyperlink r:id="rId49">
-        <w:r>
-          <w:rPr>
-            <w:lang w:val="ar_AE" w:bidi="ar_AE"/>
-          </w:rPr>
-          <w:rPr>
-            <w:color w:val="0000EE"/>
-            <w:u w:val="single"/>
-          </w:rPr>
-          <w:t>٧:١–٢٧</w:t>
+      <w:hyperlink r:id="rId65">
+        <w:r>
+          <w:rPr>
+            <w:lang w:val="ar_AE" w:bidi="ar_AE"/>
+          </w:rPr>
+          <w:rPr>
+            <w:color w:val="0000EE"/>
+            <w:u w:val="single"/>
+          </w:rPr>
+          <w:t>2:2–6</w:t>
         </w:r>
       </w:hyperlink>
       <w:r>
@@ -1276,16 +1798,16 @@
         </w:rPr>
         <w:t xml:space="preserve">; </w:t>
       </w:r>
-      <w:hyperlink r:id="rId50">
-        <w:r>
-          <w:rPr>
-            <w:lang w:val="ar_AE" w:bidi="ar_AE"/>
-          </w:rPr>
-          <w:rPr>
-            <w:color w:val="0000EE"/>
-            <w:u w:val="single"/>
-          </w:rPr>
-          <w:t>إرميا ٥:٧–١١</w:t>
+      <w:hyperlink r:id="rId66">
+        <w:r>
+          <w:rPr>
+            <w:lang w:val="ar_AE" w:bidi="ar_AE"/>
+          </w:rPr>
+          <w:rPr>
+            <w:color w:val="0000EE"/>
+            <w:u w:val="single"/>
+          </w:rPr>
+          <w:t>مزامير 115:3</w:t>
         </w:r>
       </w:hyperlink>
       <w:r>
@@ -1294,16 +1816,16 @@
         </w:rPr>
         <w:t xml:space="preserve">; </w:t>
       </w:r>
-      <w:hyperlink r:id="rId51">
-        <w:r>
-          <w:rPr>
-            <w:lang w:val="ar_AE" w:bidi="ar_AE"/>
-          </w:rPr>
-          <w:rPr>
-            <w:color w:val="0000EE"/>
-            <w:u w:val="single"/>
-          </w:rPr>
-          <w:t>هوشع ٢:٢٠</w:t>
+      <w:hyperlink r:id="rId67">
+        <w:r>
+          <w:rPr>
+            <w:lang w:val="ar_AE" w:bidi="ar_AE"/>
+          </w:rPr>
+          <w:rPr>
+            <w:color w:val="0000EE"/>
+            <w:u w:val="single"/>
+          </w:rPr>
+          <w:t>135:6–14</w:t>
         </w:r>
       </w:hyperlink>
       <w:r>
@@ -1312,16 +1834,16 @@
         </w:rPr>
         <w:t xml:space="preserve">; </w:t>
       </w:r>
-      <w:hyperlink r:id="rId52">
-        <w:r>
-          <w:rPr>
-            <w:lang w:val="ar_AE" w:bidi="ar_AE"/>
-          </w:rPr>
-          <w:rPr>
-            <w:color w:val="0000EE"/>
-            <w:u w:val="single"/>
-          </w:rPr>
-          <w:t>ملاخي ٢:١٤–١٦</w:t>
+      <w:hyperlink r:id="rId68">
+        <w:r>
+          <w:rPr>
+            <w:lang w:val="ar_AE" w:bidi="ar_AE"/>
+          </w:rPr>
+          <w:rPr>
+            <w:color w:val="0000EE"/>
+            <w:u w:val="single"/>
+          </w:rPr>
+          <w:t>إشعياء 45:6–7</w:t>
         </w:r>
       </w:hyperlink>
       <w:r>
@@ -1330,16 +1852,16 @@
         </w:rPr>
         <w:t xml:space="preserve">; </w:t>
       </w:r>
-      <w:hyperlink r:id="rId53">
-        <w:r>
-          <w:rPr>
-            <w:lang w:val="ar_AE" w:bidi="ar_AE"/>
-          </w:rPr>
-          <w:rPr>
-            <w:color w:val="0000EE"/>
-            <w:u w:val="single"/>
-          </w:rPr>
-          <w:t>متى ١٩:٤–٦</w:t>
+      <w:hyperlink r:id="rId69">
+        <w:r>
+          <w:rPr>
+            <w:lang w:val="ar_AE" w:bidi="ar_AE"/>
+          </w:rPr>
+          <w:rPr>
+            <w:color w:val="0000EE"/>
+            <w:u w:val="single"/>
+          </w:rPr>
+          <w:t>مراثي 3:37–40</w:t>
         </w:r>
       </w:hyperlink>
       <w:r>
@@ -1348,16 +1870,16 @@
         </w:rPr>
         <w:t xml:space="preserve">; </w:t>
       </w:r>
-      <w:hyperlink r:id="rId54">
-        <w:r>
-          <w:rPr>
-            <w:lang w:val="ar_AE" w:bidi="ar_AE"/>
-          </w:rPr>
-          <w:rPr>
-            <w:color w:val="0000EE"/>
-            <w:u w:val="single"/>
-          </w:rPr>
-          <w:t>٢٢:٣٠</w:t>
+      <w:hyperlink r:id="rId55">
+        <w:r>
+          <w:rPr>
+            <w:lang w:val="ar_AE" w:bidi="ar_AE"/>
+          </w:rPr>
+          <w:rPr>
+            <w:color w:val="0000EE"/>
+            <w:u w:val="single"/>
+          </w:rPr>
+          <w:t>حزقيال 14:9–11</w:t>
         </w:r>
       </w:hyperlink>
       <w:r>
@@ -1366,16 +1888,16 @@
         </w:rPr>
         <w:t xml:space="preserve">; </w:t>
       </w:r>
-      <w:hyperlink r:id="rId55">
-        <w:r>
-          <w:rPr>
-            <w:lang w:val="ar_AE" w:bidi="ar_AE"/>
-          </w:rPr>
-          <w:rPr>
-            <w:color w:val="0000EE"/>
-            <w:u w:val="single"/>
-          </w:rPr>
-          <w:t>١ كورنثوس ٦:١٥–٢٠</w:t>
+      <w:hyperlink r:id="rId70">
+        <w:r>
+          <w:rPr>
+            <w:lang w:val="ar_AE" w:bidi="ar_AE"/>
+          </w:rPr>
+          <w:rPr>
+            <w:color w:val="0000EE"/>
+            <w:u w:val="single"/>
+          </w:rPr>
+          <w:t>17:24</w:t>
         </w:r>
       </w:hyperlink>
       <w:r>
@@ -1384,16 +1906,6862 @@
         </w:rPr>
         <w:t xml:space="preserve">; </w:t>
       </w:r>
-      <w:hyperlink r:id="rId18">
-        <w:r>
-          <w:rPr>
-            <w:lang w:val="ar_AE" w:bidi="ar_AE"/>
-          </w:rPr>
-          <w:rPr>
-            <w:color w:val="0000EE"/>
-            <w:u w:val="single"/>
-          </w:rPr>
-          <w:t>عبرانيين ١٣:٤</w:t>
+      <w:hyperlink r:id="rId58">
+        <w:r>
+          <w:rPr>
+            <w:lang w:val="ar_AE" w:bidi="ar_AE"/>
+          </w:rPr>
+          <w:rPr>
+            <w:color w:val="0000EE"/>
+            <w:u w:val="single"/>
+          </w:rPr>
+          <w:t>36:25–26</w:t>
+        </w:r>
+      </w:hyperlink>
+      <w:r>
+        <w:rPr>
+          <w:lang w:val="ar_AE" w:bidi="ar_AE"/>
+        </w:rPr>
+        <w:t xml:space="preserve">; </w:t>
+      </w:r>
+      <w:hyperlink r:id="rId71">
+        <w:r>
+          <w:rPr>
+            <w:lang w:val="ar_AE" w:bidi="ar_AE"/>
+          </w:rPr>
+          <w:rPr>
+            <w:color w:val="0000EE"/>
+            <w:u w:val="single"/>
+          </w:rPr>
+          <w:t>دانيال 2:20–22</w:t>
+        </w:r>
+      </w:hyperlink>
+      <w:r>
+        <w:rPr>
+          <w:lang w:val="ar_AE" w:bidi="ar_AE"/>
+        </w:rPr>
+        <w:t xml:space="preserve">; </w:t>
+      </w:r>
+      <w:hyperlink r:id="rId72">
+        <w:r>
+          <w:rPr>
+            <w:lang w:val="ar_AE" w:bidi="ar_AE"/>
+          </w:rPr>
+          <w:rPr>
+            <w:color w:val="0000EE"/>
+            <w:u w:val="single"/>
+          </w:rPr>
+          <w:t>عاموس 3:6</w:t>
+        </w:r>
+      </w:hyperlink>
+      <w:r>
+        <w:rPr>
+          <w:lang w:val="ar_AE" w:bidi="ar_AE"/>
+        </w:rPr>
+        <w:t xml:space="preserve">; </w:t>
+      </w:r>
+      <w:hyperlink r:id="rId73">
+        <w:r>
+          <w:rPr>
+            <w:lang w:val="ar_AE" w:bidi="ar_AE"/>
+          </w:rPr>
+          <w:rPr>
+            <w:color w:val="0000EE"/>
+            <w:u w:val="single"/>
+          </w:rPr>
+          <w:t>4:6–11</w:t>
+        </w:r>
+      </w:hyperlink>
+      <w:r>
+        <w:rPr>
+          <w:lang w:val="ar_AE" w:bidi="ar_AE"/>
+        </w:rPr>
+        <w:t xml:space="preserve">; </w:t>
+      </w:r>
+      <w:hyperlink r:id="rId57">
+        <w:r>
+          <w:rPr>
+            <w:lang w:val="ar_AE" w:bidi="ar_AE"/>
+          </w:rPr>
+          <w:rPr>
+            <w:color w:val="0000EE"/>
+            <w:u w:val="single"/>
+          </w:rPr>
+          <w:t>رومية 1:18–25</w:t>
+        </w:r>
+      </w:hyperlink>
+      <w:r>
+        <w:rPr>
+          <w:lang w:val="ar_AE" w:bidi="ar_AE"/>
+        </w:rPr>
+        <w:t xml:space="preserve">; </w:t>
+      </w:r>
+      <w:hyperlink r:id="rId74">
+        <w:r>
+          <w:rPr>
+            <w:lang w:val="ar_AE" w:bidi="ar_AE"/>
+          </w:rPr>
+          <w:rPr>
+            <w:color w:val="0000EE"/>
+            <w:u w:val="single"/>
+          </w:rPr>
+          <w:t>9:8–33</w:t>
+        </w:r>
+      </w:hyperlink>
+      <w:r>
+        <w:rPr>
+          <w:lang w:val="ar_AE" w:bidi="ar_AE"/>
+        </w:rPr>
+        <w:t xml:space="preserve">; </w:t>
+      </w:r>
+      <w:hyperlink r:id="rId75">
+        <w:r>
+          <w:rPr>
+            <w:lang w:val="ar_AE" w:bidi="ar_AE"/>
+          </w:rPr>
+          <w:rPr>
+            <w:color w:val="0000EE"/>
+            <w:u w:val="single"/>
+          </w:rPr>
+          <w:t>12:2</w:t>
+        </w:r>
+      </w:hyperlink>
+      <w:r>
+        <w:rPr>
+          <w:lang w:val="ar_AE" w:bidi="ar_AE"/>
+        </w:rPr>
+        <w:t xml:space="preserve">; </w:t>
+      </w:r>
+      <w:hyperlink r:id="rId76">
+        <w:r>
+          <w:rPr>
+            <w:lang w:val="ar_AE" w:bidi="ar_AE"/>
+          </w:rPr>
+          <w:rPr>
+            <w:color w:val="0000EE"/>
+            <w:u w:val="single"/>
+          </w:rPr>
+          <w:t>أفسس 4:20–24</w:t>
+        </w:r>
+      </w:hyperlink>
+      <w:r>
+        <w:rPr>
+          <w:lang w:val="ar_AE" w:bidi="ar_AE"/>
+        </w:rPr>
+        <w:t xml:space="preserve">; </w:t>
+      </w:r>
+      <w:hyperlink r:id="rId77">
+        <w:r>
+          <w:rPr>
+            <w:lang w:val="ar_AE" w:bidi="ar_AE"/>
+          </w:rPr>
+          <w:rPr>
+            <w:color w:val="0000EE"/>
+            <w:u w:val="single"/>
+          </w:rPr>
+          <w:t>2 تسالونيكي 2:11–12</w:t>
+        </w:r>
+      </w:hyperlink>
+      <w:r>
+        <w:rPr>
+          <w:lang w:val="ar_AE" w:bidi="ar_AE"/>
+        </w:rPr>
+        <w:t xml:space="preserve">; </w:t>
+      </w:r>
+      <w:hyperlink r:id="rId78">
+        <w:r>
+          <w:rPr>
+            <w:lang w:val="ar_AE" w:bidi="ar_AE"/>
+          </w:rPr>
+          <w:rPr>
+            <w:color w:val="0000EE"/>
+            <w:u w:val="single"/>
+          </w:rPr>
+          <w:t>عبرانيين 13:20–21</w:t>
+        </w:r>
+      </w:hyperlink>
+      <w:r>
+        <w:rPr>
+          <w:lang w:val="ar_AE" w:bidi="ar_AE"/>
+        </w:rPr>
+        <w:t xml:space="preserve">; </w:t>
+      </w:r>
+      <w:hyperlink r:id="rId79">
+        <w:r>
+          <w:rPr>
+            <w:lang w:val="ar_AE" w:bidi="ar_AE"/>
+          </w:rPr>
+          <w:rPr>
+            <w:color w:val="0000EE"/>
+            <w:u w:val="single"/>
+          </w:rPr>
+          <w:t>يعقوب 1:13–14</w:t>
+        </w:r>
+      </w:hyperlink>
+      <w:r>
+        <w:rPr>
+          <w:lang w:val="ar_AE" w:bidi="ar_AE"/>
+        </w:rPr>
+        <w:t xml:space="preserve">; </w:t>
+      </w:r>
+      <w:hyperlink r:id="rId80">
+        <w:r>
+          <w:rPr>
+            <w:lang w:val="ar_AE" w:bidi="ar_AE"/>
+          </w:rPr>
+          <w:rPr>
+            <w:color w:val="0000EE"/>
+            <w:u w:val="single"/>
+          </w:rPr>
+          <w:t>4:12–16</w:t>
+        </w:r>
+      </w:hyperlink>
+      <w:r>
+        <w:rPr>
+          <w:lang w:val="ar_AE" w:bidi="ar_AE"/>
+        </w:rPr>
+      </w:r>
+      <w:r>
+        <w:rPr>
+          <w:lang w:val="ar_AE" w:bidi="ar_AE"/>
+        </w:rPr>
+      </w:r>
+    </w:p>
+    <w:p>
+      <w:pPr>
+        <w:bidi/>
+      </w:pPr>
+      <w:r>
+        <w:rPr>
+          <w:lang w:val="ar_AE" w:bidi="ar_AE"/>
+        </w:rPr>
+      </w:r>
+    </w:p>
+    <w:p>
+      <w:pPr>
+        <w:pStyle w:val="Heading2"/>
+        <w:bidi/>
+      </w:pPr>
+      <w:r>
+        <w:rPr>
+          <w:lang w:val="ar_AE" w:bidi="ar_AE"/>
+        </w:rPr>
+        <w:t>سر الأخبار السارة</w:t>
+      </w:r>
+      <w:r>
+        <w:rPr>
+          <w:lang w:val="ar_AE" w:bidi="ar_AE"/>
+        </w:rPr>
+      </w:r>
+    </w:p>
+    <w:p>
+      <w:pPr>
+        <w:bidi/>
+      </w:pPr>
+      <w:r>
+        <w:rPr>
+          <w:lang w:val="ar_AE" w:bidi="ar_AE"/>
+        </w:rPr>
+      </w:r>
+      <w:r>
+        <w:rPr>
+          <w:lang w:val="ar_AE" w:bidi="ar_AE"/>
+        </w:rPr>
+        <w:t xml:space="preserve">يستخدم الرسول بولس كثيرًا في رسائله كلمة </w:t>
+      </w:r>
+      <w:r>
+        <w:rPr>
+          <w:i/>
+          <w:lang w:val="ar_AE" w:bidi="ar_AE"/>
+        </w:rPr>
+        <w:t>سر</w:t>
+      </w:r>
+      <w:r>
+        <w:rPr>
+          <w:lang w:val="ar_AE" w:bidi="ar_AE"/>
+        </w:rPr>
+        <w:t xml:space="preserve"> لوصف الأخبار السارة عن يسوع (وتستخدم بعض الترجمات كلمة </w:t>
+      </w:r>
+      <w:r>
+        <w:rPr>
+          <w:i/>
+          <w:lang w:val="ar_AE" w:bidi="ar_AE"/>
+        </w:rPr>
+        <w:t>سر مكتوم</w:t>
+      </w:r>
+      <w:r>
+        <w:rPr>
+          <w:lang w:val="ar_AE" w:bidi="ar_AE"/>
+        </w:rPr>
+        <w:t xml:space="preserve">). وأحيانًا، يستعمل بولس كلمة </w:t>
+      </w:r>
+      <w:r>
+        <w:rPr>
+          <w:i/>
+          <w:lang w:val="ar_AE" w:bidi="ar_AE"/>
+        </w:rPr>
+        <w:t>سر</w:t>
+      </w:r>
+      <w:r>
+        <w:rPr>
+          <w:lang w:val="ar_AE" w:bidi="ar_AE"/>
+        </w:rPr>
+        <w:t xml:space="preserve"> للإشارة إلى البشارة نفسها (</w:t>
+      </w:r>
+      <w:hyperlink r:id="rId81">
+        <w:r>
+          <w:rPr>
+            <w:lang w:val="ar_AE" w:bidi="ar_AE"/>
+          </w:rPr>
+          <w:rPr>
+            <w:color w:val="0000EE"/>
+            <w:u w:val="single"/>
+          </w:rPr>
+          <w:t>كولوسي 2:2</w:t>
+        </w:r>
+      </w:hyperlink>
+      <w:r>
+        <w:rPr>
+          <w:lang w:val="ar_AE" w:bidi="ar_AE"/>
+        </w:rPr>
+        <w:t xml:space="preserve">؛ </w:t>
+      </w:r>
+      <w:hyperlink r:id="rId82">
+        <w:r>
+          <w:rPr>
+            <w:lang w:val="ar_AE" w:bidi="ar_AE"/>
+          </w:rPr>
+          <w:rPr>
+            <w:color w:val="0000EE"/>
+            <w:u w:val="single"/>
+          </w:rPr>
+          <w:t>4:3</w:t>
+        </w:r>
+      </w:hyperlink>
+      <w:r>
+        <w:rPr>
+          <w:lang w:val="ar_AE" w:bidi="ar_AE"/>
+        </w:rPr>
+        <w:t xml:space="preserve">؛ </w:t>
+      </w:r>
+      <w:hyperlink r:id="rId83">
+        <w:r>
+          <w:rPr>
+            <w:lang w:val="ar_AE" w:bidi="ar_AE"/>
+          </w:rPr>
+          <w:rPr>
+            <w:color w:val="0000EE"/>
+            <w:u w:val="single"/>
+          </w:rPr>
+          <w:t>1 كورنثوس 2:1</w:t>
+        </w:r>
+      </w:hyperlink>
+      <w:r>
+        <w:rPr>
+          <w:lang w:val="ar_AE" w:bidi="ar_AE"/>
+        </w:rPr>
+        <w:t xml:space="preserve">؛ </w:t>
+      </w:r>
+      <w:hyperlink r:id="rId84">
+        <w:r>
+          <w:rPr>
+            <w:lang w:val="ar_AE" w:bidi="ar_AE"/>
+          </w:rPr>
+          <w:rPr>
+            <w:color w:val="0000EE"/>
+            <w:u w:val="single"/>
+          </w:rPr>
+          <w:t>أفسس 1:9</w:t>
+        </w:r>
+      </w:hyperlink>
+      <w:r>
+        <w:rPr>
+          <w:lang w:val="ar_AE" w:bidi="ar_AE"/>
+        </w:rPr>
+        <w:t xml:space="preserve">؛ </w:t>
+      </w:r>
+      <w:hyperlink r:id="rId85">
+        <w:r>
+          <w:rPr>
+            <w:lang w:val="ar_AE" w:bidi="ar_AE"/>
+          </w:rPr>
+          <w:rPr>
+            <w:color w:val="0000EE"/>
+            <w:u w:val="single"/>
+          </w:rPr>
+          <w:t>6:19</w:t>
+        </w:r>
+      </w:hyperlink>
+      <w:r>
+        <w:rPr>
+          <w:lang w:val="ar_AE" w:bidi="ar_AE"/>
+        </w:rPr>
+        <w:t xml:space="preserve">). وغالبًا، ما يقول بولس، كما في </w:t>
+      </w:r>
+      <w:hyperlink r:id="rId86">
+        <w:r>
+          <w:rPr>
+            <w:lang w:val="ar_AE" w:bidi="ar_AE"/>
+          </w:rPr>
+          <w:rPr>
+            <w:color w:val="0000EE"/>
+            <w:u w:val="single"/>
+          </w:rPr>
+          <w:t>كولوسي 1:26</w:t>
+        </w:r>
+      </w:hyperlink>
+      <w:r>
+        <w:rPr>
+          <w:lang w:val="ar_AE" w:bidi="ar_AE"/>
+        </w:rPr>
+        <w:t>، إنه "</w:t>
+      </w:r>
+      <w:r>
+        <w:rPr>
+          <w:lang w:val="ar_AE" w:bidi="ar_AE"/>
+        </w:rPr>
+        <w:t>ٱلسِّرِّ ٱلْمَكْتُومِ مُنْذُ ٱلدُّهُورِ وَمُنْذُ ٱلْأَجْيَالِ، لَكِنَّهُ ٱلْآنَ قَدْ أُظْهِرَ</w:t>
+      </w:r>
+      <w:r>
+        <w:rPr>
+          <w:lang w:val="ar_AE" w:bidi="ar_AE"/>
+        </w:rPr>
+        <w:t xml:space="preserve">" (انظر أيضًا </w:t>
+      </w:r>
+      <w:hyperlink r:id="rId87">
+        <w:r>
+          <w:rPr>
+            <w:lang w:val="ar_AE" w:bidi="ar_AE"/>
+          </w:rPr>
+          <w:rPr>
+            <w:color w:val="0000EE"/>
+            <w:u w:val="single"/>
+          </w:rPr>
+          <w:t>رومية 16:25</w:t>
+        </w:r>
+      </w:hyperlink>
+      <w:r>
+        <w:rPr>
+          <w:lang w:val="ar_AE" w:bidi="ar_AE"/>
+        </w:rPr>
+        <w:t xml:space="preserve">؛ </w:t>
+      </w:r>
+      <w:hyperlink r:id="rId88">
+        <w:r>
+          <w:rPr>
+            <w:lang w:val="ar_AE" w:bidi="ar_AE"/>
+          </w:rPr>
+          <w:rPr>
+            <w:color w:val="0000EE"/>
+            <w:u w:val="single"/>
+          </w:rPr>
+          <w:t>1 كورنثوس 2:7</w:t>
+        </w:r>
+      </w:hyperlink>
+      <w:r>
+        <w:rPr>
+          <w:lang w:val="ar_AE" w:bidi="ar_AE"/>
+        </w:rPr>
+        <w:t xml:space="preserve">؛ </w:t>
+      </w:r>
+      <w:hyperlink r:id="rId89">
+        <w:r>
+          <w:rPr>
+            <w:lang w:val="ar_AE" w:bidi="ar_AE"/>
+          </w:rPr>
+          <w:rPr>
+            <w:color w:val="0000EE"/>
+            <w:u w:val="single"/>
+          </w:rPr>
+          <w:t>أفسس 3:9</w:t>
+        </w:r>
+      </w:hyperlink>
+      <w:r>
+        <w:rPr>
+          <w:lang w:val="ar_AE" w:bidi="ar_AE"/>
+        </w:rPr>
+        <w:t>). ولا يقصد بولس بكلمة سر أن الأخبار السارة هي سر يجب التحقق منه وفحصه، كما لا يقصد أن البشارة "كسر مكتوم" هي فكرة غنوسية لا يمكن فهمها إلا قِلّة من الناس، (إذ كان الغنوسيون يركّزون على المعرفة السرية الخاصة كمفتاح للخلاص.)</w:t>
+      </w:r>
+    </w:p>
+    <w:p>
+      <w:pPr>
+        <w:bidi/>
+      </w:pPr>
+      <w:r>
+        <w:rPr>
+          <w:lang w:val="ar_AE" w:bidi="ar_AE"/>
+        </w:rPr>
+      </w:r>
+      <w:r>
+        <w:rPr>
+          <w:lang w:val="ar_AE" w:bidi="ar_AE"/>
+        </w:rPr>
+        <w:t xml:space="preserve">بل بالأحرى، استعار بولس المصطلح من التعليم الرؤيوي اليهودي، إذ إن مصطلح </w:t>
+      </w:r>
+      <w:r>
+        <w:rPr>
+          <w:i/>
+          <w:lang w:val="ar_AE" w:bidi="ar_AE"/>
+        </w:rPr>
+        <w:t xml:space="preserve">رؤيوي </w:t>
+      </w:r>
+      <w:r>
+        <w:rPr>
+          <w:lang w:val="ar_AE" w:bidi="ar_AE"/>
+        </w:rPr>
+        <w:t>مشتق من كلمة يونانية تعني "كشف" أو "إعلان"، وهي نفس الكلمة التي يُسمّى بها سفر الرؤيا. ومن المنظور الرؤيوي، فقد وضع الله خطة لكل التاريخ، تظل هذه الخطة في فكر الله، لكنها تبقى محجوبة عن البشر إلى أن يختار الله أن يُعلنها. أما بالنسبة لبولس، لقد أصبح هذا السر الآن مكشوفًا للجميع من خلال المسيح، ويتم الآن مشاركته في كل العالم بواسطة رسله.</w:t>
+      </w:r>
+    </w:p>
+    <w:p>
+      <w:pPr>
+        <w:bidi/>
+      </w:pPr>
+      <w:r>
+        <w:rPr>
+          <w:lang w:val="ar_AE" w:bidi="ar_AE"/>
+        </w:rPr>
+      </w:r>
+      <w:r>
+        <w:rPr>
+          <w:lang w:val="ar_AE" w:bidi="ar_AE"/>
+        </w:rPr>
+        <w:t>في العهد القديم، شارك الأنبياء أجزاءً من البشارة السارة، لكن الله أبقى بعض التفاصيل مخفية إلى أن جاء العهد الجديد. ومن هذه التفاصيل:</w:t>
+      </w:r>
+    </w:p>
+    <w:p>
+      <w:pPr>
+        <w:pStyle w:val="ListBullet"/>
+        <w:bidi/>
+        <w:spacing w:line="240" w:lineRule="auto"/>
+        <w:ind w:left="720"/>
+      </w:pPr>
+      <w:r>
+        <w:rPr>
+          <w:lang w:val="ar_AE" w:bidi="ar_AE"/>
+        </w:rPr>
+      </w:r>
+      <w:r>
+        <w:rPr>
+          <w:lang w:val="ar_AE" w:bidi="ar_AE"/>
+        </w:rPr>
+        <w:t>مشاركة الأمم (غير اليهود) الكاملة كورثة مع اليهود (</w:t>
+      </w:r>
+      <w:hyperlink r:id="rId90">
+        <w:r>
+          <w:rPr>
+            <w:lang w:val="ar_AE" w:bidi="ar_AE"/>
+          </w:rPr>
+          <w:rPr>
+            <w:color w:val="0000EE"/>
+            <w:u w:val="single"/>
+          </w:rPr>
+          <w:t>كولوسي 1:27</w:t>
+        </w:r>
+      </w:hyperlink>
+      <w:r>
+        <w:rPr>
+          <w:lang w:val="ar_AE" w:bidi="ar_AE"/>
+        </w:rPr>
+        <w:t xml:space="preserve">؛ </w:t>
+      </w:r>
+      <w:hyperlink r:id="rId91">
+        <w:r>
+          <w:rPr>
+            <w:lang w:val="ar_AE" w:bidi="ar_AE"/>
+          </w:rPr>
+          <w:rPr>
+            <w:color w:val="0000EE"/>
+            <w:u w:val="single"/>
+          </w:rPr>
+          <w:t>أفسس 3:1–9</w:t>
+        </w:r>
+      </w:hyperlink>
+      <w:r>
+        <w:rPr>
+          <w:lang w:val="ar_AE" w:bidi="ar_AE"/>
+        </w:rPr>
+        <w:t>);</w:t>
+      </w:r>
+    </w:p>
+    <w:p>
+      <w:pPr>
+        <w:pStyle w:val="ListBullet"/>
+        <w:bidi/>
+        <w:spacing w:line="240" w:lineRule="auto"/>
+        <w:ind w:left="720"/>
+      </w:pPr>
+      <w:r>
+        <w:rPr>
+          <w:lang w:val="ar_AE" w:bidi="ar_AE"/>
+        </w:rPr>
+      </w:r>
+      <w:r>
+        <w:rPr>
+          <w:lang w:val="ar_AE" w:bidi="ar_AE"/>
+        </w:rPr>
+        <w:t>سُكنى يسوع المسيح في المؤمنين (</w:t>
+      </w:r>
+      <w:hyperlink r:id="rId90">
+        <w:r>
+          <w:rPr>
+            <w:lang w:val="ar_AE" w:bidi="ar_AE"/>
+          </w:rPr>
+          <w:rPr>
+            <w:color w:val="0000EE"/>
+            <w:u w:val="single"/>
+          </w:rPr>
+          <w:t>كولوسي 1:27</w:t>
+        </w:r>
+      </w:hyperlink>
+      <w:r>
+        <w:rPr>
+          <w:lang w:val="ar_AE" w:bidi="ar_AE"/>
+        </w:rPr>
+        <w:t xml:space="preserve">؛ </w:t>
+      </w:r>
+      <w:hyperlink r:id="rId81">
+        <w:r>
+          <w:rPr>
+            <w:lang w:val="ar_AE" w:bidi="ar_AE"/>
+          </w:rPr>
+          <w:rPr>
+            <w:color w:val="0000EE"/>
+            <w:u w:val="single"/>
+          </w:rPr>
+          <w:t>2:2</w:t>
+        </w:r>
+      </w:hyperlink>
+      <w:r>
+        <w:rPr>
+          <w:lang w:val="ar_AE" w:bidi="ar_AE"/>
+        </w:rPr>
+        <w:t>); و</w:t>
+      </w:r>
+    </w:p>
+    <w:p>
+      <w:pPr>
+        <w:pStyle w:val="ListBullet"/>
+        <w:bidi/>
+        <w:spacing w:line="240" w:lineRule="auto"/>
+        <w:ind w:left="720"/>
+      </w:pPr>
+      <w:r>
+        <w:rPr>
+          <w:lang w:val="ar_AE" w:bidi="ar_AE"/>
+        </w:rPr>
+      </w:r>
+      <w:r>
+        <w:rPr>
+          <w:lang w:val="ar_AE" w:bidi="ar_AE"/>
+        </w:rPr>
+        <w:t>اتحاد المسيح وكنيسته (وهو اتحاد يُصوَّر أو يُوضَح من خلال اتحاد الزوج بالزوجة (</w:t>
+      </w:r>
+      <w:hyperlink r:id="rId92">
+        <w:r>
+          <w:rPr>
+            <w:lang w:val="ar_AE" w:bidi="ar_AE"/>
+          </w:rPr>
+          <w:rPr>
+            <w:color w:val="0000EE"/>
+            <w:u w:val="single"/>
+          </w:rPr>
+          <w:t>أفسس 5:32</w:t>
+        </w:r>
+      </w:hyperlink>
+      <w:r>
+        <w:rPr>
+          <w:lang w:val="ar_AE" w:bidi="ar_AE"/>
+        </w:rPr>
+        <w:t>).</w:t>
+      </w:r>
+    </w:p>
+    <w:p>
+      <w:pPr>
+        <w:bidi/>
+      </w:pPr>
+      <w:r>
+        <w:rPr>
+          <w:lang w:val="ar_AE" w:bidi="ar_AE"/>
+        </w:rPr>
+      </w:r>
+      <w:r>
+        <w:rPr>
+          <w:lang w:val="ar_AE" w:bidi="ar_AE"/>
+        </w:rPr>
+        <w:t>ولا تزال بعض الجوانب من خطة الله مخفية وستُعلن في المستقبل، مثل:</w:t>
+      </w:r>
+    </w:p>
+    <w:p>
+      <w:pPr>
+        <w:pStyle w:val="ListBullet"/>
+        <w:bidi/>
+        <w:spacing w:line="240" w:lineRule="auto"/>
+        <w:ind w:left="720"/>
+      </w:pPr>
+      <w:r>
+        <w:rPr>
+          <w:lang w:val="ar_AE" w:bidi="ar_AE"/>
+        </w:rPr>
+      </w:r>
+      <w:r>
+        <w:rPr>
+          <w:lang w:val="ar_AE" w:bidi="ar_AE"/>
+        </w:rPr>
+        <w:t>خلاص جميع إسرائيل (</w:t>
+      </w:r>
+      <w:hyperlink r:id="rId93">
+        <w:r>
+          <w:rPr>
+            <w:lang w:val="ar_AE" w:bidi="ar_AE"/>
+          </w:rPr>
+          <w:rPr>
+            <w:color w:val="0000EE"/>
+            <w:u w:val="single"/>
+          </w:rPr>
+          <w:t>رومية 11:25–27</w:t>
+        </w:r>
+      </w:hyperlink>
+      <w:r>
+        <w:rPr>
+          <w:lang w:val="ar_AE" w:bidi="ar_AE"/>
+        </w:rPr>
+        <w:t>); و</w:t>
+      </w:r>
+    </w:p>
+    <w:p>
+      <w:pPr>
+        <w:pStyle w:val="ListBullet"/>
+        <w:bidi/>
+        <w:spacing w:line="240" w:lineRule="auto"/>
+        <w:ind w:left="720"/>
+      </w:pPr>
+      <w:r>
+        <w:rPr>
+          <w:lang w:val="ar_AE" w:bidi="ar_AE"/>
+        </w:rPr>
+      </w:r>
+      <w:r>
+        <w:rPr>
+          <w:lang w:val="ar_AE" w:bidi="ar_AE"/>
+        </w:rPr>
+        <w:t>تغيّر المؤمنين عند رجوع يسوع ثانية (</w:t>
+      </w:r>
+      <w:hyperlink r:id="rId94">
+        <w:r>
+          <w:rPr>
+            <w:lang w:val="ar_AE" w:bidi="ar_AE"/>
+          </w:rPr>
+          <w:rPr>
+            <w:color w:val="0000EE"/>
+            <w:u w:val="single"/>
+          </w:rPr>
+          <w:t>كورنثوس الأولى 15:51–53</w:t>
+        </w:r>
+      </w:hyperlink>
+      <w:r>
+        <w:rPr>
+          <w:lang w:val="ar_AE" w:bidi="ar_AE"/>
+        </w:rPr>
+        <w:t>).</w:t>
+      </w:r>
+    </w:p>
+    <w:p>
+      <w:pPr>
+        <w:bidi/>
+      </w:pPr>
+      <w:r>
+        <w:rPr>
+          <w:lang w:val="ar_AE" w:bidi="ar_AE"/>
+        </w:rPr>
+      </w:r>
+      <w:r>
+        <w:rPr>
+          <w:u w:val="single"/>
+          <w:lang w:val="ar_AE" w:bidi="ar_AE"/>
+        </w:rPr>
+        <w:t>مقاطع لمزيد من الدراسة</w:t>
+      </w:r>
+    </w:p>
+    <w:p>
+      <w:pPr>
+        <w:bidi/>
+      </w:pPr>
+      <w:r>
+        <w:rPr>
+          <w:lang w:val="ar_AE" w:bidi="ar_AE"/>
+        </w:rPr>
+      </w:r>
+      <w:hyperlink r:id="rId95">
+        <w:r>
+          <w:rPr>
+            <w:lang w:val="ar_AE" w:bidi="ar_AE"/>
+          </w:rPr>
+          <w:rPr>
+            <w:color w:val="0000EE"/>
+            <w:u w:val="single"/>
+          </w:rPr>
+          <w:t>رومية 11:25</w:t>
+        </w:r>
+      </w:hyperlink>
+      <w:r>
+        <w:rPr>
+          <w:lang w:val="ar_AE" w:bidi="ar_AE"/>
+        </w:rPr>
+        <w:t xml:space="preserve">؛ </w:t>
+      </w:r>
+      <w:hyperlink r:id="rId87">
+        <w:r>
+          <w:rPr>
+            <w:lang w:val="ar_AE" w:bidi="ar_AE"/>
+          </w:rPr>
+          <w:rPr>
+            <w:color w:val="0000EE"/>
+            <w:u w:val="single"/>
+          </w:rPr>
+          <w:t>16:25</w:t>
+        </w:r>
+      </w:hyperlink>
+      <w:r>
+        <w:rPr>
+          <w:lang w:val="ar_AE" w:bidi="ar_AE"/>
+        </w:rPr>
+        <w:t xml:space="preserve">؛ </w:t>
+      </w:r>
+      <w:hyperlink r:id="rId83">
+        <w:r>
+          <w:rPr>
+            <w:lang w:val="ar_AE" w:bidi="ar_AE"/>
+          </w:rPr>
+          <w:rPr>
+            <w:color w:val="0000EE"/>
+            <w:u w:val="single"/>
+          </w:rPr>
+          <w:t>1 كورنثوس 2:1</w:t>
+        </w:r>
+      </w:hyperlink>
+      <w:r>
+        <w:rPr>
+          <w:lang w:val="ar_AE" w:bidi="ar_AE"/>
+        </w:rPr>
+        <w:t xml:space="preserve">، </w:t>
+      </w:r>
+      <w:hyperlink r:id="rId88">
+        <w:r>
+          <w:rPr>
+            <w:lang w:val="ar_AE" w:bidi="ar_AE"/>
+          </w:rPr>
+          <w:rPr>
+            <w:color w:val="0000EE"/>
+            <w:u w:val="single"/>
+          </w:rPr>
+          <w:t>7</w:t>
+        </w:r>
+      </w:hyperlink>
+      <w:r>
+        <w:rPr>
+          <w:lang w:val="ar_AE" w:bidi="ar_AE"/>
+        </w:rPr>
+        <w:t xml:space="preserve">؛ </w:t>
+      </w:r>
+      <w:hyperlink r:id="rId96">
+        <w:r>
+          <w:rPr>
+            <w:lang w:val="ar_AE" w:bidi="ar_AE"/>
+          </w:rPr>
+          <w:rPr>
+            <w:color w:val="0000EE"/>
+            <w:u w:val="single"/>
+          </w:rPr>
+          <w:t>15:51</w:t>
+        </w:r>
+      </w:hyperlink>
+      <w:r>
+        <w:rPr>
+          <w:lang w:val="ar_AE" w:bidi="ar_AE"/>
+        </w:rPr>
+        <w:t xml:space="preserve">؛ </w:t>
+      </w:r>
+      <w:hyperlink r:id="rId84">
+        <w:r>
+          <w:rPr>
+            <w:lang w:val="ar_AE" w:bidi="ar_AE"/>
+          </w:rPr>
+          <w:rPr>
+            <w:color w:val="0000EE"/>
+            <w:u w:val="single"/>
+          </w:rPr>
+          <w:t>أفسس 1:9</w:t>
+        </w:r>
+      </w:hyperlink>
+      <w:r>
+        <w:rPr>
+          <w:lang w:val="ar_AE" w:bidi="ar_AE"/>
+        </w:rPr>
+        <w:t xml:space="preserve">؛ </w:t>
+      </w:r>
+      <w:hyperlink r:id="rId91">
+        <w:r>
+          <w:rPr>
+            <w:lang w:val="ar_AE" w:bidi="ar_AE"/>
+          </w:rPr>
+          <w:rPr>
+            <w:color w:val="0000EE"/>
+            <w:u w:val="single"/>
+          </w:rPr>
+          <w:t>3:1–9</w:t>
+        </w:r>
+      </w:hyperlink>
+      <w:r>
+        <w:rPr>
+          <w:lang w:val="ar_AE" w:bidi="ar_AE"/>
+        </w:rPr>
+        <w:t xml:space="preserve">؛ </w:t>
+      </w:r>
+      <w:hyperlink r:id="rId92">
+        <w:r>
+          <w:rPr>
+            <w:lang w:val="ar_AE" w:bidi="ar_AE"/>
+          </w:rPr>
+          <w:rPr>
+            <w:color w:val="0000EE"/>
+            <w:u w:val="single"/>
+          </w:rPr>
+          <w:t>5:32</w:t>
+        </w:r>
+      </w:hyperlink>
+      <w:r>
+        <w:rPr>
+          <w:lang w:val="ar_AE" w:bidi="ar_AE"/>
+        </w:rPr>
+        <w:t xml:space="preserve">؛ </w:t>
+      </w:r>
+      <w:hyperlink r:id="rId85">
+        <w:r>
+          <w:rPr>
+            <w:lang w:val="ar_AE" w:bidi="ar_AE"/>
+          </w:rPr>
+          <w:rPr>
+            <w:color w:val="0000EE"/>
+            <w:u w:val="single"/>
+          </w:rPr>
+          <w:t>6:19</w:t>
+        </w:r>
+      </w:hyperlink>
+      <w:r>
+        <w:rPr>
+          <w:lang w:val="ar_AE" w:bidi="ar_AE"/>
+        </w:rPr>
+        <w:t xml:space="preserve">؛ </w:t>
+      </w:r>
+      <w:hyperlink r:id="rId97">
+        <w:r>
+          <w:rPr>
+            <w:lang w:val="ar_AE" w:bidi="ar_AE"/>
+          </w:rPr>
+          <w:rPr>
+            <w:color w:val="0000EE"/>
+            <w:u w:val="single"/>
+          </w:rPr>
+          <w:t>كولوسي 1:26–27</w:t>
+        </w:r>
+      </w:hyperlink>
+      <w:r>
+        <w:rPr>
+          <w:lang w:val="ar_AE" w:bidi="ar_AE"/>
+        </w:rPr>
+        <w:t xml:space="preserve">؛ </w:t>
+      </w:r>
+      <w:hyperlink r:id="rId81">
+        <w:r>
+          <w:rPr>
+            <w:lang w:val="ar_AE" w:bidi="ar_AE"/>
+          </w:rPr>
+          <w:rPr>
+            <w:color w:val="0000EE"/>
+            <w:u w:val="single"/>
+          </w:rPr>
+          <w:t>2:2</w:t>
+        </w:r>
+      </w:hyperlink>
+      <w:r>
+        <w:rPr>
+          <w:lang w:val="ar_AE" w:bidi="ar_AE"/>
+        </w:rPr>
+        <w:t xml:space="preserve">؛ </w:t>
+      </w:r>
+      <w:hyperlink r:id="rId82">
+        <w:r>
+          <w:rPr>
+            <w:lang w:val="ar_AE" w:bidi="ar_AE"/>
+          </w:rPr>
+          <w:rPr>
+            <w:color w:val="0000EE"/>
+            <w:u w:val="single"/>
+          </w:rPr>
+          <w:t>4:3</w:t>
+        </w:r>
+      </w:hyperlink>
+      <w:r>
+        <w:rPr>
+          <w:lang w:val="ar_AE" w:bidi="ar_AE"/>
+        </w:rPr>
+      </w:r>
+      <w:r>
+        <w:rPr>
+          <w:lang w:val="ar_AE" w:bidi="ar_AE"/>
+        </w:rPr>
+      </w:r>
+    </w:p>
+    <w:p>
+      <w:pPr>
+        <w:bidi/>
+      </w:pPr>
+      <w:r>
+        <w:rPr>
+          <w:lang w:val="ar_AE" w:bidi="ar_AE"/>
+        </w:rPr>
+      </w:r>
+    </w:p>
+    <w:p>
+      <w:pPr>
+        <w:pStyle w:val="Heading2"/>
+        <w:bidi/>
+      </w:pPr>
+      <w:r>
+        <w:rPr>
+          <w:lang w:val="ar_AE" w:bidi="ar_AE"/>
+        </w:rPr>
+        <w:t>سر المسيّا</w:t>
+      </w:r>
+      <w:r>
+        <w:rPr>
+          <w:lang w:val="ar_AE" w:bidi="ar_AE"/>
+        </w:rPr>
+      </w:r>
+    </w:p>
+    <w:p>
+      <w:pPr>
+        <w:bidi/>
+      </w:pPr>
+      <w:r>
+        <w:rPr>
+          <w:lang w:val="ar_AE" w:bidi="ar_AE"/>
+        </w:rPr>
+      </w:r>
+      <w:r>
+        <w:rPr>
+          <w:lang w:val="ar_AE" w:bidi="ar_AE"/>
+        </w:rPr>
+        <w:t>في إنجيل مرقس، طلب يسوع من الناس في كثير من الأحيان ألا يخبروا بهويته الحقيقية أي بأنه هو المسيا (المختار من الله). وهذا يشمل:</w:t>
+      </w:r>
+    </w:p>
+    <w:p>
+      <w:pPr>
+        <w:pStyle w:val="ListBullet"/>
+        <w:bidi/>
+        <w:spacing w:line="240" w:lineRule="auto"/>
+        <w:ind w:left="720"/>
+      </w:pPr>
+      <w:r>
+        <w:rPr>
+          <w:lang w:val="ar_AE" w:bidi="ar_AE"/>
+        </w:rPr>
+      </w:r>
+      <w:r>
+        <w:rPr>
+          <w:lang w:val="ar_AE" w:bidi="ar_AE"/>
+        </w:rPr>
+        <w:t>الذين شفاهم يسوع أو أقامهم من الموت،</w:t>
+      </w:r>
+    </w:p>
+    <w:p>
+      <w:pPr>
+        <w:pStyle w:val="ListBullet"/>
+        <w:bidi/>
+        <w:spacing w:line="240" w:lineRule="auto"/>
+        <w:ind w:left="720"/>
+      </w:pPr>
+      <w:r>
+        <w:rPr>
+          <w:lang w:val="ar_AE" w:bidi="ar_AE"/>
+        </w:rPr>
+      </w:r>
+      <w:r>
+        <w:rPr>
+          <w:lang w:val="ar_AE" w:bidi="ar_AE"/>
+        </w:rPr>
+        <w:t>التلاميذ الذين أدركوا أن يسوع هو المسيح (الكلمة اليونانية المكافئة لكلمة مسيا)</w:t>
+      </w:r>
+    </w:p>
+    <w:p>
+      <w:pPr>
+        <w:pStyle w:val="ListBullet"/>
+        <w:bidi/>
+        <w:spacing w:line="240" w:lineRule="auto"/>
+        <w:ind w:left="720"/>
+      </w:pPr>
+      <w:r>
+        <w:rPr>
+          <w:lang w:val="ar_AE" w:bidi="ar_AE"/>
+        </w:rPr>
+      </w:r>
+      <w:r>
+        <w:rPr>
+          <w:lang w:val="ar_AE" w:bidi="ar_AE"/>
+        </w:rPr>
+        <w:t xml:space="preserve">الأرواح الشريرة التي أدركت هوية يسوع الحقيقية (انظر </w:t>
+      </w:r>
+      <w:hyperlink r:id="rId98">
+        <w:r>
+          <w:rPr>
+            <w:lang w:val="ar_AE" w:bidi="ar_AE"/>
+          </w:rPr>
+          <w:rPr>
+            <w:color w:val="0000EE"/>
+            <w:u w:val="single"/>
+          </w:rPr>
+          <w:t>مرقس 1: 34،</w:t>
+        </w:r>
+      </w:hyperlink>
+      <w:r>
+        <w:rPr>
+          <w:lang w:val="ar_AE" w:bidi="ar_AE"/>
+        </w:rPr>
+        <w:t xml:space="preserve"> </w:t>
+      </w:r>
+      <w:hyperlink r:id="rId99">
+        <w:r>
+          <w:rPr>
+            <w:lang w:val="ar_AE" w:bidi="ar_AE"/>
+          </w:rPr>
+          <w:rPr>
+            <w:color w:val="0000EE"/>
+            <w:u w:val="single"/>
+          </w:rPr>
+          <w:t>44؛</w:t>
+        </w:r>
+      </w:hyperlink>
+      <w:r>
+        <w:rPr>
+          <w:lang w:val="ar_AE" w:bidi="ar_AE"/>
+        </w:rPr>
+        <w:t xml:space="preserve"> </w:t>
+      </w:r>
+      <w:hyperlink r:id="rId100">
+        <w:r>
+          <w:rPr>
+            <w:lang w:val="ar_AE" w:bidi="ar_AE"/>
+          </w:rPr>
+          <w:rPr>
+            <w:color w:val="0000EE"/>
+            <w:u w:val="single"/>
+          </w:rPr>
+          <w:t>3: 11–12؛</w:t>
+        </w:r>
+      </w:hyperlink>
+      <w:r>
+        <w:rPr>
+          <w:lang w:val="ar_AE" w:bidi="ar_AE"/>
+        </w:rPr>
+        <w:t xml:space="preserve"> </w:t>
+      </w:r>
+      <w:hyperlink r:id="rId101">
+        <w:r>
+          <w:rPr>
+            <w:lang w:val="ar_AE" w:bidi="ar_AE"/>
+          </w:rPr>
+          <w:rPr>
+            <w:color w:val="0000EE"/>
+            <w:u w:val="single"/>
+          </w:rPr>
+          <w:t>5: 43؛</w:t>
+        </w:r>
+      </w:hyperlink>
+      <w:r>
+        <w:rPr>
+          <w:lang w:val="ar_AE" w:bidi="ar_AE"/>
+        </w:rPr>
+        <w:t xml:space="preserve"> </w:t>
+      </w:r>
+      <w:hyperlink r:id="rId102">
+        <w:r>
+          <w:rPr>
+            <w:lang w:val="ar_AE" w:bidi="ar_AE"/>
+          </w:rPr>
+          <w:rPr>
+            <w:color w:val="0000EE"/>
+            <w:u w:val="single"/>
+          </w:rPr>
+          <w:t>7: 36؛</w:t>
+        </w:r>
+      </w:hyperlink>
+      <w:r>
+        <w:rPr>
+          <w:lang w:val="ar_AE" w:bidi="ar_AE"/>
+        </w:rPr>
+        <w:t xml:space="preserve"> </w:t>
+      </w:r>
+      <w:hyperlink r:id="rId103">
+        <w:r>
+          <w:rPr>
+            <w:lang w:val="ar_AE" w:bidi="ar_AE"/>
+          </w:rPr>
+          <w:rPr>
+            <w:color w:val="0000EE"/>
+            <w:u w:val="single"/>
+          </w:rPr>
+          <w:t>8: 29–30؛</w:t>
+        </w:r>
+      </w:hyperlink>
+      <w:r>
+        <w:rPr>
+          <w:lang w:val="ar_AE" w:bidi="ar_AE"/>
+        </w:rPr>
+        <w:t xml:space="preserve"> </w:t>
+      </w:r>
+      <w:hyperlink r:id="rId104">
+        <w:r>
+          <w:rPr>
+            <w:lang w:val="ar_AE" w:bidi="ar_AE"/>
+          </w:rPr>
+          <w:rPr>
+            <w:color w:val="0000EE"/>
+            <w:u w:val="single"/>
+          </w:rPr>
+          <w:t>9: 9</w:t>
+        </w:r>
+      </w:hyperlink>
+      <w:r>
+        <w:rPr>
+          <w:lang w:val="ar_AE" w:bidi="ar_AE"/>
+        </w:rPr>
+        <w:t>).</w:t>
+      </w:r>
+    </w:p>
+    <w:p>
+      <w:pPr>
+        <w:bidi/>
+      </w:pPr>
+      <w:r>
+        <w:rPr>
+          <w:lang w:val="ar_AE" w:bidi="ar_AE"/>
+        </w:rPr>
+      </w:r>
+      <w:r>
+        <w:rPr>
+          <w:lang w:val="ar_AE" w:bidi="ar_AE"/>
+        </w:rPr>
+        <w:t xml:space="preserve">هذه الفكرة (التي يُطلَق عليها في المعتاد اسم "السر المسياني") لا تظهر كثيرًا في إنجيل متى وإنجيل لوقا (انظر </w:t>
+      </w:r>
+      <w:hyperlink r:id="rId105">
+        <w:r>
+          <w:rPr>
+            <w:lang w:val="ar_AE" w:bidi="ar_AE"/>
+          </w:rPr>
+          <w:rPr>
+            <w:color w:val="0000EE"/>
+            <w:u w:val="single"/>
+          </w:rPr>
+          <w:t>متى 8: 4؛</w:t>
+        </w:r>
+      </w:hyperlink>
+      <w:r>
+        <w:rPr>
+          <w:lang w:val="ar_AE" w:bidi="ar_AE"/>
+        </w:rPr>
+        <w:t xml:space="preserve"> </w:t>
+      </w:r>
+      <w:hyperlink r:id="rId106">
+        <w:r>
+          <w:rPr>
+            <w:lang w:val="ar_AE" w:bidi="ar_AE"/>
+          </w:rPr>
+          <w:rPr>
+            <w:color w:val="0000EE"/>
+            <w:u w:val="single"/>
+          </w:rPr>
+          <w:t>16: 20؛</w:t>
+        </w:r>
+      </w:hyperlink>
+      <w:r>
+        <w:rPr>
+          <w:lang w:val="ar_AE" w:bidi="ar_AE"/>
+        </w:rPr>
+        <w:t xml:space="preserve"> </w:t>
+      </w:r>
+      <w:hyperlink r:id="rId107">
+        <w:r>
+          <w:rPr>
+            <w:lang w:val="ar_AE" w:bidi="ar_AE"/>
+          </w:rPr>
+          <w:rPr>
+            <w:color w:val="0000EE"/>
+            <w:u w:val="single"/>
+          </w:rPr>
+          <w:t>لوقا 9: 21</w:t>
+        </w:r>
+      </w:hyperlink>
+      <w:r>
+        <w:rPr>
+          <w:lang w:val="ar_AE" w:bidi="ar_AE"/>
+        </w:rPr>
+        <w:t>). ولماذا طلب يسوع من الذين شفاهم ومن الذين عرفوا هويته الحقيقية أن تظل معجزات الشفاء التي أجراها وهويته الحقيقية سرًّا؟</w:t>
+      </w:r>
+    </w:p>
+    <w:p>
+      <w:pPr>
+        <w:bidi/>
+      </w:pPr>
+      <w:r>
+        <w:rPr>
+          <w:lang w:val="ar_AE" w:bidi="ar_AE"/>
+        </w:rPr>
+      </w:r>
+      <w:r>
+        <w:rPr>
+          <w:lang w:val="ar_AE" w:bidi="ar_AE"/>
+        </w:rPr>
+        <w:t>يتعلَّق أحد الاحتمالات بردِّ الفعل الذي كان من شأن السلطات الرومانية أن تبديه. فخلال خدمة يسوع على الأرض، كان كارزًا يتمتع بشعبية كبيرة، وقد أعلن مجيء ملكوت الله، وشفى الناس بطرق معجزية، وسمح لأتباعه بأن يطلقوا عليه لقب المسيا وملك إسرائيل، وهو الشخص الذي كانت إسرائيل تنتظره لزمان طويل.</w:t>
+      </w:r>
+    </w:p>
+    <w:p>
+      <w:pPr>
+        <w:bidi/>
+      </w:pPr>
+      <w:r>
+        <w:rPr>
+          <w:lang w:val="ar_AE" w:bidi="ar_AE"/>
+        </w:rPr>
+      </w:r>
+      <w:r>
+        <w:rPr>
+          <w:lang w:val="ar_AE" w:bidi="ar_AE"/>
+        </w:rPr>
+        <w:t>لم تكن السلطات الرومانية لتسمح بذلك، وكانوا سيحاولون سريعًا إيقاف هذه الحركة. ففي الإمبراطورية الرومانية، لم يكن هناك مجالٌ لمملكة أخرى أو لمنقذ مسياني داخل الحُكم الروماني. ومع أن يسوع أخبر تلاميذه بأنه هو المسيح، فإنه لم يكن يخطِّط لتزعُّم ثورة سياسية ضد روما (</w:t>
+      </w:r>
+      <w:hyperlink r:id="rId108">
+        <w:r>
+          <w:rPr>
+            <w:lang w:val="ar_AE" w:bidi="ar_AE"/>
+          </w:rPr>
+          <w:rPr>
+            <w:color w:val="0000EE"/>
+            <w:u w:val="single"/>
+          </w:rPr>
+          <w:t>مرقس 8: 27–30</w:t>
+        </w:r>
+      </w:hyperlink>
+      <w:r>
+        <w:rPr>
+          <w:lang w:val="ar_AE" w:bidi="ar_AE"/>
+        </w:rPr>
+        <w:t>).</w:t>
+      </w:r>
+    </w:p>
+    <w:p>
+      <w:pPr>
+        <w:bidi/>
+      </w:pPr>
+      <w:r>
+        <w:rPr>
+          <w:lang w:val="ar_AE" w:bidi="ar_AE"/>
+        </w:rPr>
+      </w:r>
+      <w:r>
+        <w:rPr>
+          <w:lang w:val="ar_AE" w:bidi="ar_AE"/>
+        </w:rPr>
+        <w:t>ربما كان السبب الآخر الذي دفع يسوع إلى الرغبة في أن تظل هويته الحقيقية سرًّا هو سوء الفهم واسع الانتشار لهوية يسوع في إنجيل مرقس، وهو سوء الفهم الذي ساد حتى بين أتباعه الأقرب إليه. أوضح يسوع أن دوره بصفته المسيا وابن الله مرتبطٌ بصورة مباشرة بآلامه وموته. وهذه الحقيقة لم تكن متوافقة مع التوقعات اليهودية بشأن المسيا.</w:t>
+      </w:r>
+    </w:p>
+    <w:p>
+      <w:pPr>
+        <w:bidi/>
+      </w:pPr>
+      <w:r>
+        <w:rPr>
+          <w:lang w:val="ar_AE" w:bidi="ar_AE"/>
+        </w:rPr>
+      </w:r>
+      <w:r>
+        <w:rPr>
+          <w:lang w:val="ar_AE" w:bidi="ar_AE"/>
+        </w:rPr>
+        <w:t>بعدما أقرَّ الرسول بطرس بأن يسوع هو المسيح (المسيا) مباشرةً، أعلن يسوع أنه سيتألم ويموت (</w:t>
+      </w:r>
+      <w:hyperlink r:id="rId109">
+        <w:r>
+          <w:rPr>
+            <w:lang w:val="ar_AE" w:bidi="ar_AE"/>
+          </w:rPr>
+          <w:rPr>
+            <w:color w:val="0000EE"/>
+            <w:u w:val="single"/>
+          </w:rPr>
+          <w:t>مرقس 8: 27–31</w:t>
+        </w:r>
+      </w:hyperlink>
+      <w:r>
+        <w:rPr>
+          <w:lang w:val="ar_AE" w:bidi="ar_AE"/>
+        </w:rPr>
+        <w:t>). ويبيِّن رد فعل بطرس أنه لم يفهم ذلك (</w:t>
+      </w:r>
+      <w:hyperlink r:id="rId110">
+        <w:r>
+          <w:rPr>
+            <w:lang w:val="ar_AE" w:bidi="ar_AE"/>
+          </w:rPr>
+          <w:rPr>
+            <w:color w:val="0000EE"/>
+            <w:u w:val="single"/>
+          </w:rPr>
+          <w:t>8: 32–33</w:t>
+        </w:r>
+      </w:hyperlink>
+      <w:r>
+        <w:rPr>
+          <w:lang w:val="ar_AE" w:bidi="ar_AE"/>
+        </w:rPr>
+        <w:t>). فقد كانت معجزات يسوع وتعاليمه العميقة مهمة، لكن موته ذبيحةً كان هو الجزء الأهم من دوره المسياني.</w:t>
+      </w:r>
+    </w:p>
+    <w:p>
+      <w:pPr>
+        <w:bidi/>
+      </w:pPr>
+      <w:r>
+        <w:rPr>
+          <w:lang w:val="ar_AE" w:bidi="ar_AE"/>
+        </w:rPr>
+      </w:r>
+      <w:r>
+        <w:rPr>
+          <w:lang w:val="ar_AE" w:bidi="ar_AE"/>
+        </w:rPr>
+        <w:t xml:space="preserve">لهذه الأسباب، رأى يسوع أنه من الحكمة أن يعلِّم عن ملكوت الله باستخدام الأمثال. والأمثال هي قصص تحمل معانٍ رمزية (انظر </w:t>
+      </w:r>
+      <w:hyperlink r:id="rId111">
+        <w:r>
+          <w:rPr>
+            <w:lang w:val="ar_AE" w:bidi="ar_AE"/>
+          </w:rPr>
+          <w:rPr>
+            <w:color w:val="0000EE"/>
+            <w:u w:val="single"/>
+          </w:rPr>
+          <w:t>مرقس 4: 1–34</w:t>
+        </w:r>
+      </w:hyperlink>
+      <w:r>
+        <w:rPr>
+          <w:lang w:val="ar_AE" w:bidi="ar_AE"/>
+        </w:rPr>
+        <w:t xml:space="preserve">، ولا سيما </w:t>
+      </w:r>
+      <w:hyperlink r:id="rId112">
+        <w:r>
+          <w:rPr>
+            <w:lang w:val="ar_AE" w:bidi="ar_AE"/>
+          </w:rPr>
+          <w:rPr>
+            <w:color w:val="0000EE"/>
+            <w:u w:val="single"/>
+          </w:rPr>
+          <w:t>4: 10–12</w:t>
+        </w:r>
+      </w:hyperlink>
+      <w:r>
+        <w:rPr>
+          <w:lang w:val="ar_AE" w:bidi="ar_AE"/>
+        </w:rPr>
+        <w:t>). ساعد هذا الأسلوب الذي اتبعه يسوع في التقليل من حجم الإثارة التي سببتها معجزاته (</w:t>
+      </w:r>
+      <w:hyperlink r:id="rId99">
+        <w:r>
+          <w:rPr>
+            <w:lang w:val="ar_AE" w:bidi="ar_AE"/>
+          </w:rPr>
+          <w:rPr>
+            <w:color w:val="0000EE"/>
+            <w:u w:val="single"/>
+          </w:rPr>
+          <w:t>1: 44</w:t>
+        </w:r>
+      </w:hyperlink>
+      <w:r>
+        <w:rPr>
+          <w:lang w:val="ar_AE" w:bidi="ar_AE"/>
+        </w:rPr>
+        <w:t xml:space="preserve">؛ </w:t>
+      </w:r>
+      <w:hyperlink r:id="rId101">
+        <w:r>
+          <w:rPr>
+            <w:lang w:val="ar_AE" w:bidi="ar_AE"/>
+          </w:rPr>
+          <w:rPr>
+            <w:color w:val="0000EE"/>
+            <w:u w:val="single"/>
+          </w:rPr>
+          <w:t>5: 43</w:t>
+        </w:r>
+      </w:hyperlink>
+      <w:r>
+        <w:rPr>
+          <w:lang w:val="ar_AE" w:bidi="ar_AE"/>
+        </w:rPr>
+        <w:t xml:space="preserve">؛ </w:t>
+      </w:r>
+      <w:hyperlink r:id="rId102">
+        <w:r>
+          <w:rPr>
+            <w:lang w:val="ar_AE" w:bidi="ar_AE"/>
+          </w:rPr>
+          <w:rPr>
+            <w:color w:val="0000EE"/>
+            <w:u w:val="single"/>
+          </w:rPr>
+          <w:t>7: 36</w:t>
+        </w:r>
+      </w:hyperlink>
+      <w:r>
+        <w:rPr>
+          <w:lang w:val="ar_AE" w:bidi="ar_AE"/>
+        </w:rPr>
+        <w:t xml:space="preserve">؛ </w:t>
+      </w:r>
+      <w:hyperlink r:id="rId113">
+        <w:r>
+          <w:rPr>
+            <w:lang w:val="ar_AE" w:bidi="ar_AE"/>
+          </w:rPr>
+          <w:rPr>
+            <w:color w:val="0000EE"/>
+            <w:u w:val="single"/>
+          </w:rPr>
+          <w:t>8: 26</w:t>
+        </w:r>
+      </w:hyperlink>
+      <w:r>
+        <w:rPr>
+          <w:lang w:val="ar_AE" w:bidi="ar_AE"/>
+        </w:rPr>
+        <w:t>). كما أتاح له هذا في بعض الأحيان الاختفاء عن الناس (</w:t>
+      </w:r>
+      <w:hyperlink r:id="rId114">
+        <w:r>
+          <w:rPr>
+            <w:lang w:val="ar_AE" w:bidi="ar_AE"/>
+          </w:rPr>
+          <w:rPr>
+            <w:color w:val="0000EE"/>
+            <w:u w:val="single"/>
+          </w:rPr>
+          <w:t>7: 24</w:t>
+        </w:r>
+      </w:hyperlink>
+      <w:r>
+        <w:rPr>
+          <w:lang w:val="ar_AE" w:bidi="ar_AE"/>
+        </w:rPr>
+        <w:t xml:space="preserve">؛ </w:t>
+      </w:r>
+      <w:hyperlink r:id="rId115">
+        <w:r>
+          <w:rPr>
+            <w:lang w:val="ar_AE" w:bidi="ar_AE"/>
+          </w:rPr>
+          <w:rPr>
+            <w:color w:val="0000EE"/>
+            <w:u w:val="single"/>
+          </w:rPr>
+          <w:t>9: 30–31</w:t>
+        </w:r>
+      </w:hyperlink>
+      <w:r>
+        <w:rPr>
+          <w:lang w:val="ar_AE" w:bidi="ar_AE"/>
+        </w:rPr>
+        <w:t>). وقد أبقى على تعاليمه مخفية عن الذين هم من خارج (</w:t>
+      </w:r>
+      <w:hyperlink r:id="rId112">
+        <w:r>
+          <w:rPr>
+            <w:lang w:val="ar_AE" w:bidi="ar_AE"/>
+          </w:rPr>
+          <w:rPr>
+            <w:color w:val="0000EE"/>
+            <w:u w:val="single"/>
+          </w:rPr>
+          <w:t>4: 10–12</w:t>
+        </w:r>
+      </w:hyperlink>
+      <w:r>
+        <w:rPr>
+          <w:lang w:val="ar_AE" w:bidi="ar_AE"/>
+        </w:rPr>
+        <w:t xml:space="preserve">، </w:t>
+      </w:r>
+      <w:hyperlink r:id="rId116">
+        <w:r>
+          <w:rPr>
+            <w:lang w:val="ar_AE" w:bidi="ar_AE"/>
+          </w:rPr>
+          <w:rPr>
+            <w:color w:val="0000EE"/>
+            <w:u w:val="single"/>
+          </w:rPr>
+          <w:t>33–34</w:t>
+        </w:r>
+      </w:hyperlink>
+      <w:r>
+        <w:rPr>
+          <w:lang w:val="ar_AE" w:bidi="ar_AE"/>
+        </w:rPr>
+        <w:t xml:space="preserve">؛ </w:t>
+      </w:r>
+      <w:hyperlink r:id="rId117">
+        <w:r>
+          <w:rPr>
+            <w:lang w:val="ar_AE" w:bidi="ar_AE"/>
+          </w:rPr>
+          <w:rPr>
+            <w:color w:val="0000EE"/>
+            <w:u w:val="single"/>
+          </w:rPr>
+          <w:t>7: 17</w:t>
+        </w:r>
+      </w:hyperlink>
+      <w:r>
+        <w:rPr>
+          <w:lang w:val="ar_AE" w:bidi="ar_AE"/>
+        </w:rPr>
+        <w:t>)، وأوصى الذين كانوا يعرفون هويته الحقيقية بعدم الكشف عنها (</w:t>
+      </w:r>
+      <w:hyperlink r:id="rId118">
+        <w:r>
+          <w:rPr>
+            <w:lang w:val="ar_AE" w:bidi="ar_AE"/>
+          </w:rPr>
+          <w:rPr>
+            <w:color w:val="0000EE"/>
+            <w:u w:val="single"/>
+          </w:rPr>
+          <w:t>مرقس 1: 23–26</w:t>
+        </w:r>
+      </w:hyperlink>
+      <w:r>
+        <w:rPr>
+          <w:lang w:val="ar_AE" w:bidi="ar_AE"/>
+        </w:rPr>
+        <w:t xml:space="preserve">، </w:t>
+      </w:r>
+      <w:hyperlink r:id="rId98">
+        <w:r>
+          <w:rPr>
+            <w:lang w:val="ar_AE" w:bidi="ar_AE"/>
+          </w:rPr>
+          <w:rPr>
+            <w:color w:val="0000EE"/>
+            <w:u w:val="single"/>
+          </w:rPr>
+          <w:t>34</w:t>
+        </w:r>
+      </w:hyperlink>
+      <w:r>
+        <w:rPr>
+          <w:lang w:val="ar_AE" w:bidi="ar_AE"/>
+        </w:rPr>
+        <w:t xml:space="preserve">؛ </w:t>
+      </w:r>
+      <w:hyperlink r:id="rId100">
+        <w:r>
+          <w:rPr>
+            <w:lang w:val="ar_AE" w:bidi="ar_AE"/>
+          </w:rPr>
+          <w:rPr>
+            <w:color w:val="0000EE"/>
+            <w:u w:val="single"/>
+          </w:rPr>
+          <w:t>3: 11–12</w:t>
+        </w:r>
+      </w:hyperlink>
+      <w:r>
+        <w:rPr>
+          <w:lang w:val="ar_AE" w:bidi="ar_AE"/>
+        </w:rPr>
+        <w:t xml:space="preserve">؛ </w:t>
+      </w:r>
+      <w:hyperlink r:id="rId103">
+        <w:r>
+          <w:rPr>
+            <w:lang w:val="ar_AE" w:bidi="ar_AE"/>
+          </w:rPr>
+          <w:rPr>
+            <w:color w:val="0000EE"/>
+            <w:u w:val="single"/>
+          </w:rPr>
+          <w:t>8: 29–30</w:t>
+        </w:r>
+      </w:hyperlink>
+      <w:r>
+        <w:rPr>
+          <w:lang w:val="ar_AE" w:bidi="ar_AE"/>
+        </w:rPr>
+        <w:t xml:space="preserve">؛ </w:t>
+      </w:r>
+      <w:hyperlink r:id="rId104">
+        <w:r>
+          <w:rPr>
+            <w:lang w:val="ar_AE" w:bidi="ar_AE"/>
+          </w:rPr>
+          <w:rPr>
+            <w:color w:val="0000EE"/>
+            <w:u w:val="single"/>
+          </w:rPr>
+          <w:t>9: 9</w:t>
+        </w:r>
+      </w:hyperlink>
+      <w:r>
+        <w:rPr>
+          <w:lang w:val="ar_AE" w:bidi="ar_AE"/>
+        </w:rPr>
+        <w:t>). فقد جاء يسوع "</w:t>
+      </w:r>
+      <w:r>
+        <w:rPr>
+          <w:lang w:val="ar_AE" w:bidi="ar_AE"/>
+        </w:rPr>
+        <w:t>لِيَبْذِلَ نَفْسَهُ فِدْيَةً عَنْ كَثِيرِينَ</w:t>
+      </w:r>
+      <w:r>
+        <w:rPr>
+          <w:lang w:val="ar_AE" w:bidi="ar_AE"/>
+        </w:rPr>
+        <w:t>" (</w:t>
+      </w:r>
+      <w:hyperlink r:id="rId119">
+        <w:r>
+          <w:rPr>
+            <w:lang w:val="ar_AE" w:bidi="ar_AE"/>
+          </w:rPr>
+          <w:rPr>
+            <w:color w:val="0000EE"/>
+            <w:u w:val="single"/>
+          </w:rPr>
+          <w:t>10: 45</w:t>
+        </w:r>
+      </w:hyperlink>
+      <w:r>
+        <w:rPr>
+          <w:lang w:val="ar_AE" w:bidi="ar_AE"/>
+        </w:rPr>
+        <w:t>)، وليس ليقود أمة إسرائيل في تمرُّد على روما.</w:t>
+      </w:r>
+    </w:p>
+    <w:p>
+      <w:pPr>
+        <w:bidi/>
+      </w:pPr>
+      <w:r>
+        <w:rPr>
+          <w:lang w:val="ar_AE" w:bidi="ar_AE"/>
+        </w:rPr>
+      </w:r>
+      <w:r>
+        <w:rPr>
+          <w:lang w:val="ar_AE" w:bidi="ar_AE"/>
+        </w:rPr>
+        <w:t>لكن إخفاء هوية يسوع المسيح، ابن الله، لم يكن ممكنًا (</w:t>
+      </w:r>
+      <w:hyperlink r:id="rId120">
+        <w:r>
+          <w:rPr>
+            <w:lang w:val="ar_AE" w:bidi="ar_AE"/>
+          </w:rPr>
+          <w:rPr>
+            <w:color w:val="0000EE"/>
+            <w:u w:val="single"/>
+          </w:rPr>
+          <w:t>مرقس 1: 1</w:t>
+        </w:r>
+      </w:hyperlink>
+      <w:r>
+        <w:rPr>
+          <w:lang w:val="ar_AE" w:bidi="ar_AE"/>
+        </w:rPr>
+        <w:t>). فقد كان من المستحيل إبقاء الأمر سرًّا لأن يسوع أهم وأبرز من ذلك (</w:t>
+      </w:r>
+      <w:hyperlink r:id="rId102">
+        <w:r>
+          <w:rPr>
+            <w:lang w:val="ar_AE" w:bidi="ar_AE"/>
+          </w:rPr>
+          <w:rPr>
+            <w:color w:val="0000EE"/>
+            <w:u w:val="single"/>
+          </w:rPr>
+          <w:t>7: 36</w:t>
+        </w:r>
+      </w:hyperlink>
+      <w:r>
+        <w:rPr>
+          <w:lang w:val="ar_AE" w:bidi="ar_AE"/>
+        </w:rPr>
+        <w:t>). وأولئك الذين اختبروا شفاءه ورأوه يشفي آخرين لم يتمكنوا من التوقف عن التحدث عمَّا فعله. وقد صارت هوية يسوع واضحة، وأدرك الناس أنه بالحقيقة المسيا، ابن الله، الذي له السلطان على الطبيعة والمرض والموت. وبالنسبة لقرَّاء ومستمعي إنجيل مرقس الذين يتعرفون على هوية يسوع منذ الآية الأولى، أثبت يسوع أنه المسيا بسبب (وليس على الرغم من) آلامه وموته وقيامته.</w:t>
+      </w:r>
+    </w:p>
+    <w:p>
+      <w:pPr>
+        <w:bidi/>
+      </w:pPr>
+      <w:r>
+        <w:rPr>
+          <w:lang w:val="ar_AE" w:bidi="ar_AE"/>
+        </w:rPr>
+      </w:r>
+      <w:r>
+        <w:rPr>
+          <w:u w:val="single"/>
+          <w:lang w:val="ar_AE" w:bidi="ar_AE"/>
+        </w:rPr>
+        <w:t>نصوص كتابية لمزيد من الدراسة</w:t>
+      </w:r>
+    </w:p>
+    <w:p>
+      <w:pPr>
+        <w:bidi/>
+      </w:pPr>
+      <w:r>
+        <w:rPr>
+          <w:lang w:val="ar_AE" w:bidi="ar_AE"/>
+        </w:rPr>
+      </w:r>
+      <w:hyperlink r:id="rId105">
+        <w:r>
+          <w:rPr>
+            <w:lang w:val="ar_AE" w:bidi="ar_AE"/>
+          </w:rPr>
+          <w:rPr>
+            <w:color w:val="0000EE"/>
+            <w:u w:val="single"/>
+          </w:rPr>
+          <w:t>متى 8: 4؛</w:t>
+        </w:r>
+      </w:hyperlink>
+      <w:r>
+        <w:rPr>
+          <w:lang w:val="ar_AE" w:bidi="ar_AE"/>
+        </w:rPr>
+        <w:t xml:space="preserve"> </w:t>
+      </w:r>
+      <w:hyperlink r:id="rId106">
+        <w:r>
+          <w:rPr>
+            <w:lang w:val="ar_AE" w:bidi="ar_AE"/>
+          </w:rPr>
+          <w:rPr>
+            <w:color w:val="0000EE"/>
+            <w:u w:val="single"/>
+          </w:rPr>
+          <w:t>16: 20؛</w:t>
+        </w:r>
+      </w:hyperlink>
+      <w:r>
+        <w:rPr>
+          <w:lang w:val="ar_AE" w:bidi="ar_AE"/>
+        </w:rPr>
+        <w:t xml:space="preserve"> </w:t>
+      </w:r>
+      <w:hyperlink r:id="rId98">
+        <w:r>
+          <w:rPr>
+            <w:lang w:val="ar_AE" w:bidi="ar_AE"/>
+          </w:rPr>
+          <w:rPr>
+            <w:color w:val="0000EE"/>
+            <w:u w:val="single"/>
+          </w:rPr>
+          <w:t>مرقس 1: 34،</w:t>
+        </w:r>
+      </w:hyperlink>
+      <w:r>
+        <w:rPr>
+          <w:lang w:val="ar_AE" w:bidi="ar_AE"/>
+        </w:rPr>
+        <w:t xml:space="preserve"> </w:t>
+      </w:r>
+      <w:hyperlink r:id="rId99">
+        <w:r>
+          <w:rPr>
+            <w:lang w:val="ar_AE" w:bidi="ar_AE"/>
+          </w:rPr>
+          <w:rPr>
+            <w:color w:val="0000EE"/>
+            <w:u w:val="single"/>
+          </w:rPr>
+          <w:t>44؛</w:t>
+        </w:r>
+      </w:hyperlink>
+      <w:r>
+        <w:rPr>
+          <w:lang w:val="ar_AE" w:bidi="ar_AE"/>
+        </w:rPr>
+        <w:t xml:space="preserve"> </w:t>
+      </w:r>
+      <w:hyperlink r:id="rId100">
+        <w:r>
+          <w:rPr>
+            <w:lang w:val="ar_AE" w:bidi="ar_AE"/>
+          </w:rPr>
+          <w:rPr>
+            <w:color w:val="0000EE"/>
+            <w:u w:val="single"/>
+          </w:rPr>
+          <w:t>3: 11–12؛</w:t>
+        </w:r>
+      </w:hyperlink>
+      <w:r>
+        <w:rPr>
+          <w:lang w:val="ar_AE" w:bidi="ar_AE"/>
+        </w:rPr>
+        <w:t xml:space="preserve"> </w:t>
+      </w:r>
+      <w:hyperlink r:id="rId101">
+        <w:r>
+          <w:rPr>
+            <w:lang w:val="ar_AE" w:bidi="ar_AE"/>
+          </w:rPr>
+          <w:rPr>
+            <w:color w:val="0000EE"/>
+            <w:u w:val="single"/>
+          </w:rPr>
+          <w:t>5: 43؛</w:t>
+        </w:r>
+      </w:hyperlink>
+      <w:r>
+        <w:rPr>
+          <w:lang w:val="ar_AE" w:bidi="ar_AE"/>
+        </w:rPr>
+        <w:t xml:space="preserve"> </w:t>
+      </w:r>
+      <w:hyperlink r:id="rId102">
+        <w:r>
+          <w:rPr>
+            <w:lang w:val="ar_AE" w:bidi="ar_AE"/>
+          </w:rPr>
+          <w:rPr>
+            <w:color w:val="0000EE"/>
+            <w:u w:val="single"/>
+          </w:rPr>
+          <w:t>7: 36؛</w:t>
+        </w:r>
+      </w:hyperlink>
+      <w:r>
+        <w:rPr>
+          <w:lang w:val="ar_AE" w:bidi="ar_AE"/>
+        </w:rPr>
+        <w:t xml:space="preserve"> </w:t>
+      </w:r>
+      <w:hyperlink r:id="rId103">
+        <w:r>
+          <w:rPr>
+            <w:lang w:val="ar_AE" w:bidi="ar_AE"/>
+          </w:rPr>
+          <w:rPr>
+            <w:color w:val="0000EE"/>
+            <w:u w:val="single"/>
+          </w:rPr>
+          <w:t>8: 29–30؛</w:t>
+        </w:r>
+      </w:hyperlink>
+      <w:r>
+        <w:rPr>
+          <w:lang w:val="ar_AE" w:bidi="ar_AE"/>
+        </w:rPr>
+        <w:t xml:space="preserve"> </w:t>
+      </w:r>
+      <w:hyperlink r:id="rId104">
+        <w:r>
+          <w:rPr>
+            <w:lang w:val="ar_AE" w:bidi="ar_AE"/>
+          </w:rPr>
+          <w:rPr>
+            <w:color w:val="0000EE"/>
+            <w:u w:val="single"/>
+          </w:rPr>
+          <w:t>9: 9،</w:t>
+        </w:r>
+      </w:hyperlink>
+      <w:r>
+        <w:rPr>
+          <w:lang w:val="ar_AE" w:bidi="ar_AE"/>
+        </w:rPr>
+        <w:t xml:space="preserve"> </w:t>
+      </w:r>
+      <w:hyperlink r:id="rId115">
+        <w:r>
+          <w:rPr>
+            <w:lang w:val="ar_AE" w:bidi="ar_AE"/>
+          </w:rPr>
+          <w:rPr>
+            <w:color w:val="0000EE"/>
+            <w:u w:val="single"/>
+          </w:rPr>
+          <w:t>30–31؛</w:t>
+        </w:r>
+      </w:hyperlink>
+      <w:r>
+        <w:rPr>
+          <w:lang w:val="ar_AE" w:bidi="ar_AE"/>
+        </w:rPr>
+        <w:t xml:space="preserve"> </w:t>
+      </w:r>
+      <w:hyperlink r:id="rId107">
+        <w:r>
+          <w:rPr>
+            <w:lang w:val="ar_AE" w:bidi="ar_AE"/>
+          </w:rPr>
+          <w:rPr>
+            <w:color w:val="0000EE"/>
+            <w:u w:val="single"/>
+          </w:rPr>
+          <w:t>لوقا 9: 21</w:t>
+        </w:r>
+      </w:hyperlink>
+      <w:r>
+        <w:rPr>
+          <w:lang w:val="ar_AE" w:bidi="ar_AE"/>
+        </w:rPr>
+      </w:r>
+      <w:r>
+        <w:rPr>
+          <w:lang w:val="ar_AE" w:bidi="ar_AE"/>
+        </w:rPr>
+      </w:r>
+    </w:p>
+    <w:p>
+      <w:pPr>
+        <w:bidi/>
+      </w:pPr>
+      <w:r>
+        <w:rPr>
+          <w:lang w:val="ar_AE" w:bidi="ar_AE"/>
+        </w:rPr>
+      </w:r>
+    </w:p>
+    <w:p>
+      <w:pPr>
+        <w:pStyle w:val="Heading2"/>
+        <w:bidi/>
+      </w:pPr>
+      <w:r>
+        <w:rPr>
+          <w:lang w:val="ar_AE" w:bidi="ar_AE"/>
+        </w:rPr>
+        <w:t>سُكنى الله مع شعبه</w:t>
+      </w:r>
+      <w:r>
+        <w:rPr>
+          <w:lang w:val="ar_AE" w:bidi="ar_AE"/>
+        </w:rPr>
+      </w:r>
+    </w:p>
+    <w:p>
+      <w:pPr>
+        <w:bidi/>
+      </w:pPr>
+      <w:r>
+        <w:rPr>
+          <w:lang w:val="ar_AE" w:bidi="ar_AE"/>
+        </w:rPr>
+      </w:r>
+      <w:r>
+        <w:rPr>
+          <w:lang w:val="ar_AE" w:bidi="ar_AE"/>
+        </w:rPr>
+        <w:t>أراد الله من شعبه أن يعبدوه في المكان الذي اختاره ليُحل فيه اسمه. بالنسبة لإسرائيل، كان هذا المكان أولًا خيمة الاجتماع، ثم لاحقًا الهيكل في أورشليم.</w:t>
+      </w:r>
+    </w:p>
+    <w:p>
+      <w:pPr>
+        <w:bidi/>
+      </w:pPr>
+      <w:r>
+        <w:rPr>
+          <w:lang w:val="ar_AE" w:bidi="ar_AE"/>
+        </w:rPr>
+      </w:r>
+      <w:r>
+        <w:rPr>
+          <w:lang w:val="ar_AE" w:bidi="ar_AE"/>
+        </w:rPr>
+        <w:t xml:space="preserve">الله هو </w:t>
+      </w:r>
+      <w:r>
+        <w:rPr>
+          <w:i/>
+          <w:lang w:val="ar_AE" w:bidi="ar_AE"/>
+        </w:rPr>
+        <w:t xml:space="preserve">المتعالي </w:t>
+      </w:r>
+      <w:r>
+        <w:rPr>
+          <w:lang w:val="ar_AE" w:bidi="ar_AE"/>
+        </w:rPr>
+        <w:t>(فوق كل الأشياء) وكلّي الحضور</w:t>
+      </w:r>
+      <w:r>
+        <w:rPr>
+          <w:i/>
+          <w:lang w:val="ar_AE" w:bidi="ar_AE"/>
+        </w:rPr>
+        <w:t xml:space="preserve"> </w:t>
+      </w:r>
+      <w:r>
+        <w:rPr>
+          <w:lang w:val="ar_AE" w:bidi="ar_AE"/>
+        </w:rPr>
+        <w:t>(حاضر في كل مكان). ومع ذلك، اختار مكانًا محددًا لإسرائيل ليكون موضع عبادته. وقد تساءل الملك سليمان لاحقًا كيف يمكن لإله السماء أن يسكن في مبنى صنعه البشر (</w:t>
+      </w:r>
+      <w:hyperlink r:id="rId121">
+        <w:r>
+          <w:rPr>
+            <w:lang w:val="ar_AE" w:bidi="ar_AE"/>
+          </w:rPr>
+          <w:rPr>
+            <w:color w:val="0000EE"/>
+            <w:u w:val="single"/>
+          </w:rPr>
+          <w:t>1 ملوك 8:27</w:t>
+        </w:r>
+      </w:hyperlink>
+      <w:r>
+        <w:rPr>
+          <w:lang w:val="ar_AE" w:bidi="ar_AE"/>
+        </w:rPr>
+        <w:t xml:space="preserve">). لكن الجواب هو أن اسم الله يُمثّل حضور الله بنفسه. </w:t>
+      </w:r>
+    </w:p>
+    <w:p>
+      <w:pPr>
+        <w:bidi/>
+      </w:pPr>
+      <w:r>
+        <w:rPr>
+          <w:lang w:val="ar_AE" w:bidi="ar_AE"/>
+        </w:rPr>
+      </w:r>
+      <w:r>
+        <w:rPr>
+          <w:lang w:val="ar_AE" w:bidi="ar_AE"/>
+        </w:rPr>
+        <w:t xml:space="preserve">كانت خيمة الاجتماع، ولاحقًا الهيكل، ملكًا للرب، وكان اسمه يميزهما. لذا كانتا، بطريقة ما، يعتبران "مساكنه" على الأرض. ففي الشرق الأدنى القديم، كانت الأسماء أكثر من مجرد تسميات أو ألقاب. بل كانت تُعبّر عن شخصية وطبيعة الشخص (على سبيل المثال، يعقوب، </w:t>
+      </w:r>
+      <w:hyperlink r:id="rId122">
+        <w:r>
+          <w:rPr>
+            <w:lang w:val="ar_AE" w:bidi="ar_AE"/>
+          </w:rPr>
+          <w:rPr>
+            <w:color w:val="0000EE"/>
+            <w:u w:val="single"/>
+          </w:rPr>
+          <w:t>تكوين 27:36</w:t>
+        </w:r>
+      </w:hyperlink>
+      <w:r>
+        <w:rPr>
+          <w:lang w:val="ar_AE" w:bidi="ar_AE"/>
+        </w:rPr>
+        <w:t xml:space="preserve">؛ يسوع، </w:t>
+      </w:r>
+      <w:hyperlink r:id="rId123">
+        <w:r>
+          <w:rPr>
+            <w:lang w:val="ar_AE" w:bidi="ar_AE"/>
+          </w:rPr>
+          <w:rPr>
+            <w:color w:val="0000EE"/>
+            <w:u w:val="single"/>
+          </w:rPr>
+          <w:t>متى 1:21</w:t>
+        </w:r>
+      </w:hyperlink>
+      <w:r>
+        <w:rPr>
+          <w:lang w:val="ar_AE" w:bidi="ar_AE"/>
+        </w:rPr>
+        <w:t xml:space="preserve">؛ برنابا، </w:t>
+      </w:r>
+      <w:hyperlink r:id="rId124">
+        <w:r>
+          <w:rPr>
+            <w:lang w:val="ar_AE" w:bidi="ar_AE"/>
+          </w:rPr>
+          <w:rPr>
+            <w:color w:val="0000EE"/>
+            <w:u w:val="single"/>
+          </w:rPr>
+          <w:t>أعمال 4:36</w:t>
+        </w:r>
+      </w:hyperlink>
+      <w:r>
+        <w:rPr>
+          <w:lang w:val="ar_AE" w:bidi="ar_AE"/>
+        </w:rPr>
+        <w:t xml:space="preserve">؛ بطرس، </w:t>
+      </w:r>
+      <w:hyperlink r:id="rId125">
+        <w:r>
+          <w:rPr>
+            <w:lang w:val="ar_AE" w:bidi="ar_AE"/>
+          </w:rPr>
+          <w:rPr>
+            <w:color w:val="0000EE"/>
+            <w:u w:val="single"/>
+          </w:rPr>
+          <w:t>متى 16:17–19</w:t>
+        </w:r>
+      </w:hyperlink>
+      <w:r>
+        <w:rPr>
+          <w:lang w:val="ar_AE" w:bidi="ar_AE"/>
+        </w:rPr>
+        <w:t>). لذلك، قال سليمان بحكمة، "ا</w:t>
+      </w:r>
+      <w:r>
+        <w:rPr>
+          <w:lang w:val="ar_AE" w:bidi="ar_AE"/>
+        </w:rPr>
+        <w:t>لصِّيتُ أَفْضَلُ مِنَ ٱلْغِنَى ٱلْعَظِيمِ</w:t>
+      </w:r>
+      <w:r>
+        <w:rPr>
+          <w:lang w:val="ar_AE" w:bidi="ar_AE"/>
+        </w:rPr>
+        <w:t>" (</w:t>
+      </w:r>
+      <w:hyperlink r:id="rId126">
+        <w:r>
+          <w:rPr>
+            <w:lang w:val="ar_AE" w:bidi="ar_AE"/>
+          </w:rPr>
+          <w:rPr>
+            <w:color w:val="0000EE"/>
+            <w:u w:val="single"/>
+          </w:rPr>
+          <w:t>أمثال 22:1</w:t>
+        </w:r>
+      </w:hyperlink>
+      <w:r>
+        <w:rPr>
+          <w:lang w:val="ar_AE" w:bidi="ar_AE"/>
+        </w:rPr>
+        <w:t>).</w:t>
+      </w:r>
+    </w:p>
+    <w:p>
+      <w:pPr>
+        <w:bidi/>
+      </w:pPr>
+      <w:r>
+        <w:rPr>
+          <w:lang w:val="ar_AE" w:bidi="ar_AE"/>
+        </w:rPr>
+      </w:r>
+      <w:r>
+        <w:rPr>
+          <w:lang w:val="ar_AE" w:bidi="ar_AE"/>
+        </w:rPr>
+        <w:t>كان الله حاضرًا في مكان مقدّس يحمل اسمه. وقد تجلّى حضوره المجيد في عمود نار وعمود سحاب خلال الفترة التي عاش فيها بنو إسرائيل في البرية، وكان ذلك بمثابة تذكير دائم بأن الله حاضر في وسط شعبه (</w:t>
+      </w:r>
+      <w:hyperlink r:id="rId127">
+        <w:r>
+          <w:rPr>
+            <w:lang w:val="ar_AE" w:bidi="ar_AE"/>
+          </w:rPr>
+          <w:rPr>
+            <w:color w:val="0000EE"/>
+            <w:u w:val="single"/>
+          </w:rPr>
+          <w:t>خروج 40:34–35</w:t>
+        </w:r>
+      </w:hyperlink>
+      <w:r>
+        <w:rPr>
+          <w:lang w:val="ar_AE" w:bidi="ar_AE"/>
+        </w:rPr>
+        <w:t>). وبالمثل، عندما أسس سليمان الهيكل، كان حضور الله واضحًا أيضًا (</w:t>
+      </w:r>
+      <w:hyperlink r:id="rId128">
+        <w:r>
+          <w:rPr>
+            <w:lang w:val="ar_AE" w:bidi="ar_AE"/>
+          </w:rPr>
+          <w:rPr>
+            <w:color w:val="0000EE"/>
+            <w:u w:val="single"/>
+          </w:rPr>
+          <w:t>1 ملوك 8:10–11</w:t>
+        </w:r>
+      </w:hyperlink>
+      <w:r>
+        <w:rPr>
+          <w:lang w:val="ar_AE" w:bidi="ar_AE"/>
+        </w:rPr>
+        <w:t>).</w:t>
+      </w:r>
+    </w:p>
+    <w:p>
+      <w:pPr>
+        <w:bidi/>
+      </w:pPr>
+      <w:r>
+        <w:rPr>
+          <w:lang w:val="ar_AE" w:bidi="ar_AE"/>
+        </w:rPr>
+      </w:r>
+      <w:r>
+        <w:rPr>
+          <w:lang w:val="ar_AE" w:bidi="ar_AE"/>
+        </w:rPr>
+        <w:t>لاحقًا، سكن الله بين شعبه في شخص يسوع المسيح (</w:t>
+      </w:r>
+      <w:hyperlink r:id="rId129">
+        <w:r>
+          <w:rPr>
+            <w:lang w:val="ar_AE" w:bidi="ar_AE"/>
+          </w:rPr>
+          <w:rPr>
+            <w:color w:val="0000EE"/>
+            <w:u w:val="single"/>
+          </w:rPr>
+          <w:t>يوحنّا 1:14</w:t>
+        </w:r>
+      </w:hyperlink>
+      <w:r>
+        <w:rPr>
+          <w:lang w:val="ar_AE" w:bidi="ar_AE"/>
+        </w:rPr>
+        <w:t xml:space="preserve">). وبمجيئه، لم تَعُد هناك حاجة إلى مكان مركزي مُحدَّد للعبادة (انظر </w:t>
+      </w:r>
+      <w:hyperlink r:id="rId130">
+        <w:r>
+          <w:rPr>
+            <w:lang w:val="ar_AE" w:bidi="ar_AE"/>
+          </w:rPr>
+          <w:rPr>
+            <w:color w:val="0000EE"/>
+            <w:u w:val="single"/>
+          </w:rPr>
+          <w:t>يوحنّا 4:19–24</w:t>
+        </w:r>
+      </w:hyperlink>
+      <w:r>
+        <w:rPr>
+          <w:lang w:val="ar_AE" w:bidi="ar_AE"/>
+        </w:rPr>
+        <w:t>). والآن، لأن الروح القدس يسكن داخل المؤمنين، يمكن لكل مؤمن أن يكون "مسكن" لحضور الله (</w:t>
+      </w:r>
+      <w:hyperlink r:id="rId131">
+        <w:r>
+          <w:rPr>
+            <w:lang w:val="ar_AE" w:bidi="ar_AE"/>
+          </w:rPr>
+          <w:rPr>
+            <w:color w:val="0000EE"/>
+            <w:u w:val="single"/>
+          </w:rPr>
+          <w:t>1 كورنثوس 3:16–17</w:t>
+        </w:r>
+      </w:hyperlink>
+      <w:r>
+        <w:rPr>
+          <w:lang w:val="ar_AE" w:bidi="ar_AE"/>
+        </w:rPr>
+        <w:t xml:space="preserve">; </w:t>
+      </w:r>
+      <w:hyperlink r:id="rId132">
+        <w:r>
+          <w:rPr>
+            <w:lang w:val="ar_AE" w:bidi="ar_AE"/>
+          </w:rPr>
+          <w:rPr>
+            <w:color w:val="0000EE"/>
+            <w:u w:val="single"/>
+          </w:rPr>
+          <w:t>6:19–20</w:t>
+        </w:r>
+      </w:hyperlink>
+      <w:r>
+        <w:rPr>
+          <w:lang w:val="ar_AE" w:bidi="ar_AE"/>
+        </w:rPr>
+        <w:t xml:space="preserve">; </w:t>
+      </w:r>
+      <w:hyperlink r:id="rId133">
+        <w:r>
+          <w:rPr>
+            <w:lang w:val="ar_AE" w:bidi="ar_AE"/>
+          </w:rPr>
+          <w:rPr>
+            <w:color w:val="0000EE"/>
+            <w:u w:val="single"/>
+          </w:rPr>
+          <w:t>2 كورنثوس 6:16</w:t>
+        </w:r>
+      </w:hyperlink>
+      <w:r>
+        <w:rPr>
+          <w:lang w:val="ar_AE" w:bidi="ar_AE"/>
+        </w:rPr>
+        <w:t xml:space="preserve">; </w:t>
+      </w:r>
+      <w:hyperlink r:id="rId134">
+        <w:r>
+          <w:rPr>
+            <w:lang w:val="ar_AE" w:bidi="ar_AE"/>
+          </w:rPr>
+          <w:rPr>
+            <w:color w:val="0000EE"/>
+            <w:u w:val="single"/>
+          </w:rPr>
+          <w:t>أفسس 2:21</w:t>
+        </w:r>
+      </w:hyperlink>
+      <w:r>
+        <w:rPr>
+          <w:lang w:val="ar_AE" w:bidi="ar_AE"/>
+        </w:rPr>
+        <w:t>).</w:t>
+      </w:r>
+    </w:p>
+    <w:p>
+      <w:pPr>
+        <w:bidi/>
+      </w:pPr>
+      <w:r>
+        <w:rPr>
+          <w:lang w:val="ar_AE" w:bidi="ar_AE"/>
+        </w:rPr>
+      </w:r>
+      <w:r>
+        <w:rPr>
+          <w:u w:val="single"/>
+          <w:lang w:val="ar_AE" w:bidi="ar_AE"/>
+        </w:rPr>
+        <w:t>مقاطع لمزيد من البحث والدراسة</w:t>
+      </w:r>
+    </w:p>
+    <w:p>
+      <w:pPr>
+        <w:bidi/>
+      </w:pPr>
+      <w:r>
+        <w:rPr>
+          <w:lang w:val="ar_AE" w:bidi="ar_AE"/>
+        </w:rPr>
+      </w:r>
+      <w:hyperlink r:id="rId135">
+        <w:r>
+          <w:rPr>
+            <w:lang w:val="ar_AE" w:bidi="ar_AE"/>
+          </w:rPr>
+          <w:rPr>
+            <w:color w:val="0000EE"/>
+            <w:u w:val="single"/>
+          </w:rPr>
+          <w:t>خروج ٢٥:٨–٩</w:t>
+        </w:r>
+      </w:hyperlink>
+      <w:r>
+        <w:rPr>
+          <w:lang w:val="ar_AE" w:bidi="ar_AE"/>
+        </w:rPr>
+        <w:t xml:space="preserve">، </w:t>
+      </w:r>
+      <w:hyperlink r:id="rId136">
+        <w:r>
+          <w:rPr>
+            <w:lang w:val="ar_AE" w:bidi="ar_AE"/>
+          </w:rPr>
+          <w:rPr>
+            <w:color w:val="0000EE"/>
+            <w:u w:val="single"/>
+          </w:rPr>
+          <w:t>٢٢</w:t>
+        </w:r>
+      </w:hyperlink>
+      <w:r>
+        <w:rPr>
+          <w:lang w:val="ar_AE" w:bidi="ar_AE"/>
+        </w:rPr>
+        <w:t xml:space="preserve">، </w:t>
+      </w:r>
+      <w:hyperlink r:id="rId137">
+        <w:r>
+          <w:rPr>
+            <w:lang w:val="ar_AE" w:bidi="ar_AE"/>
+          </w:rPr>
+          <w:rPr>
+            <w:color w:val="0000EE"/>
+            <w:u w:val="single"/>
+          </w:rPr>
+          <w:t>٤٠</w:t>
+        </w:r>
+      </w:hyperlink>
+      <w:r>
+        <w:rPr>
+          <w:lang w:val="ar_AE" w:bidi="ar_AE"/>
+        </w:rPr>
+        <w:t xml:space="preserve">؛ </w:t>
+      </w:r>
+      <w:hyperlink r:id="rId138">
+        <w:r>
+          <w:rPr>
+            <w:lang w:val="ar_AE" w:bidi="ar_AE"/>
+          </w:rPr>
+          <w:rPr>
+            <w:color w:val="0000EE"/>
+            <w:u w:val="single"/>
+          </w:rPr>
+          <w:t>٢٦:٣٠</w:t>
+        </w:r>
+      </w:hyperlink>
+      <w:r>
+        <w:rPr>
+          <w:lang w:val="ar_AE" w:bidi="ar_AE"/>
+        </w:rPr>
+        <w:t xml:space="preserve">؛ </w:t>
+      </w:r>
+      <w:hyperlink r:id="rId139">
+        <w:r>
+          <w:rPr>
+            <w:lang w:val="ar_AE" w:bidi="ar_AE"/>
+          </w:rPr>
+          <w:rPr>
+            <w:color w:val="0000EE"/>
+            <w:u w:val="single"/>
+          </w:rPr>
+          <w:t>٣٣:٧–١١</w:t>
+        </w:r>
+      </w:hyperlink>
+      <w:r>
+        <w:rPr>
+          <w:lang w:val="ar_AE" w:bidi="ar_AE"/>
+        </w:rPr>
+        <w:t xml:space="preserve">؛ </w:t>
+      </w:r>
+      <w:hyperlink r:id="rId127">
+        <w:r>
+          <w:rPr>
+            <w:lang w:val="ar_AE" w:bidi="ar_AE"/>
+          </w:rPr>
+          <w:rPr>
+            <w:color w:val="0000EE"/>
+            <w:u w:val="single"/>
+          </w:rPr>
+          <w:t>٤٠:٣٤–٣٥</w:t>
+        </w:r>
+      </w:hyperlink>
+      <w:r>
+        <w:rPr>
+          <w:lang w:val="ar_AE" w:bidi="ar_AE"/>
+        </w:rPr>
+        <w:t xml:space="preserve">؛ </w:t>
+      </w:r>
+      <w:hyperlink r:id="rId140">
+        <w:r>
+          <w:rPr>
+            <w:lang w:val="ar_AE" w:bidi="ar_AE"/>
+          </w:rPr>
+          <w:rPr>
+            <w:color w:val="0000EE"/>
+            <w:u w:val="single"/>
+          </w:rPr>
+          <w:t>عدد ٧:١</w:t>
+        </w:r>
+      </w:hyperlink>
+      <w:r>
+        <w:rPr>
+          <w:lang w:val="ar_AE" w:bidi="ar_AE"/>
+        </w:rPr>
+        <w:t xml:space="preserve">؛ </w:t>
+      </w:r>
+      <w:hyperlink r:id="rId141">
+        <w:r>
+          <w:rPr>
+            <w:lang w:val="ar_AE" w:bidi="ar_AE"/>
+          </w:rPr>
+          <w:rPr>
+            <w:color w:val="0000EE"/>
+            <w:u w:val="single"/>
+          </w:rPr>
+          <w:t>١١:١٦</w:t>
+        </w:r>
+      </w:hyperlink>
+      <w:r>
+        <w:rPr>
+          <w:lang w:val="ar_AE" w:bidi="ar_AE"/>
+        </w:rPr>
+        <w:t xml:space="preserve">؛ </w:t>
+      </w:r>
+      <w:hyperlink r:id="rId142">
+        <w:r>
+          <w:rPr>
+            <w:lang w:val="ar_AE" w:bidi="ar_AE"/>
+          </w:rPr>
+          <w:rPr>
+            <w:color w:val="0000EE"/>
+            <w:u w:val="single"/>
+          </w:rPr>
+          <w:t>تثنية ١٢:٤–٧</w:t>
+        </w:r>
+      </w:hyperlink>
+      <w:r>
+        <w:rPr>
+          <w:lang w:val="ar_AE" w:bidi="ar_AE"/>
+        </w:rPr>
+        <w:t xml:space="preserve">؛ </w:t>
+      </w:r>
+      <w:hyperlink r:id="rId143">
+        <w:r>
+          <w:rPr>
+            <w:lang w:val="ar_AE" w:bidi="ar_AE"/>
+          </w:rPr>
+          <w:rPr>
+            <w:color w:val="0000EE"/>
+            <w:u w:val="single"/>
+          </w:rPr>
+          <w:t>٣١:١٤–١٥</w:t>
+        </w:r>
+      </w:hyperlink>
+      <w:r>
+        <w:rPr>
+          <w:lang w:val="ar_AE" w:bidi="ar_AE"/>
+        </w:rPr>
+        <w:t xml:space="preserve">؛ </w:t>
+      </w:r>
+      <w:hyperlink r:id="rId128">
+        <w:r>
+          <w:rPr>
+            <w:lang w:val="ar_AE" w:bidi="ar_AE"/>
+          </w:rPr>
+          <w:rPr>
+            <w:color w:val="0000EE"/>
+            <w:u w:val="single"/>
+          </w:rPr>
+          <w:t>١ ملوك ٨:١٠–١١</w:t>
+        </w:r>
+      </w:hyperlink>
+      <w:r>
+        <w:rPr>
+          <w:lang w:val="ar_AE" w:bidi="ar_AE"/>
+        </w:rPr>
+        <w:t xml:space="preserve">، </w:t>
+      </w:r>
+      <w:hyperlink r:id="rId121">
+        <w:r>
+          <w:rPr>
+            <w:lang w:val="ar_AE" w:bidi="ar_AE"/>
+          </w:rPr>
+          <w:rPr>
+            <w:color w:val="0000EE"/>
+            <w:u w:val="single"/>
+          </w:rPr>
+          <w:t>٢٧</w:t>
+        </w:r>
+      </w:hyperlink>
+      <w:r>
+        <w:rPr>
+          <w:lang w:val="ar_AE" w:bidi="ar_AE"/>
+        </w:rPr>
+        <w:t xml:space="preserve">؛ </w:t>
+      </w:r>
+      <w:hyperlink r:id="rId129">
+        <w:r>
+          <w:rPr>
+            <w:lang w:val="ar_AE" w:bidi="ar_AE"/>
+          </w:rPr>
+          <w:rPr>
+            <w:color w:val="0000EE"/>
+            <w:u w:val="single"/>
+          </w:rPr>
+          <w:t>يوحنّا ١:١٤</w:t>
+        </w:r>
+      </w:hyperlink>
+      <w:r>
+        <w:rPr>
+          <w:lang w:val="ar_AE" w:bidi="ar_AE"/>
+        </w:rPr>
+        <w:t xml:space="preserve">؛ </w:t>
+      </w:r>
+      <w:hyperlink r:id="rId144">
+        <w:r>
+          <w:rPr>
+            <w:lang w:val="ar_AE" w:bidi="ar_AE"/>
+          </w:rPr>
+          <w:rPr>
+            <w:color w:val="0000EE"/>
+            <w:u w:val="single"/>
+          </w:rPr>
+          <w:t>٢:١٩–٢١</w:t>
+        </w:r>
+      </w:hyperlink>
+      <w:r>
+        <w:rPr>
+          <w:lang w:val="ar_AE" w:bidi="ar_AE"/>
+        </w:rPr>
+        <w:t xml:space="preserve">؛ </w:t>
+      </w:r>
+      <w:hyperlink r:id="rId145">
+        <w:r>
+          <w:rPr>
+            <w:lang w:val="ar_AE" w:bidi="ar_AE"/>
+          </w:rPr>
+          <w:rPr>
+            <w:color w:val="0000EE"/>
+            <w:u w:val="single"/>
+          </w:rPr>
+          <w:t>أعمال ٧:٤٤</w:t>
+        </w:r>
+      </w:hyperlink>
+      <w:r>
+        <w:rPr>
+          <w:lang w:val="ar_AE" w:bidi="ar_AE"/>
+        </w:rPr>
+        <w:t xml:space="preserve">؛ </w:t>
+      </w:r>
+      <w:hyperlink r:id="rId131">
+        <w:r>
+          <w:rPr>
+            <w:lang w:val="ar_AE" w:bidi="ar_AE"/>
+          </w:rPr>
+          <w:rPr>
+            <w:color w:val="0000EE"/>
+            <w:u w:val="single"/>
+          </w:rPr>
+          <w:t>١ كورنثوس ٣:١٦–١٧</w:t>
+        </w:r>
+      </w:hyperlink>
+      <w:r>
+        <w:rPr>
+          <w:lang w:val="ar_AE" w:bidi="ar_AE"/>
+        </w:rPr>
+        <w:t xml:space="preserve">؛ </w:t>
+      </w:r>
+      <w:hyperlink r:id="rId132">
+        <w:r>
+          <w:rPr>
+            <w:lang w:val="ar_AE" w:bidi="ar_AE"/>
+          </w:rPr>
+          <w:rPr>
+            <w:color w:val="0000EE"/>
+            <w:u w:val="single"/>
+          </w:rPr>
+          <w:t>٦:١٩–٢٠</w:t>
+        </w:r>
+      </w:hyperlink>
+      <w:r>
+        <w:rPr>
+          <w:lang w:val="ar_AE" w:bidi="ar_AE"/>
+        </w:rPr>
+        <w:t xml:space="preserve">؛ </w:t>
+      </w:r>
+      <w:hyperlink r:id="rId133">
+        <w:r>
+          <w:rPr>
+            <w:lang w:val="ar_AE" w:bidi="ar_AE"/>
+          </w:rPr>
+          <w:rPr>
+            <w:color w:val="0000EE"/>
+            <w:u w:val="single"/>
+          </w:rPr>
+          <w:t>٢ كورنثوس ٦:١٦</w:t>
+        </w:r>
+      </w:hyperlink>
+      <w:r>
+        <w:rPr>
+          <w:lang w:val="ar_AE" w:bidi="ar_AE"/>
+        </w:rPr>
+        <w:t xml:space="preserve">؛ </w:t>
+      </w:r>
+      <w:hyperlink r:id="rId134">
+        <w:r>
+          <w:rPr>
+            <w:lang w:val="ar_AE" w:bidi="ar_AE"/>
+          </w:rPr>
+          <w:rPr>
+            <w:color w:val="0000EE"/>
+            <w:u w:val="single"/>
+          </w:rPr>
+          <w:t>أفسس ٢:٢١</w:t>
+        </w:r>
+      </w:hyperlink>
+      <w:r>
+        <w:rPr>
+          <w:lang w:val="ar_AE" w:bidi="ar_AE"/>
+        </w:rPr>
+        <w:t xml:space="preserve">؛ </w:t>
+      </w:r>
+      <w:hyperlink r:id="rId146">
+        <w:r>
+          <w:rPr>
+            <w:lang w:val="ar_AE" w:bidi="ar_AE"/>
+          </w:rPr>
+          <w:rPr>
+            <w:color w:val="0000EE"/>
+            <w:u w:val="single"/>
+          </w:rPr>
+          <w:t>عبرانيين ٨:٢</w:t>
+        </w:r>
+      </w:hyperlink>
+      <w:r>
+        <w:rPr>
+          <w:lang w:val="ar_AE" w:bidi="ar_AE"/>
+        </w:rPr>
+        <w:t xml:space="preserve">، </w:t>
+      </w:r>
+      <w:hyperlink r:id="rId147">
+        <w:r>
+          <w:rPr>
+            <w:lang w:val="ar_AE" w:bidi="ar_AE"/>
+          </w:rPr>
+          <w:rPr>
+            <w:color w:val="0000EE"/>
+            <w:u w:val="single"/>
+          </w:rPr>
+          <w:t>٥</w:t>
+        </w:r>
+      </w:hyperlink>
+      <w:r>
+        <w:rPr>
+          <w:lang w:val="ar_AE" w:bidi="ar_AE"/>
+        </w:rPr>
+        <w:t xml:space="preserve">؛ </w:t>
+      </w:r>
+      <w:hyperlink r:id="rId148">
+        <w:r>
+          <w:rPr>
+            <w:lang w:val="ar_AE" w:bidi="ar_AE"/>
+          </w:rPr>
+          <w:rPr>
+            <w:color w:val="0000EE"/>
+            <w:u w:val="single"/>
+          </w:rPr>
+          <w:t>رؤيا ٢١:٢٢</w:t>
+        </w:r>
+      </w:hyperlink>
+      <w:r>
+        <w:rPr>
+          <w:lang w:val="ar_AE" w:bidi="ar_AE"/>
+        </w:rPr>
+      </w:r>
+      <w:r>
+        <w:rPr>
+          <w:lang w:val="ar_AE" w:bidi="ar_AE"/>
+        </w:rPr>
+      </w:r>
+    </w:p>
+    <w:p>
+      <w:pPr>
+        <w:bidi/>
+      </w:pPr>
+      <w:r>
+        <w:rPr>
+          <w:lang w:val="ar_AE" w:bidi="ar_AE"/>
+        </w:rPr>
+      </w:r>
+    </w:p>
+    <w:p>
+      <w:pPr>
+        <w:pStyle w:val="Heading2"/>
+        <w:bidi/>
+      </w:pPr>
+      <w:r>
+        <w:rPr>
+          <w:lang w:val="ar_AE" w:bidi="ar_AE"/>
+        </w:rPr>
+        <w:t>سلسلة نسب يسوع</w:t>
+      </w:r>
+      <w:r>
+        <w:rPr>
+          <w:lang w:val="ar_AE" w:bidi="ar_AE"/>
+        </w:rPr>
+      </w:r>
+    </w:p>
+    <w:p>
+      <w:pPr>
+        <w:bidi/>
+      </w:pPr>
+      <w:r>
+        <w:rPr>
+          <w:lang w:val="ar_AE" w:bidi="ar_AE"/>
+        </w:rPr>
+      </w:r>
+      <w:r>
+        <w:rPr>
+          <w:lang w:val="ar_AE" w:bidi="ar_AE"/>
+        </w:rPr>
+        <w:t>يتضمن كل من إنجيل متّى وإنجيل لوقا قائمة بأسلاف يسوع (</w:t>
+      </w:r>
+      <w:hyperlink r:id="rId149">
+        <w:r>
+          <w:rPr>
+            <w:lang w:val="ar_AE" w:bidi="ar_AE"/>
+          </w:rPr>
+          <w:rPr>
+            <w:color w:val="0000EE"/>
+            <w:u w:val="single"/>
+          </w:rPr>
+          <w:t>متّى 1:1–17</w:t>
+        </w:r>
+      </w:hyperlink>
+      <w:r>
+        <w:rPr>
+          <w:lang w:val="ar_AE" w:bidi="ar_AE"/>
+        </w:rPr>
+        <w:t xml:space="preserve">؛ </w:t>
+      </w:r>
+      <w:hyperlink r:id="rId150">
+        <w:r>
+          <w:rPr>
+            <w:lang w:val="ar_AE" w:bidi="ar_AE"/>
+          </w:rPr>
+          <w:rPr>
+            <w:color w:val="0000EE"/>
+            <w:u w:val="single"/>
+          </w:rPr>
+          <w:t>لوقا 3:23–38</w:t>
+        </w:r>
+      </w:hyperlink>
+      <w:r>
+        <w:rPr>
+          <w:lang w:val="ar_AE" w:bidi="ar_AE"/>
+        </w:rPr>
+        <w:t xml:space="preserve">). تُسمى هذه القوائم "سلاسل النسب". تختلف الأنساب بعد ذكر الملك داود. وتُظهر قائمة متّى تاريخ عائلة يسوع المتحدرة من الملك سليمان ابن داود، بينما تُظهر قائمة لوقا تاريخ عائلة يسوع المتحدرة من </w:t>
+      </w:r>
+      <w:r>
+        <w:rPr>
+          <w:lang w:val="ar_AE" w:bidi="ar_AE"/>
+        </w:rPr>
+        <w:t>نَاثَان ا</w:t>
+      </w:r>
+      <w:r>
+        <w:rPr>
+          <w:lang w:val="ar_AE" w:bidi="ar_AE"/>
+        </w:rPr>
+        <w:t xml:space="preserve">بن داود. فمَا سبب اختلاف القائمتين؟ إحدى التفسيرات المحتملة هو أن متّى يسجل تاريخ عائلة يُوسُف، في حين أن لوقا يسجل تاريخ عائلة مريم. في هذه الحالة، سيكون يُوسُف صهر </w:t>
+      </w:r>
+      <w:r>
+        <w:rPr>
+          <w:lang w:val="ar_AE" w:bidi="ar_AE"/>
+        </w:rPr>
+        <w:t>بْنِ هَالِي</w:t>
+      </w:r>
+      <w:r>
+        <w:rPr>
+          <w:lang w:val="ar_AE" w:bidi="ar_AE"/>
+        </w:rPr>
+        <w:t>.</w:t>
+      </w:r>
+    </w:p>
+    <w:p>
+      <w:pPr>
+        <w:bidi/>
+      </w:pPr>
+      <w:r>
+        <w:rPr>
+          <w:lang w:val="ar_AE" w:bidi="ar_AE"/>
+        </w:rPr>
+      </w:r>
+      <w:r>
+        <w:rPr>
+          <w:lang w:val="ar_AE" w:bidi="ar_AE"/>
+        </w:rPr>
+        <w:t>في الثقافة اليهودية القديمة، كان الناس يحتفظون بسجلات دقيقة للغاية لتاريخ عائلاتهم. يؤكد يوسيفوس (المؤرخ اليهودي الذي عاش في القرن الأول الميلادي) ذلك في كتاباته. كانت الأنساب ذات أهمية في العهد القديم واليهودية لأن حقوق الأرض كانت تعود للعائلات في إسرائيل. وكانت أدوار معينة، كدور الكاهن والملك، تنتقل من الأب إلى الابن.</w:t>
+      </w:r>
+    </w:p>
+    <w:p>
+      <w:pPr>
+        <w:bidi/>
+      </w:pPr>
+      <w:r>
+        <w:rPr>
+          <w:lang w:val="ar_AE" w:bidi="ar_AE"/>
+        </w:rPr>
+      </w:r>
+      <w:r>
+        <w:rPr>
+          <w:lang w:val="ar_AE" w:bidi="ar_AE"/>
+        </w:rPr>
+        <w:t>غالبًا ما أظهرت الأنساب الروابط بين الماضي والحاضر. وتبرز الموضوعات الدينية، والنسب العائلي، والروابط السياسية، والتسلسل الزمني البسيط (</w:t>
+      </w:r>
+      <w:hyperlink r:id="rId151">
+        <w:r>
+          <w:rPr>
+            <w:lang w:val="ar_AE" w:bidi="ar_AE"/>
+          </w:rPr>
+          <w:rPr>
+            <w:color w:val="0000EE"/>
+            <w:u w:val="single"/>
+          </w:rPr>
+          <w:t>1 أخبار الأيام 1–9</w:t>
+        </w:r>
+      </w:hyperlink>
+      <w:r>
+        <w:rPr>
+          <w:lang w:val="ar_AE" w:bidi="ar_AE"/>
+        </w:rPr>
+        <w:t>). سردت معظم الأنساب الأشخاص المهمين في تاريخ إسرائيل، ولم تكن سجلًا كاملًا يدرج كل فرد من أفراد العائلة.</w:t>
+      </w:r>
+    </w:p>
+    <w:p>
+      <w:pPr>
+        <w:bidi/>
+      </w:pPr>
+      <w:r>
+        <w:rPr>
+          <w:lang w:val="ar_AE" w:bidi="ar_AE"/>
+        </w:rPr>
+      </w:r>
+      <w:r>
+        <w:rPr>
+          <w:lang w:val="ar_AE" w:bidi="ar_AE"/>
+        </w:rPr>
+        <w:t>كان لدى متّى ولوقا أسباب مختلفة لتوثيق نسب يسوع. أراد متّى أن يُظهر أن يسوع ينحدر من إبراهيم عبر نسل داود. تؤكد شجرة نسب متّى أن يسوع هو الوارث الشرعي لعرش داود. لذلك، يُظهر متّى نسب يسوع وصولًا إلى إبراهيم، الأبُ الأول للشعب اليهودي. في المقابل، تسرد سلسلة نسب لوقا أسلاف يسوع وصولًا إلى أول إنسان، آدم. يطابق هذا تركيز لوقا على يسوع مخلص جميع الناس أينما كانوا.</w:t>
+      </w:r>
+    </w:p>
+    <w:p>
+      <w:pPr>
+        <w:bidi/>
+      </w:pPr>
+      <w:r>
+        <w:rPr>
+          <w:lang w:val="ar_AE" w:bidi="ar_AE"/>
+        </w:rPr>
+      </w:r>
+      <w:r>
+        <w:rPr>
+          <w:lang w:val="ar_AE" w:bidi="ar_AE"/>
+        </w:rPr>
+        <w:t>في سلسلة نسب متّى، يُلاحظ أنه يذكر النساء. تشمل هؤلاء النساء ثامار، وراحاب، وراعوث، وبثشبع. بعضهن كنّ ذوات سمعة سيئة وبعضهن كنّ غير يهوديات (من الأمم). هذا يبرز نعمة الله في فداء من يراهم اليهود أنهم غير مستحقين.</w:t>
+      </w:r>
+    </w:p>
+    <w:p>
+      <w:pPr>
+        <w:bidi/>
+      </w:pPr>
+      <w:r>
+        <w:rPr>
+          <w:lang w:val="ar_AE" w:bidi="ar_AE"/>
+        </w:rPr>
+      </w:r>
+      <w:r>
+        <w:rPr>
+          <w:lang w:val="ar_AE" w:bidi="ar_AE"/>
+        </w:rPr>
+        <w:t>سلسلة نسب يسوع لا تثبت أنه هو المسيّا (المختار من الله)، لكنها تجعله مرشحًا قويًّا. بيد أن هويته كالمسيّا تتضح بطرق أخرى (</w:t>
+      </w:r>
+      <w:hyperlink r:id="rId152">
+        <w:r>
+          <w:rPr>
+            <w:lang w:val="ar_AE" w:bidi="ar_AE"/>
+          </w:rPr>
+          <w:rPr>
+            <w:color w:val="0000EE"/>
+            <w:u w:val="single"/>
+          </w:rPr>
+          <w:t>متّى 11:2–6</w:t>
+        </w:r>
+      </w:hyperlink>
+      <w:r>
+        <w:rPr>
+          <w:lang w:val="ar_AE" w:bidi="ar_AE"/>
+        </w:rPr>
+        <w:t xml:space="preserve">). الله قاد التاريخ إلى ذروته. ويسوع هو المسيّا المنتظر في العهد القديم. هو مخلص شعبه، والملك المنحدر من داود الذي يعتلى عرشه (انظر </w:t>
+      </w:r>
+      <w:hyperlink r:id="rId153">
+        <w:r>
+          <w:rPr>
+            <w:lang w:val="ar_AE" w:bidi="ar_AE"/>
+          </w:rPr>
+          <w:rPr>
+            <w:color w:val="0000EE"/>
+            <w:u w:val="single"/>
+          </w:rPr>
+          <w:t>2 صموئيل 7:16</w:t>
+        </w:r>
+      </w:hyperlink>
+      <w:r>
+        <w:rPr>
+          <w:lang w:val="ar_AE" w:bidi="ar_AE"/>
+        </w:rPr>
+        <w:t>). يسوع هو وارث إبراهيم وهو من يتمم في النهاية وعود الله لإبراهيم (</w:t>
+      </w:r>
+      <w:hyperlink r:id="rId154">
+        <w:r>
+          <w:rPr>
+            <w:lang w:val="ar_AE" w:bidi="ar_AE"/>
+          </w:rPr>
+          <w:rPr>
+            <w:color w:val="0000EE"/>
+            <w:u w:val="single"/>
+          </w:rPr>
+          <w:t>تكوين 12:1–3</w:t>
+        </w:r>
+      </w:hyperlink>
+      <w:r>
+        <w:rPr>
+          <w:lang w:val="ar_AE" w:bidi="ar_AE"/>
+        </w:rPr>
+        <w:t>).</w:t>
+      </w:r>
+    </w:p>
+    <w:p>
+      <w:pPr>
+        <w:bidi/>
+      </w:pPr>
+      <w:r>
+        <w:rPr>
+          <w:lang w:val="ar_AE" w:bidi="ar_AE"/>
+        </w:rPr>
+      </w:r>
+      <w:r>
+        <w:rPr>
+          <w:u w:val="single"/>
+          <w:lang w:val="ar_AE" w:bidi="ar_AE"/>
+        </w:rPr>
+        <w:t>مقاطع كتابية لدراسة أعمق</w:t>
+      </w:r>
+    </w:p>
+    <w:p>
+      <w:pPr>
+        <w:bidi/>
+      </w:pPr>
+      <w:r>
+        <w:rPr>
+          <w:lang w:val="ar_AE" w:bidi="ar_AE"/>
+        </w:rPr>
+      </w:r>
+      <w:hyperlink r:id="rId154">
+        <w:r>
+          <w:rPr>
+            <w:lang w:val="ar_AE" w:bidi="ar_AE"/>
+          </w:rPr>
+          <w:rPr>
+            <w:color w:val="0000EE"/>
+            <w:u w:val="single"/>
+          </w:rPr>
+          <w:t>تكوين 12:1–3؛</w:t>
+        </w:r>
+      </w:hyperlink>
+      <w:r>
+        <w:rPr>
+          <w:lang w:val="ar_AE" w:bidi="ar_AE"/>
+        </w:rPr>
+        <w:t xml:space="preserve"> </w:t>
+      </w:r>
+      <w:hyperlink r:id="rId153">
+        <w:r>
+          <w:rPr>
+            <w:lang w:val="ar_AE" w:bidi="ar_AE"/>
+          </w:rPr>
+          <w:rPr>
+            <w:color w:val="0000EE"/>
+            <w:u w:val="single"/>
+          </w:rPr>
+          <w:t>2 صموئيل 7:16؛</w:t>
+        </w:r>
+      </w:hyperlink>
+      <w:r>
+        <w:rPr>
+          <w:lang w:val="ar_AE" w:bidi="ar_AE"/>
+        </w:rPr>
+        <w:t xml:space="preserve"> </w:t>
+      </w:r>
+      <w:hyperlink r:id="rId149">
+        <w:r>
+          <w:rPr>
+            <w:lang w:val="ar_AE" w:bidi="ar_AE"/>
+          </w:rPr>
+          <w:rPr>
+            <w:color w:val="0000EE"/>
+            <w:u w:val="single"/>
+          </w:rPr>
+          <w:t>متى 1:1–17؛</w:t>
+        </w:r>
+      </w:hyperlink>
+      <w:r>
+        <w:rPr>
+          <w:lang w:val="ar_AE" w:bidi="ar_AE"/>
+        </w:rPr>
+        <w:t xml:space="preserve"> </w:t>
+      </w:r>
+      <w:hyperlink r:id="rId150">
+        <w:r>
+          <w:rPr>
+            <w:lang w:val="ar_AE" w:bidi="ar_AE"/>
+          </w:rPr>
+          <w:rPr>
+            <w:color w:val="0000EE"/>
+            <w:u w:val="single"/>
+          </w:rPr>
+          <w:t>لوقا 3:23–38</w:t>
+        </w:r>
+      </w:hyperlink>
+      <w:r>
+        <w:rPr>
+          <w:lang w:val="ar_AE" w:bidi="ar_AE"/>
+        </w:rPr>
+      </w:r>
+      <w:r>
+        <w:rPr>
+          <w:lang w:val="ar_AE" w:bidi="ar_AE"/>
+        </w:rPr>
+      </w:r>
+    </w:p>
+    <w:p>
+      <w:pPr>
+        <w:bidi/>
+      </w:pPr>
+      <w:r>
+        <w:rPr>
+          <w:lang w:val="ar_AE" w:bidi="ar_AE"/>
+        </w:rPr>
+      </w:r>
+    </w:p>
+    <w:p>
+      <w:pPr>
+        <w:pStyle w:val="Heading2"/>
+        <w:bidi/>
+      </w:pPr>
+      <w:r>
+        <w:rPr>
+          <w:lang w:val="ar_AE" w:bidi="ar_AE"/>
+        </w:rPr>
+        <w:t>سمو وعظمة الابن فوق الجميع</w:t>
+      </w:r>
+      <w:r>
+        <w:rPr>
+          <w:lang w:val="ar_AE" w:bidi="ar_AE"/>
+        </w:rPr>
+      </w:r>
+    </w:p>
+    <w:p>
+      <w:pPr>
+        <w:bidi/>
+      </w:pPr>
+      <w:r>
+        <w:rPr>
+          <w:lang w:val="ar_AE" w:bidi="ar_AE"/>
+        </w:rPr>
+      </w:r>
+      <w:r>
+        <w:rPr>
+          <w:lang w:val="ar_AE" w:bidi="ar_AE"/>
+        </w:rPr>
+        <w:t>يبرز سفر العبرانيين سبب تفوق يسوع، ابن الله، على الجميع سواء في حقيقته (طبيعته) أو في عمله (خدمته)</w:t>
+      </w:r>
+    </w:p>
+    <w:p>
+      <w:pPr>
+        <w:pStyle w:val="Heading3"/>
+        <w:bidi/>
+      </w:pPr>
+      <w:r>
+        <w:rPr>
+          <w:lang w:val="ar_AE" w:bidi="ar_AE"/>
+        </w:rPr>
+        <w:t>أعظم في طبيعته</w:t>
+      </w:r>
+    </w:p>
+    <w:p>
+      <w:pPr>
+        <w:bidi/>
+      </w:pPr>
+      <w:r>
+        <w:rPr>
+          <w:lang w:val="ar_AE" w:bidi="ar_AE"/>
+        </w:rPr>
+      </w:r>
+      <w:r>
+        <w:rPr>
+          <w:lang w:val="ar_AE" w:bidi="ar_AE"/>
+        </w:rPr>
+        <w:t xml:space="preserve">جرى تناول </w:t>
+      </w:r>
+      <w:r>
+        <w:rPr>
+          <w:i/>
+          <w:lang w:val="ar_AE" w:bidi="ar_AE"/>
+        </w:rPr>
+        <w:t>طبيعة</w:t>
+      </w:r>
+      <w:r>
+        <w:rPr>
+          <w:lang w:val="ar_AE" w:bidi="ar_AE"/>
+        </w:rPr>
+        <w:t xml:space="preserve"> الابن السامية بالأساس في </w:t>
+      </w:r>
+      <w:hyperlink r:id="rId155">
+        <w:r>
+          <w:rPr>
+            <w:lang w:val="ar_AE" w:bidi="ar_AE"/>
+          </w:rPr>
+          <w:rPr>
+            <w:color w:val="0000EE"/>
+            <w:u w:val="single"/>
+          </w:rPr>
+          <w:t>عبرانيين 1:1–3:6</w:t>
+        </w:r>
+      </w:hyperlink>
+      <w:r>
+        <w:rPr>
+          <w:lang w:val="ar_AE" w:bidi="ar_AE"/>
+        </w:rPr>
+        <w:t>. ومقدمة السفر (</w:t>
+      </w:r>
+      <w:hyperlink r:id="rId156">
+        <w:r>
+          <w:rPr>
+            <w:lang w:val="ar_AE" w:bidi="ar_AE"/>
+          </w:rPr>
+          <w:rPr>
+            <w:color w:val="0000EE"/>
+            <w:u w:val="single"/>
+          </w:rPr>
+          <w:t>1:1–4</w:t>
+        </w:r>
+      </w:hyperlink>
+      <w:r>
+        <w:rPr>
+          <w:lang w:val="ar_AE" w:bidi="ar_AE"/>
+        </w:rPr>
+        <w:t>)، تُظهر الابن خالقًا للكون وداعمًا ووريثًا له (</w:t>
+      </w:r>
+      <w:hyperlink r:id="rId157">
+        <w:r>
+          <w:rPr>
+            <w:lang w:val="ar_AE" w:bidi="ar_AE"/>
+          </w:rPr>
+          <w:rPr>
+            <w:color w:val="0000EE"/>
+            <w:u w:val="single"/>
+          </w:rPr>
+          <w:t>1:2–3</w:t>
+        </w:r>
+      </w:hyperlink>
+      <w:r>
+        <w:rPr>
+          <w:lang w:val="ar_AE" w:bidi="ar_AE"/>
+        </w:rPr>
+        <w:t>). وَهُوَ "</w:t>
+      </w:r>
+      <w:r>
+        <w:rPr>
+          <w:lang w:val="ar_AE" w:bidi="ar_AE"/>
+        </w:rPr>
+        <w:t>بَهَاءُ مَجْدِه [مجد الله]، وَرَسْمُ جَوْهَرِهِ [جوهر الله]</w:t>
+      </w:r>
+      <w:r>
+        <w:rPr>
+          <w:lang w:val="ar_AE" w:bidi="ar_AE"/>
+        </w:rPr>
+        <w:t>" (</w:t>
+      </w:r>
+      <w:hyperlink r:id="rId158">
+        <w:r>
+          <w:rPr>
+            <w:lang w:val="ar_AE" w:bidi="ar_AE"/>
+          </w:rPr>
+          <w:rPr>
+            <w:color w:val="0000EE"/>
+            <w:u w:val="single"/>
+          </w:rPr>
+          <w:t>1:3</w:t>
+        </w:r>
+      </w:hyperlink>
+      <w:r>
+        <w:rPr>
+          <w:lang w:val="ar_AE" w:bidi="ar_AE"/>
+        </w:rPr>
+        <w:t xml:space="preserve">). إنه مُكرّم، </w:t>
+      </w:r>
+      <w:r>
+        <w:rPr>
+          <w:lang w:val="ar_AE" w:bidi="ar_AE"/>
+        </w:rPr>
+        <w:t xml:space="preserve">بَعْدَ مَا صَنَعَ بِنَفْسِهِ تَطْهِيرًا لِخَطَايَانَا، صَائِرًا </w:t>
+      </w:r>
+      <w:r>
+        <w:rPr>
+          <w:lang w:val="ar_AE" w:bidi="ar_AE"/>
+        </w:rPr>
+        <w:t>"</w:t>
+      </w:r>
+      <w:r>
+        <w:rPr>
+          <w:lang w:val="ar_AE" w:bidi="ar_AE"/>
+        </w:rPr>
+        <w:t>أَعْظَمَ مِنَ ٱلْمَلَائِكَةِ</w:t>
+      </w:r>
+      <w:r>
+        <w:rPr>
+          <w:lang w:val="ar_AE" w:bidi="ar_AE"/>
+        </w:rPr>
+        <w:t>" (</w:t>
+      </w:r>
+      <w:hyperlink r:id="rId159">
+        <w:r>
+          <w:rPr>
+            <w:lang w:val="ar_AE" w:bidi="ar_AE"/>
+          </w:rPr>
+          <w:rPr>
+            <w:color w:val="0000EE"/>
+            <w:u w:val="single"/>
+          </w:rPr>
+          <w:t>1:3–4</w:t>
+        </w:r>
+      </w:hyperlink>
+      <w:r>
+        <w:rPr>
+          <w:lang w:val="ar_AE" w:bidi="ar_AE"/>
+        </w:rPr>
+        <w:t>).</w:t>
+      </w:r>
+    </w:p>
+    <w:p>
+      <w:pPr>
+        <w:pStyle w:val="Heading3"/>
+        <w:bidi/>
+      </w:pPr>
+      <w:r>
+        <w:rPr>
+          <w:lang w:val="ar_AE" w:bidi="ar_AE"/>
+        </w:rPr>
+        <w:t>أعظم من الملائكة</w:t>
+      </w:r>
+    </w:p>
+    <w:p>
+      <w:pPr>
+        <w:bidi/>
+      </w:pPr>
+      <w:r>
+        <w:rPr>
+          <w:lang w:val="ar_AE" w:bidi="ar_AE"/>
+        </w:rPr>
+      </w:r>
+      <w:hyperlink r:id="rId160">
+        <w:r>
+          <w:rPr>
+            <w:lang w:val="ar_AE" w:bidi="ar_AE"/>
+          </w:rPr>
+          <w:rPr>
+            <w:color w:val="0000EE"/>
+            <w:u w:val="single"/>
+          </w:rPr>
+          <w:t>عبرانيين 1:5–14</w:t>
+        </w:r>
+      </w:hyperlink>
+      <w:r>
+        <w:rPr>
+          <w:lang w:val="ar_AE" w:bidi="ar_AE"/>
+        </w:rPr>
+        <w:t xml:space="preserve"> و</w:t>
+      </w:r>
+      <w:hyperlink r:id="rId161">
+        <w:r>
+          <w:rPr>
+            <w:lang w:val="ar_AE" w:bidi="ar_AE"/>
+          </w:rPr>
+          <w:rPr>
+            <w:color w:val="0000EE"/>
+            <w:u w:val="single"/>
+          </w:rPr>
+          <w:t>2:5–18</w:t>
+        </w:r>
+      </w:hyperlink>
+      <w:r>
+        <w:rPr>
+          <w:lang w:val="ar_AE" w:bidi="ar_AE"/>
+        </w:rPr>
+        <w:t>، يظهر الابن أنه أعظم من الملائكة. وهو في علاقة خاصة مع الآب (</w:t>
+      </w:r>
+      <w:hyperlink r:id="rId162">
+        <w:r>
+          <w:rPr>
+            <w:lang w:val="ar_AE" w:bidi="ar_AE"/>
+          </w:rPr>
+          <w:rPr>
+            <w:color w:val="0000EE"/>
+            <w:u w:val="single"/>
+          </w:rPr>
+          <w:t>1:5</w:t>
+        </w:r>
+      </w:hyperlink>
+      <w:r>
+        <w:rPr>
+          <w:lang w:val="ar_AE" w:bidi="ar_AE"/>
+        </w:rPr>
+        <w:t>). هو الحاكم، الخالق الذي بيده أن يغيّر العالم المصنوع (</w:t>
+      </w:r>
+      <w:hyperlink r:id="rId163">
+        <w:r>
+          <w:rPr>
+            <w:lang w:val="ar_AE" w:bidi="ar_AE"/>
+          </w:rPr>
+          <w:rPr>
+            <w:color w:val="0000EE"/>
+            <w:u w:val="single"/>
+          </w:rPr>
+          <w:t>1:8–12</w:t>
+        </w:r>
+      </w:hyperlink>
+      <w:r>
+        <w:rPr>
+          <w:lang w:val="ar_AE" w:bidi="ar_AE"/>
+        </w:rPr>
+        <w:t>). الملائكة لديهم مكانة أقل من الابن، وهم يعبدونه ويخدمونه (</w:t>
+      </w:r>
+      <w:hyperlink r:id="rId164">
+        <w:r>
+          <w:rPr>
+            <w:lang w:val="ar_AE" w:bidi="ar_AE"/>
+          </w:rPr>
+          <w:rPr>
+            <w:color w:val="0000EE"/>
+            <w:u w:val="single"/>
+          </w:rPr>
+          <w:t>1:6–7</w:t>
+        </w:r>
+      </w:hyperlink>
+      <w:r>
+        <w:rPr>
+          <w:lang w:val="ar_AE" w:bidi="ar_AE"/>
+        </w:rPr>
+        <w:t>). وقد رفعه الله الآب إلى أسمى مكانة كريمة- فأجلسه عن يمينه (</w:t>
+      </w:r>
+      <w:hyperlink r:id="rId165">
+        <w:r>
+          <w:rPr>
+            <w:lang w:val="ar_AE" w:bidi="ar_AE"/>
+          </w:rPr>
+          <w:rPr>
+            <w:color w:val="0000EE"/>
+            <w:u w:val="single"/>
+          </w:rPr>
+          <w:t>1:13</w:t>
+        </w:r>
+      </w:hyperlink>
+      <w:r>
+        <w:rPr>
+          <w:lang w:val="ar_AE" w:bidi="ar_AE"/>
+        </w:rPr>
+        <w:t xml:space="preserve">؛ </w:t>
+      </w:r>
+      <w:hyperlink r:id="rId166">
+        <w:r>
+          <w:rPr>
+            <w:lang w:val="ar_AE" w:bidi="ar_AE"/>
+          </w:rPr>
+          <w:rPr>
+            <w:color w:val="0000EE"/>
+            <w:u w:val="single"/>
+          </w:rPr>
+          <w:t>مزمور 110:1</w:t>
+        </w:r>
+      </w:hyperlink>
+      <w:r>
+        <w:rPr>
+          <w:lang w:val="ar_AE" w:bidi="ar_AE"/>
+        </w:rPr>
+        <w:t>). كان أن لديه كل السلطان على كل شيء (</w:t>
+      </w:r>
+      <w:hyperlink r:id="rId167">
+        <w:r>
+          <w:rPr>
+            <w:lang w:val="ar_AE" w:bidi="ar_AE"/>
+          </w:rPr>
+          <w:rPr>
+            <w:color w:val="0000EE"/>
+            <w:u w:val="single"/>
+          </w:rPr>
+          <w:t>عبرانيين 2:5–8</w:t>
+        </w:r>
+      </w:hyperlink>
+      <w:r>
+        <w:rPr>
+          <w:lang w:val="ar_AE" w:bidi="ar_AE"/>
+        </w:rPr>
+        <w:t>).</w:t>
+      </w:r>
+    </w:p>
+    <w:p>
+      <w:pPr>
+        <w:pStyle w:val="Heading3"/>
+        <w:bidi/>
+      </w:pPr>
+      <w:r>
+        <w:rPr>
+          <w:lang w:val="ar_AE" w:bidi="ar_AE"/>
+        </w:rPr>
+        <w:t>أعظم من موسى</w:t>
+      </w:r>
+    </w:p>
+    <w:p>
+      <w:pPr>
+        <w:bidi/>
+      </w:pPr>
+      <w:r>
+        <w:rPr>
+          <w:lang w:val="ar_AE" w:bidi="ar_AE"/>
+        </w:rPr>
+      </w:r>
+      <w:r>
+        <w:rPr>
+          <w:lang w:val="ar_AE" w:bidi="ar_AE"/>
+        </w:rPr>
+        <w:t xml:space="preserve">في </w:t>
+      </w:r>
+      <w:hyperlink r:id="rId168">
+        <w:r>
+          <w:rPr>
+            <w:lang w:val="ar_AE" w:bidi="ar_AE"/>
+          </w:rPr>
+          <w:rPr>
+            <w:color w:val="0000EE"/>
+            <w:u w:val="single"/>
+          </w:rPr>
+          <w:t>العبرانيين 3:1–6</w:t>
+        </w:r>
+      </w:hyperlink>
+      <w:r>
+        <w:rPr>
+          <w:lang w:val="ar_AE" w:bidi="ar_AE"/>
+        </w:rPr>
+        <w:t>، يستثمر كاتب السفر هذا الاحترام الذي يكنّه جمهوره لموسى ليحثّهم على إظهار احترام وتبجيل أعظم للابن. مثلما كان موسى، هكذا كان الابن أيضًا أمينًا في خدمة شعب الله. ومع ذلك، فالابن يستحق مجدًا وحمدًا أكبر من موسى لأنه يتمتع بطبيعة الله الآب ذاتها. الابن هو البَنّاء الأعظم لبيت الله (</w:t>
+      </w:r>
+      <w:hyperlink r:id="rId169">
+        <w:r>
+          <w:rPr>
+            <w:lang w:val="ar_AE" w:bidi="ar_AE"/>
+          </w:rPr>
+          <w:rPr>
+            <w:color w:val="0000EE"/>
+            <w:u w:val="single"/>
+          </w:rPr>
+          <w:t>3:3–4</w:t>
+        </w:r>
+      </w:hyperlink>
+      <w:r>
+        <w:rPr>
+          <w:lang w:val="ar_AE" w:bidi="ar_AE"/>
+        </w:rPr>
+        <w:t>). الابن في نهاية المطاف هو المسؤول</w:t>
+      </w:r>
+      <w:r>
+        <w:rPr>
+          <w:b/>
+          <w:lang w:val="ar_AE" w:bidi="ar_AE"/>
+        </w:rPr>
+        <w:t xml:space="preserve"> </w:t>
+      </w:r>
+      <w:r>
+        <w:rPr>
+          <w:lang w:val="ar_AE" w:bidi="ar_AE"/>
+        </w:rPr>
+        <w:t>عن شعب الله (</w:t>
+      </w:r>
+      <w:hyperlink r:id="rId170">
+        <w:r>
+          <w:rPr>
+            <w:lang w:val="ar_AE" w:bidi="ar_AE"/>
+          </w:rPr>
+          <w:rPr>
+            <w:color w:val="0000EE"/>
+            <w:u w:val="single"/>
+          </w:rPr>
+          <w:t>3:5–6</w:t>
+        </w:r>
+      </w:hyperlink>
+      <w:r>
+        <w:rPr>
+          <w:lang w:val="ar_AE" w:bidi="ar_AE"/>
+        </w:rPr>
+        <w:t>).</w:t>
+      </w:r>
+    </w:p>
+    <w:p>
+      <w:pPr>
+        <w:pStyle w:val="Heading3"/>
+        <w:bidi/>
+      </w:pPr>
+      <w:r>
+        <w:rPr>
+          <w:lang w:val="ar_AE" w:bidi="ar_AE"/>
+        </w:rPr>
+        <w:t>الخدمة الأعظم</w:t>
+      </w:r>
+    </w:p>
+    <w:p>
+      <w:pPr>
+        <w:pStyle w:val="Heading4"/>
+        <w:bidi/>
+      </w:pPr>
+      <w:r>
+        <w:rPr>
+          <w:lang w:val="ar_AE" w:bidi="ar_AE"/>
+        </w:rPr>
+        <w:t>رئيس الكهنة</w:t>
+      </w:r>
+    </w:p>
+    <w:p>
+      <w:pPr>
+        <w:bidi/>
+      </w:pPr>
+      <w:r>
+        <w:rPr>
+          <w:lang w:val="ar_AE" w:bidi="ar_AE"/>
+        </w:rPr>
+      </w:r>
+      <w:r>
+        <w:rPr>
+          <w:lang w:val="ar_AE" w:bidi="ar_AE"/>
+        </w:rPr>
+        <w:t xml:space="preserve">إن معظم المقاطع الكتابية التي تبرز </w:t>
+      </w:r>
+      <w:r>
+        <w:rPr>
+          <w:i/>
+          <w:lang w:val="ar_AE" w:bidi="ar_AE"/>
+        </w:rPr>
+        <w:t>خدمة</w:t>
+      </w:r>
+      <w:r>
+        <w:rPr>
+          <w:lang w:val="ar_AE" w:bidi="ar_AE"/>
+        </w:rPr>
+        <w:t xml:space="preserve"> الابن العظمى نجدها في </w:t>
+      </w:r>
+      <w:hyperlink r:id="rId171">
+        <w:r>
+          <w:rPr>
+            <w:lang w:val="ar_AE" w:bidi="ar_AE"/>
+          </w:rPr>
+          <w:rPr>
+            <w:color w:val="0000EE"/>
+            <w:u w:val="single"/>
+          </w:rPr>
+          <w:t>عبرانيين 7:1–10:18</w:t>
+        </w:r>
+      </w:hyperlink>
+      <w:r>
+        <w:rPr>
+          <w:lang w:val="ar_AE" w:bidi="ar_AE"/>
+        </w:rPr>
+        <w:t>. لقد قدم يسوع بدوره الأعظم كرئيس كهنة، "</w:t>
+      </w:r>
+      <w:r>
+        <w:rPr>
+          <w:lang w:val="ar_AE" w:bidi="ar_AE"/>
+        </w:rPr>
+        <w:t>رَجَاءً أَفْضَل</w:t>
+      </w:r>
+      <w:r>
+        <w:rPr>
+          <w:lang w:val="ar_AE" w:bidi="ar_AE"/>
+        </w:rPr>
+        <w:t>" (</w:t>
+      </w:r>
+      <w:hyperlink r:id="rId172">
+        <w:r>
+          <w:rPr>
+            <w:lang w:val="ar_AE" w:bidi="ar_AE"/>
+          </w:rPr>
+          <w:rPr>
+            <w:color w:val="0000EE"/>
+            <w:u w:val="single"/>
+          </w:rPr>
+          <w:t>7:19</w:t>
+        </w:r>
+      </w:hyperlink>
+      <w:r>
+        <w:rPr>
+          <w:lang w:val="ar_AE" w:bidi="ar_AE"/>
+        </w:rPr>
+        <w:t>). وما يضمن هذا الرجاء "</w:t>
+      </w:r>
+      <w:r>
+        <w:rPr>
+          <w:lang w:val="ar_AE" w:bidi="ar_AE"/>
+        </w:rPr>
+        <w:t>عَهْدًا أَفْضَل"</w:t>
+      </w:r>
+      <w:r>
+        <w:rPr>
+          <w:lang w:val="ar_AE" w:bidi="ar_AE"/>
+        </w:rPr>
+        <w:t xml:space="preserve"> (</w:t>
+      </w:r>
+      <w:hyperlink r:id="rId173">
+        <w:r>
+          <w:rPr>
+            <w:lang w:val="ar_AE" w:bidi="ar_AE"/>
+          </w:rPr>
+          <w:rPr>
+            <w:color w:val="0000EE"/>
+            <w:u w:val="single"/>
+          </w:rPr>
+          <w:t>7:22</w:t>
+        </w:r>
+      </w:hyperlink>
+      <w:r>
+        <w:rPr>
+          <w:lang w:val="ar_AE" w:bidi="ar_AE"/>
+        </w:rPr>
+        <w:t>)</w:t>
+      </w:r>
+      <w:r>
+        <w:rPr>
+          <w:lang w:val="ar_AE" w:bidi="ar_AE"/>
+        </w:rPr>
+        <w:t xml:space="preserve">، وما يثبت هذا الرجاء هو "مَوَاعِيد أَفْضَل" </w:t>
+      </w:r>
+      <w:r>
+        <w:rPr>
+          <w:lang w:val="ar_AE" w:bidi="ar_AE"/>
+        </w:rPr>
+        <w:t>(</w:t>
+      </w:r>
+      <w:hyperlink r:id="rId174">
+        <w:r>
+          <w:rPr>
+            <w:lang w:val="ar_AE" w:bidi="ar_AE"/>
+          </w:rPr>
+          <w:rPr>
+            <w:color w:val="0000EE"/>
+            <w:u w:val="single"/>
+          </w:rPr>
+          <w:t>8:6</w:t>
+        </w:r>
+      </w:hyperlink>
+      <w:r>
+        <w:rPr>
+          <w:lang w:val="ar_AE" w:bidi="ar_AE"/>
+        </w:rPr>
+        <w:t>). وهذا بدوره يمكّنه من عمل "</w:t>
+      </w:r>
+      <w:r>
+        <w:rPr>
+          <w:lang w:val="ar_AE" w:bidi="ar_AE"/>
+        </w:rPr>
+        <w:t>خِدْمَةٍ أَفْضَلَ</w:t>
+      </w:r>
+      <w:r>
+        <w:rPr>
+          <w:lang w:val="ar_AE" w:bidi="ar_AE"/>
+        </w:rPr>
+        <w:t>" من تلك الخاصة بكهنة العهد القديم (</w:t>
+      </w:r>
+      <w:hyperlink r:id="rId174">
+        <w:r>
+          <w:rPr>
+            <w:lang w:val="ar_AE" w:bidi="ar_AE"/>
+          </w:rPr>
+          <w:rPr>
+            <w:color w:val="0000EE"/>
+            <w:u w:val="single"/>
+          </w:rPr>
+          <w:t>8:6</w:t>
+        </w:r>
+      </w:hyperlink>
+      <w:r>
+        <w:rPr>
+          <w:lang w:val="ar_AE" w:bidi="ar_AE"/>
+        </w:rPr>
+        <w:t>). كان العهد القديم هو الاتفاق الذي قطعه الله مع بني إسرائيل بواسطة موسى.</w:t>
+      </w:r>
+    </w:p>
+    <w:p>
+      <w:pPr>
+        <w:pStyle w:val="Heading4"/>
+        <w:bidi/>
+      </w:pPr>
+      <w:r>
+        <w:rPr>
+          <w:lang w:val="ar_AE" w:bidi="ar_AE"/>
+        </w:rPr>
+        <w:t>أعظم ذبيحة</w:t>
+      </w:r>
+    </w:p>
+    <w:p>
+      <w:pPr>
+        <w:bidi/>
+      </w:pPr>
+      <w:r>
+        <w:rPr>
+          <w:lang w:val="ar_AE" w:bidi="ar_AE"/>
+        </w:rPr>
+      </w:r>
+      <w:r>
+        <w:rPr>
+          <w:lang w:val="ar_AE" w:bidi="ar_AE"/>
+        </w:rPr>
+        <w:t>إن خدمة يسوع تحت غطاء العهد الجديد هي الخدمة الأفضل بسبب "ال</w:t>
+      </w:r>
+      <w:r>
+        <w:rPr>
+          <w:lang w:val="ar_AE" w:bidi="ar_AE"/>
+        </w:rPr>
+        <w:t>ذَبِيحَة الأَفْضَلَ" مِنَ الذَّبَائِحِ الأُخْرَى</w:t>
+      </w:r>
+      <w:r>
+        <w:rPr>
+          <w:lang w:val="ar_AE" w:bidi="ar_AE"/>
+        </w:rPr>
+        <w:t xml:space="preserve"> (</w:t>
+      </w:r>
+      <w:hyperlink r:id="rId175">
+        <w:r>
+          <w:rPr>
+            <w:lang w:val="ar_AE" w:bidi="ar_AE"/>
+          </w:rPr>
+          <w:rPr>
+            <w:color w:val="0000EE"/>
+            <w:u w:val="single"/>
+          </w:rPr>
+          <w:t>9:10،</w:t>
+        </w:r>
+      </w:hyperlink>
+      <w:r>
+        <w:rPr>
+          <w:lang w:val="ar_AE" w:bidi="ar_AE"/>
+        </w:rPr>
+        <w:t xml:space="preserve"> </w:t>
+      </w:r>
+      <w:hyperlink r:id="rId176">
+        <w:r>
+          <w:rPr>
+            <w:lang w:val="ar_AE" w:bidi="ar_AE"/>
+          </w:rPr>
+          <w:rPr>
+            <w:color w:val="0000EE"/>
+            <w:u w:val="single"/>
+          </w:rPr>
+          <w:t>23؛</w:t>
+        </w:r>
+      </w:hyperlink>
+      <w:r>
+        <w:rPr>
+          <w:lang w:val="ar_AE" w:bidi="ar_AE"/>
+        </w:rPr>
+        <w:t xml:space="preserve"> انظر أيضًا </w:t>
+      </w:r>
+      <w:hyperlink r:id="rId177">
+        <w:r>
+          <w:rPr>
+            <w:lang w:val="ar_AE" w:bidi="ar_AE"/>
+          </w:rPr>
+          <w:rPr>
+            <w:color w:val="0000EE"/>
+            <w:u w:val="single"/>
+          </w:rPr>
+          <w:t>12:24</w:t>
+        </w:r>
+      </w:hyperlink>
+      <w:r>
+        <w:rPr>
+          <w:lang w:val="ar_AE" w:bidi="ar_AE"/>
+        </w:rPr>
+        <w:t>). العهد الجديد هو الاتفاق الجديد الذي قطعه الله بيسوع. إن خدمة يسوع تقود مؤمني عهد الله الجديد إلى ترقب "</w:t>
+      </w:r>
+      <w:r>
+        <w:rPr>
+          <w:lang w:val="ar_AE" w:bidi="ar_AE"/>
+        </w:rPr>
+        <w:t>ثَرْوَة أَفْضَل وَأَبْقَى</w:t>
+      </w:r>
+      <w:r>
+        <w:rPr>
+          <w:lang w:val="ar_AE" w:bidi="ar_AE"/>
+        </w:rPr>
+        <w:t>" (</w:t>
+      </w:r>
+      <w:hyperlink r:id="rId178">
+        <w:r>
+          <w:rPr>
+            <w:lang w:val="ar_AE" w:bidi="ar_AE"/>
+          </w:rPr>
+          <w:rPr>
+            <w:color w:val="0000EE"/>
+            <w:u w:val="single"/>
+          </w:rPr>
+          <w:t>10:34</w:t>
+        </w:r>
+      </w:hyperlink>
+      <w:r>
+        <w:rPr>
+          <w:lang w:val="ar_AE" w:bidi="ar_AE"/>
+        </w:rPr>
+        <w:t>). إنها "</w:t>
+      </w:r>
+      <w:r>
+        <w:rPr>
+          <w:lang w:val="ar_AE" w:bidi="ar_AE"/>
+        </w:rPr>
+        <w:t>وَطَن أَفْضَل، أَيْ سَمَاوِيّ.</w:t>
+      </w:r>
+      <w:r>
+        <w:rPr>
+          <w:lang w:val="ar_AE" w:bidi="ar_AE"/>
+        </w:rPr>
+        <w:t>" (</w:t>
+      </w:r>
+      <w:hyperlink r:id="rId179">
+        <w:r>
+          <w:rPr>
+            <w:lang w:val="ar_AE" w:bidi="ar_AE"/>
+          </w:rPr>
+          <w:rPr>
+            <w:color w:val="0000EE"/>
+            <w:u w:val="single"/>
+          </w:rPr>
+          <w:t>11:16</w:t>
+        </w:r>
+      </w:hyperlink>
+      <w:r>
+        <w:rPr>
+          <w:lang w:val="ar_AE" w:bidi="ar_AE"/>
+        </w:rPr>
+        <w:t xml:space="preserve">). وسوف </w:t>
+      </w:r>
+      <w:r>
+        <w:rPr>
+          <w:lang w:val="ar_AE" w:bidi="ar_AE"/>
+        </w:rPr>
+        <w:t>يَنَالُون "قِيَامَةً أَفْضَلَ"</w:t>
+      </w:r>
+      <w:r>
+        <w:rPr>
+          <w:lang w:val="ar_AE" w:bidi="ar_AE"/>
+        </w:rPr>
+        <w:t xml:space="preserve"> (</w:t>
+      </w:r>
+      <w:hyperlink r:id="rId180">
+        <w:r>
+          <w:rPr>
+            <w:lang w:val="ar_AE" w:bidi="ar_AE"/>
+          </w:rPr>
+          <w:rPr>
+            <w:color w:val="0000EE"/>
+            <w:u w:val="single"/>
+          </w:rPr>
+          <w:t>11:35</w:t>
+        </w:r>
+      </w:hyperlink>
+      <w:r>
+        <w:rPr>
+          <w:lang w:val="ar_AE" w:bidi="ar_AE"/>
+        </w:rPr>
+        <w:t xml:space="preserve">). أما للمؤمنين بيسوع تحت العهد الجديد، فإن الله قد </w:t>
+      </w:r>
+      <w:r>
+        <w:rPr>
+          <w:lang w:val="ar_AE" w:bidi="ar_AE"/>
+        </w:rPr>
+        <w:t xml:space="preserve">سَبَق </w:t>
+      </w:r>
+      <w:r>
+        <w:rPr>
+          <w:lang w:val="ar_AE" w:bidi="ar_AE"/>
+        </w:rPr>
+        <w:t>"</w:t>
+      </w:r>
+      <w:r>
+        <w:rPr>
+          <w:lang w:val="ar_AE" w:bidi="ar_AE"/>
+        </w:rPr>
+        <w:t>فَنَظَرَ لَنَا شَيْئًا أَفْضَلَ</w:t>
+      </w:r>
+      <w:r>
+        <w:rPr>
+          <w:lang w:val="ar_AE" w:bidi="ar_AE"/>
+        </w:rPr>
+        <w:t>" لم يكن بإمكان مؤمني العهد القديم سوى أن يرقبوها من بعيد (</w:t>
+      </w:r>
+      <w:hyperlink r:id="rId181">
+        <w:r>
+          <w:rPr>
+            <w:lang w:val="ar_AE" w:bidi="ar_AE"/>
+          </w:rPr>
+          <w:rPr>
+            <w:color w:val="0000EE"/>
+            <w:u w:val="single"/>
+          </w:rPr>
+          <w:t>11:40</w:t>
+        </w:r>
+      </w:hyperlink>
+      <w:r>
+        <w:rPr>
+          <w:lang w:val="ar_AE" w:bidi="ar_AE"/>
+        </w:rPr>
+        <w:t>).</w:t>
+      </w:r>
+    </w:p>
+    <w:p>
+      <w:pPr>
+        <w:bidi/>
+      </w:pPr>
+      <w:r>
+        <w:rPr>
+          <w:lang w:val="ar_AE" w:bidi="ar_AE"/>
+        </w:rPr>
+      </w:r>
+      <w:r>
+        <w:rPr>
+          <w:u w:val="single"/>
+          <w:lang w:val="ar_AE" w:bidi="ar_AE"/>
+        </w:rPr>
+        <w:t>مقاطع كتابية لدراسة أعمق</w:t>
+      </w:r>
+    </w:p>
+    <w:p>
+      <w:pPr>
+        <w:bidi/>
+      </w:pPr>
+      <w:r>
+        <w:rPr>
+          <w:lang w:val="ar_AE" w:bidi="ar_AE"/>
+        </w:rPr>
+      </w:r>
+      <w:hyperlink r:id="rId166">
+        <w:r>
+          <w:rPr>
+            <w:lang w:val="ar_AE" w:bidi="ar_AE"/>
+          </w:rPr>
+          <w:rPr>
+            <w:color w:val="0000EE"/>
+            <w:u w:val="single"/>
+          </w:rPr>
+          <w:t>مزمور 110:1</w:t>
+        </w:r>
+      </w:hyperlink>
+      <w:r>
+        <w:rPr>
+          <w:lang w:val="ar_AE" w:bidi="ar_AE"/>
+        </w:rPr>
+        <w:t xml:space="preserve">؛ </w:t>
+      </w:r>
+      <w:hyperlink r:id="rId182">
+        <w:r>
+          <w:rPr>
+            <w:lang w:val="ar_AE" w:bidi="ar_AE"/>
+          </w:rPr>
+          <w:rPr>
+            <w:color w:val="0000EE"/>
+            <w:u w:val="single"/>
+          </w:rPr>
+          <w:t>عبرانيين 1:1–14</w:t>
+        </w:r>
+      </w:hyperlink>
+      <w:r>
+        <w:rPr>
+          <w:lang w:val="ar_AE" w:bidi="ar_AE"/>
+        </w:rPr>
+        <w:t xml:space="preserve">؛ </w:t>
+      </w:r>
+      <w:hyperlink r:id="rId168">
+        <w:r>
+          <w:rPr>
+            <w:lang w:val="ar_AE" w:bidi="ar_AE"/>
+          </w:rPr>
+          <w:rPr>
+            <w:color w:val="0000EE"/>
+            <w:u w:val="single"/>
+          </w:rPr>
+          <w:t>3:1–6</w:t>
+        </w:r>
+      </w:hyperlink>
+      <w:r>
+        <w:rPr>
+          <w:lang w:val="ar_AE" w:bidi="ar_AE"/>
+        </w:rPr>
+        <w:t xml:space="preserve">؛ </w:t>
+      </w:r>
+      <w:hyperlink r:id="rId171">
+        <w:r>
+          <w:rPr>
+            <w:lang w:val="ar_AE" w:bidi="ar_AE"/>
+          </w:rPr>
+          <w:rPr>
+            <w:color w:val="0000EE"/>
+            <w:u w:val="single"/>
+          </w:rPr>
+          <w:t>7:1–10:18</w:t>
+        </w:r>
+      </w:hyperlink>
+      <w:r>
+        <w:rPr>
+          <w:lang w:val="ar_AE" w:bidi="ar_AE"/>
+        </w:rPr>
+        <w:t xml:space="preserve">؛ </w:t>
+      </w:r>
+      <w:hyperlink r:id="rId178">
+        <w:r>
+          <w:rPr>
+            <w:lang w:val="ar_AE" w:bidi="ar_AE"/>
+          </w:rPr>
+          <w:rPr>
+            <w:color w:val="0000EE"/>
+            <w:u w:val="single"/>
+          </w:rPr>
+          <w:t>10:34</w:t>
+        </w:r>
+      </w:hyperlink>
+      <w:r>
+        <w:rPr>
+          <w:lang w:val="ar_AE" w:bidi="ar_AE"/>
+        </w:rPr>
+        <w:t xml:space="preserve">؛ </w:t>
+      </w:r>
+      <w:hyperlink r:id="rId179">
+        <w:r>
+          <w:rPr>
+            <w:lang w:val="ar_AE" w:bidi="ar_AE"/>
+          </w:rPr>
+          <w:rPr>
+            <w:color w:val="0000EE"/>
+            <w:u w:val="single"/>
+          </w:rPr>
+          <w:t>11:16</w:t>
+        </w:r>
+      </w:hyperlink>
+      <w:r>
+        <w:rPr>
+          <w:lang w:val="ar_AE" w:bidi="ar_AE"/>
+        </w:rPr>
+        <w:t xml:space="preserve">، </w:t>
+      </w:r>
+      <w:hyperlink r:id="rId180">
+        <w:r>
+          <w:rPr>
+            <w:lang w:val="ar_AE" w:bidi="ar_AE"/>
+          </w:rPr>
+          <w:rPr>
+            <w:color w:val="0000EE"/>
+            <w:u w:val="single"/>
+          </w:rPr>
+          <w:t>35</w:t>
+        </w:r>
+      </w:hyperlink>
+      <w:r>
+        <w:rPr>
+          <w:lang w:val="ar_AE" w:bidi="ar_AE"/>
+        </w:rPr>
+        <w:t xml:space="preserve">، </w:t>
+      </w:r>
+      <w:hyperlink r:id="rId181">
+        <w:r>
+          <w:rPr>
+            <w:lang w:val="ar_AE" w:bidi="ar_AE"/>
+          </w:rPr>
+          <w:rPr>
+            <w:color w:val="0000EE"/>
+            <w:u w:val="single"/>
+          </w:rPr>
+          <w:t>40</w:t>
+        </w:r>
+      </w:hyperlink>
+      <w:r>
+        <w:rPr>
+          <w:lang w:val="ar_AE" w:bidi="ar_AE"/>
+        </w:rPr>
+      </w:r>
+      <w:r>
+        <w:rPr>
+          <w:lang w:val="ar_AE" w:bidi="ar_AE"/>
+        </w:rPr>
+      </w:r>
+    </w:p>
+    <w:p>
+      <w:pPr>
+        <w:bidi/>
+      </w:pPr>
+      <w:r>
+        <w:rPr>
+          <w:lang w:val="ar_AE" w:bidi="ar_AE"/>
+        </w:rPr>
+      </w:r>
+    </w:p>
+    <w:p>
+      <w:pPr>
+        <w:pStyle w:val="Heading2"/>
+        <w:bidi/>
+      </w:pPr>
+      <w:r>
+        <w:rPr>
+          <w:lang w:val="ar_AE" w:bidi="ar_AE"/>
+        </w:rPr>
+        <w:t>سوء الفهم في إنجيل يوحنا</w:t>
+      </w:r>
+      <w:r>
+        <w:rPr>
+          <w:lang w:val="ar_AE" w:bidi="ar_AE"/>
+        </w:rPr>
+      </w:r>
+    </w:p>
+    <w:p>
+      <w:pPr>
+        <w:bidi/>
+      </w:pPr>
+      <w:r>
+        <w:rPr>
+          <w:lang w:val="ar_AE" w:bidi="ar_AE"/>
+        </w:rPr>
+      </w:r>
+      <w:r>
+        <w:rPr>
+          <w:lang w:val="ar_AE" w:bidi="ar_AE"/>
+        </w:rPr>
+        <w:t xml:space="preserve">في إنجيل يوحنا، كثيرًا ما أُسيء فهم يسوع (انظر </w:t>
+      </w:r>
+      <w:hyperlink r:id="rId183">
+        <w:r>
+          <w:rPr>
+            <w:lang w:val="ar_AE" w:bidi="ar_AE"/>
+          </w:rPr>
+          <w:rPr>
+            <w:color w:val="0000EE"/>
+            <w:u w:val="single"/>
+          </w:rPr>
+          <w:t>يوحنا 3:4</w:t>
+        </w:r>
+      </w:hyperlink>
+      <w:r>
+        <w:rPr>
+          <w:lang w:val="ar_AE" w:bidi="ar_AE"/>
+        </w:rPr>
+        <w:t xml:space="preserve">; </w:t>
+      </w:r>
+      <w:hyperlink r:id="rId184">
+        <w:r>
+          <w:rPr>
+            <w:lang w:val="ar_AE" w:bidi="ar_AE"/>
+          </w:rPr>
+          <w:rPr>
+            <w:color w:val="0000EE"/>
+            <w:u w:val="single"/>
+          </w:rPr>
+          <w:t>4:11</w:t>
+        </w:r>
+      </w:hyperlink>
+      <w:r>
+        <w:rPr>
+          <w:lang w:val="ar_AE" w:bidi="ar_AE"/>
+        </w:rPr>
+        <w:t xml:space="preserve">, </w:t>
+      </w:r>
+      <w:hyperlink r:id="rId185">
+        <w:r>
+          <w:rPr>
+            <w:lang w:val="ar_AE" w:bidi="ar_AE"/>
+          </w:rPr>
+          <w:rPr>
+            <w:color w:val="0000EE"/>
+            <w:u w:val="single"/>
+          </w:rPr>
+          <w:t>33</w:t>
+        </w:r>
+      </w:hyperlink>
+      <w:r>
+        <w:rPr>
+          <w:lang w:val="ar_AE" w:bidi="ar_AE"/>
+        </w:rPr>
+        <w:t xml:space="preserve">; </w:t>
+      </w:r>
+      <w:hyperlink r:id="rId186">
+        <w:r>
+          <w:rPr>
+            <w:lang w:val="ar_AE" w:bidi="ar_AE"/>
+          </w:rPr>
+          <w:rPr>
+            <w:color w:val="0000EE"/>
+            <w:u w:val="single"/>
+          </w:rPr>
+          <w:t>7:35</w:t>
+        </w:r>
+      </w:hyperlink>
+      <w:r>
+        <w:rPr>
+          <w:lang w:val="ar_AE" w:bidi="ar_AE"/>
+        </w:rPr>
+        <w:t xml:space="preserve">; </w:t>
+      </w:r>
+      <w:hyperlink r:id="rId187">
+        <w:r>
+          <w:rPr>
+            <w:lang w:val="ar_AE" w:bidi="ar_AE"/>
+          </w:rPr>
+          <w:rPr>
+            <w:color w:val="0000EE"/>
+            <w:u w:val="single"/>
+          </w:rPr>
+          <w:t>11:12–13</w:t>
+        </w:r>
+      </w:hyperlink>
+      <w:r>
+        <w:rPr>
+          <w:lang w:val="ar_AE" w:bidi="ar_AE"/>
+        </w:rPr>
+        <w:t>). وقد اختلف الناس حول هويته. وعندما فهم بعضهم ما يقصده، أراد البعض القبض عليه، بينما قرر آخرون أن يتبعوه (</w:t>
+      </w:r>
+      <w:hyperlink r:id="rId188">
+        <w:r>
+          <w:rPr>
+            <w:lang w:val="ar_AE" w:bidi="ar_AE"/>
+          </w:rPr>
+          <w:rPr>
+            <w:color w:val="0000EE"/>
+            <w:u w:val="single"/>
+          </w:rPr>
+          <w:t>7:40–44</w:t>
+        </w:r>
+      </w:hyperlink>
+      <w:r>
+        <w:rPr>
+          <w:lang w:val="ar_AE" w:bidi="ar_AE"/>
+        </w:rPr>
+        <w:t xml:space="preserve">). ولم يفهم التلاميذ كل شيء إلا بعد أن أرسل الله لهم الروح القدس (انظر </w:t>
+      </w:r>
+      <w:hyperlink r:id="rId189">
+        <w:r>
+          <w:rPr>
+            <w:lang w:val="ar_AE" w:bidi="ar_AE"/>
+          </w:rPr>
+          <w:rPr>
+            <w:color w:val="0000EE"/>
+            <w:u w:val="single"/>
+          </w:rPr>
+          <w:t>16:12–13</w:t>
+        </w:r>
+      </w:hyperlink>
+      <w:r>
+        <w:rPr>
+          <w:lang w:val="ar_AE" w:bidi="ar_AE"/>
+        </w:rPr>
+        <w:t>).</w:t>
+      </w:r>
+    </w:p>
+    <w:p>
+      <w:pPr>
+        <w:bidi/>
+      </w:pPr>
+      <w:r>
+        <w:rPr>
+          <w:lang w:val="ar_AE" w:bidi="ar_AE"/>
+        </w:rPr>
+      </w:r>
+      <w:r>
+        <w:rPr>
+          <w:lang w:val="ar_AE" w:bidi="ar_AE"/>
+        </w:rPr>
+        <w:t>يبقى العالم في ظلام روحي، ولا يستطيع أن يفهم الحياة أو الله (</w:t>
+      </w:r>
+      <w:hyperlink r:id="rId190">
+        <w:r>
+          <w:rPr>
+            <w:lang w:val="ar_AE" w:bidi="ar_AE"/>
+          </w:rPr>
+          <w:rPr>
+            <w:color w:val="0000EE"/>
+            <w:u w:val="single"/>
+          </w:rPr>
+          <w:t>يوحنا 1:5</w:t>
+        </w:r>
+      </w:hyperlink>
+      <w:r>
+        <w:rPr>
+          <w:lang w:val="ar_AE" w:bidi="ar_AE"/>
+        </w:rPr>
+        <w:t xml:space="preserve">, </w:t>
+      </w:r>
+      <w:hyperlink r:id="rId191">
+        <w:r>
+          <w:rPr>
+            <w:lang w:val="ar_AE" w:bidi="ar_AE"/>
+          </w:rPr>
+          <w:rPr>
+            <w:color w:val="0000EE"/>
+            <w:u w:val="single"/>
+          </w:rPr>
+          <w:t>10</w:t>
+        </w:r>
+      </w:hyperlink>
+      <w:r>
+        <w:rPr>
+          <w:lang w:val="ar_AE" w:bidi="ar_AE"/>
+        </w:rPr>
+        <w:t>). ولا يستطيع الناس فهم رسائل الله بأنفسهم، بل يحتاجون إلى مساعدة الله. فنور الله يدخل الظلام ويكشف عيوب العالم. لكن الكثير من الناس يهربون من النور لأنهم يحبون الظلمة أكثر من النور (</w:t>
+      </w:r>
+      <w:hyperlink r:id="rId192">
+        <w:r>
+          <w:rPr>
+            <w:lang w:val="ar_AE" w:bidi="ar_AE"/>
+          </w:rPr>
+          <w:rPr>
+            <w:color w:val="0000EE"/>
+            <w:u w:val="single"/>
+          </w:rPr>
+          <w:t>3:19–20</w:t>
+        </w:r>
+      </w:hyperlink>
+      <w:r>
+        <w:rPr>
+          <w:lang w:val="ar_AE" w:bidi="ar_AE"/>
+        </w:rPr>
+        <w:t>). فقط روح الله هو من يُغير قلوب الناس ليبصروا وتنفتح أعيونهم ليروا مثل أولاد الله (</w:t>
+      </w:r>
+      <w:hyperlink r:id="rId193">
+        <w:r>
+          <w:rPr>
+            <w:lang w:val="ar_AE" w:bidi="ar_AE"/>
+          </w:rPr>
+          <w:rPr>
+            <w:color w:val="0000EE"/>
+            <w:u w:val="single"/>
+          </w:rPr>
+          <w:t>3:21</w:t>
+        </w:r>
+      </w:hyperlink>
+      <w:r>
+        <w:rPr>
+          <w:lang w:val="ar_AE" w:bidi="ar_AE"/>
+        </w:rPr>
+        <w:t xml:space="preserve">; </w:t>
+      </w:r>
+      <w:hyperlink r:id="rId194">
+        <w:r>
+          <w:rPr>
+            <w:lang w:val="ar_AE" w:bidi="ar_AE"/>
+          </w:rPr>
+          <w:rPr>
+            <w:color w:val="0000EE"/>
+            <w:u w:val="single"/>
+          </w:rPr>
+          <w:t>8:12</w:t>
+        </w:r>
+      </w:hyperlink>
+      <w:r>
+        <w:rPr>
+          <w:lang w:val="ar_AE" w:bidi="ar_AE"/>
+        </w:rPr>
+        <w:t xml:space="preserve">; </w:t>
+      </w:r>
+      <w:hyperlink r:id="rId195">
+        <w:r>
+          <w:rPr>
+            <w:lang w:val="ar_AE" w:bidi="ar_AE"/>
+          </w:rPr>
+          <w:rPr>
+            <w:color w:val="0000EE"/>
+            <w:u w:val="single"/>
+          </w:rPr>
+          <w:t>12:35–36</w:t>
+        </w:r>
+      </w:hyperlink>
+      <w:r>
+        <w:rPr>
+          <w:lang w:val="ar_AE" w:bidi="ar_AE"/>
+        </w:rPr>
+        <w:t xml:space="preserve">, </w:t>
+      </w:r>
+      <w:hyperlink r:id="rId196">
+        <w:r>
+          <w:rPr>
+            <w:lang w:val="ar_AE" w:bidi="ar_AE"/>
+          </w:rPr>
+          <w:rPr>
+            <w:color w:val="0000EE"/>
+            <w:u w:val="single"/>
+          </w:rPr>
+          <w:t>46</w:t>
+        </w:r>
+      </w:hyperlink>
+      <w:r>
+        <w:rPr>
+          <w:lang w:val="ar_AE" w:bidi="ar_AE"/>
+        </w:rPr>
+        <w:t>).</w:t>
+      </w:r>
+    </w:p>
+    <w:p>
+      <w:pPr>
+        <w:bidi/>
+      </w:pPr>
+      <w:r>
+        <w:rPr>
+          <w:lang w:val="ar_AE" w:bidi="ar_AE"/>
+        </w:rPr>
+      </w:r>
+      <w:r>
+        <w:rPr>
+          <w:u w:val="single"/>
+          <w:lang w:val="ar_AE" w:bidi="ar_AE"/>
+        </w:rPr>
+        <w:t>مقاطع إضافية للدراسة</w:t>
+      </w:r>
+    </w:p>
+    <w:p>
+      <w:pPr>
+        <w:bidi/>
+      </w:pPr>
+      <w:r>
+        <w:rPr>
+          <w:lang w:val="ar_AE" w:bidi="ar_AE"/>
+        </w:rPr>
+      </w:r>
+      <w:hyperlink r:id="rId197">
+        <w:r>
+          <w:rPr>
+            <w:lang w:val="ar_AE" w:bidi="ar_AE"/>
+          </w:rPr>
+          <w:rPr>
+            <w:color w:val="0000EE"/>
+            <w:u w:val="single"/>
+          </w:rPr>
+          <w:t>إشعياء 6:8–13</w:t>
+        </w:r>
+      </w:hyperlink>
+      <w:r>
+        <w:rPr>
+          <w:lang w:val="ar_AE" w:bidi="ar_AE"/>
+        </w:rPr>
+        <w:t xml:space="preserve">; </w:t>
+      </w:r>
+      <w:hyperlink r:id="rId198">
+        <w:r>
+          <w:rPr>
+            <w:lang w:val="ar_AE" w:bidi="ar_AE"/>
+          </w:rPr>
+          <w:rPr>
+            <w:color w:val="0000EE"/>
+            <w:u w:val="single"/>
+          </w:rPr>
+          <w:t>56:10–11</w:t>
+        </w:r>
+      </w:hyperlink>
+      <w:r>
+        <w:rPr>
+          <w:lang w:val="ar_AE" w:bidi="ar_AE"/>
+        </w:rPr>
+        <w:t xml:space="preserve">; </w:t>
+      </w:r>
+      <w:hyperlink r:id="rId199">
+        <w:r>
+          <w:rPr>
+            <w:lang w:val="ar_AE" w:bidi="ar_AE"/>
+          </w:rPr>
+          <w:rPr>
+            <w:color w:val="0000EE"/>
+            <w:u w:val="single"/>
+          </w:rPr>
+          <w:t>متى 13:11–17</w:t>
+        </w:r>
+      </w:hyperlink>
+      <w:r>
+        <w:rPr>
+          <w:lang w:val="ar_AE" w:bidi="ar_AE"/>
+        </w:rPr>
+        <w:t xml:space="preserve">; </w:t>
+      </w:r>
+      <w:hyperlink r:id="rId200">
+        <w:r>
+          <w:rPr>
+            <w:lang w:val="ar_AE" w:bidi="ar_AE"/>
+          </w:rPr>
+          <w:rPr>
+            <w:color w:val="0000EE"/>
+            <w:u w:val="single"/>
+          </w:rPr>
+          <w:t>يوحنا 1:10–11</w:t>
+        </w:r>
+      </w:hyperlink>
+      <w:r>
+        <w:rPr>
+          <w:lang w:val="ar_AE" w:bidi="ar_AE"/>
+        </w:rPr>
+        <w:t xml:space="preserve">; </w:t>
+      </w:r>
+      <w:hyperlink r:id="rId192">
+        <w:r>
+          <w:rPr>
+            <w:lang w:val="ar_AE" w:bidi="ar_AE"/>
+          </w:rPr>
+          <w:rPr>
+            <w:color w:val="0000EE"/>
+            <w:u w:val="single"/>
+          </w:rPr>
+          <w:t>3:19–20</w:t>
+        </w:r>
+      </w:hyperlink>
+      <w:r>
+        <w:rPr>
+          <w:lang w:val="ar_AE" w:bidi="ar_AE"/>
+        </w:rPr>
+        <w:t xml:space="preserve">; </w:t>
+      </w:r>
+      <w:hyperlink r:id="rId201">
+        <w:r>
+          <w:rPr>
+            <w:lang w:val="ar_AE" w:bidi="ar_AE"/>
+          </w:rPr>
+          <w:rPr>
+            <w:color w:val="0000EE"/>
+            <w:u w:val="single"/>
+          </w:rPr>
+          <w:t>يوحنا 7:32–36</w:t>
+        </w:r>
+      </w:hyperlink>
+      <w:r>
+        <w:rPr>
+          <w:lang w:val="ar_AE" w:bidi="ar_AE"/>
+        </w:rPr>
+        <w:t xml:space="preserve">; </w:t>
+      </w:r>
+      <w:hyperlink r:id="rId202">
+        <w:r>
+          <w:rPr>
+            <w:lang w:val="ar_AE" w:bidi="ar_AE"/>
+          </w:rPr>
+          <w:rPr>
+            <w:color w:val="0000EE"/>
+            <w:u w:val="single"/>
+          </w:rPr>
+          <w:t>9:40–41</w:t>
+        </w:r>
+      </w:hyperlink>
+      <w:r>
+        <w:rPr>
+          <w:lang w:val="ar_AE" w:bidi="ar_AE"/>
+        </w:rPr>
+        <w:t xml:space="preserve">; </w:t>
+      </w:r>
+      <w:hyperlink r:id="rId203">
+        <w:r>
+          <w:rPr>
+            <w:lang w:val="ar_AE" w:bidi="ar_AE"/>
+          </w:rPr>
+          <w:rPr>
+            <w:color w:val="0000EE"/>
+            <w:u w:val="single"/>
+          </w:rPr>
+          <w:t>12:40</w:t>
+        </w:r>
+      </w:hyperlink>
+      <w:r>
+        <w:rPr>
+          <w:lang w:val="ar_AE" w:bidi="ar_AE"/>
+        </w:rPr>
+        <w:t xml:space="preserve">; </w:t>
+      </w:r>
+      <w:hyperlink r:id="rId204">
+        <w:r>
+          <w:rPr>
+            <w:lang w:val="ar_AE" w:bidi="ar_AE"/>
+          </w:rPr>
+          <w:rPr>
+            <w:color w:val="0000EE"/>
+            <w:u w:val="single"/>
+          </w:rPr>
+          <w:t>رومية 1:21</w:t>
+        </w:r>
+      </w:hyperlink>
+      <w:r>
+        <w:rPr>
+          <w:lang w:val="ar_AE" w:bidi="ar_AE"/>
+        </w:rPr>
+        <w:t xml:space="preserve">; </w:t>
+      </w:r>
+      <w:hyperlink r:id="rId205">
+        <w:r>
+          <w:rPr>
+            <w:lang w:val="ar_AE" w:bidi="ar_AE"/>
+          </w:rPr>
+          <w:rPr>
+            <w:color w:val="0000EE"/>
+            <w:u w:val="single"/>
+          </w:rPr>
+          <w:t>2 كورنثوس 3:13–18</w:t>
+        </w:r>
+      </w:hyperlink>
+      <w:r>
+        <w:rPr>
+          <w:lang w:val="ar_AE" w:bidi="ar_AE"/>
+        </w:rPr>
+        <w:t xml:space="preserve">; </w:t>
+      </w:r>
+      <w:hyperlink r:id="rId206">
+        <w:r>
+          <w:rPr>
+            <w:lang w:val="ar_AE" w:bidi="ar_AE"/>
+          </w:rPr>
+          <w:rPr>
+            <w:color w:val="0000EE"/>
+            <w:u w:val="single"/>
+          </w:rPr>
+          <w:t>4:3–4</w:t>
+        </w:r>
+      </w:hyperlink>
+      <w:r>
+        <w:rPr>
+          <w:lang w:val="ar_AE" w:bidi="ar_AE"/>
+        </w:rPr>
+        <w:t xml:space="preserve">; </w:t>
+      </w:r>
+      <w:hyperlink r:id="rId207">
+        <w:r>
+          <w:rPr>
+            <w:lang w:val="ar_AE" w:bidi="ar_AE"/>
+          </w:rPr>
+          <w:rPr>
+            <w:color w:val="0000EE"/>
+            <w:u w:val="single"/>
+          </w:rPr>
+          <w:t>1 يوحنا 2:9–11</w:t>
+        </w:r>
+      </w:hyperlink>
+      <w:r>
+        <w:rPr>
+          <w:lang w:val="ar_AE" w:bidi="ar_AE"/>
+        </w:rPr>
+        <w:t xml:space="preserve">; </w:t>
+      </w:r>
+      <w:hyperlink r:id="rId208">
+        <w:r>
+          <w:rPr>
+            <w:lang w:val="ar_AE" w:bidi="ar_AE"/>
+          </w:rPr>
+          <w:rPr>
+            <w:color w:val="0000EE"/>
+            <w:u w:val="single"/>
+          </w:rPr>
+          <w:t>رؤيا 3:17</w:t>
+        </w:r>
+      </w:hyperlink>
+      <w:r>
+        <w:rPr>
+          <w:lang w:val="ar_AE" w:bidi="ar_AE"/>
+        </w:rPr>
+      </w:r>
+      <w:r>
+        <w:rPr>
+          <w:lang w:val="ar_AE" w:bidi="ar_AE"/>
+        </w:rPr>
+      </w:r>
+    </w:p>
+    <w:p>
+      <w:pPr>
+        <w:bidi/>
+      </w:pPr>
+      <w:r>
+        <w:rPr>
+          <w:lang w:val="ar_AE" w:bidi="ar_AE"/>
+        </w:rPr>
+      </w:r>
+    </w:p>
+    <w:p>
+      <w:pPr>
+        <w:pStyle w:val="Heading2"/>
+        <w:bidi/>
+      </w:pPr>
+      <w:r>
+        <w:rPr>
+          <w:lang w:val="ar_AE" w:bidi="ar_AE"/>
+        </w:rPr>
+        <w:t>"سيأتي"</w:t>
+      </w:r>
+      <w:r>
+        <w:rPr>
+          <w:lang w:val="ar_AE" w:bidi="ar_AE"/>
+        </w:rPr>
+      </w:r>
+    </w:p>
+    <w:p>
+      <w:pPr>
+        <w:bidi/>
+      </w:pPr>
+      <w:r>
+        <w:rPr>
+          <w:lang w:val="ar_AE" w:bidi="ar_AE"/>
+        </w:rPr>
+      </w:r>
+      <w:r>
+        <w:rPr>
+          <w:lang w:val="ar_AE" w:bidi="ar_AE"/>
+        </w:rPr>
+        <w:t>وعد يسوع أتباعه بأنه سيأتي أيضًا ليأخذهم ويكونوا معه إلى الأبد (</w:t>
+      </w:r>
+      <w:hyperlink r:id="rId209">
+        <w:r>
+          <w:rPr>
+            <w:lang w:val="ar_AE" w:bidi="ar_AE"/>
+          </w:rPr>
+          <w:rPr>
+            <w:color w:val="0000EE"/>
+            <w:u w:val="single"/>
+          </w:rPr>
+          <w:t>يوحنّا 14:1–3</w:t>
+        </w:r>
+      </w:hyperlink>
+      <w:r>
+        <w:rPr>
+          <w:lang w:val="ar_AE" w:bidi="ar_AE"/>
+        </w:rPr>
+        <w:t>). وحدث مباشرة بعد صعود يسوع إلى السماء، أن الرسل استقبلوا رسالة إلهية تفيد بأنه يسوع سيأتي في يوم من الأيام (</w:t>
+      </w:r>
+      <w:hyperlink r:id="rId210">
+        <w:r>
+          <w:rPr>
+            <w:lang w:val="ar_AE" w:bidi="ar_AE"/>
+          </w:rPr>
+          <w:rPr>
+            <w:color w:val="0000EE"/>
+            <w:u w:val="single"/>
+          </w:rPr>
+          <w:t>أعمال الرسل 1:9–11</w:t>
+        </w:r>
+      </w:hyperlink>
+      <w:r>
+        <w:rPr>
+          <w:lang w:val="ar_AE" w:bidi="ar_AE"/>
+        </w:rPr>
+        <w:t>). وفي الرؤى المُوضّحة في سفر الرؤيا، سمع يوحنّا يسوع واعدًا بأنه سيأتي مرة أخرى من جديد (</w:t>
+      </w:r>
+      <w:hyperlink r:id="rId211">
+        <w:r>
+          <w:rPr>
+            <w:lang w:val="ar_AE" w:bidi="ar_AE"/>
+          </w:rPr>
+          <w:rPr>
+            <w:color w:val="0000EE"/>
+            <w:u w:val="single"/>
+          </w:rPr>
+          <w:t>رؤيا 22:6–20</w:t>
+        </w:r>
+      </w:hyperlink>
+      <w:r>
+        <w:rPr>
+          <w:lang w:val="ar_AE" w:bidi="ar_AE"/>
+        </w:rPr>
+        <w:t>).</w:t>
+      </w:r>
+    </w:p>
+    <w:p>
+      <w:pPr>
+        <w:bidi/>
+      </w:pPr>
+      <w:r>
+        <w:rPr>
+          <w:lang w:val="ar_AE" w:bidi="ar_AE"/>
+        </w:rPr>
+      </w:r>
+      <w:r>
+        <w:rPr>
+          <w:lang w:val="ar_AE" w:bidi="ar_AE"/>
+        </w:rPr>
+        <w:t xml:space="preserve"> وستأتي نهاية واكتمال كل شيء، في "يوم الرب" (</w:t>
+      </w:r>
+      <w:hyperlink r:id="rId212">
+        <w:r>
+          <w:rPr>
+            <w:lang w:val="ar_AE" w:bidi="ar_AE"/>
+          </w:rPr>
+          <w:rPr>
+            <w:color w:val="0000EE"/>
+            <w:u w:val="single"/>
+          </w:rPr>
+          <w:t>تسالونيكي الثانية 2:2</w:t>
+        </w:r>
+      </w:hyperlink>
+      <w:r>
+        <w:rPr>
+          <w:lang w:val="ar_AE" w:bidi="ar_AE"/>
+        </w:rPr>
+        <w:t xml:space="preserve">)، </w:t>
+      </w:r>
+      <w:r>
+        <w:rPr>
+          <w:lang w:val="ar_AE" w:bidi="ar_AE"/>
+        </w:rPr>
+        <w:t>وسيجيئ</w:t>
+      </w:r>
+      <w:r>
+        <w:rPr>
+          <w:lang w:val="ar_AE" w:bidi="ar_AE"/>
+        </w:rPr>
+        <w:t xml:space="preserve"> بشكل مفاجئ، "</w:t>
+      </w:r>
+      <w:r>
+        <w:rPr>
+          <w:lang w:val="ar_AE" w:bidi="ar_AE"/>
+        </w:rPr>
+        <w:t>كَلِصٍّ فِي ٱللَّيْلِ</w:t>
+      </w:r>
+      <w:r>
+        <w:rPr>
+          <w:lang w:val="ar_AE" w:bidi="ar_AE"/>
+        </w:rPr>
+        <w:t>" (</w:t>
+      </w:r>
+      <w:hyperlink r:id="rId213">
+        <w:r>
+          <w:rPr>
+            <w:lang w:val="ar_AE" w:bidi="ar_AE"/>
+          </w:rPr>
+          <w:rPr>
+            <w:color w:val="0000EE"/>
+            <w:u w:val="single"/>
+          </w:rPr>
+          <w:t>تسالونيكي الأولى 5:2</w:t>
+        </w:r>
+      </w:hyperlink>
+      <w:r>
+        <w:rPr>
+          <w:lang w:val="ar_AE" w:bidi="ar_AE"/>
+        </w:rPr>
+        <w:t>). وقد قال يسوع "</w:t>
+      </w:r>
+      <w:r>
+        <w:rPr>
+          <w:lang w:val="ar_AE" w:bidi="ar_AE"/>
+        </w:rPr>
+        <w:t>أَبِي وَحْدَهُ</w:t>
+      </w:r>
+      <w:r>
+        <w:rPr>
+          <w:lang w:val="ar_AE" w:bidi="ar_AE"/>
+        </w:rPr>
+        <w:t>" يعلم متى سيكون ذلك اليوم (</w:t>
+      </w:r>
+      <w:hyperlink r:id="rId214">
+        <w:r>
+          <w:rPr>
+            <w:lang w:val="ar_AE" w:bidi="ar_AE"/>
+          </w:rPr>
+          <w:rPr>
+            <w:color w:val="0000EE"/>
+            <w:u w:val="single"/>
+          </w:rPr>
+          <w:t>متّى 24:36</w:t>
+        </w:r>
+      </w:hyperlink>
+      <w:r>
+        <w:rPr>
+          <w:lang w:val="ar_AE" w:bidi="ar_AE"/>
+        </w:rPr>
+        <w:t xml:space="preserve">; </w:t>
+      </w:r>
+      <w:hyperlink r:id="rId215">
+        <w:r>
+          <w:rPr>
+            <w:lang w:val="ar_AE" w:bidi="ar_AE"/>
+          </w:rPr>
+          <w:rPr>
+            <w:color w:val="0000EE"/>
+            <w:u w:val="single"/>
+          </w:rPr>
+          <w:t>أعمال 1:6–7</w:t>
+        </w:r>
+      </w:hyperlink>
+      <w:r>
+        <w:rPr>
+          <w:lang w:val="ar_AE" w:bidi="ar_AE"/>
+        </w:rPr>
+        <w:t>). والزمن الحاضر إنما هو وقت للرجاء والثقة، لا للتكهن، لذلك لا ينبغي للمسيحيين أن يحددوا مواعيد أو توقيتات لنهاية الزمان.</w:t>
+      </w:r>
+    </w:p>
+    <w:p>
+      <w:pPr>
+        <w:bidi/>
+      </w:pPr>
+      <w:r>
+        <w:rPr>
+          <w:lang w:val="ar_AE" w:bidi="ar_AE"/>
+        </w:rPr>
+      </w:r>
+      <w:r>
+        <w:rPr>
+          <w:lang w:val="ar_AE" w:bidi="ar_AE"/>
+        </w:rPr>
+        <w:t xml:space="preserve">عندما يتحدث الكتاب المقدس عن الأحداث المستقبلية (أي ما سيحدث في نهاية الزمان)، فإنه يمنحنا أمرين مهمين: الرجاء في أوقات الشدة، والحكمة في كيفية العيش في الوقت الحاضر. وتساعدنا تعاليم الكتاب المقدس عن "الأزمنة الأخيرة" - والتي يُطلق عليها اسم "الإسخاتولوجيا" (أي دراسة ما سيحدث في المستقبل) - على التركيز على العيش بأمانة في وقتنا الحالي، فبدلًا من الانشغال بتحديد متى ستحدث هذه الأمور، ينبغي أن يكون تركيزنا هو على الكيفية التي نحيا بها الآن. </w:t>
+      </w:r>
+    </w:p>
+    <w:p>
+      <w:pPr>
+        <w:bidi/>
+      </w:pPr>
+      <w:r>
+        <w:rPr>
+          <w:lang w:val="ar_AE" w:bidi="ar_AE"/>
+        </w:rPr>
+      </w:r>
+      <w:r>
+        <w:rPr>
+          <w:lang w:val="ar_AE" w:bidi="ar_AE"/>
+        </w:rPr>
+        <w:t>ويصف الرسول بولس أحداثًا مثل "الارتداد" وظهور "</w:t>
+      </w:r>
+      <w:r>
+        <w:rPr>
+          <w:lang w:val="ar_AE" w:bidi="ar_AE"/>
+        </w:rPr>
+        <w:t>إِنْسَانُ ٱلْخَطِيَّةِ"</w:t>
+      </w:r>
+      <w:r>
+        <w:rPr>
+          <w:lang w:val="ar_AE" w:bidi="ar_AE"/>
+        </w:rPr>
+        <w:t xml:space="preserve"> التي ستسبق "يوم الرب" (</w:t>
+      </w:r>
+      <w:hyperlink r:id="rId216">
+        <w:r>
+          <w:rPr>
+            <w:lang w:val="ar_AE" w:bidi="ar_AE"/>
+          </w:rPr>
+          <w:rPr>
+            <w:color w:val="0000EE"/>
+            <w:u w:val="single"/>
+          </w:rPr>
+          <w:t>تسالونيكي الثانية 2:1–12</w:t>
+        </w:r>
+      </w:hyperlink>
+      <w:r>
+        <w:rPr>
+          <w:lang w:val="ar_AE" w:bidi="ar_AE"/>
+        </w:rPr>
+        <w:t>). لكنه لا يركّز على التفاصيل، بل يذكّر قرّاءه بهذه الأحداث ليرد على تعاليم كاذبة ويشجّع المسيحيين الذين يعانون من أجل إيمانهم (</w:t>
+      </w:r>
+      <w:hyperlink r:id="rId217">
+        <w:r>
+          <w:rPr>
+            <w:lang w:val="ar_AE" w:bidi="ar_AE"/>
+          </w:rPr>
+          <w:rPr>
+            <w:color w:val="0000EE"/>
+            <w:u w:val="single"/>
+          </w:rPr>
+          <w:t>تسالونيكي الثانية 1:3–10</w:t>
+        </w:r>
+      </w:hyperlink>
+      <w:r>
+        <w:rPr>
+          <w:lang w:val="ar_AE" w:bidi="ar_AE"/>
+        </w:rPr>
+        <w:t xml:space="preserve">; </w:t>
+      </w:r>
+      <w:hyperlink r:id="rId218">
+        <w:r>
+          <w:rPr>
+            <w:lang w:val="ar_AE" w:bidi="ar_AE"/>
+          </w:rPr>
+          <w:rPr>
+            <w:color w:val="0000EE"/>
+            <w:u w:val="single"/>
+          </w:rPr>
+          <w:t>2:5</w:t>
+        </w:r>
+      </w:hyperlink>
+      <w:r>
+        <w:rPr>
+          <w:lang w:val="ar_AE" w:bidi="ar_AE"/>
+        </w:rPr>
+        <w:t>).</w:t>
+      </w:r>
+    </w:p>
+    <w:p>
+      <w:pPr>
+        <w:bidi/>
+      </w:pPr>
+      <w:r>
+        <w:rPr>
+          <w:lang w:val="ar_AE" w:bidi="ar_AE"/>
+        </w:rPr>
+      </w:r>
+      <w:r>
+        <w:rPr>
+          <w:lang w:val="ar_AE" w:bidi="ar_AE"/>
+        </w:rPr>
+        <w:t>عندما يعود المسيح، سوف:</w:t>
+      </w:r>
+    </w:p>
+    <w:p>
+      <w:pPr>
+        <w:pStyle w:val="ListBullet"/>
+        <w:bidi/>
+        <w:spacing w:line="240" w:lineRule="auto"/>
+        <w:ind w:left="720"/>
+      </w:pPr>
+      <w:r>
+        <w:rPr>
+          <w:lang w:val="ar_AE" w:bidi="ar_AE"/>
+        </w:rPr>
+      </w:r>
+      <w:r>
+        <w:rPr>
+          <w:lang w:val="ar_AE" w:bidi="ar_AE"/>
+        </w:rPr>
+        <w:t>يهزم أعداء البشارة السارة الخاصة بيسوع (الإنجيل)</w:t>
+      </w:r>
+    </w:p>
+    <w:p>
+      <w:pPr>
+        <w:pStyle w:val="ListBullet"/>
+        <w:bidi/>
+        <w:spacing w:line="240" w:lineRule="auto"/>
+        <w:ind w:left="720"/>
+      </w:pPr>
+      <w:r>
+        <w:rPr>
+          <w:lang w:val="ar_AE" w:bidi="ar_AE"/>
+        </w:rPr>
+      </w:r>
+      <w:r>
+        <w:rPr>
+          <w:lang w:val="ar_AE" w:bidi="ar_AE"/>
+        </w:rPr>
+        <w:t>يخلّص المؤمنين المتألمين (</w:t>
+      </w:r>
+      <w:hyperlink r:id="rId219">
+        <w:r>
+          <w:rPr>
+            <w:lang w:val="ar_AE" w:bidi="ar_AE"/>
+          </w:rPr>
+          <w:rPr>
+            <w:color w:val="0000EE"/>
+            <w:u w:val="single"/>
+          </w:rPr>
+          <w:t>2 تسالونيكي 1:7–10</w:t>
+        </w:r>
+      </w:hyperlink>
+      <w:r>
+        <w:rPr>
+          <w:lang w:val="ar_AE" w:bidi="ar_AE"/>
+        </w:rPr>
+        <w:t>)</w:t>
+      </w:r>
+    </w:p>
+    <w:p>
+      <w:pPr>
+        <w:pStyle w:val="ListBullet"/>
+        <w:bidi/>
+        <w:spacing w:line="240" w:lineRule="auto"/>
+        <w:ind w:left="720"/>
+      </w:pPr>
+      <w:r>
+        <w:rPr>
+          <w:lang w:val="ar_AE" w:bidi="ar_AE"/>
+        </w:rPr>
+      </w:r>
+      <w:r>
+        <w:rPr>
+          <w:lang w:val="ar_AE" w:bidi="ar_AE"/>
+        </w:rPr>
+        <w:t>يجمع أتباعه ليكونوا معه إلى الأبد (</w:t>
+      </w:r>
+      <w:hyperlink r:id="rId220">
+        <w:r>
+          <w:rPr>
+            <w:lang w:val="ar_AE" w:bidi="ar_AE"/>
+          </w:rPr>
+          <w:rPr>
+            <w:color w:val="0000EE"/>
+            <w:u w:val="single"/>
+          </w:rPr>
+          <w:t>1 تسالونيكي 4:13–17</w:t>
+        </w:r>
+      </w:hyperlink>
+      <w:r>
+        <w:rPr>
+          <w:lang w:val="ar_AE" w:bidi="ar_AE"/>
+        </w:rPr>
+        <w:t>)</w:t>
+      </w:r>
+    </w:p>
+    <w:p>
+      <w:pPr>
+        <w:bidi/>
+      </w:pPr>
+      <w:r>
+        <w:rPr>
+          <w:lang w:val="ar_AE" w:bidi="ar_AE"/>
+        </w:rPr>
+      </w:r>
+      <w:r>
+        <w:rPr>
+          <w:lang w:val="ar_AE" w:bidi="ar_AE"/>
+        </w:rPr>
+        <w:t>ويتطلب هذا الحدث المستقبلي تجاوبًا في الحاضر. فالذين يقبلون الأخبار السارة ويعيشون من أجل الله يمكنهم أن يثقوا بأنهم سينالون الخلاص. أما الذين يرفضون الله فسيواجهون الهلاك الأبدي. إن اختيار الله ودعوته للمؤمنين هو مصدر رجاؤهم وتعزيتهم (</w:t>
+      </w:r>
+      <w:hyperlink r:id="rId221">
+        <w:r>
+          <w:rPr>
+            <w:lang w:val="ar_AE" w:bidi="ar_AE"/>
+          </w:rPr>
+          <w:rPr>
+            <w:color w:val="0000EE"/>
+            <w:u w:val="single"/>
+          </w:rPr>
+          <w:t>تسالونيكي الثانية 2:13–14</w:t>
+        </w:r>
+      </w:hyperlink>
+      <w:r>
+        <w:rPr>
+          <w:lang w:val="ar_AE" w:bidi="ar_AE"/>
+        </w:rPr>
+        <w:t>). ويمكنهم أن يظلّوا ثابتين الآن بينما هم يتطلعون إلى المستقبل (</w:t>
+      </w:r>
+      <w:hyperlink r:id="rId222">
+        <w:r>
+          <w:rPr>
+            <w:lang w:val="ar_AE" w:bidi="ar_AE"/>
+          </w:rPr>
+          <w:rPr>
+            <w:color w:val="0000EE"/>
+            <w:u w:val="single"/>
+          </w:rPr>
+          <w:t>2:14–15</w:t>
+        </w:r>
+      </w:hyperlink>
+      <w:r>
+        <w:rPr>
+          <w:lang w:val="ar_AE" w:bidi="ar_AE"/>
+        </w:rPr>
+        <w:t>). لأن لديهم ضمانًا لما سيحدث عند عودته.</w:t>
+      </w:r>
+    </w:p>
+    <w:p>
+      <w:pPr>
+        <w:bidi/>
+      </w:pPr>
+      <w:r>
+        <w:rPr>
+          <w:lang w:val="ar_AE" w:bidi="ar_AE"/>
+        </w:rPr>
+      </w:r>
+      <w:r>
+        <w:rPr>
+          <w:u w:val="single"/>
+          <w:lang w:val="ar_AE" w:bidi="ar_AE"/>
+        </w:rPr>
+        <w:t>مقاطع لمزيد من الدراسة</w:t>
+      </w:r>
+    </w:p>
+    <w:p>
+      <w:pPr>
+        <w:bidi/>
+      </w:pPr>
+      <w:r>
+        <w:rPr>
+          <w:lang w:val="ar_AE" w:bidi="ar_AE"/>
+        </w:rPr>
+      </w:r>
+      <w:hyperlink r:id="rId223">
+        <w:r>
+          <w:rPr>
+            <w:lang w:val="ar_AE" w:bidi="ar_AE"/>
+          </w:rPr>
+          <w:rPr>
+            <w:color w:val="0000EE"/>
+            <w:u w:val="single"/>
+          </w:rPr>
+          <w:t>متى ٢٥:١–٤٦</w:t>
+        </w:r>
+      </w:hyperlink>
+      <w:r>
+        <w:rPr>
+          <w:lang w:val="ar_AE" w:bidi="ar_AE"/>
+        </w:rPr>
+        <w:t xml:space="preserve">; </w:t>
+      </w:r>
+      <w:hyperlink r:id="rId215">
+        <w:r>
+          <w:rPr>
+            <w:lang w:val="ar_AE" w:bidi="ar_AE"/>
+          </w:rPr>
+          <w:rPr>
+            <w:color w:val="0000EE"/>
+            <w:u w:val="single"/>
+          </w:rPr>
+          <w:t>أعمال الرسل ١:٦–٧</w:t>
+        </w:r>
+      </w:hyperlink>
+      <w:r>
+        <w:rPr>
+          <w:lang w:val="ar_AE" w:bidi="ar_AE"/>
+        </w:rPr>
+        <w:t xml:space="preserve">; </w:t>
+      </w:r>
+      <w:hyperlink r:id="rId224">
+        <w:r>
+          <w:rPr>
+            <w:lang w:val="ar_AE" w:bidi="ar_AE"/>
+          </w:rPr>
+          <w:rPr>
+            <w:color w:val="0000EE"/>
+            <w:u w:val="single"/>
+          </w:rPr>
+          <w:t>١ تسالونيكي ٤:١٣–٥:١١</w:t>
+        </w:r>
+      </w:hyperlink>
+      <w:r>
+        <w:rPr>
+          <w:lang w:val="ar_AE" w:bidi="ar_AE"/>
+        </w:rPr>
+        <w:t xml:space="preserve">; </w:t>
+      </w:r>
+      <w:hyperlink r:id="rId219">
+        <w:r>
+          <w:rPr>
+            <w:lang w:val="ar_AE" w:bidi="ar_AE"/>
+          </w:rPr>
+          <w:rPr>
+            <w:color w:val="0000EE"/>
+            <w:u w:val="single"/>
+          </w:rPr>
+          <w:t>٢ تسالونيكي ١:٧–١٠</w:t>
+        </w:r>
+      </w:hyperlink>
+      <w:r>
+        <w:rPr>
+          <w:lang w:val="ar_AE" w:bidi="ar_AE"/>
+        </w:rPr>
+        <w:t xml:space="preserve">; </w:t>
+      </w:r>
+      <w:hyperlink r:id="rId216">
+        <w:r>
+          <w:rPr>
+            <w:lang w:val="ar_AE" w:bidi="ar_AE"/>
+          </w:rPr>
+          <w:rPr>
+            <w:color w:val="0000EE"/>
+            <w:u w:val="single"/>
+          </w:rPr>
+          <w:t>٢ تسالونيكي ٢:١–١٢</w:t>
+        </w:r>
+      </w:hyperlink>
+      <w:r>
+        <w:rPr>
+          <w:lang w:val="ar_AE" w:bidi="ar_AE"/>
+        </w:rPr>
+      </w:r>
+      <w:r>
+        <w:rPr>
+          <w:lang w:val="ar_AE" w:bidi="ar_AE"/>
+        </w:rPr>
+      </w:r>
+    </w:p>
+    <w:p>
+      <w:pPr>
+        <w:bidi/>
+      </w:pPr>
+      <w:r>
+        <w:rPr>
+          <w:lang w:val="ar_AE" w:bidi="ar_AE"/>
+        </w:rPr>
+      </w:r>
+    </w:p>
+    <w:p>
+      <w:pPr>
+        <w:pStyle w:val="Heading2"/>
+        <w:bidi/>
+      </w:pPr>
+      <w:r>
+        <w:rPr>
+          <w:lang w:val="ar_AE" w:bidi="ar_AE"/>
+        </w:rPr>
+        <w:t>سيادة الله</w:t>
+      </w:r>
+      <w:r>
+        <w:rPr>
+          <w:lang w:val="ar_AE" w:bidi="ar_AE"/>
+        </w:rPr>
+      </w:r>
+    </w:p>
+    <w:p>
+      <w:pPr>
+        <w:bidi/>
+      </w:pPr>
+      <w:r>
+        <w:rPr>
+          <w:lang w:val="ar_AE" w:bidi="ar_AE"/>
+        </w:rPr>
+      </w:r>
+      <w:r>
+        <w:rPr>
+          <w:lang w:val="ar_AE" w:bidi="ar_AE"/>
+        </w:rPr>
+        <w:t xml:space="preserve">كثيرًا ما يظن البشر أنهم يستطيعون التحكُّم في كلِّ ما يحدث في حياتهم من خلال قراراتهم وأفعالهم الشخصية، لكن الكتاب المقدس يعلِّمنا شيئًا مختلفًا. فهو يُظهِر لنا أن الله يتمتع بالسلطة والقوة العليا على كلِّ الأمور (انظر، على سبيل المثال، </w:t>
+      </w:r>
+      <w:hyperlink r:id="rId225">
+        <w:r>
+          <w:rPr>
+            <w:lang w:val="ar_AE" w:bidi="ar_AE"/>
+          </w:rPr>
+          <w:rPr>
+            <w:color w:val="0000EE"/>
+            <w:u w:val="single"/>
+          </w:rPr>
+          <w:t>تثنية 4: 39</w:t>
+        </w:r>
+      </w:hyperlink>
+      <w:r>
+        <w:rPr>
+          <w:lang w:val="ar_AE" w:bidi="ar_AE"/>
+        </w:rPr>
+        <w:t xml:space="preserve">؛ </w:t>
+      </w:r>
+      <w:hyperlink r:id="rId226">
+        <w:r>
+          <w:rPr>
+            <w:lang w:val="ar_AE" w:bidi="ar_AE"/>
+          </w:rPr>
+          <w:rPr>
+            <w:color w:val="0000EE"/>
+            <w:u w:val="single"/>
+          </w:rPr>
+          <w:t>مزمور 135: 5–7</w:t>
+        </w:r>
+      </w:hyperlink>
+      <w:r>
+        <w:rPr>
+          <w:lang w:val="ar_AE" w:bidi="ar_AE"/>
+        </w:rPr>
+        <w:t xml:space="preserve">؛ </w:t>
+      </w:r>
+      <w:hyperlink r:id="rId227">
+        <w:r>
+          <w:rPr>
+            <w:lang w:val="ar_AE" w:bidi="ar_AE"/>
+          </w:rPr>
+          <w:rPr>
+            <w:color w:val="0000EE"/>
+            <w:u w:val="single"/>
+          </w:rPr>
+          <w:t>إشعياء 46: 8–11</w:t>
+        </w:r>
+      </w:hyperlink>
+      <w:r>
+        <w:rPr>
+          <w:lang w:val="ar_AE" w:bidi="ar_AE"/>
+        </w:rPr>
+        <w:t xml:space="preserve">؛ </w:t>
+      </w:r>
+      <w:hyperlink r:id="rId228">
+        <w:r>
+          <w:rPr>
+            <w:lang w:val="ar_AE" w:bidi="ar_AE"/>
+          </w:rPr>
+          <w:rPr>
+            <w:color w:val="0000EE"/>
+            <w:u w:val="single"/>
+          </w:rPr>
+          <w:t>يهوذا 1: 24–25</w:t>
+        </w:r>
+      </w:hyperlink>
+      <w:r>
+        <w:rPr>
+          <w:lang w:val="ar_AE" w:bidi="ar_AE"/>
+        </w:rPr>
+        <w:t xml:space="preserve">). وفي حين تؤدي قراراتنا وأفعالنا إلى عواقب حقيقية، فإن مشيئة الله (أي ما يريده الله وما يخطط له) أهم بكثير (انظر </w:t>
+      </w:r>
+      <w:hyperlink r:id="rId229">
+        <w:r>
+          <w:rPr>
+            <w:lang w:val="ar_AE" w:bidi="ar_AE"/>
+          </w:rPr>
+          <w:rPr>
+            <w:color w:val="0000EE"/>
+            <w:u w:val="single"/>
+          </w:rPr>
+          <w:t>يعقوب 4: 13–16</w:t>
+        </w:r>
+      </w:hyperlink>
+      <w:r>
+        <w:rPr>
+          <w:lang w:val="ar_AE" w:bidi="ar_AE"/>
+        </w:rPr>
+        <w:t>).</w:t>
+      </w:r>
+    </w:p>
+    <w:p>
+      <w:pPr>
+        <w:bidi/>
+      </w:pPr>
+      <w:r>
+        <w:rPr>
+          <w:lang w:val="ar_AE" w:bidi="ar_AE"/>
+        </w:rPr>
+      </w:r>
+      <w:r>
+        <w:rPr>
+          <w:lang w:val="ar_AE" w:bidi="ar_AE"/>
+        </w:rPr>
+        <w:t>إن الله يوجه ويتحكَّم في كلِّ ما يحدث، وهذا ما نسميه بسيادة الله. فالله متسلِّط على حياة جميع البشر (</w:t>
+      </w:r>
+      <w:hyperlink r:id="rId230">
+        <w:r>
+          <w:rPr>
+            <w:lang w:val="ar_AE" w:bidi="ar_AE"/>
+          </w:rPr>
+          <w:rPr>
+            <w:color w:val="0000EE"/>
+            <w:u w:val="single"/>
+          </w:rPr>
+          <w:t>مزمور 135: 5–12</w:t>
+        </w:r>
+      </w:hyperlink>
+      <w:r>
+        <w:rPr>
+          <w:lang w:val="ar_AE" w:bidi="ar_AE"/>
+        </w:rPr>
+        <w:t>)، وهو متحكم أيضًا في الكون بأسره وفي كل ما يحدث في تاريخ العالم (</w:t>
+      </w:r>
+      <w:hyperlink r:id="rId231">
+        <w:r>
+          <w:rPr>
+            <w:lang w:val="ar_AE" w:bidi="ar_AE"/>
+          </w:rPr>
+          <w:rPr>
+            <w:color w:val="0000EE"/>
+            <w:u w:val="single"/>
+          </w:rPr>
+          <w:t>إشعياء 40: 15–17؛</w:t>
+        </w:r>
+      </w:hyperlink>
+      <w:r>
+        <w:rPr>
+          <w:lang w:val="ar_AE" w:bidi="ar_AE"/>
+        </w:rPr>
+        <w:t xml:space="preserve"> </w:t>
+      </w:r>
+      <w:hyperlink r:id="rId232">
+        <w:r>
+          <w:rPr>
+            <w:lang w:val="ar_AE" w:bidi="ar_AE"/>
+          </w:rPr>
+          <w:rPr>
+            <w:color w:val="0000EE"/>
+            <w:u w:val="single"/>
+          </w:rPr>
+          <w:t>أعمال الرسل 17: 24؛</w:t>
+        </w:r>
+      </w:hyperlink>
+      <w:r>
+        <w:rPr>
+          <w:lang w:val="ar_AE" w:bidi="ar_AE"/>
+        </w:rPr>
+        <w:t xml:space="preserve"> </w:t>
+      </w:r>
+      <w:hyperlink r:id="rId233">
+        <w:r>
+          <w:rPr>
+            <w:lang w:val="ar_AE" w:bidi="ar_AE"/>
+          </w:rPr>
+          <w:rPr>
+            <w:color w:val="0000EE"/>
+            <w:u w:val="single"/>
+          </w:rPr>
+          <w:t>كولوسي 1: 15–20</w:t>
+        </w:r>
+      </w:hyperlink>
+      <w:r>
+        <w:rPr>
+          <w:lang w:val="ar_AE" w:bidi="ar_AE"/>
+        </w:rPr>
+        <w:t>). يوجِّه الله كل شيء نحو النتائج التي خطَّط لها (</w:t>
+      </w:r>
+      <w:hyperlink r:id="rId234">
+        <w:r>
+          <w:rPr>
+            <w:lang w:val="ar_AE" w:bidi="ar_AE"/>
+          </w:rPr>
+          <w:rPr>
+            <w:color w:val="0000EE"/>
+            <w:u w:val="single"/>
+          </w:rPr>
+          <w:t>إشعياء 46: 10؛</w:t>
+        </w:r>
+      </w:hyperlink>
+      <w:r>
+        <w:rPr>
+          <w:lang w:val="ar_AE" w:bidi="ar_AE"/>
+        </w:rPr>
+        <w:t xml:space="preserve"> </w:t>
+      </w:r>
+      <w:hyperlink r:id="rId235">
+        <w:r>
+          <w:rPr>
+            <w:lang w:val="ar_AE" w:bidi="ar_AE"/>
+          </w:rPr>
+          <w:rPr>
+            <w:color w:val="0000EE"/>
+            <w:u w:val="single"/>
+          </w:rPr>
+          <w:t>دانيآل 7: 27–28؛</w:t>
+        </w:r>
+      </w:hyperlink>
+      <w:r>
+        <w:rPr>
+          <w:lang w:val="ar_AE" w:bidi="ar_AE"/>
+        </w:rPr>
+        <w:t xml:space="preserve"> </w:t>
+      </w:r>
+      <w:hyperlink r:id="rId236">
+        <w:r>
+          <w:rPr>
+            <w:lang w:val="ar_AE" w:bidi="ar_AE"/>
+          </w:rPr>
+          <w:rPr>
+            <w:color w:val="0000EE"/>
+            <w:u w:val="single"/>
+          </w:rPr>
+          <w:t>متى 24: 14–31؛</w:t>
+        </w:r>
+      </w:hyperlink>
+      <w:r>
+        <w:rPr>
+          <w:lang w:val="ar_AE" w:bidi="ar_AE"/>
+        </w:rPr>
+        <w:t xml:space="preserve"> </w:t>
+      </w:r>
+      <w:hyperlink r:id="rId237">
+        <w:r>
+          <w:rPr>
+            <w:lang w:val="ar_AE" w:bidi="ar_AE"/>
+          </w:rPr>
+          <w:rPr>
+            <w:color w:val="0000EE"/>
+            <w:u w:val="single"/>
+          </w:rPr>
+          <w:t>رؤيا 1: 7–8</w:t>
+        </w:r>
+      </w:hyperlink>
+      <w:r>
+        <w:rPr>
+          <w:lang w:val="ar_AE" w:bidi="ar_AE"/>
+        </w:rPr>
+        <w:t>).</w:t>
+      </w:r>
+    </w:p>
+    <w:p>
+      <w:pPr>
+        <w:bidi/>
+      </w:pPr>
+      <w:r>
+        <w:rPr>
+          <w:lang w:val="ar_AE" w:bidi="ar_AE"/>
+        </w:rPr>
+      </w:r>
+      <w:r>
+        <w:rPr>
+          <w:lang w:val="ar_AE" w:bidi="ar_AE"/>
+        </w:rPr>
+        <w:t>في سفر الملوك الثاني، يُظهر الله سلطانه على الأمم. فإنه قد اختار وعزل ملوك إسرائيل ويهوذا بناءً على خططه وبناء على طاعتهم. وقد سمح بوقوع هجمات على شعبه عقابًا لهم على خطاياهم (</w:t>
+      </w:r>
+      <w:hyperlink r:id="rId238">
+        <w:r>
+          <w:rPr>
+            <w:lang w:val="ar_AE" w:bidi="ar_AE"/>
+          </w:rPr>
+          <w:rPr>
+            <w:color w:val="0000EE"/>
+            <w:u w:val="single"/>
+          </w:rPr>
+          <w:t>2ملوك 8: 18–22</w:t>
+        </w:r>
+      </w:hyperlink>
+      <w:r>
+        <w:rPr>
+          <w:lang w:val="ar_AE" w:bidi="ar_AE"/>
+        </w:rPr>
+        <w:t>). فقد كان الله مسيطرًا عندما شنَّ الأشوريون هجومًا على السامرة وهزموا المملكة الشمالية (</w:t>
+      </w:r>
+      <w:hyperlink r:id="rId239">
+        <w:r>
+          <w:rPr>
+            <w:lang w:val="ar_AE" w:bidi="ar_AE"/>
+          </w:rPr>
+          <w:rPr>
+            <w:color w:val="0000EE"/>
+            <w:u w:val="single"/>
+          </w:rPr>
+          <w:t>17: 1–6،</w:t>
+        </w:r>
+      </w:hyperlink>
+      <w:r>
+        <w:rPr>
+          <w:lang w:val="ar_AE" w:bidi="ar_AE"/>
+        </w:rPr>
+        <w:t xml:space="preserve"> </w:t>
+      </w:r>
+      <w:hyperlink r:id="rId240">
+        <w:r>
+          <w:rPr>
+            <w:lang w:val="ar_AE" w:bidi="ar_AE"/>
+          </w:rPr>
+          <w:rPr>
+            <w:color w:val="0000EE"/>
+            <w:u w:val="single"/>
+          </w:rPr>
+          <w:t>18،</w:t>
+        </w:r>
+      </w:hyperlink>
+      <w:r>
+        <w:rPr>
+          <w:lang w:val="ar_AE" w:bidi="ar_AE"/>
+        </w:rPr>
+        <w:t xml:space="preserve"> </w:t>
+      </w:r>
+      <w:hyperlink r:id="rId241">
+        <w:r>
+          <w:rPr>
+            <w:lang w:val="ar_AE" w:bidi="ar_AE"/>
+          </w:rPr>
+          <w:rPr>
+            <w:color w:val="0000EE"/>
+            <w:u w:val="single"/>
+          </w:rPr>
+          <w:t>20</w:t>
+        </w:r>
+      </w:hyperlink>
+      <w:r>
+        <w:rPr>
+          <w:lang w:val="ar_AE" w:bidi="ar_AE"/>
+        </w:rPr>
+        <w:t>). وقد أفلح الملك حزقيا في يهوذا بفضل بركة الرب (</w:t>
+      </w:r>
+      <w:hyperlink r:id="rId242">
+        <w:r>
+          <w:rPr>
+            <w:lang w:val="ar_AE" w:bidi="ar_AE"/>
+          </w:rPr>
+          <w:rPr>
+            <w:color w:val="0000EE"/>
+            <w:u w:val="single"/>
+          </w:rPr>
+          <w:t>18: 5–7</w:t>
+        </w:r>
+      </w:hyperlink>
+      <w:r>
+        <w:rPr>
+          <w:lang w:val="ar_AE" w:bidi="ar_AE"/>
+        </w:rPr>
+        <w:t>). وكان تأثير الله جليًّا في الأحداث الدولية المعقدة التي وقعت في عهد آخر ملوك يهوذا، مثلما وعد الله تمامًا (</w:t>
+      </w:r>
+      <w:hyperlink r:id="rId243">
+        <w:r>
+          <w:rPr>
+            <w:lang w:val="ar_AE" w:bidi="ar_AE"/>
+          </w:rPr>
+          <w:rPr>
+            <w:color w:val="0000EE"/>
+            <w:u w:val="single"/>
+          </w:rPr>
+          <w:t>23: 26–27</w:t>
+        </w:r>
+      </w:hyperlink>
+      <w:r>
+        <w:rPr>
+          <w:lang w:val="ar_AE" w:bidi="ar_AE"/>
+        </w:rPr>
+        <w:t>).</w:t>
+      </w:r>
+    </w:p>
+    <w:p>
+      <w:pPr>
+        <w:bidi/>
+      </w:pPr>
+      <w:r>
+        <w:rPr>
+          <w:lang w:val="ar_AE" w:bidi="ar_AE"/>
+        </w:rPr>
+      </w:r>
+      <w:r>
+        <w:rPr>
+          <w:lang w:val="ar_AE" w:bidi="ar_AE"/>
+        </w:rPr>
+        <w:t>يُظهِر الله سلطانه باستجابته لصلوات والتماسات شعبه. فعندما صلَّى أليشع، استجاب الله لنبيِّه الأمين. وبواسطة أليشع، منح الله المرأة الشونمية ابنًا، ثم أعاد ذلك الابن إلى الحياة في وقت لاحق (</w:t>
+      </w:r>
+      <w:hyperlink r:id="rId244">
+        <w:r>
+          <w:rPr>
+            <w:lang w:val="ar_AE" w:bidi="ar_AE"/>
+          </w:rPr>
+          <w:rPr>
+            <w:color w:val="0000EE"/>
+            <w:u w:val="single"/>
+          </w:rPr>
+          <w:t>2ملوك 4: 17</w:t>
+        </w:r>
+      </w:hyperlink>
+      <w:r>
+        <w:rPr>
+          <w:lang w:val="ar_AE" w:bidi="ar_AE"/>
+        </w:rPr>
+        <w:t xml:space="preserve">، </w:t>
+      </w:r>
+      <w:hyperlink r:id="rId245">
+        <w:r>
+          <w:rPr>
+            <w:lang w:val="ar_AE" w:bidi="ar_AE"/>
+          </w:rPr>
+          <w:rPr>
+            <w:color w:val="0000EE"/>
+            <w:u w:val="single"/>
+          </w:rPr>
+          <w:t>32–35</w:t>
+        </w:r>
+      </w:hyperlink>
+      <w:r>
+        <w:rPr>
+          <w:lang w:val="ar_AE" w:bidi="ar_AE"/>
+        </w:rPr>
+        <w:t>). كذلك، استجاب الرب بلطف لصلوات الملك يهوأحاز وأرسل منقذًا لإسرائيل المتضايقة (</w:t>
+      </w:r>
+      <w:hyperlink r:id="rId246">
+        <w:r>
+          <w:rPr>
+            <w:lang w:val="ar_AE" w:bidi="ar_AE"/>
+          </w:rPr>
+          <w:rPr>
+            <w:color w:val="0000EE"/>
+            <w:u w:val="single"/>
+          </w:rPr>
+          <w:t>13: 4–5</w:t>
+        </w:r>
+      </w:hyperlink>
+      <w:r>
+        <w:rPr>
+          <w:lang w:val="ar_AE" w:bidi="ar_AE"/>
+        </w:rPr>
+        <w:t>)، كما استجاب لصلوات الملك حزقيا من أجل أورشليم ومن أجل حياته (</w:t>
+      </w:r>
+      <w:hyperlink r:id="rId247">
+        <w:r>
+          <w:rPr>
+            <w:lang w:val="ar_AE" w:bidi="ar_AE"/>
+          </w:rPr>
+          <w:rPr>
+            <w:color w:val="0000EE"/>
+            <w:u w:val="single"/>
+          </w:rPr>
+          <w:t>19: 1–7</w:t>
+        </w:r>
+      </w:hyperlink>
+      <w:r>
+        <w:rPr>
+          <w:lang w:val="ar_AE" w:bidi="ar_AE"/>
+        </w:rPr>
+        <w:t xml:space="preserve">؛ </w:t>
+      </w:r>
+      <w:hyperlink r:id="rId248">
+        <w:r>
+          <w:rPr>
+            <w:lang w:val="ar_AE" w:bidi="ar_AE"/>
+          </w:rPr>
+          <w:rPr>
+            <w:color w:val="0000EE"/>
+            <w:u w:val="single"/>
+          </w:rPr>
+          <w:t>20: 1–6</w:t>
+        </w:r>
+      </w:hyperlink>
+      <w:r>
+        <w:rPr>
+          <w:lang w:val="ar_AE" w:bidi="ar_AE"/>
+        </w:rPr>
+        <w:t>).</w:t>
+      </w:r>
+    </w:p>
+    <w:p>
+      <w:pPr>
+        <w:bidi/>
+      </w:pPr>
+      <w:r>
+        <w:rPr>
+          <w:lang w:val="ar_AE" w:bidi="ar_AE"/>
+        </w:rPr>
+      </w:r>
+      <w:r>
+        <w:rPr>
+          <w:lang w:val="ar_AE" w:bidi="ar_AE"/>
+        </w:rPr>
+        <w:t>أوضح بولس أن الله هو الذي يقرِّر طريق الخلاص. ففي كثير من الأحيان، نسب بولس الأحداث العجيبة التي وقعت في تاريخ الخلاص إلى كلمات الله وأفعاله. فلا يمكن للقرارت البشرية وحدها أن تفسِّر الأمر. قال الله: "</w:t>
+      </w:r>
+      <w:r>
+        <w:rPr>
+          <w:lang w:val="ar_AE" w:bidi="ar_AE"/>
+        </w:rPr>
+        <w:t>إِنِّي أَرْحَمُ مَنْ أَرْحَمُ</w:t>
+      </w:r>
+      <w:r>
+        <w:rPr>
+          <w:lang w:val="ar_AE" w:bidi="ar_AE"/>
+        </w:rPr>
+        <w:t>" (</w:t>
+      </w:r>
+      <w:hyperlink r:id="rId249">
+        <w:r>
+          <w:rPr>
+            <w:lang w:val="ar_AE" w:bidi="ar_AE"/>
+          </w:rPr>
+          <w:rPr>
+            <w:color w:val="0000EE"/>
+            <w:u w:val="single"/>
+          </w:rPr>
+          <w:t>رومية 9: 15</w:t>
+        </w:r>
+      </w:hyperlink>
+      <w:r>
+        <w:rPr>
+          <w:lang w:val="ar_AE" w:bidi="ar_AE"/>
+        </w:rPr>
+        <w:t>). وسيظل اللاهوتيون يتجادلون حول دور الله وقرار البشر في الخلاص، لكن سيطرة الله واضحة جليًّا.</w:t>
+      </w:r>
+    </w:p>
+    <w:p>
+      <w:pPr>
+        <w:bidi/>
+      </w:pPr>
+      <w:r>
+        <w:rPr>
+          <w:lang w:val="ar_AE" w:bidi="ar_AE"/>
+        </w:rPr>
+      </w:r>
+      <w:r>
+        <w:rPr>
+          <w:lang w:val="ar_AE" w:bidi="ar_AE"/>
+        </w:rPr>
+        <w:t>لأن الله كليُّ السيادة، ينبغي على شعبه أن يسعوا إلى العيش في تناغم مع مشيئته (</w:t>
+      </w:r>
+      <w:hyperlink r:id="rId250">
+        <w:r>
+          <w:rPr>
+            <w:lang w:val="ar_AE" w:bidi="ar_AE"/>
+          </w:rPr>
+          <w:rPr>
+            <w:color w:val="0000EE"/>
+            <w:u w:val="single"/>
+          </w:rPr>
+          <w:t>رومية 12: 1–2</w:t>
+        </w:r>
+      </w:hyperlink>
+      <w:r>
+        <w:rPr>
+          <w:lang w:val="ar_AE" w:bidi="ar_AE"/>
+        </w:rPr>
+        <w:t xml:space="preserve">)، وأن يستخدموا القوة التي يمدُّهم بها (انظر </w:t>
+      </w:r>
+      <w:hyperlink r:id="rId251">
+        <w:r>
+          <w:rPr>
+            <w:lang w:val="ar_AE" w:bidi="ar_AE"/>
+          </w:rPr>
+          <w:rPr>
+            <w:color w:val="0000EE"/>
+            <w:u w:val="single"/>
+          </w:rPr>
+          <w:t>1كورنثوس 1: 8–9</w:t>
+        </w:r>
+      </w:hyperlink>
+      <w:r>
+        <w:rPr>
+          <w:lang w:val="ar_AE" w:bidi="ar_AE"/>
+        </w:rPr>
+        <w:t>). نستطيع اتباع مثال المسيح في صلاته حين قال: "</w:t>
+      </w:r>
+      <w:r>
+        <w:rPr>
+          <w:lang w:val="ar_AE" w:bidi="ar_AE"/>
+        </w:rPr>
+        <w:t>لَيْسَ كَمَا أُرِيدُ أَنَا بَلْ كَمَا تُرِيدُ أَنْتَ</w:t>
+      </w:r>
+      <w:r>
+        <w:rPr>
+          <w:lang w:val="ar_AE" w:bidi="ar_AE"/>
+        </w:rPr>
+        <w:t>" (</w:t>
+      </w:r>
+      <w:hyperlink r:id="rId252">
+        <w:r>
+          <w:rPr>
+            <w:lang w:val="ar_AE" w:bidi="ar_AE"/>
+          </w:rPr>
+          <w:rPr>
+            <w:color w:val="0000EE"/>
+            <w:u w:val="single"/>
+          </w:rPr>
+          <w:t>متى 26: 39</w:t>
+        </w:r>
+      </w:hyperlink>
+      <w:r>
+        <w:rPr>
+          <w:lang w:val="ar_AE" w:bidi="ar_AE"/>
+        </w:rPr>
+        <w:t>). لكن اليوم، يتجاهل الكثيرون تأثير الله في شؤون البشر. ومع ذلك، فإن قرارات الله توجه العالم وتوجه حياة الذين يؤمنون به.</w:t>
+      </w:r>
+    </w:p>
+    <w:p>
+      <w:pPr>
+        <w:bidi/>
+      </w:pPr>
+      <w:r>
+        <w:rPr>
+          <w:lang w:val="ar_AE" w:bidi="ar_AE"/>
+        </w:rPr>
+      </w:r>
+      <w:r>
+        <w:rPr>
+          <w:lang w:val="ar_AE" w:bidi="ar_AE"/>
+        </w:rPr>
+        <w:t>عندما نعيش لمجد الله، فإن كلَّ ما يحدث سيؤول في النهاية لخيرنا (</w:t>
+      </w:r>
+      <w:hyperlink r:id="rId253">
+        <w:r>
+          <w:rPr>
+            <w:lang w:val="ar_AE" w:bidi="ar_AE"/>
+          </w:rPr>
+          <w:rPr>
+            <w:color w:val="0000EE"/>
+            <w:u w:val="single"/>
+          </w:rPr>
+          <w:t>إشعياء 42: 8</w:t>
+        </w:r>
+      </w:hyperlink>
+      <w:r>
+        <w:rPr>
+          <w:lang w:val="ar_AE" w:bidi="ar_AE"/>
+        </w:rPr>
+        <w:t xml:space="preserve">؛ </w:t>
+      </w:r>
+      <w:hyperlink r:id="rId254">
+        <w:r>
+          <w:rPr>
+            <w:lang w:val="ar_AE" w:bidi="ar_AE"/>
+          </w:rPr>
+          <w:rPr>
+            <w:color w:val="0000EE"/>
+            <w:u w:val="single"/>
+          </w:rPr>
+          <w:t>حبقوق 2: 14</w:t>
+        </w:r>
+      </w:hyperlink>
+      <w:r>
+        <w:rPr>
+          <w:lang w:val="ar_AE" w:bidi="ar_AE"/>
+        </w:rPr>
+        <w:t xml:space="preserve">؛ </w:t>
+      </w:r>
+      <w:hyperlink r:id="rId228">
+        <w:r>
+          <w:rPr>
+            <w:lang w:val="ar_AE" w:bidi="ar_AE"/>
+          </w:rPr>
+          <w:rPr>
+            <w:color w:val="0000EE"/>
+            <w:u w:val="single"/>
+          </w:rPr>
+          <w:t>يهوذا 1: 24–25</w:t>
+        </w:r>
+      </w:hyperlink>
+      <w:r>
+        <w:rPr>
+          <w:lang w:val="ar_AE" w:bidi="ar_AE"/>
+        </w:rPr>
+        <w:t xml:space="preserve">؛ </w:t>
+      </w:r>
+      <w:hyperlink r:id="rId255">
+        <w:r>
+          <w:rPr>
+            <w:lang w:val="ar_AE" w:bidi="ar_AE"/>
+          </w:rPr>
+          <w:rPr>
+            <w:color w:val="0000EE"/>
+            <w:u w:val="single"/>
+          </w:rPr>
+          <w:t>مزمور 84: 11</w:t>
+        </w:r>
+      </w:hyperlink>
+      <w:r>
+        <w:rPr>
+          <w:lang w:val="ar_AE" w:bidi="ar_AE"/>
+        </w:rPr>
+        <w:t xml:space="preserve">؛ </w:t>
+      </w:r>
+      <w:hyperlink r:id="rId256">
+        <w:r>
+          <w:rPr>
+            <w:lang w:val="ar_AE" w:bidi="ar_AE"/>
+          </w:rPr>
+          <w:rPr>
+            <w:color w:val="0000EE"/>
+            <w:u w:val="single"/>
+          </w:rPr>
+          <w:t>أفسس 3: 16–19</w:t>
+        </w:r>
+      </w:hyperlink>
+      <w:r>
+        <w:rPr>
+          <w:lang w:val="ar_AE" w:bidi="ar_AE"/>
+        </w:rPr>
+        <w:t xml:space="preserve">؛ </w:t>
+      </w:r>
+      <w:hyperlink r:id="rId90">
+        <w:r>
+          <w:rPr>
+            <w:lang w:val="ar_AE" w:bidi="ar_AE"/>
+          </w:rPr>
+          <w:rPr>
+            <w:color w:val="0000EE"/>
+            <w:u w:val="single"/>
+          </w:rPr>
+          <w:t>كولوسي 1: 27</w:t>
+        </w:r>
+      </w:hyperlink>
+      <w:r>
+        <w:rPr>
+          <w:lang w:val="ar_AE" w:bidi="ar_AE"/>
+        </w:rPr>
+        <w:t xml:space="preserve">؛ </w:t>
+      </w:r>
+      <w:hyperlink r:id="rId257">
+        <w:r>
+          <w:rPr>
+            <w:lang w:val="ar_AE" w:bidi="ar_AE"/>
+          </w:rPr>
+          <w:rPr>
+            <w:color w:val="0000EE"/>
+            <w:u w:val="single"/>
+          </w:rPr>
+          <w:t>2تسالونيكي 1: 11–12</w:t>
+        </w:r>
+      </w:hyperlink>
+      <w:r>
+        <w:rPr>
+          <w:lang w:val="ar_AE" w:bidi="ar_AE"/>
+        </w:rPr>
+        <w:t>). ونستطيع أن نقول بثقة إن الله “يجعل "</w:t>
+      </w:r>
+      <w:r>
+        <w:rPr>
+          <w:lang w:val="ar_AE" w:bidi="ar_AE"/>
+        </w:rPr>
+        <w:t>كُلَّ ٱلْأَشْيَاءِ تَعْمَلُ مَعًا لِلْخَيْرِ لِلَّذِينَ يُحِبُّونَ ٱللهَ، ٱلَّذِينَ هُمْ مَدْعُوُّونَ حَسَبَ قَصْدِهِ</w:t>
+      </w:r>
+      <w:r>
+        <w:rPr>
+          <w:lang w:val="ar_AE" w:bidi="ar_AE"/>
+        </w:rPr>
+        <w:t>” (</w:t>
+      </w:r>
+      <w:hyperlink r:id="rId258">
+        <w:r>
+          <w:rPr>
+            <w:lang w:val="ar_AE" w:bidi="ar_AE"/>
+          </w:rPr>
+          <w:rPr>
+            <w:color w:val="0000EE"/>
+            <w:u w:val="single"/>
+          </w:rPr>
+          <w:t>رومية 8: 28</w:t>
+        </w:r>
+      </w:hyperlink>
+      <w:r>
+        <w:rPr>
+          <w:lang w:val="ar_AE" w:bidi="ar_AE"/>
+        </w:rPr>
+        <w:t>).</w:t>
+      </w:r>
+    </w:p>
+    <w:p>
+      <w:pPr>
+        <w:bidi/>
+      </w:pPr>
+      <w:r>
+        <w:rPr>
+          <w:lang w:val="ar_AE" w:bidi="ar_AE"/>
+        </w:rPr>
+      </w:r>
+      <w:r>
+        <w:rPr>
+          <w:u w:val="single"/>
+          <w:lang w:val="ar_AE" w:bidi="ar_AE"/>
+        </w:rPr>
+        <w:t>نصوص كتابية لمزيد من الدراسة</w:t>
+      </w:r>
+    </w:p>
+    <w:p>
+      <w:pPr>
+        <w:bidi/>
+      </w:pPr>
+      <w:r>
+        <w:rPr>
+          <w:lang w:val="ar_AE" w:bidi="ar_AE"/>
+        </w:rPr>
+      </w:r>
+      <w:hyperlink r:id="rId259">
+        <w:r>
+          <w:rPr>
+            <w:lang w:val="ar_AE" w:bidi="ar_AE"/>
+          </w:rPr>
+          <w:rPr>
+            <w:color w:val="0000EE"/>
+            <w:u w:val="single"/>
+          </w:rPr>
+          <w:t>خروج 8: 22؛</w:t>
+        </w:r>
+      </w:hyperlink>
+      <w:r>
+        <w:rPr>
+          <w:lang w:val="ar_AE" w:bidi="ar_AE"/>
+        </w:rPr>
+        <w:t xml:space="preserve"> </w:t>
+      </w:r>
+      <w:hyperlink r:id="rId260">
+        <w:r>
+          <w:rPr>
+            <w:lang w:val="ar_AE" w:bidi="ar_AE"/>
+          </w:rPr>
+          <w:rPr>
+            <w:color w:val="0000EE"/>
+            <w:u w:val="single"/>
+          </w:rPr>
+          <w:t>9: 29؛</w:t>
+        </w:r>
+      </w:hyperlink>
+      <w:r>
+        <w:rPr>
+          <w:lang w:val="ar_AE" w:bidi="ar_AE"/>
+        </w:rPr>
+        <w:t xml:space="preserve"> </w:t>
+      </w:r>
+      <w:hyperlink r:id="rId225">
+        <w:r>
+          <w:rPr>
+            <w:lang w:val="ar_AE" w:bidi="ar_AE"/>
+          </w:rPr>
+          <w:rPr>
+            <w:color w:val="0000EE"/>
+            <w:u w:val="single"/>
+          </w:rPr>
+          <w:t>تثنية 4: 39؛</w:t>
+        </w:r>
+      </w:hyperlink>
+      <w:r>
+        <w:rPr>
+          <w:lang w:val="ar_AE" w:bidi="ar_AE"/>
+        </w:rPr>
+        <w:t xml:space="preserve"> </w:t>
+      </w:r>
+      <w:hyperlink r:id="rId261">
+        <w:r>
+          <w:rPr>
+            <w:lang w:val="ar_AE" w:bidi="ar_AE"/>
+          </w:rPr>
+          <w:rPr>
+            <w:color w:val="0000EE"/>
+            <w:u w:val="single"/>
+          </w:rPr>
+          <w:t>32: 8،</w:t>
+        </w:r>
+      </w:hyperlink>
+      <w:r>
+        <w:rPr>
+          <w:lang w:val="ar_AE" w:bidi="ar_AE"/>
+        </w:rPr>
+        <w:t xml:space="preserve"> </w:t>
+      </w:r>
+      <w:hyperlink r:id="rId262">
+        <w:r>
+          <w:rPr>
+            <w:lang w:val="ar_AE" w:bidi="ar_AE"/>
+          </w:rPr>
+          <w:rPr>
+            <w:color w:val="0000EE"/>
+            <w:u w:val="single"/>
+          </w:rPr>
+          <w:t>39؛</w:t>
+        </w:r>
+      </w:hyperlink>
+      <w:r>
+        <w:rPr>
+          <w:lang w:val="ar_AE" w:bidi="ar_AE"/>
+        </w:rPr>
+        <w:t xml:space="preserve"> </w:t>
+      </w:r>
+      <w:hyperlink r:id="rId263">
+        <w:r>
+          <w:rPr>
+            <w:lang w:val="ar_AE" w:bidi="ar_AE"/>
+          </w:rPr>
+          <w:rPr>
+            <w:color w:val="0000EE"/>
+            <w:u w:val="single"/>
+          </w:rPr>
+          <w:t>يشوع 2: 11؛</w:t>
+        </w:r>
+      </w:hyperlink>
+      <w:r>
+        <w:rPr>
+          <w:lang w:val="ar_AE" w:bidi="ar_AE"/>
+        </w:rPr>
+        <w:t xml:space="preserve"> </w:t>
+      </w:r>
+      <w:hyperlink r:id="rId264">
+        <w:r>
+          <w:rPr>
+            <w:lang w:val="ar_AE" w:bidi="ar_AE"/>
+          </w:rPr>
+          <w:rPr>
+            <w:color w:val="0000EE"/>
+            <w:u w:val="single"/>
+          </w:rPr>
+          <w:t>1صموئيل 2: 6–8؛</w:t>
+        </w:r>
+      </w:hyperlink>
+      <w:r>
+        <w:rPr>
+          <w:lang w:val="ar_AE" w:bidi="ar_AE"/>
+        </w:rPr>
+        <w:t xml:space="preserve"> </w:t>
+      </w:r>
+      <w:hyperlink r:id="rId246">
+        <w:r>
+          <w:rPr>
+            <w:lang w:val="ar_AE" w:bidi="ar_AE"/>
+          </w:rPr>
+          <w:rPr>
+            <w:color w:val="0000EE"/>
+            <w:u w:val="single"/>
+          </w:rPr>
+          <w:t>2ملوك 13: 4–5؛</w:t>
+        </w:r>
+      </w:hyperlink>
+      <w:r>
+        <w:rPr>
+          <w:lang w:val="ar_AE" w:bidi="ar_AE"/>
+        </w:rPr>
+        <w:t xml:space="preserve"> </w:t>
+      </w:r>
+      <w:hyperlink r:id="rId239">
+        <w:r>
+          <w:rPr>
+            <w:lang w:val="ar_AE" w:bidi="ar_AE"/>
+          </w:rPr>
+          <w:rPr>
+            <w:color w:val="0000EE"/>
+            <w:u w:val="single"/>
+          </w:rPr>
+          <w:t>17: 1–6،</w:t>
+        </w:r>
+      </w:hyperlink>
+      <w:r>
+        <w:rPr>
+          <w:lang w:val="ar_AE" w:bidi="ar_AE"/>
+        </w:rPr>
+        <w:t xml:space="preserve"> </w:t>
+      </w:r>
+      <w:hyperlink r:id="rId265">
+        <w:r>
+          <w:rPr>
+            <w:lang w:val="ar_AE" w:bidi="ar_AE"/>
+          </w:rPr>
+          <w:rPr>
+            <w:color w:val="0000EE"/>
+            <w:u w:val="single"/>
+          </w:rPr>
+          <w:t>18–20؛</w:t>
+        </w:r>
+      </w:hyperlink>
+      <w:r>
+        <w:rPr>
+          <w:lang w:val="ar_AE" w:bidi="ar_AE"/>
+        </w:rPr>
+        <w:t xml:space="preserve"> </w:t>
+      </w:r>
+      <w:hyperlink r:id="rId242">
+        <w:r>
+          <w:rPr>
+            <w:lang w:val="ar_AE" w:bidi="ar_AE"/>
+          </w:rPr>
+          <w:rPr>
+            <w:color w:val="0000EE"/>
+            <w:u w:val="single"/>
+          </w:rPr>
+          <w:t>18: 5–7؛</w:t>
+        </w:r>
+      </w:hyperlink>
+      <w:r>
+        <w:rPr>
+          <w:lang w:val="ar_AE" w:bidi="ar_AE"/>
+        </w:rPr>
+        <w:t xml:space="preserve"> </w:t>
+      </w:r>
+      <w:hyperlink r:id="rId266">
+        <w:r>
+          <w:rPr>
+            <w:lang w:val="ar_AE" w:bidi="ar_AE"/>
+          </w:rPr>
+          <w:rPr>
+            <w:color w:val="0000EE"/>
+            <w:u w:val="single"/>
+          </w:rPr>
+          <w:t>19: 5–7؛</w:t>
+        </w:r>
+      </w:hyperlink>
+      <w:r>
+        <w:rPr>
+          <w:lang w:val="ar_AE" w:bidi="ar_AE"/>
+        </w:rPr>
+        <w:t xml:space="preserve"> </w:t>
+      </w:r>
+      <w:hyperlink r:id="rId267">
+        <w:r>
+          <w:rPr>
+            <w:lang w:val="ar_AE" w:bidi="ar_AE"/>
+          </w:rPr>
+          <w:rPr>
+            <w:color w:val="0000EE"/>
+            <w:u w:val="single"/>
+          </w:rPr>
+          <w:t>20: 4–6؛</w:t>
+        </w:r>
+      </w:hyperlink>
+      <w:r>
+        <w:rPr>
+          <w:lang w:val="ar_AE" w:bidi="ar_AE"/>
+        </w:rPr>
+        <w:t xml:space="preserve"> </w:t>
+      </w:r>
+      <w:hyperlink r:id="rId268">
+        <w:r>
+          <w:rPr>
+            <w:lang w:val="ar_AE" w:bidi="ar_AE"/>
+          </w:rPr>
+          <w:rPr>
+            <w:color w:val="0000EE"/>
+            <w:u w:val="single"/>
+          </w:rPr>
+          <w:t>مزمور 24: 1–2؛</w:t>
+        </w:r>
+      </w:hyperlink>
+      <w:r>
+        <w:rPr>
+          <w:lang w:val="ar_AE" w:bidi="ar_AE"/>
+        </w:rPr>
+        <w:t xml:space="preserve"> </w:t>
+      </w:r>
+      <w:hyperlink r:id="rId255">
+        <w:r>
+          <w:rPr>
+            <w:lang w:val="ar_AE" w:bidi="ar_AE"/>
+          </w:rPr>
+          <w:rPr>
+            <w:color w:val="0000EE"/>
+            <w:u w:val="single"/>
+          </w:rPr>
+          <w:t>84: 11؛</w:t>
+        </w:r>
+      </w:hyperlink>
+      <w:r>
+        <w:rPr>
+          <w:lang w:val="ar_AE" w:bidi="ar_AE"/>
+        </w:rPr>
+        <w:t xml:space="preserve"> </w:t>
+      </w:r>
+      <w:hyperlink r:id="rId230">
+        <w:r>
+          <w:rPr>
+            <w:lang w:val="ar_AE" w:bidi="ar_AE"/>
+          </w:rPr>
+          <w:rPr>
+            <w:color w:val="0000EE"/>
+            <w:u w:val="single"/>
+          </w:rPr>
+          <w:t>135: 5–12؛</w:t>
+        </w:r>
+      </w:hyperlink>
+      <w:r>
+        <w:rPr>
+          <w:lang w:val="ar_AE" w:bidi="ar_AE"/>
+        </w:rPr>
+        <w:t xml:space="preserve"> </w:t>
+      </w:r>
+      <w:hyperlink r:id="rId231">
+        <w:r>
+          <w:rPr>
+            <w:lang w:val="ar_AE" w:bidi="ar_AE"/>
+          </w:rPr>
+          <w:rPr>
+            <w:color w:val="0000EE"/>
+            <w:u w:val="single"/>
+          </w:rPr>
+          <w:t>إشعياء 40: 15–17؛</w:t>
+        </w:r>
+      </w:hyperlink>
+      <w:r>
+        <w:rPr>
+          <w:lang w:val="ar_AE" w:bidi="ar_AE"/>
+        </w:rPr>
+        <w:t xml:space="preserve"> </w:t>
+      </w:r>
+      <w:hyperlink r:id="rId269">
+        <w:r>
+          <w:rPr>
+            <w:lang w:val="ar_AE" w:bidi="ar_AE"/>
+          </w:rPr>
+          <w:rPr>
+            <w:color w:val="0000EE"/>
+            <w:u w:val="single"/>
+          </w:rPr>
+          <w:t>45: 7؛</w:t>
+        </w:r>
+      </w:hyperlink>
+      <w:r>
+        <w:rPr>
+          <w:lang w:val="ar_AE" w:bidi="ar_AE"/>
+        </w:rPr>
+        <w:t xml:space="preserve"> </w:t>
+      </w:r>
+      <w:hyperlink r:id="rId234">
+        <w:r>
+          <w:rPr>
+            <w:lang w:val="ar_AE" w:bidi="ar_AE"/>
+          </w:rPr>
+          <w:rPr>
+            <w:color w:val="0000EE"/>
+            <w:u w:val="single"/>
+          </w:rPr>
+          <w:t>46: 10؛</w:t>
+        </w:r>
+      </w:hyperlink>
+      <w:r>
+        <w:rPr>
+          <w:lang w:val="ar_AE" w:bidi="ar_AE"/>
+        </w:rPr>
+        <w:t xml:space="preserve"> </w:t>
+      </w:r>
+      <w:hyperlink r:id="rId270">
+        <w:r>
+          <w:rPr>
+            <w:lang w:val="ar_AE" w:bidi="ar_AE"/>
+          </w:rPr>
+          <w:rPr>
+            <w:color w:val="0000EE"/>
+            <w:u w:val="single"/>
+          </w:rPr>
+          <w:t>إرميا 27: 5–7؛</w:t>
+        </w:r>
+      </w:hyperlink>
+      <w:r>
+        <w:rPr>
+          <w:lang w:val="ar_AE" w:bidi="ar_AE"/>
+        </w:rPr>
+        <w:t xml:space="preserve"> </w:t>
+      </w:r>
+      <w:hyperlink r:id="rId235">
+        <w:r>
+          <w:rPr>
+            <w:lang w:val="ar_AE" w:bidi="ar_AE"/>
+          </w:rPr>
+          <w:rPr>
+            <w:color w:val="0000EE"/>
+            <w:u w:val="single"/>
+          </w:rPr>
+          <w:t>دانيآل 7: 27–28؛</w:t>
+        </w:r>
+      </w:hyperlink>
+      <w:r>
+        <w:rPr>
+          <w:lang w:val="ar_AE" w:bidi="ar_AE"/>
+        </w:rPr>
+        <w:t xml:space="preserve"> </w:t>
+      </w:r>
+      <w:hyperlink r:id="rId254">
+        <w:r>
+          <w:rPr>
+            <w:lang w:val="ar_AE" w:bidi="ar_AE"/>
+          </w:rPr>
+          <w:rPr>
+            <w:color w:val="0000EE"/>
+            <w:u w:val="single"/>
+          </w:rPr>
+          <w:t>حبقوق 2: 14؛</w:t>
+        </w:r>
+      </w:hyperlink>
+      <w:r>
+        <w:rPr>
+          <w:lang w:val="ar_AE" w:bidi="ar_AE"/>
+        </w:rPr>
+        <w:t xml:space="preserve"> </w:t>
+      </w:r>
+      <w:hyperlink r:id="rId271">
+        <w:r>
+          <w:rPr>
+            <w:lang w:val="ar_AE" w:bidi="ar_AE"/>
+          </w:rPr>
+          <w:rPr>
+            <w:color w:val="0000EE"/>
+            <w:u w:val="single"/>
+          </w:rPr>
+          <w:t>يوحنا 19: 11؛</w:t>
+        </w:r>
+      </w:hyperlink>
+      <w:r>
+        <w:rPr>
+          <w:lang w:val="ar_AE" w:bidi="ar_AE"/>
+        </w:rPr>
+        <w:t xml:space="preserve"> </w:t>
+      </w:r>
+      <w:hyperlink r:id="rId272">
+        <w:r>
+          <w:rPr>
+            <w:lang w:val="ar_AE" w:bidi="ar_AE"/>
+          </w:rPr>
+          <w:rPr>
+            <w:color w:val="0000EE"/>
+            <w:u w:val="single"/>
+          </w:rPr>
+          <w:t>أعمال الرسل 17: 24–26؛</w:t>
+        </w:r>
+      </w:hyperlink>
+      <w:r>
+        <w:rPr>
+          <w:lang w:val="ar_AE" w:bidi="ar_AE"/>
+        </w:rPr>
+        <w:t xml:space="preserve"> </w:t>
+      </w:r>
+      <w:hyperlink r:id="rId258">
+        <w:r>
+          <w:rPr>
+            <w:lang w:val="ar_AE" w:bidi="ar_AE"/>
+          </w:rPr>
+          <w:rPr>
+            <w:color w:val="0000EE"/>
+            <w:u w:val="single"/>
+          </w:rPr>
+          <w:t>رومية 8: 28؛</w:t>
+        </w:r>
+      </w:hyperlink>
+      <w:r>
+        <w:rPr>
+          <w:lang w:val="ar_AE" w:bidi="ar_AE"/>
+        </w:rPr>
+        <w:t xml:space="preserve"> </w:t>
+      </w:r>
+      <w:hyperlink r:id="rId273">
+        <w:r>
+          <w:rPr>
+            <w:lang w:val="ar_AE" w:bidi="ar_AE"/>
+          </w:rPr>
+          <w:rPr>
+            <w:color w:val="0000EE"/>
+            <w:u w:val="single"/>
+          </w:rPr>
+          <w:t>9: 5–24؛</w:t>
+        </w:r>
+      </w:hyperlink>
+      <w:r>
+        <w:rPr>
+          <w:lang w:val="ar_AE" w:bidi="ar_AE"/>
+        </w:rPr>
+        <w:t xml:space="preserve"> </w:t>
+      </w:r>
+      <w:hyperlink r:id="rId251">
+        <w:r>
+          <w:rPr>
+            <w:lang w:val="ar_AE" w:bidi="ar_AE"/>
+          </w:rPr>
+          <w:rPr>
+            <w:color w:val="0000EE"/>
+            <w:u w:val="single"/>
+          </w:rPr>
+          <w:t>1كورنثوس 1: 8–9؛</w:t>
+        </w:r>
+      </w:hyperlink>
+      <w:r>
+        <w:rPr>
+          <w:lang w:val="ar_AE" w:bidi="ar_AE"/>
+        </w:rPr>
+        <w:t xml:space="preserve"> </w:t>
+      </w:r>
+      <w:hyperlink r:id="rId233">
+        <w:r>
+          <w:rPr>
+            <w:lang w:val="ar_AE" w:bidi="ar_AE"/>
+          </w:rPr>
+          <w:rPr>
+            <w:color w:val="0000EE"/>
+            <w:u w:val="single"/>
+          </w:rPr>
+          <w:t>كولوسي 1: 15–20؛</w:t>
+        </w:r>
+      </w:hyperlink>
+      <w:r>
+        <w:rPr>
+          <w:lang w:val="ar_AE" w:bidi="ar_AE"/>
+        </w:rPr>
+        <w:t xml:space="preserve"> </w:t>
+      </w:r>
+      <w:hyperlink r:id="rId257">
+        <w:r>
+          <w:rPr>
+            <w:lang w:val="ar_AE" w:bidi="ar_AE"/>
+          </w:rPr>
+          <w:rPr>
+            <w:color w:val="0000EE"/>
+            <w:u w:val="single"/>
+          </w:rPr>
+          <w:t>2تسالونيكي 1: 11–12؛</w:t>
+        </w:r>
+      </w:hyperlink>
+      <w:r>
+        <w:rPr>
+          <w:lang w:val="ar_AE" w:bidi="ar_AE"/>
+        </w:rPr>
+        <w:t xml:space="preserve"> </w:t>
+      </w:r>
+      <w:hyperlink r:id="rId228">
+        <w:r>
+          <w:rPr>
+            <w:lang w:val="ar_AE" w:bidi="ar_AE"/>
+          </w:rPr>
+          <w:rPr>
+            <w:color w:val="0000EE"/>
+            <w:u w:val="single"/>
+          </w:rPr>
+          <w:t>يهوذا 1: 24–25؛</w:t>
+        </w:r>
+      </w:hyperlink>
+      <w:r>
+        <w:rPr>
+          <w:lang w:val="ar_AE" w:bidi="ar_AE"/>
+        </w:rPr>
+        <w:t xml:space="preserve"> </w:t>
+      </w:r>
+      <w:hyperlink r:id="rId237">
+        <w:r>
+          <w:rPr>
+            <w:lang w:val="ar_AE" w:bidi="ar_AE"/>
+          </w:rPr>
+          <w:rPr>
+            <w:color w:val="0000EE"/>
+            <w:u w:val="single"/>
+          </w:rPr>
+          <w:t>رؤيا 1: 7–8</w:t>
         </w:r>
       </w:hyperlink>
       <w:r>
@@ -3298,6 +10666,12 @@
   <w:num w:numId="13" w16cid:durableId="592781308">
     <w:abstractNumId w:val="11"/>
   </w:num>
+  <w:num w:numId="14">
+    <w:abstractNumId w:val="3"/>
+    <w:lvlOverride w:ilvl="0">
+      <w:startOverride w:val="1"/>
+    </w:lvlOverride>
+  </w:num>
   <w:numIdMacAtCleanup w:val="10"/>
 </w:numbering>
 </file>

--- a/arb/docx/010.content.docx
+++ b/arb/docx/010.content.docx
@@ -22,7 +22,7 @@
         <w:rPr>
           <w:lang w:val="ar_AE" w:bidi="ar_AE"/>
         </w:rPr>
-        <w:t>Resource: Tyndale Open Study Notes</w:t>
+        <w:t>Resource: Aquifer Open Study Notes (Themes)</w:t>
       </w:r>
       <w:r>
         <w:rPr>
@@ -122,7 +122,7 @@
         <w:rPr>
           <w:lang w:val="ar_AE" w:bidi="ar_AE"/>
         </w:rPr>
-        <w:t>Tyndale Open Study Notes</w:t>
+        <w:t>Aquifer Open Study Notes (Themes)</w:t>
       </w:r>
     </w:p>
     <w:p>

--- a/arb/docx/010.content.docx
+++ b/arb/docx/010.content.docx
@@ -9,6 +9,8 @@
       </w:pPr>
       <w:r>
         <w:rPr>
+          <w:rtl/>
+          <w:cs/>
           <w:lang w:val="ar_AE" w:bidi="ar_AE"/>
         </w:rPr>
       </w:r>
@@ -20,12 +22,16 @@
       </w:pPr>
       <w:r>
         <w:rPr>
+          <w:rtl/>
+          <w:cs/>
           <w:lang w:val="ar_AE" w:bidi="ar_AE"/>
         </w:rPr>
         <w:t>Resource: Aquifer Open Study Notes (Themes)</w:t>
       </w:r>
       <w:r>
         <w:rPr>
+          <w:rtl/>
+          <w:cs/>
           <w:lang w:val="ar_AE" w:bidi="ar_AE"/>
         </w:rPr>
       </w:r>
@@ -36,12 +42,16 @@
       </w:pPr>
       <w:r>
         <w:rPr>
+          <w:rtl/>
+          <w:cs/>
           <w:lang w:val="ar_AE" w:bidi="ar_AE"/>
         </w:rPr>
       </w:r>
       <w:r>
         <w:rPr>
           <w:b/>
+          <w:rtl/>
+          <w:cs/>
           <w:lang w:val="ar_AE" w:bidi="ar_AE"/>
         </w:rPr>
         <w:t>Aquifer Open Study Notes (Themes)</w:t>
@@ -53,35 +63,47 @@
       </w:pPr>
       <w:r>
         <w:rPr>
-          <w:lang w:val="ar_AE" w:bidi="ar_AE"/>
-        </w:rPr>
-      </w:r>
-      <w:r>
-        <w:rPr>
+          <w:rtl/>
+          <w:cs/>
+          <w:lang w:val="ar_AE" w:bidi="ar_AE"/>
+        </w:rPr>
+      </w:r>
+      <w:r>
+        <w:rPr>
+          <w:rtl/>
+          <w:cs/>
           <w:lang w:val="ar_AE" w:bidi="ar_AE"/>
         </w:rPr>
         <w:t xml:space="preserve">This work is an adaptation of </w:t>
       </w:r>
       <w:r>
         <w:rPr>
+          <w:rtl/>
+          <w:cs/>
           <w:lang w:val="ar_AE" w:bidi="ar_AE"/>
         </w:rPr>
         <w:t>Tyndale Open Study Notes</w:t>
       </w:r>
       <w:r>
         <w:rPr>
+          <w:rtl/>
+          <w:cs/>
           <w:lang w:val="ar_AE" w:bidi="ar_AE"/>
         </w:rPr>
         <w:t xml:space="preserve"> © 2023 Tyndale House Publishers, licensed under the CC BY-SA 4.0 license. The adaptation, </w:t>
       </w:r>
       <w:r>
         <w:rPr>
+          <w:rtl/>
+          <w:cs/>
           <w:lang w:val="ar_AE" w:bidi="ar_AE"/>
         </w:rPr>
         <w:t>Aquifer Open Study Notes</w:t>
       </w:r>
       <w:r>
         <w:rPr>
+          <w:rtl/>
+          <w:cs/>
           <w:lang w:val="ar_AE" w:bidi="ar_AE"/>
         </w:rPr>
         <w:t>, was created by Mission Mutual and is also licensed under CC BY-SA 4.0.</w:t>
@@ -93,22 +115,30 @@
       </w:pPr>
       <w:r>
         <w:rPr>
-          <w:lang w:val="ar_AE" w:bidi="ar_AE"/>
-        </w:rPr>
-      </w:r>
-      <w:r>
-        <w:rPr>
+          <w:rtl/>
+          <w:cs/>
+          <w:lang w:val="ar_AE" w:bidi="ar_AE"/>
+        </w:rPr>
+      </w:r>
+      <w:r>
+        <w:rPr>
+          <w:rtl/>
+          <w:cs/>
           <w:lang w:val="ar_AE" w:bidi="ar_AE"/>
         </w:rPr>
         <w:t>This resource has been adapted into multiple languages, including English, Tok Pisin, Arabic (عربي), French (Français), Hindi (हिंदी), Indonesian (Bahasa Indonesia), Portuguese (Português), Russian (Русский), Spanish (Español), Swahili (Kiswahili), and Simplified Chinese (简体中文).</w:t>
       </w:r>
       <w:r>
         <w:rPr>
-          <w:lang w:val="ar_AE" w:bidi="ar_AE"/>
-        </w:rPr>
-      </w:r>
-      <w:r>
-        <w:rPr>
+          <w:rtl/>
+          <w:cs/>
+          <w:lang w:val="ar_AE" w:bidi="ar_AE"/>
+        </w:rPr>
+      </w:r>
+      <w:r>
+        <w:rPr>
+          <w:rtl/>
+          <w:cs/>
           <w:lang w:val="ar_AE" w:bidi="ar_AE"/>
         </w:rPr>
       </w:r>
@@ -120,6 +150,8 @@
       </w:pPr>
       <w:r>
         <w:rPr>
+          <w:rtl/>
+          <w:cs/>
           <w:lang w:val="ar_AE" w:bidi="ar_AE"/>
         </w:rPr>
         <w:t>Aquifer Open Study Notes (Themes)</w:t>
@@ -149,6 +181,8 @@
       </w:pPr>
       <w:r>
         <w:rPr>
+          <w:rtl/>
+          <w:cs/>
           <w:lang w:val="ar_AE" w:bidi="ar_AE"/>
         </w:rPr>
       </w:r>
@@ -160,12 +194,16 @@
       </w:pPr>
       <w:r>
         <w:rPr>
+          <w:rtl/>
+          <w:cs/>
           <w:lang w:val="ar_AE" w:bidi="ar_AE"/>
         </w:rPr>
         <w:t>س</w:t>
       </w:r>
       <w:r>
         <w:rPr>
+          <w:rtl/>
+          <w:cs/>
           <w:lang w:val="ar_AE" w:bidi="ar_AE"/>
         </w:rPr>
       </w:r>
@@ -176,22 +214,30 @@
       </w:pPr>
       <w:r>
         <w:rPr>
-          <w:lang w:val="ar_AE" w:bidi="ar_AE"/>
-        </w:rPr>
-      </w:r>
-      <w:r>
-        <w:rPr>
+          <w:rtl/>
+          <w:cs/>
+          <w:lang w:val="ar_AE" w:bidi="ar_AE"/>
+        </w:rPr>
+      </w:r>
+      <w:r>
+        <w:rPr>
+          <w:rtl/>
+          <w:cs/>
           <w:lang w:val="ar_AE" w:bidi="ar_AE"/>
         </w:rPr>
         <w:t xml:space="preserve"> </w:t>
       </w:r>
       <w:r>
         <w:rPr>
-          <w:lang w:val="ar_AE" w:bidi="ar_AE"/>
-        </w:rPr>
-      </w:r>
-      <w:r>
-        <w:rPr>
+          <w:rtl/>
+          <w:cs/>
+          <w:lang w:val="ar_AE" w:bidi="ar_AE"/>
+        </w:rPr>
+      </w:r>
+      <w:r>
+        <w:rPr>
+          <w:rtl/>
+          <w:cs/>
           <w:lang w:val="ar_AE" w:bidi="ar_AE"/>
         </w:rPr>
       </w:r>
@@ -217,6 +263,8 @@
       </w:pPr>
       <w:r>
         <w:rPr>
+          <w:rtl/>
+          <w:cs/>
           <w:lang w:val="ar_AE" w:bidi="ar_AE"/>
         </w:rPr>
       </w:r>
@@ -228,12 +276,16 @@
       </w:pPr>
       <w:r>
         <w:rPr>
+          <w:rtl/>
+          <w:cs/>
           <w:lang w:val="ar_AE" w:bidi="ar_AE"/>
         </w:rPr>
         <w:t>السبعون أسبوعًا</w:t>
       </w:r>
       <w:r>
         <w:rPr>
+          <w:rtl/>
+          <w:cs/>
           <w:lang w:val="ar_AE" w:bidi="ar_AE"/>
         </w:rPr>
       </w:r>
@@ -244,11 +296,15 @@
       </w:pPr>
       <w:r>
         <w:rPr>
-          <w:lang w:val="ar_AE" w:bidi="ar_AE"/>
-        </w:rPr>
-      </w:r>
-      <w:r>
-        <w:rPr>
+          <w:rtl/>
+          <w:cs/>
+          <w:lang w:val="ar_AE" w:bidi="ar_AE"/>
+        </w:rPr>
+      </w:r>
+      <w:r>
+        <w:rPr>
+          <w:rtl/>
+          <w:cs/>
           <w:lang w:val="ar_AE" w:bidi="ar_AE"/>
         </w:rPr>
         <w:t xml:space="preserve">لطالما كانت نبوة "السبعين أسبوعًا" التي جاءت في </w:t>
@@ -256,6 +312,8 @@
       <w:hyperlink r:id="rId13">
         <w:r>
           <w:rPr>
+            <w:rtl/>
+            <w:cs/>
             <w:lang w:val="ar_AE" w:bidi="ar_AE"/>
           </w:rPr>
           <w:rPr>
@@ -267,6 +325,8 @@
       </w:hyperlink>
       <w:r>
         <w:rPr>
+          <w:rtl/>
+          <w:cs/>
           <w:lang w:val="ar_AE" w:bidi="ar_AE"/>
         </w:rPr>
         <w:t xml:space="preserve"> صعبة الفهم. ورغم صعوبة ربطها بفترة تاريخية محدَّدة، فإن هذه النبوة عن "السبعين أسبوعًا" مهمة، لأنها تُظهِر سيطرة الله على التاريخ، وتؤكِّد قدرته على تتميم خططه لشعبه. العدد سبعون هو حاصل ضرب سبعة في عشرة، وهو ما يرمز إلى الكمال. فعلى سبيل المثال، كانت السبعون سنة من السبي مدة كافية لتأديب شعب الله (</w:t>
@@ -274,6 +334,8 @@
       <w:hyperlink r:id="rId14">
         <w:r>
           <w:rPr>
+            <w:rtl/>
+            <w:cs/>
             <w:lang w:val="ar_AE" w:bidi="ar_AE"/>
           </w:rPr>
           <w:rPr>
@@ -285,6 +347,8 @@
       </w:hyperlink>
       <w:r>
         <w:rPr>
+          <w:rtl/>
+          <w:cs/>
           <w:lang w:val="ar_AE" w:bidi="ar_AE"/>
         </w:rPr>
         <w:t>).</w:t>
@@ -296,11 +360,15 @@
       </w:pPr>
       <w:r>
         <w:rPr>
-          <w:lang w:val="ar_AE" w:bidi="ar_AE"/>
-        </w:rPr>
-      </w:r>
-      <w:r>
-        <w:rPr>
+          <w:rtl/>
+          <w:cs/>
+          <w:lang w:val="ar_AE" w:bidi="ar_AE"/>
+        </w:rPr>
+      </w:r>
+      <w:r>
+        <w:rPr>
+          <w:rtl/>
+          <w:cs/>
           <w:lang w:val="ar_AE" w:bidi="ar_AE"/>
         </w:rPr>
         <w:t>فيما يلي الطريقتان الرئيسيتان اللتان يفهم بهما الناس نبوة السبعين أسبوعًا:</w:t>
@@ -319,18 +387,24 @@
       </w:pPr>
       <w:r>
         <w:rPr>
+          <w:rtl/>
+          <w:cs/>
           <w:lang w:val="ar_AE" w:bidi="ar_AE"/>
         </w:rPr>
       </w:r>
       <w:r>
         <w:rPr>
           <w:b/>
+          <w:rtl/>
+          <w:cs/>
           <w:lang w:val="ar_AE" w:bidi="ar_AE"/>
         </w:rPr>
         <w:t>حُكم أنطيوخس الرابع (175–163 ق.م.).</w:t>
       </w:r>
       <w:r>
         <w:rPr>
+          <w:rtl/>
+          <w:cs/>
           <w:lang w:val="ar_AE" w:bidi="ar_AE"/>
         </w:rPr>
         <w:t xml:space="preserve"> وفقًا لهذا الرأي، فإن السبعين أسبوعًا هي فترة زمنية تبدأ من حُكم كورش الثاني ملك فارس، وتنتهي بحُكم أنطيوخس الرابع. كان كورش الثاني (المعروف أيضًا باسم كورش الكبير) هو ملك فارس الذي حكم من عام 559 إلى نحو عام 530 ق.م. وفي عام 539 ق.م.، سمح كورش للشعب اليهودي بالعودة إلى أرضهم (انظر </w:t>
@@ -338,6 +412,8 @@
       <w:hyperlink r:id="rId15">
         <w:r>
           <w:rPr>
+            <w:rtl/>
+            <w:cs/>
             <w:lang w:val="ar_AE" w:bidi="ar_AE"/>
           </w:rPr>
           <w:rPr>
@@ -349,6 +425,8 @@
       </w:hyperlink>
       <w:r>
         <w:rPr>
+          <w:rtl/>
+          <w:cs/>
           <w:lang w:val="ar_AE" w:bidi="ar_AE"/>
         </w:rPr>
         <w:t xml:space="preserve"> </w:t>
@@ -356,6 +434,8 @@
       <w:hyperlink r:id="rId16">
         <w:r>
           <w:rPr>
+            <w:rtl/>
+            <w:cs/>
             <w:lang w:val="ar_AE" w:bidi="ar_AE"/>
           </w:rPr>
           <w:rPr>
@@ -367,6 +447,8 @@
       </w:hyperlink>
       <w:r>
         <w:rPr>
+          <w:rtl/>
+          <w:cs/>
           <w:lang w:val="ar_AE" w:bidi="ar_AE"/>
         </w:rPr>
         <w:t xml:space="preserve">). وكان أنطيوخس الرابع ملكًا يونانيًّا حكم سوريا والمناطق المحيطة بها من عام 175 إلى عام 163 ق.م. (انظر </w:t>
@@ -374,6 +456,8 @@
       <w:hyperlink r:id="rId17">
         <w:r>
           <w:rPr>
+            <w:rtl/>
+            <w:cs/>
             <w:lang w:val="ar_AE" w:bidi="ar_AE"/>
           </w:rPr>
           <w:rPr>
@@ -385,6 +469,8 @@
       </w:hyperlink>
       <w:r>
         <w:rPr>
+          <w:rtl/>
+          <w:cs/>
           <w:lang w:val="ar_AE" w:bidi="ar_AE"/>
         </w:rPr>
         <w:t xml:space="preserve"> </w:t>
@@ -392,6 +478,8 @@
       <w:hyperlink r:id="rId18">
         <w:r>
           <w:rPr>
+            <w:rtl/>
+            <w:cs/>
             <w:lang w:val="ar_AE" w:bidi="ar_AE"/>
           </w:rPr>
           <w:rPr>
@@ -403,6 +491,8 @@
       </w:hyperlink>
       <w:r>
         <w:rPr>
+          <w:rtl/>
+          <w:cs/>
           <w:lang w:val="ar_AE" w:bidi="ar_AE"/>
         </w:rPr>
         <w:t xml:space="preserve">). </w:t>
@@ -411,6 +501,8 @@
       </w:r>
       <w:r>
         <w:rPr>
+          <w:rtl/>
+          <w:cs/>
           <w:lang w:val="ar_AE" w:bidi="ar_AE"/>
         </w:rPr>
         <w:t>بحسب هذا الفهم للسبعين أسبوعًا، كان "المسيح" (أو الشخص المختار من الله) هو رئيس الكهنة أونياس الثالث، و"الرئيس" هو أنطيوخس الرابع (</w:t>
@@ -418,6 +510,8 @@
       <w:hyperlink r:id="rId19">
         <w:r>
           <w:rPr>
+            <w:rtl/>
+            <w:cs/>
             <w:lang w:val="ar_AE" w:bidi="ar_AE"/>
           </w:rPr>
           <w:rPr>
@@ -429,6 +523,8 @@
       </w:hyperlink>
       <w:r>
         <w:rPr>
+          <w:rtl/>
+          <w:cs/>
           <w:lang w:val="ar_AE" w:bidi="ar_AE"/>
         </w:rPr>
         <w:t>). ثبَّت أنطيوخس عهدًا مع شعب اليهودية في عام 174 ق.م. سمح لهم بممارسة ديانتهم اليهودية بسلام. لكن في عام 170 ق.م.، شن أنطيوخس هجومًا على أورشليم، وقتل الكثيرين، ونهب الهيكل.</w:t>
@@ -436,6 +532,8 @@
       </w:r>
       <w:r>
         <w:rPr>
+          <w:rtl/>
+          <w:cs/>
           <w:lang w:val="ar_AE" w:bidi="ar_AE"/>
         </w:rPr>
         <w:t xml:space="preserve">ثم في عام 167 ق.م.، منع أنطيوخس تقديم الذبائح والتقدمات، وأجبر اليهود على التخلِّي عن إيمانهم تحت التهديد بالموت. ونجَّس الهيكل طقسيًّا بواسطة "رجسة الخراب" (وهو الفعل الذي أظهر عدم احترام لله ولهيكله المقدس). ووضع أنطيوخس تمثالًا للإله زفس اليوناني على مذبح المحرقة، كما ذبح خنازير على المذبح وحيوانات أخرى نجسة طقسيًّا (قارن </w:t>
@@ -443,6 +541,8 @@
       <w:hyperlink r:id="rId20">
         <w:r>
           <w:rPr>
+            <w:rtl/>
+            <w:cs/>
             <w:lang w:val="ar_AE" w:bidi="ar_AE"/>
           </w:rPr>
           <w:rPr>
@@ -454,6 +554,8 @@
       </w:hyperlink>
       <w:r>
         <w:rPr>
+          <w:rtl/>
+          <w:cs/>
           <w:lang w:val="ar_AE" w:bidi="ar_AE"/>
         </w:rPr>
         <w:t>).</w:t>
@@ -461,6 +563,8 @@
       </w:r>
       <w:r>
         <w:rPr>
+          <w:rtl/>
+          <w:cs/>
           <w:lang w:val="ar_AE" w:bidi="ar_AE"/>
         </w:rPr>
         <w:t>عاقب الله أنطيوخس بمرض مؤلم، ومات أنطيوخس في عام 163 ق.م. وبهذا، فإن "الخراب المقضي" قد " انصب عليه" (</w:t>
@@ -468,6 +572,8 @@
       <w:hyperlink r:id="rId21">
         <w:r>
           <w:rPr>
+            <w:rtl/>
+            <w:cs/>
             <w:lang w:val="ar_AE" w:bidi="ar_AE"/>
           </w:rPr>
           <w:rPr>
@@ -479,6 +585,8 @@
       </w:hyperlink>
       <w:r>
         <w:rPr>
+          <w:rtl/>
+          <w:cs/>
           <w:lang w:val="ar_AE" w:bidi="ar_AE"/>
         </w:rPr>
         <w:t xml:space="preserve"> انظر أيضًا </w:t>
@@ -486,6 +594,8 @@
       <w:hyperlink r:id="rId22">
         <w:r>
           <w:rPr>
+            <w:rtl/>
+            <w:cs/>
             <w:lang w:val="ar_AE" w:bidi="ar_AE"/>
           </w:rPr>
           <w:rPr>
@@ -497,6 +607,8 @@
       </w:hyperlink>
       <w:r>
         <w:rPr>
+          <w:rtl/>
+          <w:cs/>
           <w:lang w:val="ar_AE" w:bidi="ar_AE"/>
         </w:rPr>
         <w:t xml:space="preserve"> 1مكابيين 1: 10–24؛ 6: 7–16؛ 2مكابيين 9: 1–29).</w:t>
@@ -504,6 +616,8 @@
       </w:r>
       <w:r>
         <w:rPr>
+          <w:rtl/>
+          <w:cs/>
           <w:lang w:val="ar_AE" w:bidi="ar_AE"/>
         </w:rPr>
         <w:t xml:space="preserve">وفقًا لهذا الرأي، عندما تكلَّم يسوع عن "رجسة الخراب"، كان يشير إلى ما سيجتازه اليهود في عهد أنطيوخس باعتباره نموذجًا للأحداث المستقبلية (انظر </w:t>
@@ -511,6 +625,8 @@
       <w:hyperlink r:id="rId23">
         <w:r>
           <w:rPr>
+            <w:rtl/>
+            <w:cs/>
             <w:lang w:val="ar_AE" w:bidi="ar_AE"/>
           </w:rPr>
           <w:rPr>
@@ -522,6 +638,8 @@
       </w:hyperlink>
       <w:r>
         <w:rPr>
+          <w:rtl/>
+          <w:cs/>
           <w:lang w:val="ar_AE" w:bidi="ar_AE"/>
         </w:rPr>
         <w:t xml:space="preserve"> قارن </w:t>
@@ -529,6 +647,8 @@
       <w:hyperlink r:id="rId24">
         <w:r>
           <w:rPr>
+            <w:rtl/>
+            <w:cs/>
             <w:lang w:val="ar_AE" w:bidi="ar_AE"/>
           </w:rPr>
           <w:rPr>
@@ -540,6 +660,8 @@
       </w:hyperlink>
       <w:r>
         <w:rPr>
+          <w:rtl/>
+          <w:cs/>
           <w:lang w:val="ar_AE" w:bidi="ar_AE"/>
         </w:rPr>
         <w:t xml:space="preserve"> </w:t>
@@ -547,6 +669,8 @@
       <w:hyperlink r:id="rId25">
         <w:r>
           <w:rPr>
+            <w:rtl/>
+            <w:cs/>
             <w:lang w:val="ar_AE" w:bidi="ar_AE"/>
           </w:rPr>
           <w:rPr>
@@ -558,6 +682,8 @@
       </w:hyperlink>
       <w:r>
         <w:rPr>
+          <w:rtl/>
+          <w:cs/>
           <w:lang w:val="ar_AE" w:bidi="ar_AE"/>
         </w:rPr>
         <w:t>).</w:t>
@@ -572,18 +698,24 @@
       </w:pPr>
       <w:r>
         <w:rPr>
+          <w:rtl/>
+          <w:cs/>
           <w:lang w:val="ar_AE" w:bidi="ar_AE"/>
         </w:rPr>
       </w:r>
       <w:r>
         <w:rPr>
           <w:b/>
+          <w:rtl/>
+          <w:cs/>
           <w:lang w:val="ar_AE" w:bidi="ar_AE"/>
         </w:rPr>
         <w:t>موت يسوع المسيح (عام 30 أو 33 م).</w:t>
       </w:r>
       <w:r>
         <w:rPr>
+          <w:rtl/>
+          <w:cs/>
           <w:lang w:val="ar_AE" w:bidi="ar_AE"/>
         </w:rPr>
         <w:t xml:space="preserve"> وفقًا لهذا الرأي، فإن السبعين أسبوعًا هي نبوة عن يسوع المسيح، المسيا (المختار من الله). يعتقد مؤيِّدو هذا الرأي أن السبعين أسبوعًا بدأت إما بصدور مرسوم كورش في عام 539 ق.م. (</w:t>
@@ -591,6 +723,8 @@
       <w:hyperlink r:id="rId26">
         <w:r>
           <w:rPr>
+            <w:rtl/>
+            <w:cs/>
             <w:lang w:val="ar_AE" w:bidi="ar_AE"/>
           </w:rPr>
           <w:rPr>
@@ -602,6 +736,8 @@
       </w:hyperlink>
       <w:r>
         <w:rPr>
+          <w:rtl/>
+          <w:cs/>
           <w:lang w:val="ar_AE" w:bidi="ar_AE"/>
         </w:rPr>
         <w:t>). وإما بصدور أحد المراسيم التي أُعطيت لنحميا في عام 458 أو في عام 445 ق.م. (</w:t>
@@ -609,6 +745,8 @@
       <w:hyperlink r:id="rId27">
         <w:r>
           <w:rPr>
+            <w:rtl/>
+            <w:cs/>
             <w:lang w:val="ar_AE" w:bidi="ar_AE"/>
           </w:rPr>
           <w:rPr>
@@ -620,6 +758,8 @@
       </w:hyperlink>
       <w:r>
         <w:rPr>
+          <w:rtl/>
+          <w:cs/>
           <w:lang w:val="ar_AE" w:bidi="ar_AE"/>
         </w:rPr>
         <w:t xml:space="preserve"> </w:t>
@@ -627,6 +767,8 @@
       <w:hyperlink r:id="rId28">
         <w:r>
           <w:rPr>
+            <w:rtl/>
+            <w:cs/>
             <w:lang w:val="ar_AE" w:bidi="ar_AE"/>
           </w:rPr>
           <w:rPr>
@@ -638,6 +780,8 @@
       </w:hyperlink>
       <w:r>
         <w:rPr>
+          <w:rtl/>
+          <w:cs/>
           <w:lang w:val="ar_AE" w:bidi="ar_AE"/>
         </w:rPr>
         <w:t xml:space="preserve">). وربما مات يسوع في نهاية تسعة وستين أسبوعًا (سبعة أسابيع واثنين وستين أسبوعًا، </w:t>
@@ -645,6 +789,8 @@
       <w:hyperlink r:id="rId29">
         <w:r>
           <w:rPr>
+            <w:rtl/>
+            <w:cs/>
             <w:lang w:val="ar_AE" w:bidi="ar_AE"/>
           </w:rPr>
           <w:rPr>
@@ -656,6 +802,8 @@
       </w:hyperlink>
       <w:r>
         <w:rPr>
+          <w:rtl/>
+          <w:cs/>
           <w:lang w:val="ar_AE" w:bidi="ar_AE"/>
         </w:rPr>
         <w:t>). أو ربما حدث ذلك في منتصف السنة السبعين (</w:t>
@@ -663,6 +811,8 @@
       <w:hyperlink r:id="rId21">
         <w:r>
           <w:rPr>
+            <w:rtl/>
+            <w:cs/>
             <w:lang w:val="ar_AE" w:bidi="ar_AE"/>
           </w:rPr>
           <w:rPr>
@@ -674,6 +824,8 @@
       </w:hyperlink>
       <w:r>
         <w:rPr>
+          <w:rtl/>
+          <w:cs/>
           <w:lang w:val="ar_AE" w:bidi="ar_AE"/>
         </w:rPr>
         <w:t>).</w:t>
@@ -681,6 +833,8 @@
       </w:r>
       <w:r>
         <w:rPr>
+          <w:rtl/>
+          <w:cs/>
           <w:lang w:val="ar_AE" w:bidi="ar_AE"/>
         </w:rPr>
         <w:t xml:space="preserve">هذان الخياران يؤثران في الكيفية التي ينتهي بها السبعون أسبوعًا. فبحسب الخيار الأول، السبعون أسبوعًا هو حدثٌ مستقبليٌّ لم يتحقق بعد. وبحسب الخيار الثاني، انتهى السبعون أسبوعًا عندما أخرب الرومان أورشليم والهيكل في عام 70 م. فإذا كان مرسوم كورش هو نقطة البداية، فإن السنوات التي يبلغ عددها 490 سنة ستكون رمزية. أما إذا كان المرسوم الذي أُعطِي لنحميا في عام 445 ق.م. من أجل إعادة بناء المدينة هو نقطة البداية، فإن نحو 483 سنة (حاصل ضرب 69 في 7 سنوات) ستكون قد مرت بين ذلك التاريخ وموت يسوع في عام 30 أو 33 م (انظر </w:t>
@@ -688,6 +842,8 @@
       <w:hyperlink r:id="rId30">
         <w:r>
           <w:rPr>
+            <w:rtl/>
+            <w:cs/>
             <w:lang w:val="ar_AE" w:bidi="ar_AE"/>
           </w:rPr>
           <w:rPr>
@@ -699,6 +855,8 @@
       </w:hyperlink>
       <w:r>
         <w:rPr>
+          <w:rtl/>
+          <w:cs/>
           <w:lang w:val="ar_AE" w:bidi="ar_AE"/>
         </w:rPr>
         <w:t xml:space="preserve"> </w:t>
@@ -706,6 +864,8 @@
       <w:hyperlink r:id="rId15">
         <w:r>
           <w:rPr>
+            <w:rtl/>
+            <w:cs/>
             <w:lang w:val="ar_AE" w:bidi="ar_AE"/>
           </w:rPr>
           <w:rPr>
@@ -717,6 +877,8 @@
       </w:hyperlink>
       <w:r>
         <w:rPr>
+          <w:rtl/>
+          <w:cs/>
           <w:lang w:val="ar_AE" w:bidi="ar_AE"/>
         </w:rPr>
         <w:t>).</w:t>
@@ -724,6 +886,8 @@
       </w:r>
       <w:r>
         <w:rPr>
+          <w:rtl/>
+          <w:cs/>
           <w:lang w:val="ar_AE" w:bidi="ar_AE"/>
         </w:rPr>
         <w:t>لدى اللاهوتيين والمفسرين طريقتان مختلفتان لتفسير الأسبوع السبعين المكوَّن من سبع سنوات:</w:t>
@@ -738,11 +902,15 @@
       </w:pPr>
       <w:r>
         <w:rPr>
-          <w:lang w:val="ar_AE" w:bidi="ar_AE"/>
-        </w:rPr>
-      </w:r>
-      <w:r>
-        <w:rPr>
+          <w:rtl/>
+          <w:cs/>
+          <w:lang w:val="ar_AE" w:bidi="ar_AE"/>
+        </w:rPr>
+      </w:r>
+      <w:r>
+        <w:rPr>
+          <w:rtl/>
+          <w:cs/>
           <w:lang w:val="ar_AE" w:bidi="ar_AE"/>
         </w:rPr>
         <w:t>الأسبوع السبعون لم يأتِ بعد</w:t>
@@ -750,12 +918,16 @@
       <w:r>
         <w:rPr>
           <w:i/>
+          <w:rtl/>
+          <w:cs/>
           <w:lang w:val="ar_AE" w:bidi="ar_AE"/>
         </w:rPr>
         <w:t>.</w:t>
       </w:r>
       <w:r>
         <w:rPr>
+          <w:rtl/>
+          <w:cs/>
           <w:lang w:val="ar_AE" w:bidi="ar_AE"/>
         </w:rPr>
         <w:t xml:space="preserve"> يعتقد العديد من المفسرين أن موت يسوع حدث في نهاية الأسبوع التاسع والستين، ويرون أن الأسبوع السبعين لم يأتِ بعد. يعني ذلك أنه توجد فجوة زمنية كبيرة بين الأسبوع التاسع والستين والأسبوع السبعين. ولا يزال الأسبوع السبعون مستقبليًّا، وهو مرتبط بحُكم ضد المسيح خلال الضيقات الأخيرة (فترة الضيقة) في نهاية الزمان (انظر 2</w:t>
@@ -763,6 +935,8 @@
       <w:hyperlink r:id="rId31">
         <w:r>
           <w:rPr>
+            <w:rtl/>
+            <w:cs/>
             <w:lang w:val="ar_AE" w:bidi="ar_AE"/>
           </w:rPr>
           <w:rPr>
@@ -774,6 +948,8 @@
       </w:hyperlink>
       <w:r>
         <w:rPr>
+          <w:rtl/>
+          <w:cs/>
           <w:lang w:val="ar_AE" w:bidi="ar_AE"/>
         </w:rPr>
         <w:t xml:space="preserve"> </w:t>
@@ -781,6 +957,8 @@
       <w:hyperlink r:id="rId32">
         <w:r>
           <w:rPr>
+            <w:rtl/>
+            <w:cs/>
             <w:lang w:val="ar_AE" w:bidi="ar_AE"/>
           </w:rPr>
           <w:rPr>
@@ -792,6 +970,8 @@
       </w:hyperlink>
       <w:r>
         <w:rPr>
+          <w:rtl/>
+          <w:cs/>
           <w:lang w:val="ar_AE" w:bidi="ar_AE"/>
         </w:rPr>
         <w:t xml:space="preserve"> </w:t>
@@ -799,6 +979,8 @@
       <w:hyperlink r:id="rId33">
         <w:r>
           <w:rPr>
+            <w:rtl/>
+            <w:cs/>
             <w:lang w:val="ar_AE" w:bidi="ar_AE"/>
           </w:rPr>
           <w:rPr>
@@ -810,6 +992,8 @@
       </w:hyperlink>
       <w:r>
         <w:rPr>
+          <w:rtl/>
+          <w:cs/>
           <w:lang w:val="ar_AE" w:bidi="ar_AE"/>
         </w:rPr>
         <w:t xml:space="preserve"> </w:t>
@@ -817,6 +1001,8 @@
       <w:hyperlink r:id="rId34">
         <w:r>
           <w:rPr>
+            <w:rtl/>
+            <w:cs/>
             <w:lang w:val="ar_AE" w:bidi="ar_AE"/>
           </w:rPr>
           <w:rPr>
@@ -828,6 +1014,8 @@
       </w:hyperlink>
       <w:r>
         <w:rPr>
+          <w:rtl/>
+          <w:cs/>
           <w:lang w:val="ar_AE" w:bidi="ar_AE"/>
         </w:rPr>
         <w:t xml:space="preserve"> </w:t>
@@ -835,6 +1023,8 @@
       <w:hyperlink r:id="rId35">
         <w:r>
           <w:rPr>
+            <w:rtl/>
+            <w:cs/>
             <w:lang w:val="ar_AE" w:bidi="ar_AE"/>
           </w:rPr>
           <w:rPr>
@@ -846,6 +1036,8 @@
       </w:hyperlink>
       <w:r>
         <w:rPr>
+          <w:rtl/>
+          <w:cs/>
           <w:lang w:val="ar_AE" w:bidi="ar_AE"/>
         </w:rPr>
         <w:t xml:space="preserve"> </w:t>
@@ -853,6 +1045,8 @@
       <w:hyperlink r:id="rId36">
         <w:r>
           <w:rPr>
+            <w:rtl/>
+            <w:cs/>
             <w:lang w:val="ar_AE" w:bidi="ar_AE"/>
           </w:rPr>
           <w:rPr>
@@ -864,6 +1058,8 @@
       </w:hyperlink>
       <w:r>
         <w:rPr>
+          <w:rtl/>
+          <w:cs/>
           <w:lang w:val="ar_AE" w:bidi="ar_AE"/>
         </w:rPr>
         <w:t xml:space="preserve"> </w:t>
@@ -871,6 +1067,8 @@
       <w:hyperlink r:id="rId37">
         <w:r>
           <w:rPr>
+            <w:rtl/>
+            <w:cs/>
             <w:lang w:val="ar_AE" w:bidi="ar_AE"/>
           </w:rPr>
           <w:rPr>
@@ -882,6 +1080,8 @@
       </w:hyperlink>
       <w:r>
         <w:rPr>
+          <w:rtl/>
+          <w:cs/>
           <w:lang w:val="ar_AE" w:bidi="ar_AE"/>
         </w:rPr>
         <w:t xml:space="preserve"> </w:t>
@@ -889,6 +1089,8 @@
       <w:hyperlink r:id="rId38">
         <w:r>
           <w:rPr>
+            <w:rtl/>
+            <w:cs/>
             <w:lang w:val="ar_AE" w:bidi="ar_AE"/>
           </w:rPr>
           <w:rPr>
@@ -900,6 +1102,8 @@
       </w:hyperlink>
       <w:r>
         <w:rPr>
+          <w:rtl/>
+          <w:cs/>
           <w:lang w:val="ar_AE" w:bidi="ar_AE"/>
         </w:rPr>
         <w:t xml:space="preserve"> </w:t>
@@ -907,6 +1111,8 @@
       <w:hyperlink r:id="rId39">
         <w:r>
           <w:rPr>
+            <w:rtl/>
+            <w:cs/>
             <w:lang w:val="ar_AE" w:bidi="ar_AE"/>
           </w:rPr>
           <w:rPr>
@@ -918,6 +1124,8 @@
       </w:hyperlink>
       <w:r>
         <w:rPr>
+          <w:rtl/>
+          <w:cs/>
           <w:lang w:val="ar_AE" w:bidi="ar_AE"/>
         </w:rPr>
         <w:t xml:space="preserve"> </w:t>
@@ -925,6 +1133,8 @@
       <w:hyperlink r:id="rId40">
         <w:r>
           <w:rPr>
+            <w:rtl/>
+            <w:cs/>
             <w:lang w:val="ar_AE" w:bidi="ar_AE"/>
           </w:rPr>
           <w:rPr>
@@ -936,6 +1146,8 @@
       </w:hyperlink>
       <w:r>
         <w:rPr>
+          <w:rtl/>
+          <w:cs/>
           <w:lang w:val="ar_AE" w:bidi="ar_AE"/>
         </w:rPr>
         <w:t>).</w:t>
@@ -950,11 +1162,15 @@
       </w:pPr>
       <w:r>
         <w:rPr>
-          <w:lang w:val="ar_AE" w:bidi="ar_AE"/>
-        </w:rPr>
-      </w:r>
-      <w:r>
-        <w:rPr>
+          <w:rtl/>
+          <w:cs/>
+          <w:lang w:val="ar_AE" w:bidi="ar_AE"/>
+        </w:rPr>
+      </w:r>
+      <w:r>
+        <w:rPr>
+          <w:rtl/>
+          <w:cs/>
           <w:lang w:val="ar_AE" w:bidi="ar_AE"/>
         </w:rPr>
         <w:t>اكتمل الأسبوع السبعون عندما أخرب الرومان أورشليم والهيكل</w:t>
@@ -962,12 +1178,16 @@
       <w:r>
         <w:rPr>
           <w:i/>
+          <w:rtl/>
+          <w:cs/>
           <w:lang w:val="ar_AE" w:bidi="ar_AE"/>
         </w:rPr>
         <w:t>.</w:t>
       </w:r>
       <w:r>
         <w:rPr>
+          <w:rtl/>
+          <w:cs/>
           <w:lang w:val="ar_AE" w:bidi="ar_AE"/>
         </w:rPr>
         <w:t xml:space="preserve"> يعتقد بعض المفسرين أن السبعين أسبوعًا انتهت بمجيء يسوع، وموته، وقيامته، وخراب أورشليم والهيكل في عام 70م.</w:t>
@@ -975,6 +1195,8 @@
       </w:r>
       <w:r>
         <w:rPr>
+          <w:rtl/>
+          <w:cs/>
           <w:lang w:val="ar_AE" w:bidi="ar_AE"/>
         </w:rPr>
         <w:t>وفقًا لهذا الرأي، بدأ يسوع خدمته في نهاية الأسبوع التاسع والستين، أي نحو عام 28 م، واستمرت خدمته مدة نحو ثلاث سنوات ونصف، ثم مات في منتصف الأسبوع السبعين. وانتهى النصف الثاني المتبقي من الأسبوع السبعين عندما أخرب "الرئيس" (واحد أو أكثر من القادة الرومان) أورشليم وهيكلها في عام 70م. ويستمر الصراع والمعاناة بين شعب الله ومملكة العالم حتى النهاية. ثم عندئذ، سيأتي يسوع ثانية، ويدين الأشرار، ويؤسس مملكته.</w:t>
@@ -986,12 +1208,16 @@
       </w:pPr>
       <w:r>
         <w:rPr>
+          <w:rtl/>
+          <w:cs/>
           <w:lang w:val="ar_AE" w:bidi="ar_AE"/>
         </w:rPr>
       </w:r>
       <w:r>
         <w:rPr>
           <w:u w:val="single"/>
+          <w:rtl/>
+          <w:cs/>
           <w:lang w:val="ar_AE" w:bidi="ar_AE"/>
         </w:rPr>
         <w:t>نصوص كتابية لمزيد من الدراسة</w:t>
@@ -1003,12 +1229,16 @@
       </w:pPr>
       <w:r>
         <w:rPr>
+          <w:rtl/>
+          <w:cs/>
           <w:lang w:val="ar_AE" w:bidi="ar_AE"/>
         </w:rPr>
       </w:r>
       <w:hyperlink r:id="rId41">
         <w:r>
           <w:rPr>
+            <w:rtl/>
+            <w:cs/>
             <w:lang w:val="ar_AE" w:bidi="ar_AE"/>
           </w:rPr>
           <w:rPr>
@@ -1020,6 +1250,8 @@
       </w:hyperlink>
       <w:r>
         <w:rPr>
+          <w:rtl/>
+          <w:cs/>
           <w:lang w:val="ar_AE" w:bidi="ar_AE"/>
         </w:rPr>
         <w:t xml:space="preserve"> </w:t>
@@ -1027,6 +1259,8 @@
       <w:hyperlink r:id="rId42">
         <w:r>
           <w:rPr>
+            <w:rtl/>
+            <w:cs/>
             <w:lang w:val="ar_AE" w:bidi="ar_AE"/>
           </w:rPr>
           <w:rPr>
@@ -1038,6 +1272,8 @@
       </w:hyperlink>
       <w:r>
         <w:rPr>
+          <w:rtl/>
+          <w:cs/>
           <w:lang w:val="ar_AE" w:bidi="ar_AE"/>
         </w:rPr>
         <w:t xml:space="preserve"> </w:t>
@@ -1045,6 +1281,8 @@
       <w:hyperlink r:id="rId43">
         <w:r>
           <w:rPr>
+            <w:rtl/>
+            <w:cs/>
             <w:lang w:val="ar_AE" w:bidi="ar_AE"/>
           </w:rPr>
           <w:rPr>
@@ -1056,6 +1294,8 @@
       </w:hyperlink>
       <w:r>
         <w:rPr>
+          <w:rtl/>
+          <w:cs/>
           <w:lang w:val="ar_AE" w:bidi="ar_AE"/>
         </w:rPr>
         <w:t xml:space="preserve"> </w:t>
@@ -1063,6 +1303,8 @@
       <w:hyperlink r:id="rId44">
         <w:r>
           <w:rPr>
+            <w:rtl/>
+            <w:cs/>
             <w:lang w:val="ar_AE" w:bidi="ar_AE"/>
           </w:rPr>
           <w:rPr>
@@ -1074,6 +1316,8 @@
       </w:hyperlink>
       <w:r>
         <w:rPr>
+          <w:rtl/>
+          <w:cs/>
           <w:lang w:val="ar_AE" w:bidi="ar_AE"/>
         </w:rPr>
         <w:t xml:space="preserve"> </w:t>
@@ -1081,6 +1325,8 @@
       <w:hyperlink r:id="rId45">
         <w:r>
           <w:rPr>
+            <w:rtl/>
+            <w:cs/>
             <w:lang w:val="ar_AE" w:bidi="ar_AE"/>
           </w:rPr>
           <w:rPr>
@@ -1092,6 +1338,8 @@
       </w:hyperlink>
       <w:r>
         <w:rPr>
+          <w:rtl/>
+          <w:cs/>
           <w:lang w:val="ar_AE" w:bidi="ar_AE"/>
         </w:rPr>
         <w:t xml:space="preserve"> </w:t>
@@ -1099,6 +1347,8 @@
       <w:hyperlink r:id="rId13">
         <w:r>
           <w:rPr>
+            <w:rtl/>
+            <w:cs/>
             <w:lang w:val="ar_AE" w:bidi="ar_AE"/>
           </w:rPr>
           <w:rPr>
@@ -1110,6 +1360,8 @@
       </w:hyperlink>
       <w:r>
         <w:rPr>
+          <w:rtl/>
+          <w:cs/>
           <w:lang w:val="ar_AE" w:bidi="ar_AE"/>
         </w:rPr>
         <w:t xml:space="preserve"> </w:t>
@@ -1117,6 +1369,8 @@
       <w:hyperlink r:id="rId46">
         <w:r>
           <w:rPr>
+            <w:rtl/>
+            <w:cs/>
             <w:lang w:val="ar_AE" w:bidi="ar_AE"/>
           </w:rPr>
           <w:rPr>
@@ -1128,6 +1382,8 @@
       </w:hyperlink>
       <w:r>
         <w:rPr>
+          <w:rtl/>
+          <w:cs/>
           <w:lang w:val="ar_AE" w:bidi="ar_AE"/>
         </w:rPr>
         <w:t xml:space="preserve"> </w:t>
@@ -1135,6 +1391,8 @@
       <w:hyperlink r:id="rId47">
         <w:r>
           <w:rPr>
+            <w:rtl/>
+            <w:cs/>
             <w:lang w:val="ar_AE" w:bidi="ar_AE"/>
           </w:rPr>
           <w:rPr>
@@ -1146,6 +1404,8 @@
       </w:hyperlink>
       <w:r>
         <w:rPr>
+          <w:rtl/>
+          <w:cs/>
           <w:lang w:val="ar_AE" w:bidi="ar_AE"/>
         </w:rPr>
         <w:t xml:space="preserve"> </w:t>
@@ -1153,6 +1413,8 @@
       <w:hyperlink r:id="rId48">
         <w:r>
           <w:rPr>
+            <w:rtl/>
+            <w:cs/>
             <w:lang w:val="ar_AE" w:bidi="ar_AE"/>
           </w:rPr>
           <w:rPr>
@@ -1164,6 +1426,8 @@
       </w:hyperlink>
       <w:r>
         <w:rPr>
+          <w:rtl/>
+          <w:cs/>
           <w:lang w:val="ar_AE" w:bidi="ar_AE"/>
         </w:rPr>
         <w:t xml:space="preserve"> </w:t>
@@ -1171,6 +1435,8 @@
       <w:hyperlink r:id="rId49">
         <w:r>
           <w:rPr>
+            <w:rtl/>
+            <w:cs/>
             <w:lang w:val="ar_AE" w:bidi="ar_AE"/>
           </w:rPr>
           <w:rPr>
@@ -1182,6 +1448,8 @@
       </w:hyperlink>
       <w:r>
         <w:rPr>
+          <w:rtl/>
+          <w:cs/>
           <w:lang w:val="ar_AE" w:bidi="ar_AE"/>
         </w:rPr>
         <w:t xml:space="preserve"> </w:t>
@@ -1189,6 +1457,8 @@
       <w:hyperlink r:id="rId31">
         <w:r>
           <w:rPr>
+            <w:rtl/>
+            <w:cs/>
             <w:lang w:val="ar_AE" w:bidi="ar_AE"/>
           </w:rPr>
           <w:rPr>
@@ -1200,6 +1470,8 @@
       </w:hyperlink>
       <w:r>
         <w:rPr>
+          <w:rtl/>
+          <w:cs/>
           <w:lang w:val="ar_AE" w:bidi="ar_AE"/>
         </w:rPr>
         <w:t xml:space="preserve"> </w:t>
@@ -1207,6 +1479,8 @@
       <w:hyperlink r:id="rId32">
         <w:r>
           <w:rPr>
+            <w:rtl/>
+            <w:cs/>
             <w:lang w:val="ar_AE" w:bidi="ar_AE"/>
           </w:rPr>
           <w:rPr>
@@ -1218,6 +1492,8 @@
       </w:hyperlink>
       <w:r>
         <w:rPr>
+          <w:rtl/>
+          <w:cs/>
           <w:lang w:val="ar_AE" w:bidi="ar_AE"/>
         </w:rPr>
         <w:t xml:space="preserve"> </w:t>
@@ -1225,6 +1501,8 @@
       <w:hyperlink r:id="rId33">
         <w:r>
           <w:rPr>
+            <w:rtl/>
+            <w:cs/>
             <w:lang w:val="ar_AE" w:bidi="ar_AE"/>
           </w:rPr>
           <w:rPr>
@@ -1236,6 +1514,8 @@
       </w:hyperlink>
       <w:r>
         <w:rPr>
+          <w:rtl/>
+          <w:cs/>
           <w:lang w:val="ar_AE" w:bidi="ar_AE"/>
         </w:rPr>
         <w:t xml:space="preserve"> </w:t>
@@ -1243,6 +1523,8 @@
       <w:hyperlink r:id="rId34">
         <w:r>
           <w:rPr>
+            <w:rtl/>
+            <w:cs/>
             <w:lang w:val="ar_AE" w:bidi="ar_AE"/>
           </w:rPr>
           <w:rPr>
@@ -1254,6 +1536,8 @@
       </w:hyperlink>
       <w:r>
         <w:rPr>
+          <w:rtl/>
+          <w:cs/>
           <w:lang w:val="ar_AE" w:bidi="ar_AE"/>
         </w:rPr>
         <w:t xml:space="preserve"> </w:t>
@@ -1261,6 +1545,8 @@
       <w:hyperlink r:id="rId35">
         <w:r>
           <w:rPr>
+            <w:rtl/>
+            <w:cs/>
             <w:lang w:val="ar_AE" w:bidi="ar_AE"/>
           </w:rPr>
           <w:rPr>
@@ -1272,6 +1558,8 @@
       </w:hyperlink>
       <w:r>
         <w:rPr>
+          <w:rtl/>
+          <w:cs/>
           <w:lang w:val="ar_AE" w:bidi="ar_AE"/>
         </w:rPr>
         <w:t xml:space="preserve"> </w:t>
@@ -1279,6 +1567,8 @@
       <w:hyperlink r:id="rId36">
         <w:r>
           <w:rPr>
+            <w:rtl/>
+            <w:cs/>
             <w:lang w:val="ar_AE" w:bidi="ar_AE"/>
           </w:rPr>
           <w:rPr>
@@ -1290,6 +1580,8 @@
       </w:hyperlink>
       <w:r>
         <w:rPr>
+          <w:rtl/>
+          <w:cs/>
           <w:lang w:val="ar_AE" w:bidi="ar_AE"/>
         </w:rPr>
         <w:t xml:space="preserve"> </w:t>
@@ -1297,6 +1589,8 @@
       <w:hyperlink r:id="rId37">
         <w:r>
           <w:rPr>
+            <w:rtl/>
+            <w:cs/>
             <w:lang w:val="ar_AE" w:bidi="ar_AE"/>
           </w:rPr>
           <w:rPr>
@@ -1308,6 +1602,8 @@
       </w:hyperlink>
       <w:r>
         <w:rPr>
+          <w:rtl/>
+          <w:cs/>
           <w:lang w:val="ar_AE" w:bidi="ar_AE"/>
         </w:rPr>
         <w:t xml:space="preserve"> </w:t>
@@ -1315,6 +1611,8 @@
       <w:hyperlink r:id="rId38">
         <w:r>
           <w:rPr>
+            <w:rtl/>
+            <w:cs/>
             <w:lang w:val="ar_AE" w:bidi="ar_AE"/>
           </w:rPr>
           <w:rPr>
@@ -1326,6 +1624,8 @@
       </w:hyperlink>
       <w:r>
         <w:rPr>
+          <w:rtl/>
+          <w:cs/>
           <w:lang w:val="ar_AE" w:bidi="ar_AE"/>
         </w:rPr>
         <w:t xml:space="preserve"> </w:t>
@@ -1333,6 +1633,8 @@
       <w:hyperlink r:id="rId39">
         <w:r>
           <w:rPr>
+            <w:rtl/>
+            <w:cs/>
             <w:lang w:val="ar_AE" w:bidi="ar_AE"/>
           </w:rPr>
           <w:rPr>
@@ -1344,6 +1646,8 @@
       </w:hyperlink>
       <w:r>
         <w:rPr>
+          <w:rtl/>
+          <w:cs/>
           <w:lang w:val="ar_AE" w:bidi="ar_AE"/>
         </w:rPr>
         <w:t xml:space="preserve"> </w:t>
@@ -1351,6 +1655,8 @@
       <w:hyperlink r:id="rId40">
         <w:r>
           <w:rPr>
+            <w:rtl/>
+            <w:cs/>
             <w:lang w:val="ar_AE" w:bidi="ar_AE"/>
           </w:rPr>
           <w:rPr>
@@ -1362,11 +1668,15 @@
       </w:hyperlink>
       <w:r>
         <w:rPr>
-          <w:lang w:val="ar_AE" w:bidi="ar_AE"/>
-        </w:rPr>
-      </w:r>
-      <w:r>
-        <w:rPr>
+          <w:rtl/>
+          <w:cs/>
+          <w:lang w:val="ar_AE" w:bidi="ar_AE"/>
+        </w:rPr>
+      </w:r>
+      <w:r>
+        <w:rPr>
+          <w:rtl/>
+          <w:cs/>
           <w:lang w:val="ar_AE" w:bidi="ar_AE"/>
         </w:rPr>
       </w:r>
@@ -1377,6 +1687,8 @@
       </w:pPr>
       <w:r>
         <w:rPr>
+          <w:rtl/>
+          <w:cs/>
           <w:lang w:val="ar_AE" w:bidi="ar_AE"/>
         </w:rPr>
       </w:r>
@@ -1388,12 +1700,16 @@
       </w:pPr>
       <w:r>
         <w:rPr>
+          <w:rtl/>
+          <w:cs/>
           <w:lang w:val="ar_AE" w:bidi="ar_AE"/>
         </w:rPr>
         <w:t>السيادة الإلهية والمسؤولية البشرية</w:t>
       </w:r>
       <w:r>
         <w:rPr>
+          <w:rtl/>
+          <w:cs/>
           <w:lang w:val="ar_AE" w:bidi="ar_AE"/>
         </w:rPr>
       </w:r>
@@ -1404,23 +1720,31 @@
       </w:pPr>
       <w:r>
         <w:rPr>
-          <w:lang w:val="ar_AE" w:bidi="ar_AE"/>
-        </w:rPr>
-      </w:r>
-      <w:r>
-        <w:rPr>
+          <w:rtl/>
+          <w:cs/>
+          <w:lang w:val="ar_AE" w:bidi="ar_AE"/>
+        </w:rPr>
+      </w:r>
+      <w:r>
+        <w:rPr>
+          <w:rtl/>
+          <w:cs/>
           <w:lang w:val="ar_AE" w:bidi="ar_AE"/>
         </w:rPr>
         <w:t xml:space="preserve">يُظهر الكتاب المقدس أن كل شيء تحت سيطرة الله. وبعبارة أخرى، الله هو السيد على كل شيء. فعلى سبيل المثال، المطر يسقط على كل من الناس </w:t>
       </w:r>
       <w:r>
         <w:rPr>
+          <w:rtl/>
+          <w:cs/>
           <w:lang w:val="ar_AE" w:bidi="ar_AE"/>
         </w:rPr>
         <w:t>ٱلْأَبْرَارِ وَٱلظَّالِمِينَ</w:t>
       </w:r>
       <w:r>
         <w:rPr>
+          <w:rtl/>
+          <w:cs/>
           <w:lang w:val="ar_AE" w:bidi="ar_AE"/>
         </w:rPr>
         <w:t xml:space="preserve"> كجزء من خطة الله (</w:t>
@@ -1428,6 +1752,8 @@
       <w:hyperlink r:id="rId50">
         <w:r>
           <w:rPr>
+            <w:rtl/>
+            <w:cs/>
             <w:lang w:val="ar_AE" w:bidi="ar_AE"/>
           </w:rPr>
           <w:rPr>
@@ -1439,6 +1765,8 @@
       </w:hyperlink>
       <w:r>
         <w:rPr>
+          <w:rtl/>
+          <w:cs/>
           <w:lang w:val="ar_AE" w:bidi="ar_AE"/>
         </w:rPr>
         <w:t>).</w:t>
@@ -1450,11 +1778,15 @@
       </w:pPr>
       <w:r>
         <w:rPr>
-          <w:lang w:val="ar_AE" w:bidi="ar_AE"/>
-        </w:rPr>
-      </w:r>
-      <w:r>
-        <w:rPr>
+          <w:rtl/>
+          <w:cs/>
+          <w:lang w:val="ar_AE" w:bidi="ar_AE"/>
+        </w:rPr>
+      </w:r>
+      <w:r>
+        <w:rPr>
+          <w:rtl/>
+          <w:cs/>
           <w:lang w:val="ar_AE" w:bidi="ar_AE"/>
         </w:rPr>
         <w:t xml:space="preserve">لكن الله ليس مسؤولًا عن خطايانا، فهي نابعة من رغباتنا نحن، ولذلك فنحن المسؤولون عنها. ويُظهر الكتاب المقدس أن للناس حرية الاختيار بين اتباع الله أو رفضه (انظر، على سبيل المثال، </w:t>
@@ -1462,6 +1794,8 @@
       <w:hyperlink r:id="rId51">
         <w:r>
           <w:rPr>
+            <w:rtl/>
+            <w:cs/>
             <w:lang w:val="ar_AE" w:bidi="ar_AE"/>
           </w:rPr>
           <w:rPr>
@@ -1473,6 +1807,8 @@
       </w:hyperlink>
       <w:r>
         <w:rPr>
+          <w:rtl/>
+          <w:cs/>
           <w:lang w:val="ar_AE" w:bidi="ar_AE"/>
         </w:rPr>
         <w:t xml:space="preserve">؛ </w:t>
@@ -1480,6 +1816,8 @@
       <w:hyperlink r:id="rId52">
         <w:r>
           <w:rPr>
+            <w:rtl/>
+            <w:cs/>
             <w:lang w:val="ar_AE" w:bidi="ar_AE"/>
           </w:rPr>
           <w:rPr>
@@ -1491,6 +1829,8 @@
       </w:hyperlink>
       <w:r>
         <w:rPr>
+          <w:rtl/>
+          <w:cs/>
           <w:lang w:val="ar_AE" w:bidi="ar_AE"/>
         </w:rPr>
         <w:t xml:space="preserve">؛ </w:t>
@@ -1498,6 +1838,8 @@
       <w:hyperlink r:id="rId53">
         <w:r>
           <w:rPr>
+            <w:rtl/>
+            <w:cs/>
             <w:lang w:val="ar_AE" w:bidi="ar_AE"/>
           </w:rPr>
           <w:rPr>
@@ -1509,6 +1851,8 @@
       </w:hyperlink>
       <w:r>
         <w:rPr>
+          <w:rtl/>
+          <w:cs/>
           <w:lang w:val="ar_AE" w:bidi="ar_AE"/>
         </w:rPr>
         <w:t xml:space="preserve">؛ </w:t>
@@ -1516,6 +1860,8 @@
       <w:hyperlink r:id="rId54">
         <w:r>
           <w:rPr>
+            <w:rtl/>
+            <w:cs/>
             <w:lang w:val="ar_AE" w:bidi="ar_AE"/>
           </w:rPr>
           <w:rPr>
@@ -1527,6 +1873,8 @@
       </w:hyperlink>
       <w:r>
         <w:rPr>
+          <w:rtl/>
+          <w:cs/>
           <w:lang w:val="ar_AE" w:bidi="ar_AE"/>
         </w:rPr>
         <w:t>)، فالله لا يُجبر الناس على الإيمان به.</w:t>
@@ -1538,12 +1886,16 @@
       </w:pPr>
       <w:r>
         <w:rPr>
+          <w:rtl/>
+          <w:cs/>
           <w:lang w:val="ar_AE" w:bidi="ar_AE"/>
         </w:rPr>
       </w:r>
       <w:hyperlink r:id="rId55">
         <w:r>
           <w:rPr>
+            <w:rtl/>
+            <w:cs/>
             <w:lang w:val="ar_AE" w:bidi="ar_AE"/>
           </w:rPr>
           <w:rPr>
@@ -1555,6 +1907,8 @@
       </w:hyperlink>
       <w:r>
         <w:rPr>
+          <w:rtl/>
+          <w:cs/>
           <w:lang w:val="ar_AE" w:bidi="ar_AE"/>
         </w:rPr>
         <w:t xml:space="preserve"> يصف موقفًا لافتًا، حيث يُضلّ الله نبيًا، ومع ذلك يظل النبي مسؤولًا عن أفعاله. يثير هذا سؤالًا صعبًا: كيف يمكن تفسير سيطرة الله على كل شيء، بينما يتخذ البشر خيارات شخصية يتحملون مسئوليتها ويُحاسبون عنها؟</w:t>
@@ -1566,11 +1920,15 @@
       </w:pPr>
       <w:r>
         <w:rPr>
-          <w:lang w:val="ar_AE" w:bidi="ar_AE"/>
-        </w:rPr>
-      </w:r>
-      <w:r>
-        <w:rPr>
+          <w:rtl/>
+          <w:cs/>
+          <w:lang w:val="ar_AE" w:bidi="ar_AE"/>
+        </w:rPr>
+      </w:r>
+      <w:r>
+        <w:rPr>
+          <w:rtl/>
+          <w:cs/>
           <w:lang w:val="ar_AE" w:bidi="ar_AE"/>
         </w:rPr>
         <w:t xml:space="preserve">عندما سمح الله للأنبياء الكذبة أن يعلنوا رسائل غير صحيحة، كان يقدّم لهم ولمن يسمعونهم ما كانوا يرغبون فيه (انظر </w:t>
@@ -1578,6 +1936,8 @@
       <w:hyperlink r:id="rId56">
         <w:r>
           <w:rPr>
+            <w:rtl/>
+            <w:cs/>
             <w:lang w:val="ar_AE" w:bidi="ar_AE"/>
           </w:rPr>
           <w:rPr>
@@ -1589,6 +1949,8 @@
       </w:hyperlink>
       <w:r>
         <w:rPr>
+          <w:rtl/>
+          <w:cs/>
           <w:lang w:val="ar_AE" w:bidi="ar_AE"/>
         </w:rPr>
         <w:t xml:space="preserve">). حتى النبي الكاذب لا يمكنه أن يُضلّ الناس إلا بإذن أو توجيه من الرب. وبدون سيادة الله وتدخله، كانوا سيختارون الأكاذيب على الحق ويعبدون "المخلوق دون الخالق" (انظر </w:t>
@@ -1596,6 +1958,8 @@
       <w:hyperlink r:id="rId57">
         <w:r>
           <w:rPr>
+            <w:rtl/>
+            <w:cs/>
             <w:lang w:val="ar_AE" w:bidi="ar_AE"/>
           </w:rPr>
           <w:rPr>
@@ -1607,6 +1971,8 @@
       </w:hyperlink>
       <w:r>
         <w:rPr>
+          <w:rtl/>
+          <w:cs/>
           <w:lang w:val="ar_AE" w:bidi="ar_AE"/>
         </w:rPr>
         <w:t>). لقد سمح الله لهم أن يتبعوا شهوات قلوبهم الخاطئة.</w:t>
@@ -1618,11 +1984,15 @@
       </w:pPr>
       <w:r>
         <w:rPr>
-          <w:lang w:val="ar_AE" w:bidi="ar_AE"/>
-        </w:rPr>
-      </w:r>
-      <w:r>
-        <w:rPr>
+          <w:rtl/>
+          <w:cs/>
+          <w:lang w:val="ar_AE" w:bidi="ar_AE"/>
+        </w:rPr>
+      </w:r>
+      <w:r>
+        <w:rPr>
+          <w:rtl/>
+          <w:cs/>
           <w:lang w:val="ar_AE" w:bidi="ar_AE"/>
         </w:rPr>
         <w:t xml:space="preserve">ليس المدهش هو أن الله يترك بعض الخطاة في معتقداتهم الخاطئة، بل المدهش حقًا هو أنه ينقذ الخطاة. يغير رغباتهم بحيث يرغبون في فعل الخير لمجده (انظر </w:t>
@@ -1630,6 +2000,8 @@
       <w:hyperlink r:id="rId58">
         <w:r>
           <w:rPr>
+            <w:rtl/>
+            <w:cs/>
             <w:lang w:val="ar_AE" w:bidi="ar_AE"/>
           </w:rPr>
           <w:rPr>
@@ -1641,6 +2013,8 @@
       </w:hyperlink>
       <w:r>
         <w:rPr>
+          <w:rtl/>
+          <w:cs/>
           <w:lang w:val="ar_AE" w:bidi="ar_AE"/>
         </w:rPr>
         <w:t xml:space="preserve">؛ </w:t>
@@ -1648,6 +2022,8 @@
       <w:hyperlink r:id="rId59">
         <w:r>
           <w:rPr>
+            <w:rtl/>
+            <w:cs/>
             <w:lang w:val="ar_AE" w:bidi="ar_AE"/>
           </w:rPr>
           <w:rPr>
@@ -1659,6 +2035,8 @@
       </w:hyperlink>
       <w:r>
         <w:rPr>
+          <w:rtl/>
+          <w:cs/>
           <w:lang w:val="ar_AE" w:bidi="ar_AE"/>
         </w:rPr>
         <w:t xml:space="preserve">؛ </w:t>
@@ -1666,6 +2044,8 @@
       <w:hyperlink r:id="rId60">
         <w:r>
           <w:rPr>
+            <w:rtl/>
+            <w:cs/>
             <w:lang w:val="ar_AE" w:bidi="ar_AE"/>
           </w:rPr>
           <w:rPr>
@@ -1677,6 +2057,8 @@
       </w:hyperlink>
       <w:r>
         <w:rPr>
+          <w:rtl/>
+          <w:cs/>
           <w:lang w:val="ar_AE" w:bidi="ar_AE"/>
         </w:rPr>
         <w:t>). لا يمكننا أن نفهم تمامًا هذه القضية المعقدة، ومع ذلك، يمكننا أن نكون واثقين من نعمة الله المعطاة مجانًا. يمكننا أن نأمل في الحياة الجديدة التي يقدمها بالروح القدس لكل من يؤمن به.</w:t>
@@ -1688,12 +2070,16 @@
       </w:pPr>
       <w:r>
         <w:rPr>
+          <w:rtl/>
+          <w:cs/>
           <w:lang w:val="ar_AE" w:bidi="ar_AE"/>
         </w:rPr>
       </w:r>
       <w:r>
         <w:rPr>
           <w:u w:val="single"/>
+          <w:rtl/>
+          <w:cs/>
           <w:lang w:val="ar_AE" w:bidi="ar_AE"/>
         </w:rPr>
         <w:t>مقاطع لمزيد من الدراسة</w:t>
@@ -1705,12 +2091,16 @@
       </w:pPr>
       <w:r>
         <w:rPr>
+          <w:rtl/>
+          <w:cs/>
           <w:lang w:val="ar_AE" w:bidi="ar_AE"/>
         </w:rPr>
       </w:r>
       <w:hyperlink r:id="rId61">
         <w:r>
           <w:rPr>
+            <w:rtl/>
+            <w:cs/>
             <w:lang w:val="ar_AE" w:bidi="ar_AE"/>
           </w:rPr>
           <w:rPr>
@@ -1722,6 +2112,8 @@
       </w:hyperlink>
       <w:r>
         <w:rPr>
+          <w:rtl/>
+          <w:cs/>
           <w:lang w:val="ar_AE" w:bidi="ar_AE"/>
         </w:rPr>
         <w:t xml:space="preserve">; </w:t>
@@ -1729,6 +2121,8 @@
       <w:hyperlink r:id="rId62">
         <w:r>
           <w:rPr>
+            <w:rtl/>
+            <w:cs/>
             <w:lang w:val="ar_AE" w:bidi="ar_AE"/>
           </w:rPr>
           <w:rPr>
@@ -1740,6 +2134,8 @@
       </w:hyperlink>
       <w:r>
         <w:rPr>
+          <w:rtl/>
+          <w:cs/>
           <w:lang w:val="ar_AE" w:bidi="ar_AE"/>
         </w:rPr>
         <w:t xml:space="preserve">; </w:t>
@@ -1747,6 +2143,8 @@
       <w:hyperlink r:id="rId63">
         <w:r>
           <w:rPr>
+            <w:rtl/>
+            <w:cs/>
             <w:lang w:val="ar_AE" w:bidi="ar_AE"/>
           </w:rPr>
           <w:rPr>
@@ -1758,6 +2156,8 @@
       </w:hyperlink>
       <w:r>
         <w:rPr>
+          <w:rtl/>
+          <w:cs/>
           <w:lang w:val="ar_AE" w:bidi="ar_AE"/>
         </w:rPr>
         <w:t xml:space="preserve">; </w:t>
@@ -1765,6 +2165,8 @@
       <w:hyperlink r:id="rId64">
         <w:r>
           <w:rPr>
+            <w:rtl/>
+            <w:cs/>
             <w:lang w:val="ar_AE" w:bidi="ar_AE"/>
           </w:rPr>
           <w:rPr>
@@ -1776,6 +2178,8 @@
       </w:hyperlink>
       <w:r>
         <w:rPr>
+          <w:rtl/>
+          <w:cs/>
           <w:lang w:val="ar_AE" w:bidi="ar_AE"/>
         </w:rPr>
         <w:t xml:space="preserve">; </w:t>
@@ -1783,6 +2187,8 @@
       <w:hyperlink r:id="rId65">
         <w:r>
           <w:rPr>
+            <w:rtl/>
+            <w:cs/>
             <w:lang w:val="ar_AE" w:bidi="ar_AE"/>
           </w:rPr>
           <w:rPr>
@@ -1794,6 +2200,8 @@
       </w:hyperlink>
       <w:r>
         <w:rPr>
+          <w:rtl/>
+          <w:cs/>
           <w:lang w:val="ar_AE" w:bidi="ar_AE"/>
         </w:rPr>
         <w:t xml:space="preserve">; </w:t>
@@ -1801,6 +2209,8 @@
       <w:hyperlink r:id="rId66">
         <w:r>
           <w:rPr>
+            <w:rtl/>
+            <w:cs/>
             <w:lang w:val="ar_AE" w:bidi="ar_AE"/>
           </w:rPr>
           <w:rPr>
@@ -1812,6 +2222,8 @@
       </w:hyperlink>
       <w:r>
         <w:rPr>
+          <w:rtl/>
+          <w:cs/>
           <w:lang w:val="ar_AE" w:bidi="ar_AE"/>
         </w:rPr>
         <w:t xml:space="preserve">; </w:t>
@@ -1819,6 +2231,8 @@
       <w:hyperlink r:id="rId67">
         <w:r>
           <w:rPr>
+            <w:rtl/>
+            <w:cs/>
             <w:lang w:val="ar_AE" w:bidi="ar_AE"/>
           </w:rPr>
           <w:rPr>
@@ -1830,6 +2244,8 @@
       </w:hyperlink>
       <w:r>
         <w:rPr>
+          <w:rtl/>
+          <w:cs/>
           <w:lang w:val="ar_AE" w:bidi="ar_AE"/>
         </w:rPr>
         <w:t xml:space="preserve">; </w:t>
@@ -1837,6 +2253,8 @@
       <w:hyperlink r:id="rId68">
         <w:r>
           <w:rPr>
+            <w:rtl/>
+            <w:cs/>
             <w:lang w:val="ar_AE" w:bidi="ar_AE"/>
           </w:rPr>
           <w:rPr>
@@ -1848,6 +2266,8 @@
       </w:hyperlink>
       <w:r>
         <w:rPr>
+          <w:rtl/>
+          <w:cs/>
           <w:lang w:val="ar_AE" w:bidi="ar_AE"/>
         </w:rPr>
         <w:t xml:space="preserve">; </w:t>
@@ -1855,6 +2275,8 @@
       <w:hyperlink r:id="rId69">
         <w:r>
           <w:rPr>
+            <w:rtl/>
+            <w:cs/>
             <w:lang w:val="ar_AE" w:bidi="ar_AE"/>
           </w:rPr>
           <w:rPr>
@@ -1866,6 +2288,8 @@
       </w:hyperlink>
       <w:r>
         <w:rPr>
+          <w:rtl/>
+          <w:cs/>
           <w:lang w:val="ar_AE" w:bidi="ar_AE"/>
         </w:rPr>
         <w:t xml:space="preserve">; </w:t>
@@ -1873,6 +2297,8 @@
       <w:hyperlink r:id="rId55">
         <w:r>
           <w:rPr>
+            <w:rtl/>
+            <w:cs/>
             <w:lang w:val="ar_AE" w:bidi="ar_AE"/>
           </w:rPr>
           <w:rPr>
@@ -1884,6 +2310,8 @@
       </w:hyperlink>
       <w:r>
         <w:rPr>
+          <w:rtl/>
+          <w:cs/>
           <w:lang w:val="ar_AE" w:bidi="ar_AE"/>
         </w:rPr>
         <w:t xml:space="preserve">; </w:t>
@@ -1891,6 +2319,8 @@
       <w:hyperlink r:id="rId70">
         <w:r>
           <w:rPr>
+            <w:rtl/>
+            <w:cs/>
             <w:lang w:val="ar_AE" w:bidi="ar_AE"/>
           </w:rPr>
           <w:rPr>
@@ -1902,6 +2332,8 @@
       </w:hyperlink>
       <w:r>
         <w:rPr>
+          <w:rtl/>
+          <w:cs/>
           <w:lang w:val="ar_AE" w:bidi="ar_AE"/>
         </w:rPr>
         <w:t xml:space="preserve">; </w:t>
@@ -1909,6 +2341,8 @@
       <w:hyperlink r:id="rId58">
         <w:r>
           <w:rPr>
+            <w:rtl/>
+            <w:cs/>
             <w:lang w:val="ar_AE" w:bidi="ar_AE"/>
           </w:rPr>
           <w:rPr>
@@ -1920,6 +2354,8 @@
       </w:hyperlink>
       <w:r>
         <w:rPr>
+          <w:rtl/>
+          <w:cs/>
           <w:lang w:val="ar_AE" w:bidi="ar_AE"/>
         </w:rPr>
         <w:t xml:space="preserve">; </w:t>
@@ -1927,6 +2363,8 @@
       <w:hyperlink r:id="rId71">
         <w:r>
           <w:rPr>
+            <w:rtl/>
+            <w:cs/>
             <w:lang w:val="ar_AE" w:bidi="ar_AE"/>
           </w:rPr>
           <w:rPr>
@@ -1938,6 +2376,8 @@
       </w:hyperlink>
       <w:r>
         <w:rPr>
+          <w:rtl/>
+          <w:cs/>
           <w:lang w:val="ar_AE" w:bidi="ar_AE"/>
         </w:rPr>
         <w:t xml:space="preserve">; </w:t>
@@ -1945,6 +2385,8 @@
       <w:hyperlink r:id="rId72">
         <w:r>
           <w:rPr>
+            <w:rtl/>
+            <w:cs/>
             <w:lang w:val="ar_AE" w:bidi="ar_AE"/>
           </w:rPr>
           <w:rPr>
@@ -1956,6 +2398,8 @@
       </w:hyperlink>
       <w:r>
         <w:rPr>
+          <w:rtl/>
+          <w:cs/>
           <w:lang w:val="ar_AE" w:bidi="ar_AE"/>
         </w:rPr>
         <w:t xml:space="preserve">; </w:t>
@@ -1963,6 +2407,8 @@
       <w:hyperlink r:id="rId73">
         <w:r>
           <w:rPr>
+            <w:rtl/>
+            <w:cs/>
             <w:lang w:val="ar_AE" w:bidi="ar_AE"/>
           </w:rPr>
           <w:rPr>
@@ -1974,6 +2420,8 @@
       </w:hyperlink>
       <w:r>
         <w:rPr>
+          <w:rtl/>
+          <w:cs/>
           <w:lang w:val="ar_AE" w:bidi="ar_AE"/>
         </w:rPr>
         <w:t xml:space="preserve">; </w:t>
@@ -1981,6 +2429,8 @@
       <w:hyperlink r:id="rId57">
         <w:r>
           <w:rPr>
+            <w:rtl/>
+            <w:cs/>
             <w:lang w:val="ar_AE" w:bidi="ar_AE"/>
           </w:rPr>
           <w:rPr>
@@ -1992,6 +2442,8 @@
       </w:hyperlink>
       <w:r>
         <w:rPr>
+          <w:rtl/>
+          <w:cs/>
           <w:lang w:val="ar_AE" w:bidi="ar_AE"/>
         </w:rPr>
         <w:t xml:space="preserve">; </w:t>
@@ -1999,6 +2451,8 @@
       <w:hyperlink r:id="rId74">
         <w:r>
           <w:rPr>
+            <w:rtl/>
+            <w:cs/>
             <w:lang w:val="ar_AE" w:bidi="ar_AE"/>
           </w:rPr>
           <w:rPr>
@@ -2010,6 +2464,8 @@
       </w:hyperlink>
       <w:r>
         <w:rPr>
+          <w:rtl/>
+          <w:cs/>
           <w:lang w:val="ar_AE" w:bidi="ar_AE"/>
         </w:rPr>
         <w:t xml:space="preserve">; </w:t>
@@ -2017,6 +2473,8 @@
       <w:hyperlink r:id="rId75">
         <w:r>
           <w:rPr>
+            <w:rtl/>
+            <w:cs/>
             <w:lang w:val="ar_AE" w:bidi="ar_AE"/>
           </w:rPr>
           <w:rPr>
@@ -2028,6 +2486,8 @@
       </w:hyperlink>
       <w:r>
         <w:rPr>
+          <w:rtl/>
+          <w:cs/>
           <w:lang w:val="ar_AE" w:bidi="ar_AE"/>
         </w:rPr>
         <w:t xml:space="preserve">; </w:t>
@@ -2035,6 +2495,8 @@
       <w:hyperlink r:id="rId76">
         <w:r>
           <w:rPr>
+            <w:rtl/>
+            <w:cs/>
             <w:lang w:val="ar_AE" w:bidi="ar_AE"/>
           </w:rPr>
           <w:rPr>
@@ -2046,6 +2508,8 @@
       </w:hyperlink>
       <w:r>
         <w:rPr>
+          <w:rtl/>
+          <w:cs/>
           <w:lang w:val="ar_AE" w:bidi="ar_AE"/>
         </w:rPr>
         <w:t xml:space="preserve">; </w:t>
@@ -2053,6 +2517,8 @@
       <w:hyperlink r:id="rId77">
         <w:r>
           <w:rPr>
+            <w:rtl/>
+            <w:cs/>
             <w:lang w:val="ar_AE" w:bidi="ar_AE"/>
           </w:rPr>
           <w:rPr>
@@ -2064,6 +2530,8 @@
       </w:hyperlink>
       <w:r>
         <w:rPr>
+          <w:rtl/>
+          <w:cs/>
           <w:lang w:val="ar_AE" w:bidi="ar_AE"/>
         </w:rPr>
         <w:t xml:space="preserve">; </w:t>
@@ -2071,6 +2539,8 @@
       <w:hyperlink r:id="rId78">
         <w:r>
           <w:rPr>
+            <w:rtl/>
+            <w:cs/>
             <w:lang w:val="ar_AE" w:bidi="ar_AE"/>
           </w:rPr>
           <w:rPr>
@@ -2082,6 +2552,8 @@
       </w:hyperlink>
       <w:r>
         <w:rPr>
+          <w:rtl/>
+          <w:cs/>
           <w:lang w:val="ar_AE" w:bidi="ar_AE"/>
         </w:rPr>
         <w:t xml:space="preserve">; </w:t>
@@ -2089,6 +2561,8 @@
       <w:hyperlink r:id="rId79">
         <w:r>
           <w:rPr>
+            <w:rtl/>
+            <w:cs/>
             <w:lang w:val="ar_AE" w:bidi="ar_AE"/>
           </w:rPr>
           <w:rPr>
@@ -2100,6 +2574,8 @@
       </w:hyperlink>
       <w:r>
         <w:rPr>
+          <w:rtl/>
+          <w:cs/>
           <w:lang w:val="ar_AE" w:bidi="ar_AE"/>
         </w:rPr>
         <w:t xml:space="preserve">; </w:t>
@@ -2107,6 +2583,8 @@
       <w:hyperlink r:id="rId80">
         <w:r>
           <w:rPr>
+            <w:rtl/>
+            <w:cs/>
             <w:lang w:val="ar_AE" w:bidi="ar_AE"/>
           </w:rPr>
           <w:rPr>
@@ -2118,11 +2596,15 @@
       </w:hyperlink>
       <w:r>
         <w:rPr>
-          <w:lang w:val="ar_AE" w:bidi="ar_AE"/>
-        </w:rPr>
-      </w:r>
-      <w:r>
-        <w:rPr>
+          <w:rtl/>
+          <w:cs/>
+          <w:lang w:val="ar_AE" w:bidi="ar_AE"/>
+        </w:rPr>
+      </w:r>
+      <w:r>
+        <w:rPr>
+          <w:rtl/>
+          <w:cs/>
           <w:lang w:val="ar_AE" w:bidi="ar_AE"/>
         </w:rPr>
       </w:r>
@@ -2133,6 +2615,8 @@
       </w:pPr>
       <w:r>
         <w:rPr>
+          <w:rtl/>
+          <w:cs/>
           <w:lang w:val="ar_AE" w:bidi="ar_AE"/>
         </w:rPr>
       </w:r>
@@ -2144,12 +2628,16 @@
       </w:pPr>
       <w:r>
         <w:rPr>
+          <w:rtl/>
+          <w:cs/>
           <w:lang w:val="ar_AE" w:bidi="ar_AE"/>
         </w:rPr>
         <w:t>سر الأخبار السارة</w:t>
       </w:r>
       <w:r>
         <w:rPr>
+          <w:rtl/>
+          <w:cs/>
           <w:lang w:val="ar_AE" w:bidi="ar_AE"/>
         </w:rPr>
       </w:r>
@@ -2160,11 +2648,15 @@
       </w:pPr>
       <w:r>
         <w:rPr>
-          <w:lang w:val="ar_AE" w:bidi="ar_AE"/>
-        </w:rPr>
-      </w:r>
-      <w:r>
-        <w:rPr>
+          <w:rtl/>
+          <w:cs/>
+          <w:lang w:val="ar_AE" w:bidi="ar_AE"/>
+        </w:rPr>
+      </w:r>
+      <w:r>
+        <w:rPr>
+          <w:rtl/>
+          <w:cs/>
           <w:lang w:val="ar_AE" w:bidi="ar_AE"/>
         </w:rPr>
         <w:t xml:space="preserve">يستخدم الرسول بولس كثيرًا في رسائله كلمة </w:t>
@@ -2172,12 +2664,16 @@
       <w:r>
         <w:rPr>
           <w:i/>
+          <w:rtl/>
+          <w:cs/>
           <w:lang w:val="ar_AE" w:bidi="ar_AE"/>
         </w:rPr>
         <w:t>سر</w:t>
       </w:r>
       <w:r>
         <w:rPr>
+          <w:rtl/>
+          <w:cs/>
           <w:lang w:val="ar_AE" w:bidi="ar_AE"/>
         </w:rPr>
         <w:t xml:space="preserve"> لوصف الأخبار السارة عن يسوع (وتستخدم بعض الترجمات كلمة </w:t>
@@ -2185,12 +2681,16 @@
       <w:r>
         <w:rPr>
           <w:i/>
+          <w:rtl/>
+          <w:cs/>
           <w:lang w:val="ar_AE" w:bidi="ar_AE"/>
         </w:rPr>
         <w:t>سر مكتوم</w:t>
       </w:r>
       <w:r>
         <w:rPr>
+          <w:rtl/>
+          <w:cs/>
           <w:lang w:val="ar_AE" w:bidi="ar_AE"/>
         </w:rPr>
         <w:t xml:space="preserve">). وأحيانًا، يستعمل بولس كلمة </w:t>
@@ -2198,12 +2698,16 @@
       <w:r>
         <w:rPr>
           <w:i/>
+          <w:rtl/>
+          <w:cs/>
           <w:lang w:val="ar_AE" w:bidi="ar_AE"/>
         </w:rPr>
         <w:t>سر</w:t>
       </w:r>
       <w:r>
         <w:rPr>
+          <w:rtl/>
+          <w:cs/>
           <w:lang w:val="ar_AE" w:bidi="ar_AE"/>
         </w:rPr>
         <w:t xml:space="preserve"> للإشارة إلى البشارة نفسها (</w:t>
@@ -2211,6 +2715,8 @@
       <w:hyperlink r:id="rId81">
         <w:r>
           <w:rPr>
+            <w:rtl/>
+            <w:cs/>
             <w:lang w:val="ar_AE" w:bidi="ar_AE"/>
           </w:rPr>
           <w:rPr>
@@ -2222,6 +2728,8 @@
       </w:hyperlink>
       <w:r>
         <w:rPr>
+          <w:rtl/>
+          <w:cs/>
           <w:lang w:val="ar_AE" w:bidi="ar_AE"/>
         </w:rPr>
         <w:t xml:space="preserve">؛ </w:t>
@@ -2229,6 +2737,8 @@
       <w:hyperlink r:id="rId82">
         <w:r>
           <w:rPr>
+            <w:rtl/>
+            <w:cs/>
             <w:lang w:val="ar_AE" w:bidi="ar_AE"/>
           </w:rPr>
           <w:rPr>
@@ -2240,6 +2750,8 @@
       </w:hyperlink>
       <w:r>
         <w:rPr>
+          <w:rtl/>
+          <w:cs/>
           <w:lang w:val="ar_AE" w:bidi="ar_AE"/>
         </w:rPr>
         <w:t xml:space="preserve">؛ </w:t>
@@ -2247,6 +2759,8 @@
       <w:hyperlink r:id="rId83">
         <w:r>
           <w:rPr>
+            <w:rtl/>
+            <w:cs/>
             <w:lang w:val="ar_AE" w:bidi="ar_AE"/>
           </w:rPr>
           <w:rPr>
@@ -2258,6 +2772,8 @@
       </w:hyperlink>
       <w:r>
         <w:rPr>
+          <w:rtl/>
+          <w:cs/>
           <w:lang w:val="ar_AE" w:bidi="ar_AE"/>
         </w:rPr>
         <w:t xml:space="preserve">؛ </w:t>
@@ -2265,6 +2781,8 @@
       <w:hyperlink r:id="rId84">
         <w:r>
           <w:rPr>
+            <w:rtl/>
+            <w:cs/>
             <w:lang w:val="ar_AE" w:bidi="ar_AE"/>
           </w:rPr>
           <w:rPr>
@@ -2276,6 +2794,8 @@
       </w:hyperlink>
       <w:r>
         <w:rPr>
+          <w:rtl/>
+          <w:cs/>
           <w:lang w:val="ar_AE" w:bidi="ar_AE"/>
         </w:rPr>
         <w:t xml:space="preserve">؛ </w:t>
@@ -2283,6 +2803,8 @@
       <w:hyperlink r:id="rId85">
         <w:r>
           <w:rPr>
+            <w:rtl/>
+            <w:cs/>
             <w:lang w:val="ar_AE" w:bidi="ar_AE"/>
           </w:rPr>
           <w:rPr>
@@ -2294,6 +2816,8 @@
       </w:hyperlink>
       <w:r>
         <w:rPr>
+          <w:rtl/>
+          <w:cs/>
           <w:lang w:val="ar_AE" w:bidi="ar_AE"/>
         </w:rPr>
         <w:t xml:space="preserve">). وغالبًا، ما يقول بولس، كما في </w:t>
@@ -2301,6 +2825,8 @@
       <w:hyperlink r:id="rId86">
         <w:r>
           <w:rPr>
+            <w:rtl/>
+            <w:cs/>
             <w:lang w:val="ar_AE" w:bidi="ar_AE"/>
           </w:rPr>
           <w:rPr>
@@ -2312,18 +2838,24 @@
       </w:hyperlink>
       <w:r>
         <w:rPr>
+          <w:rtl/>
+          <w:cs/>
           <w:lang w:val="ar_AE" w:bidi="ar_AE"/>
         </w:rPr>
         <w:t>، إنه "</w:t>
       </w:r>
       <w:r>
         <w:rPr>
+          <w:rtl/>
+          <w:cs/>
           <w:lang w:val="ar_AE" w:bidi="ar_AE"/>
         </w:rPr>
         <w:t>ٱلسِّرِّ ٱلْمَكْتُومِ مُنْذُ ٱلدُّهُورِ وَمُنْذُ ٱلْأَجْيَالِ، لَكِنَّهُ ٱلْآنَ قَدْ أُظْهِرَ</w:t>
       </w:r>
       <w:r>
         <w:rPr>
+          <w:rtl/>
+          <w:cs/>
           <w:lang w:val="ar_AE" w:bidi="ar_AE"/>
         </w:rPr>
         <w:t xml:space="preserve">" (انظر أيضًا </w:t>
@@ -2331,6 +2863,8 @@
       <w:hyperlink r:id="rId87">
         <w:r>
           <w:rPr>
+            <w:rtl/>
+            <w:cs/>
             <w:lang w:val="ar_AE" w:bidi="ar_AE"/>
           </w:rPr>
           <w:rPr>
@@ -2342,6 +2876,8 @@
       </w:hyperlink>
       <w:r>
         <w:rPr>
+          <w:rtl/>
+          <w:cs/>
           <w:lang w:val="ar_AE" w:bidi="ar_AE"/>
         </w:rPr>
         <w:t xml:space="preserve">؛ </w:t>
@@ -2349,6 +2885,8 @@
       <w:hyperlink r:id="rId88">
         <w:r>
           <w:rPr>
+            <w:rtl/>
+            <w:cs/>
             <w:lang w:val="ar_AE" w:bidi="ar_AE"/>
           </w:rPr>
           <w:rPr>
@@ -2360,6 +2898,8 @@
       </w:hyperlink>
       <w:r>
         <w:rPr>
+          <w:rtl/>
+          <w:cs/>
           <w:lang w:val="ar_AE" w:bidi="ar_AE"/>
         </w:rPr>
         <w:t xml:space="preserve">؛ </w:t>
@@ -2367,6 +2907,8 @@
       <w:hyperlink r:id="rId89">
         <w:r>
           <w:rPr>
+            <w:rtl/>
+            <w:cs/>
             <w:lang w:val="ar_AE" w:bidi="ar_AE"/>
           </w:rPr>
           <w:rPr>
@@ -2378,6 +2920,8 @@
       </w:hyperlink>
       <w:r>
         <w:rPr>
+          <w:rtl/>
+          <w:cs/>
           <w:lang w:val="ar_AE" w:bidi="ar_AE"/>
         </w:rPr>
         <w:t>). ولا يقصد بولس بكلمة سر أن الأخبار السارة هي سر يجب التحقق منه وفحصه، كما لا يقصد أن البشارة "كسر مكتوم" هي فكرة غنوسية لا يمكن فهمها إلا قِلّة من الناس، (إذ كان الغنوسيون يركّزون على المعرفة السرية الخاصة كمفتاح للخلاص.)</w:t>
@@ -2389,11 +2933,15 @@
       </w:pPr>
       <w:r>
         <w:rPr>
-          <w:lang w:val="ar_AE" w:bidi="ar_AE"/>
-        </w:rPr>
-      </w:r>
-      <w:r>
-        <w:rPr>
+          <w:rtl/>
+          <w:cs/>
+          <w:lang w:val="ar_AE" w:bidi="ar_AE"/>
+        </w:rPr>
+      </w:r>
+      <w:r>
+        <w:rPr>
+          <w:rtl/>
+          <w:cs/>
           <w:lang w:val="ar_AE" w:bidi="ar_AE"/>
         </w:rPr>
         <w:t xml:space="preserve">بل بالأحرى، استعار بولس المصطلح من التعليم الرؤيوي اليهودي، إذ إن مصطلح </w:t>
@@ -2401,12 +2949,16 @@
       <w:r>
         <w:rPr>
           <w:i/>
+          <w:rtl/>
+          <w:cs/>
           <w:lang w:val="ar_AE" w:bidi="ar_AE"/>
         </w:rPr>
         <w:t xml:space="preserve">رؤيوي </w:t>
       </w:r>
       <w:r>
         <w:rPr>
+          <w:rtl/>
+          <w:cs/>
           <w:lang w:val="ar_AE" w:bidi="ar_AE"/>
         </w:rPr>
         <w:t>مشتق من كلمة يونانية تعني "كشف" أو "إعلان"، وهي نفس الكلمة التي يُسمّى بها سفر الرؤيا. ومن المنظور الرؤيوي، فقد وضع الله خطة لكل التاريخ، تظل هذه الخطة في فكر الله، لكنها تبقى محجوبة عن البشر إلى أن يختار الله أن يُعلنها. أما بالنسبة لبولس، لقد أصبح هذا السر الآن مكشوفًا للجميع من خلال المسيح، ويتم الآن مشاركته في كل العالم بواسطة رسله.</w:t>
@@ -2418,11 +2970,15 @@
       </w:pPr>
       <w:r>
         <w:rPr>
-          <w:lang w:val="ar_AE" w:bidi="ar_AE"/>
-        </w:rPr>
-      </w:r>
-      <w:r>
-        <w:rPr>
+          <w:rtl/>
+          <w:cs/>
+          <w:lang w:val="ar_AE" w:bidi="ar_AE"/>
+        </w:rPr>
+      </w:r>
+      <w:r>
+        <w:rPr>
+          <w:rtl/>
+          <w:cs/>
           <w:lang w:val="ar_AE" w:bidi="ar_AE"/>
         </w:rPr>
         <w:t>في العهد القديم، شارك الأنبياء أجزاءً من البشارة السارة، لكن الله أبقى بعض التفاصيل مخفية إلى أن جاء العهد الجديد. ومن هذه التفاصيل:</w:t>
@@ -2437,11 +2993,15 @@
       </w:pPr>
       <w:r>
         <w:rPr>
-          <w:lang w:val="ar_AE" w:bidi="ar_AE"/>
-        </w:rPr>
-      </w:r>
-      <w:r>
-        <w:rPr>
+          <w:rtl/>
+          <w:cs/>
+          <w:lang w:val="ar_AE" w:bidi="ar_AE"/>
+        </w:rPr>
+      </w:r>
+      <w:r>
+        <w:rPr>
+          <w:rtl/>
+          <w:cs/>
           <w:lang w:val="ar_AE" w:bidi="ar_AE"/>
         </w:rPr>
         <w:t>مشاركة الأمم (غير اليهود) الكاملة كورثة مع اليهود (</w:t>
@@ -2449,6 +3009,8 @@
       <w:hyperlink r:id="rId90">
         <w:r>
           <w:rPr>
+            <w:rtl/>
+            <w:cs/>
             <w:lang w:val="ar_AE" w:bidi="ar_AE"/>
           </w:rPr>
           <w:rPr>
@@ -2460,6 +3022,8 @@
       </w:hyperlink>
       <w:r>
         <w:rPr>
+          <w:rtl/>
+          <w:cs/>
           <w:lang w:val="ar_AE" w:bidi="ar_AE"/>
         </w:rPr>
         <w:t xml:space="preserve">؛ </w:t>
@@ -2467,6 +3031,8 @@
       <w:hyperlink r:id="rId91">
         <w:r>
           <w:rPr>
+            <w:rtl/>
+            <w:cs/>
             <w:lang w:val="ar_AE" w:bidi="ar_AE"/>
           </w:rPr>
           <w:rPr>
@@ -2478,6 +3044,8 @@
       </w:hyperlink>
       <w:r>
         <w:rPr>
+          <w:rtl/>
+          <w:cs/>
           <w:lang w:val="ar_AE" w:bidi="ar_AE"/>
         </w:rPr>
         <w:t>);</w:t>
@@ -2492,11 +3060,15 @@
       </w:pPr>
       <w:r>
         <w:rPr>
-          <w:lang w:val="ar_AE" w:bidi="ar_AE"/>
-        </w:rPr>
-      </w:r>
-      <w:r>
-        <w:rPr>
+          <w:rtl/>
+          <w:cs/>
+          <w:lang w:val="ar_AE" w:bidi="ar_AE"/>
+        </w:rPr>
+      </w:r>
+      <w:r>
+        <w:rPr>
+          <w:rtl/>
+          <w:cs/>
           <w:lang w:val="ar_AE" w:bidi="ar_AE"/>
         </w:rPr>
         <w:t>سُكنى يسوع المسيح في المؤمنين (</w:t>
@@ -2504,6 +3076,8 @@
       <w:hyperlink r:id="rId90">
         <w:r>
           <w:rPr>
+            <w:rtl/>
+            <w:cs/>
             <w:lang w:val="ar_AE" w:bidi="ar_AE"/>
           </w:rPr>
           <w:rPr>
@@ -2515,6 +3089,8 @@
       </w:hyperlink>
       <w:r>
         <w:rPr>
+          <w:rtl/>
+          <w:cs/>
           <w:lang w:val="ar_AE" w:bidi="ar_AE"/>
         </w:rPr>
         <w:t xml:space="preserve">؛ </w:t>
@@ -2522,6 +3098,8 @@
       <w:hyperlink r:id="rId81">
         <w:r>
           <w:rPr>
+            <w:rtl/>
+            <w:cs/>
             <w:lang w:val="ar_AE" w:bidi="ar_AE"/>
           </w:rPr>
           <w:rPr>
@@ -2533,6 +3111,8 @@
       </w:hyperlink>
       <w:r>
         <w:rPr>
+          <w:rtl/>
+          <w:cs/>
           <w:lang w:val="ar_AE" w:bidi="ar_AE"/>
         </w:rPr>
         <w:t>); و</w:t>
@@ -2547,11 +3127,15 @@
       </w:pPr>
       <w:r>
         <w:rPr>
-          <w:lang w:val="ar_AE" w:bidi="ar_AE"/>
-        </w:rPr>
-      </w:r>
-      <w:r>
-        <w:rPr>
+          <w:rtl/>
+          <w:cs/>
+          <w:lang w:val="ar_AE" w:bidi="ar_AE"/>
+        </w:rPr>
+      </w:r>
+      <w:r>
+        <w:rPr>
+          <w:rtl/>
+          <w:cs/>
           <w:lang w:val="ar_AE" w:bidi="ar_AE"/>
         </w:rPr>
         <w:t>اتحاد المسيح وكنيسته (وهو اتحاد يُصوَّر أو يُوضَح من خلال اتحاد الزوج بالزوجة (</w:t>
@@ -2559,6 +3143,8 @@
       <w:hyperlink r:id="rId92">
         <w:r>
           <w:rPr>
+            <w:rtl/>
+            <w:cs/>
             <w:lang w:val="ar_AE" w:bidi="ar_AE"/>
           </w:rPr>
           <w:rPr>
@@ -2570,6 +3156,8 @@
       </w:hyperlink>
       <w:r>
         <w:rPr>
+          <w:rtl/>
+          <w:cs/>
           <w:lang w:val="ar_AE" w:bidi="ar_AE"/>
         </w:rPr>
         <w:t>).</w:t>
@@ -2581,11 +3169,15 @@
       </w:pPr>
       <w:r>
         <w:rPr>
-          <w:lang w:val="ar_AE" w:bidi="ar_AE"/>
-        </w:rPr>
-      </w:r>
-      <w:r>
-        <w:rPr>
+          <w:rtl/>
+          <w:cs/>
+          <w:lang w:val="ar_AE" w:bidi="ar_AE"/>
+        </w:rPr>
+      </w:r>
+      <w:r>
+        <w:rPr>
+          <w:rtl/>
+          <w:cs/>
           <w:lang w:val="ar_AE" w:bidi="ar_AE"/>
         </w:rPr>
         <w:t>ولا تزال بعض الجوانب من خطة الله مخفية وستُعلن في المستقبل، مثل:</w:t>
@@ -2600,11 +3192,15 @@
       </w:pPr>
       <w:r>
         <w:rPr>
-          <w:lang w:val="ar_AE" w:bidi="ar_AE"/>
-        </w:rPr>
-      </w:r>
-      <w:r>
-        <w:rPr>
+          <w:rtl/>
+          <w:cs/>
+          <w:lang w:val="ar_AE" w:bidi="ar_AE"/>
+        </w:rPr>
+      </w:r>
+      <w:r>
+        <w:rPr>
+          <w:rtl/>
+          <w:cs/>
           <w:lang w:val="ar_AE" w:bidi="ar_AE"/>
         </w:rPr>
         <w:t>خلاص جميع إسرائيل (</w:t>
@@ -2612,6 +3208,8 @@
       <w:hyperlink r:id="rId93">
         <w:r>
           <w:rPr>
+            <w:rtl/>
+            <w:cs/>
             <w:lang w:val="ar_AE" w:bidi="ar_AE"/>
           </w:rPr>
           <w:rPr>
@@ -2623,6 +3221,8 @@
       </w:hyperlink>
       <w:r>
         <w:rPr>
+          <w:rtl/>
+          <w:cs/>
           <w:lang w:val="ar_AE" w:bidi="ar_AE"/>
         </w:rPr>
         <w:t>); و</w:t>
@@ -2637,11 +3237,15 @@
       </w:pPr>
       <w:r>
         <w:rPr>
-          <w:lang w:val="ar_AE" w:bidi="ar_AE"/>
-        </w:rPr>
-      </w:r>
-      <w:r>
-        <w:rPr>
+          <w:rtl/>
+          <w:cs/>
+          <w:lang w:val="ar_AE" w:bidi="ar_AE"/>
+        </w:rPr>
+      </w:r>
+      <w:r>
+        <w:rPr>
+          <w:rtl/>
+          <w:cs/>
           <w:lang w:val="ar_AE" w:bidi="ar_AE"/>
         </w:rPr>
         <w:t>تغيّر المؤمنين عند رجوع يسوع ثانية (</w:t>
@@ -2649,6 +3253,8 @@
       <w:hyperlink r:id="rId94">
         <w:r>
           <w:rPr>
+            <w:rtl/>
+            <w:cs/>
             <w:lang w:val="ar_AE" w:bidi="ar_AE"/>
           </w:rPr>
           <w:rPr>
@@ -2660,6 +3266,8 @@
       </w:hyperlink>
       <w:r>
         <w:rPr>
+          <w:rtl/>
+          <w:cs/>
           <w:lang w:val="ar_AE" w:bidi="ar_AE"/>
         </w:rPr>
         <w:t>).</w:t>
@@ -2671,12 +3279,16 @@
       </w:pPr>
       <w:r>
         <w:rPr>
+          <w:rtl/>
+          <w:cs/>
           <w:lang w:val="ar_AE" w:bidi="ar_AE"/>
         </w:rPr>
       </w:r>
       <w:r>
         <w:rPr>
           <w:u w:val="single"/>
+          <w:rtl/>
+          <w:cs/>
           <w:lang w:val="ar_AE" w:bidi="ar_AE"/>
         </w:rPr>
         <w:t>مقاطع لمزيد من الدراسة</w:t>
@@ -2688,12 +3300,16 @@
       </w:pPr>
       <w:r>
         <w:rPr>
+          <w:rtl/>
+          <w:cs/>
           <w:lang w:val="ar_AE" w:bidi="ar_AE"/>
         </w:rPr>
       </w:r>
       <w:hyperlink r:id="rId95">
         <w:r>
           <w:rPr>
+            <w:rtl/>
+            <w:cs/>
             <w:lang w:val="ar_AE" w:bidi="ar_AE"/>
           </w:rPr>
           <w:rPr>
@@ -2705,6 +3321,8 @@
       </w:hyperlink>
       <w:r>
         <w:rPr>
+          <w:rtl/>
+          <w:cs/>
           <w:lang w:val="ar_AE" w:bidi="ar_AE"/>
         </w:rPr>
         <w:t xml:space="preserve">؛ </w:t>
@@ -2712,6 +3330,8 @@
       <w:hyperlink r:id="rId87">
         <w:r>
           <w:rPr>
+            <w:rtl/>
+            <w:cs/>
             <w:lang w:val="ar_AE" w:bidi="ar_AE"/>
           </w:rPr>
           <w:rPr>
@@ -2723,6 +3343,8 @@
       </w:hyperlink>
       <w:r>
         <w:rPr>
+          <w:rtl/>
+          <w:cs/>
           <w:lang w:val="ar_AE" w:bidi="ar_AE"/>
         </w:rPr>
         <w:t xml:space="preserve">؛ </w:t>
@@ -2730,6 +3352,8 @@
       <w:hyperlink r:id="rId83">
         <w:r>
           <w:rPr>
+            <w:rtl/>
+            <w:cs/>
             <w:lang w:val="ar_AE" w:bidi="ar_AE"/>
           </w:rPr>
           <w:rPr>
@@ -2741,6 +3365,8 @@
       </w:hyperlink>
       <w:r>
         <w:rPr>
+          <w:rtl/>
+          <w:cs/>
           <w:lang w:val="ar_AE" w:bidi="ar_AE"/>
         </w:rPr>
         <w:t xml:space="preserve">، </w:t>
@@ -2748,6 +3374,8 @@
       <w:hyperlink r:id="rId88">
         <w:r>
           <w:rPr>
+            <w:rtl/>
+            <w:cs/>
             <w:lang w:val="ar_AE" w:bidi="ar_AE"/>
           </w:rPr>
           <w:rPr>
@@ -2759,6 +3387,8 @@
       </w:hyperlink>
       <w:r>
         <w:rPr>
+          <w:rtl/>
+          <w:cs/>
           <w:lang w:val="ar_AE" w:bidi="ar_AE"/>
         </w:rPr>
         <w:t xml:space="preserve">؛ </w:t>
@@ -2766,6 +3396,8 @@
       <w:hyperlink r:id="rId96">
         <w:r>
           <w:rPr>
+            <w:rtl/>
+            <w:cs/>
             <w:lang w:val="ar_AE" w:bidi="ar_AE"/>
           </w:rPr>
           <w:rPr>
@@ -2777,6 +3409,8 @@
       </w:hyperlink>
       <w:r>
         <w:rPr>
+          <w:rtl/>
+          <w:cs/>
           <w:lang w:val="ar_AE" w:bidi="ar_AE"/>
         </w:rPr>
         <w:t xml:space="preserve">؛ </w:t>
@@ -2784,6 +3418,8 @@
       <w:hyperlink r:id="rId84">
         <w:r>
           <w:rPr>
+            <w:rtl/>
+            <w:cs/>
             <w:lang w:val="ar_AE" w:bidi="ar_AE"/>
           </w:rPr>
           <w:rPr>
@@ -2795,6 +3431,8 @@
       </w:hyperlink>
       <w:r>
         <w:rPr>
+          <w:rtl/>
+          <w:cs/>
           <w:lang w:val="ar_AE" w:bidi="ar_AE"/>
         </w:rPr>
         <w:t xml:space="preserve">؛ </w:t>
@@ -2802,6 +3440,8 @@
       <w:hyperlink r:id="rId91">
         <w:r>
           <w:rPr>
+            <w:rtl/>
+            <w:cs/>
             <w:lang w:val="ar_AE" w:bidi="ar_AE"/>
           </w:rPr>
           <w:rPr>
@@ -2813,6 +3453,8 @@
       </w:hyperlink>
       <w:r>
         <w:rPr>
+          <w:rtl/>
+          <w:cs/>
           <w:lang w:val="ar_AE" w:bidi="ar_AE"/>
         </w:rPr>
         <w:t xml:space="preserve">؛ </w:t>
@@ -2820,6 +3462,8 @@
       <w:hyperlink r:id="rId92">
         <w:r>
           <w:rPr>
+            <w:rtl/>
+            <w:cs/>
             <w:lang w:val="ar_AE" w:bidi="ar_AE"/>
           </w:rPr>
           <w:rPr>
@@ -2831,6 +3475,8 @@
       </w:hyperlink>
       <w:r>
         <w:rPr>
+          <w:rtl/>
+          <w:cs/>
           <w:lang w:val="ar_AE" w:bidi="ar_AE"/>
         </w:rPr>
         <w:t xml:space="preserve">؛ </w:t>
@@ -2838,6 +3484,8 @@
       <w:hyperlink r:id="rId85">
         <w:r>
           <w:rPr>
+            <w:rtl/>
+            <w:cs/>
             <w:lang w:val="ar_AE" w:bidi="ar_AE"/>
           </w:rPr>
           <w:rPr>
@@ -2849,6 +3497,8 @@
       </w:hyperlink>
       <w:r>
         <w:rPr>
+          <w:rtl/>
+          <w:cs/>
           <w:lang w:val="ar_AE" w:bidi="ar_AE"/>
         </w:rPr>
         <w:t xml:space="preserve">؛ </w:t>
@@ -2856,6 +3506,8 @@
       <w:hyperlink r:id="rId97">
         <w:r>
           <w:rPr>
+            <w:rtl/>
+            <w:cs/>
             <w:lang w:val="ar_AE" w:bidi="ar_AE"/>
           </w:rPr>
           <w:rPr>
@@ -2867,6 +3519,8 @@
       </w:hyperlink>
       <w:r>
         <w:rPr>
+          <w:rtl/>
+          <w:cs/>
           <w:lang w:val="ar_AE" w:bidi="ar_AE"/>
         </w:rPr>
         <w:t xml:space="preserve">؛ </w:t>
@@ -2874,6 +3528,8 @@
       <w:hyperlink r:id="rId81">
         <w:r>
           <w:rPr>
+            <w:rtl/>
+            <w:cs/>
             <w:lang w:val="ar_AE" w:bidi="ar_AE"/>
           </w:rPr>
           <w:rPr>
@@ -2885,6 +3541,8 @@
       </w:hyperlink>
       <w:r>
         <w:rPr>
+          <w:rtl/>
+          <w:cs/>
           <w:lang w:val="ar_AE" w:bidi="ar_AE"/>
         </w:rPr>
         <w:t xml:space="preserve">؛ </w:t>
@@ -2892,6 +3550,8 @@
       <w:hyperlink r:id="rId82">
         <w:r>
           <w:rPr>
+            <w:rtl/>
+            <w:cs/>
             <w:lang w:val="ar_AE" w:bidi="ar_AE"/>
           </w:rPr>
           <w:rPr>
@@ -2903,11 +3563,15 @@
       </w:hyperlink>
       <w:r>
         <w:rPr>
-          <w:lang w:val="ar_AE" w:bidi="ar_AE"/>
-        </w:rPr>
-      </w:r>
-      <w:r>
-        <w:rPr>
+          <w:rtl/>
+          <w:cs/>
+          <w:lang w:val="ar_AE" w:bidi="ar_AE"/>
+        </w:rPr>
+      </w:r>
+      <w:r>
+        <w:rPr>
+          <w:rtl/>
+          <w:cs/>
           <w:lang w:val="ar_AE" w:bidi="ar_AE"/>
         </w:rPr>
       </w:r>
@@ -2918,6 +3582,8 @@
       </w:pPr>
       <w:r>
         <w:rPr>
+          <w:rtl/>
+          <w:cs/>
           <w:lang w:val="ar_AE" w:bidi="ar_AE"/>
         </w:rPr>
       </w:r>
@@ -2929,12 +3595,16 @@
       </w:pPr>
       <w:r>
         <w:rPr>
+          <w:rtl/>
+          <w:cs/>
           <w:lang w:val="ar_AE" w:bidi="ar_AE"/>
         </w:rPr>
         <w:t>سر المسيّا</w:t>
       </w:r>
       <w:r>
         <w:rPr>
+          <w:rtl/>
+          <w:cs/>
           <w:lang w:val="ar_AE" w:bidi="ar_AE"/>
         </w:rPr>
       </w:r>
@@ -2945,11 +3615,15 @@
       </w:pPr>
       <w:r>
         <w:rPr>
-          <w:lang w:val="ar_AE" w:bidi="ar_AE"/>
-        </w:rPr>
-      </w:r>
-      <w:r>
-        <w:rPr>
+          <w:rtl/>
+          <w:cs/>
+          <w:lang w:val="ar_AE" w:bidi="ar_AE"/>
+        </w:rPr>
+      </w:r>
+      <w:r>
+        <w:rPr>
+          <w:rtl/>
+          <w:cs/>
           <w:lang w:val="ar_AE" w:bidi="ar_AE"/>
         </w:rPr>
         <w:t>في إنجيل مرقس، طلب يسوع من الناس في كثير من الأحيان ألا يخبروا بهويته الحقيقية أي بأنه هو المسيا (المختار من الله). وهذا يشمل:</w:t>
@@ -2964,11 +3638,15 @@
       </w:pPr>
       <w:r>
         <w:rPr>
-          <w:lang w:val="ar_AE" w:bidi="ar_AE"/>
-        </w:rPr>
-      </w:r>
-      <w:r>
-        <w:rPr>
+          <w:rtl/>
+          <w:cs/>
+          <w:lang w:val="ar_AE" w:bidi="ar_AE"/>
+        </w:rPr>
+      </w:r>
+      <w:r>
+        <w:rPr>
+          <w:rtl/>
+          <w:cs/>
           <w:lang w:val="ar_AE" w:bidi="ar_AE"/>
         </w:rPr>
         <w:t>الذين شفاهم يسوع أو أقامهم من الموت،</w:t>
@@ -2983,11 +3661,15 @@
       </w:pPr>
       <w:r>
         <w:rPr>
-          <w:lang w:val="ar_AE" w:bidi="ar_AE"/>
-        </w:rPr>
-      </w:r>
-      <w:r>
-        <w:rPr>
+          <w:rtl/>
+          <w:cs/>
+          <w:lang w:val="ar_AE" w:bidi="ar_AE"/>
+        </w:rPr>
+      </w:r>
+      <w:r>
+        <w:rPr>
+          <w:rtl/>
+          <w:cs/>
           <w:lang w:val="ar_AE" w:bidi="ar_AE"/>
         </w:rPr>
         <w:t>التلاميذ الذين أدركوا أن يسوع هو المسيح (الكلمة اليونانية المكافئة لكلمة مسيا)</w:t>
@@ -3002,11 +3684,15 @@
       </w:pPr>
       <w:r>
         <w:rPr>
-          <w:lang w:val="ar_AE" w:bidi="ar_AE"/>
-        </w:rPr>
-      </w:r>
-      <w:r>
-        <w:rPr>
+          <w:rtl/>
+          <w:cs/>
+          <w:lang w:val="ar_AE" w:bidi="ar_AE"/>
+        </w:rPr>
+      </w:r>
+      <w:r>
+        <w:rPr>
+          <w:rtl/>
+          <w:cs/>
           <w:lang w:val="ar_AE" w:bidi="ar_AE"/>
         </w:rPr>
         <w:t xml:space="preserve">الأرواح الشريرة التي أدركت هوية يسوع الحقيقية (انظر </w:t>
@@ -3014,6 +3700,8 @@
       <w:hyperlink r:id="rId98">
         <w:r>
           <w:rPr>
+            <w:rtl/>
+            <w:cs/>
             <w:lang w:val="ar_AE" w:bidi="ar_AE"/>
           </w:rPr>
           <w:rPr>
@@ -3025,6 +3713,8 @@
       </w:hyperlink>
       <w:r>
         <w:rPr>
+          <w:rtl/>
+          <w:cs/>
           <w:lang w:val="ar_AE" w:bidi="ar_AE"/>
         </w:rPr>
         <w:t xml:space="preserve"> </w:t>
@@ -3032,6 +3722,8 @@
       <w:hyperlink r:id="rId99">
         <w:r>
           <w:rPr>
+            <w:rtl/>
+            <w:cs/>
             <w:lang w:val="ar_AE" w:bidi="ar_AE"/>
           </w:rPr>
           <w:rPr>
@@ -3043,6 +3735,8 @@
       </w:hyperlink>
       <w:r>
         <w:rPr>
+          <w:rtl/>
+          <w:cs/>
           <w:lang w:val="ar_AE" w:bidi="ar_AE"/>
         </w:rPr>
         <w:t xml:space="preserve"> </w:t>
@@ -3050,6 +3744,8 @@
       <w:hyperlink r:id="rId100">
         <w:r>
           <w:rPr>
+            <w:rtl/>
+            <w:cs/>
             <w:lang w:val="ar_AE" w:bidi="ar_AE"/>
           </w:rPr>
           <w:rPr>
@@ -3061,6 +3757,8 @@
       </w:hyperlink>
       <w:r>
         <w:rPr>
+          <w:rtl/>
+          <w:cs/>
           <w:lang w:val="ar_AE" w:bidi="ar_AE"/>
         </w:rPr>
         <w:t xml:space="preserve"> </w:t>
@@ -3068,6 +3766,8 @@
       <w:hyperlink r:id="rId101">
         <w:r>
           <w:rPr>
+            <w:rtl/>
+            <w:cs/>
             <w:lang w:val="ar_AE" w:bidi="ar_AE"/>
           </w:rPr>
           <w:rPr>
@@ -3079,6 +3779,8 @@
       </w:hyperlink>
       <w:r>
         <w:rPr>
+          <w:rtl/>
+          <w:cs/>
           <w:lang w:val="ar_AE" w:bidi="ar_AE"/>
         </w:rPr>
         <w:t xml:space="preserve"> </w:t>
@@ -3086,6 +3788,8 @@
       <w:hyperlink r:id="rId102">
         <w:r>
           <w:rPr>
+            <w:rtl/>
+            <w:cs/>
             <w:lang w:val="ar_AE" w:bidi="ar_AE"/>
           </w:rPr>
           <w:rPr>
@@ -3097,6 +3801,8 @@
       </w:hyperlink>
       <w:r>
         <w:rPr>
+          <w:rtl/>
+          <w:cs/>
           <w:lang w:val="ar_AE" w:bidi="ar_AE"/>
         </w:rPr>
         <w:t xml:space="preserve"> </w:t>
@@ -3104,6 +3810,8 @@
       <w:hyperlink r:id="rId103">
         <w:r>
           <w:rPr>
+            <w:rtl/>
+            <w:cs/>
             <w:lang w:val="ar_AE" w:bidi="ar_AE"/>
           </w:rPr>
           <w:rPr>
@@ -3115,6 +3823,8 @@
       </w:hyperlink>
       <w:r>
         <w:rPr>
+          <w:rtl/>
+          <w:cs/>
           <w:lang w:val="ar_AE" w:bidi="ar_AE"/>
         </w:rPr>
         <w:t xml:space="preserve"> </w:t>
@@ -3122,6 +3832,8 @@
       <w:hyperlink r:id="rId104">
         <w:r>
           <w:rPr>
+            <w:rtl/>
+            <w:cs/>
             <w:lang w:val="ar_AE" w:bidi="ar_AE"/>
           </w:rPr>
           <w:rPr>
@@ -3133,6 +3845,8 @@
       </w:hyperlink>
       <w:r>
         <w:rPr>
+          <w:rtl/>
+          <w:cs/>
           <w:lang w:val="ar_AE" w:bidi="ar_AE"/>
         </w:rPr>
         <w:t>).</w:t>
@@ -3144,11 +3858,15 @@
       </w:pPr>
       <w:r>
         <w:rPr>
-          <w:lang w:val="ar_AE" w:bidi="ar_AE"/>
-        </w:rPr>
-      </w:r>
-      <w:r>
-        <w:rPr>
+          <w:rtl/>
+          <w:cs/>
+          <w:lang w:val="ar_AE" w:bidi="ar_AE"/>
+        </w:rPr>
+      </w:r>
+      <w:r>
+        <w:rPr>
+          <w:rtl/>
+          <w:cs/>
           <w:lang w:val="ar_AE" w:bidi="ar_AE"/>
         </w:rPr>
         <w:t xml:space="preserve">هذه الفكرة (التي يُطلَق عليها في المعتاد اسم "السر المسياني") لا تظهر كثيرًا في إنجيل متى وإنجيل لوقا (انظر </w:t>
@@ -3156,6 +3874,8 @@
       <w:hyperlink r:id="rId105">
         <w:r>
           <w:rPr>
+            <w:rtl/>
+            <w:cs/>
             <w:lang w:val="ar_AE" w:bidi="ar_AE"/>
           </w:rPr>
           <w:rPr>
@@ -3167,6 +3887,8 @@
       </w:hyperlink>
       <w:r>
         <w:rPr>
+          <w:rtl/>
+          <w:cs/>
           <w:lang w:val="ar_AE" w:bidi="ar_AE"/>
         </w:rPr>
         <w:t xml:space="preserve"> </w:t>
@@ -3174,6 +3896,8 @@
       <w:hyperlink r:id="rId106">
         <w:r>
           <w:rPr>
+            <w:rtl/>
+            <w:cs/>
             <w:lang w:val="ar_AE" w:bidi="ar_AE"/>
           </w:rPr>
           <w:rPr>
@@ -3185,6 +3909,8 @@
       </w:hyperlink>
       <w:r>
         <w:rPr>
+          <w:rtl/>
+          <w:cs/>
           <w:lang w:val="ar_AE" w:bidi="ar_AE"/>
         </w:rPr>
         <w:t xml:space="preserve"> </w:t>
@@ -3192,6 +3918,8 @@
       <w:hyperlink r:id="rId107">
         <w:r>
           <w:rPr>
+            <w:rtl/>
+            <w:cs/>
             <w:lang w:val="ar_AE" w:bidi="ar_AE"/>
           </w:rPr>
           <w:rPr>
@@ -3203,6 +3931,8 @@
       </w:hyperlink>
       <w:r>
         <w:rPr>
+          <w:rtl/>
+          <w:cs/>
           <w:lang w:val="ar_AE" w:bidi="ar_AE"/>
         </w:rPr>
         <w:t>). ولماذا طلب يسوع من الذين شفاهم ومن الذين عرفوا هويته الحقيقية أن تظل معجزات الشفاء التي أجراها وهويته الحقيقية سرًّا؟</w:t>
@@ -3214,11 +3944,15 @@
       </w:pPr>
       <w:r>
         <w:rPr>
-          <w:lang w:val="ar_AE" w:bidi="ar_AE"/>
-        </w:rPr>
-      </w:r>
-      <w:r>
-        <w:rPr>
+          <w:rtl/>
+          <w:cs/>
+          <w:lang w:val="ar_AE" w:bidi="ar_AE"/>
+        </w:rPr>
+      </w:r>
+      <w:r>
+        <w:rPr>
+          <w:rtl/>
+          <w:cs/>
           <w:lang w:val="ar_AE" w:bidi="ar_AE"/>
         </w:rPr>
         <w:t>يتعلَّق أحد الاحتمالات بردِّ الفعل الذي كان من شأن السلطات الرومانية أن تبديه. فخلال خدمة يسوع على الأرض، كان كارزًا يتمتع بشعبية كبيرة، وقد أعلن مجيء ملكوت الله، وشفى الناس بطرق معجزية، وسمح لأتباعه بأن يطلقوا عليه لقب المسيا وملك إسرائيل، وهو الشخص الذي كانت إسرائيل تنتظره لزمان طويل.</w:t>
@@ -3230,11 +3964,15 @@
       </w:pPr>
       <w:r>
         <w:rPr>
-          <w:lang w:val="ar_AE" w:bidi="ar_AE"/>
-        </w:rPr>
-      </w:r>
-      <w:r>
-        <w:rPr>
+          <w:rtl/>
+          <w:cs/>
+          <w:lang w:val="ar_AE" w:bidi="ar_AE"/>
+        </w:rPr>
+      </w:r>
+      <w:r>
+        <w:rPr>
+          <w:rtl/>
+          <w:cs/>
           <w:lang w:val="ar_AE" w:bidi="ar_AE"/>
         </w:rPr>
         <w:t>لم تكن السلطات الرومانية لتسمح بذلك، وكانوا سيحاولون سريعًا إيقاف هذه الحركة. ففي الإمبراطورية الرومانية، لم يكن هناك مجالٌ لمملكة أخرى أو لمنقذ مسياني داخل الحُكم الروماني. ومع أن يسوع أخبر تلاميذه بأنه هو المسيح، فإنه لم يكن يخطِّط لتزعُّم ثورة سياسية ضد روما (</w:t>
@@ -3242,6 +3980,8 @@
       <w:hyperlink r:id="rId108">
         <w:r>
           <w:rPr>
+            <w:rtl/>
+            <w:cs/>
             <w:lang w:val="ar_AE" w:bidi="ar_AE"/>
           </w:rPr>
           <w:rPr>
@@ -3253,6 +3993,8 @@
       </w:hyperlink>
       <w:r>
         <w:rPr>
+          <w:rtl/>
+          <w:cs/>
           <w:lang w:val="ar_AE" w:bidi="ar_AE"/>
         </w:rPr>
         <w:t>).</w:t>
@@ -3264,11 +4006,15 @@
       </w:pPr>
       <w:r>
         <w:rPr>
-          <w:lang w:val="ar_AE" w:bidi="ar_AE"/>
-        </w:rPr>
-      </w:r>
-      <w:r>
-        <w:rPr>
+          <w:rtl/>
+          <w:cs/>
+          <w:lang w:val="ar_AE" w:bidi="ar_AE"/>
+        </w:rPr>
+      </w:r>
+      <w:r>
+        <w:rPr>
+          <w:rtl/>
+          <w:cs/>
           <w:lang w:val="ar_AE" w:bidi="ar_AE"/>
         </w:rPr>
         <w:t>ربما كان السبب الآخر الذي دفع يسوع إلى الرغبة في أن تظل هويته الحقيقية سرًّا هو سوء الفهم واسع الانتشار لهوية يسوع في إنجيل مرقس، وهو سوء الفهم الذي ساد حتى بين أتباعه الأقرب إليه. أوضح يسوع أن دوره بصفته المسيا وابن الله مرتبطٌ بصورة مباشرة بآلامه وموته. وهذه الحقيقة لم تكن متوافقة مع التوقعات اليهودية بشأن المسيا.</w:t>
@@ -3280,11 +4026,15 @@
       </w:pPr>
       <w:r>
         <w:rPr>
-          <w:lang w:val="ar_AE" w:bidi="ar_AE"/>
-        </w:rPr>
-      </w:r>
-      <w:r>
-        <w:rPr>
+          <w:rtl/>
+          <w:cs/>
+          <w:lang w:val="ar_AE" w:bidi="ar_AE"/>
+        </w:rPr>
+      </w:r>
+      <w:r>
+        <w:rPr>
+          <w:rtl/>
+          <w:cs/>
           <w:lang w:val="ar_AE" w:bidi="ar_AE"/>
         </w:rPr>
         <w:t>بعدما أقرَّ الرسول بطرس بأن يسوع هو المسيح (المسيا) مباشرةً، أعلن يسوع أنه سيتألم ويموت (</w:t>
@@ -3292,6 +4042,8 @@
       <w:hyperlink r:id="rId109">
         <w:r>
           <w:rPr>
+            <w:rtl/>
+            <w:cs/>
             <w:lang w:val="ar_AE" w:bidi="ar_AE"/>
           </w:rPr>
           <w:rPr>
@@ -3303,6 +4055,8 @@
       </w:hyperlink>
       <w:r>
         <w:rPr>
+          <w:rtl/>
+          <w:cs/>
           <w:lang w:val="ar_AE" w:bidi="ar_AE"/>
         </w:rPr>
         <w:t>). ويبيِّن رد فعل بطرس أنه لم يفهم ذلك (</w:t>
@@ -3310,6 +4064,8 @@
       <w:hyperlink r:id="rId110">
         <w:r>
           <w:rPr>
+            <w:rtl/>
+            <w:cs/>
             <w:lang w:val="ar_AE" w:bidi="ar_AE"/>
           </w:rPr>
           <w:rPr>
@@ -3321,6 +4077,8 @@
       </w:hyperlink>
       <w:r>
         <w:rPr>
+          <w:rtl/>
+          <w:cs/>
           <w:lang w:val="ar_AE" w:bidi="ar_AE"/>
         </w:rPr>
         <w:t>). فقد كانت معجزات يسوع وتعاليمه العميقة مهمة، لكن موته ذبيحةً كان هو الجزء الأهم من دوره المسياني.</w:t>
@@ -3332,11 +4090,15 @@
       </w:pPr>
       <w:r>
         <w:rPr>
-          <w:lang w:val="ar_AE" w:bidi="ar_AE"/>
-        </w:rPr>
-      </w:r>
-      <w:r>
-        <w:rPr>
+          <w:rtl/>
+          <w:cs/>
+          <w:lang w:val="ar_AE" w:bidi="ar_AE"/>
+        </w:rPr>
+      </w:r>
+      <w:r>
+        <w:rPr>
+          <w:rtl/>
+          <w:cs/>
           <w:lang w:val="ar_AE" w:bidi="ar_AE"/>
         </w:rPr>
         <w:t xml:space="preserve">لهذه الأسباب، رأى يسوع أنه من الحكمة أن يعلِّم عن ملكوت الله باستخدام الأمثال. والأمثال هي قصص تحمل معانٍ رمزية (انظر </w:t>
@@ -3344,6 +4106,8 @@
       <w:hyperlink r:id="rId111">
         <w:r>
           <w:rPr>
+            <w:rtl/>
+            <w:cs/>
             <w:lang w:val="ar_AE" w:bidi="ar_AE"/>
           </w:rPr>
           <w:rPr>
@@ -3355,6 +4119,8 @@
       </w:hyperlink>
       <w:r>
         <w:rPr>
+          <w:rtl/>
+          <w:cs/>
           <w:lang w:val="ar_AE" w:bidi="ar_AE"/>
         </w:rPr>
         <w:t xml:space="preserve">، ولا سيما </w:t>
@@ -3362,6 +4128,8 @@
       <w:hyperlink r:id="rId112">
         <w:r>
           <w:rPr>
+            <w:rtl/>
+            <w:cs/>
             <w:lang w:val="ar_AE" w:bidi="ar_AE"/>
           </w:rPr>
           <w:rPr>
@@ -3373,6 +4141,8 @@
       </w:hyperlink>
       <w:r>
         <w:rPr>
+          <w:rtl/>
+          <w:cs/>
           <w:lang w:val="ar_AE" w:bidi="ar_AE"/>
         </w:rPr>
         <w:t>). ساعد هذا الأسلوب الذي اتبعه يسوع في التقليل من حجم الإثارة التي سببتها معجزاته (</w:t>
@@ -3380,6 +4150,8 @@
       <w:hyperlink r:id="rId99">
         <w:r>
           <w:rPr>
+            <w:rtl/>
+            <w:cs/>
             <w:lang w:val="ar_AE" w:bidi="ar_AE"/>
           </w:rPr>
           <w:rPr>
@@ -3391,6 +4163,8 @@
       </w:hyperlink>
       <w:r>
         <w:rPr>
+          <w:rtl/>
+          <w:cs/>
           <w:lang w:val="ar_AE" w:bidi="ar_AE"/>
         </w:rPr>
         <w:t xml:space="preserve">؛ </w:t>
@@ -3398,6 +4172,8 @@
       <w:hyperlink r:id="rId101">
         <w:r>
           <w:rPr>
+            <w:rtl/>
+            <w:cs/>
             <w:lang w:val="ar_AE" w:bidi="ar_AE"/>
           </w:rPr>
           <w:rPr>
@@ -3409,6 +4185,8 @@
       </w:hyperlink>
       <w:r>
         <w:rPr>
+          <w:rtl/>
+          <w:cs/>
           <w:lang w:val="ar_AE" w:bidi="ar_AE"/>
         </w:rPr>
         <w:t xml:space="preserve">؛ </w:t>
@@ -3416,6 +4194,8 @@
       <w:hyperlink r:id="rId102">
         <w:r>
           <w:rPr>
+            <w:rtl/>
+            <w:cs/>
             <w:lang w:val="ar_AE" w:bidi="ar_AE"/>
           </w:rPr>
           <w:rPr>
@@ -3427,6 +4207,8 @@
       </w:hyperlink>
       <w:r>
         <w:rPr>
+          <w:rtl/>
+          <w:cs/>
           <w:lang w:val="ar_AE" w:bidi="ar_AE"/>
         </w:rPr>
         <w:t xml:space="preserve">؛ </w:t>
@@ -3434,6 +4216,8 @@
       <w:hyperlink r:id="rId113">
         <w:r>
           <w:rPr>
+            <w:rtl/>
+            <w:cs/>
             <w:lang w:val="ar_AE" w:bidi="ar_AE"/>
           </w:rPr>
           <w:rPr>
@@ -3445,6 +4229,8 @@
       </w:hyperlink>
       <w:r>
         <w:rPr>
+          <w:rtl/>
+          <w:cs/>
           <w:lang w:val="ar_AE" w:bidi="ar_AE"/>
         </w:rPr>
         <w:t>). كما أتاح له هذا في بعض الأحيان الاختفاء عن الناس (</w:t>
@@ -3452,6 +4238,8 @@
       <w:hyperlink r:id="rId114">
         <w:r>
           <w:rPr>
+            <w:rtl/>
+            <w:cs/>
             <w:lang w:val="ar_AE" w:bidi="ar_AE"/>
           </w:rPr>
           <w:rPr>
@@ -3463,6 +4251,8 @@
       </w:hyperlink>
       <w:r>
         <w:rPr>
+          <w:rtl/>
+          <w:cs/>
           <w:lang w:val="ar_AE" w:bidi="ar_AE"/>
         </w:rPr>
         <w:t xml:space="preserve">؛ </w:t>
@@ -3470,6 +4260,8 @@
       <w:hyperlink r:id="rId115">
         <w:r>
           <w:rPr>
+            <w:rtl/>
+            <w:cs/>
             <w:lang w:val="ar_AE" w:bidi="ar_AE"/>
           </w:rPr>
           <w:rPr>
@@ -3481,6 +4273,8 @@
       </w:hyperlink>
       <w:r>
         <w:rPr>
+          <w:rtl/>
+          <w:cs/>
           <w:lang w:val="ar_AE" w:bidi="ar_AE"/>
         </w:rPr>
         <w:t>). وقد أبقى على تعاليمه مخفية عن الذين هم من خارج (</w:t>
@@ -3488,6 +4282,8 @@
       <w:hyperlink r:id="rId112">
         <w:r>
           <w:rPr>
+            <w:rtl/>
+            <w:cs/>
             <w:lang w:val="ar_AE" w:bidi="ar_AE"/>
           </w:rPr>
           <w:rPr>
@@ -3499,6 +4295,8 @@
       </w:hyperlink>
       <w:r>
         <w:rPr>
+          <w:rtl/>
+          <w:cs/>
           <w:lang w:val="ar_AE" w:bidi="ar_AE"/>
         </w:rPr>
         <w:t xml:space="preserve">، </w:t>
@@ -3506,6 +4304,8 @@
       <w:hyperlink r:id="rId116">
         <w:r>
           <w:rPr>
+            <w:rtl/>
+            <w:cs/>
             <w:lang w:val="ar_AE" w:bidi="ar_AE"/>
           </w:rPr>
           <w:rPr>
@@ -3517,6 +4317,8 @@
       </w:hyperlink>
       <w:r>
         <w:rPr>
+          <w:rtl/>
+          <w:cs/>
           <w:lang w:val="ar_AE" w:bidi="ar_AE"/>
         </w:rPr>
         <w:t xml:space="preserve">؛ </w:t>
@@ -3524,6 +4326,8 @@
       <w:hyperlink r:id="rId117">
         <w:r>
           <w:rPr>
+            <w:rtl/>
+            <w:cs/>
             <w:lang w:val="ar_AE" w:bidi="ar_AE"/>
           </w:rPr>
           <w:rPr>
@@ -3535,6 +4339,8 @@
       </w:hyperlink>
       <w:r>
         <w:rPr>
+          <w:rtl/>
+          <w:cs/>
           <w:lang w:val="ar_AE" w:bidi="ar_AE"/>
         </w:rPr>
         <w:t>)، وأوصى الذين كانوا يعرفون هويته الحقيقية بعدم الكشف عنها (</w:t>
@@ -3542,6 +4348,8 @@
       <w:hyperlink r:id="rId118">
         <w:r>
           <w:rPr>
+            <w:rtl/>
+            <w:cs/>
             <w:lang w:val="ar_AE" w:bidi="ar_AE"/>
           </w:rPr>
           <w:rPr>
@@ -3553,6 +4361,8 @@
       </w:hyperlink>
       <w:r>
         <w:rPr>
+          <w:rtl/>
+          <w:cs/>
           <w:lang w:val="ar_AE" w:bidi="ar_AE"/>
         </w:rPr>
         <w:t xml:space="preserve">، </w:t>
@@ -3560,6 +4370,8 @@
       <w:hyperlink r:id="rId98">
         <w:r>
           <w:rPr>
+            <w:rtl/>
+            <w:cs/>
             <w:lang w:val="ar_AE" w:bidi="ar_AE"/>
           </w:rPr>
           <w:rPr>
@@ -3571,6 +4383,8 @@
       </w:hyperlink>
       <w:r>
         <w:rPr>
+          <w:rtl/>
+          <w:cs/>
           <w:lang w:val="ar_AE" w:bidi="ar_AE"/>
         </w:rPr>
         <w:t xml:space="preserve">؛ </w:t>
@@ -3578,6 +4392,8 @@
       <w:hyperlink r:id="rId100">
         <w:r>
           <w:rPr>
+            <w:rtl/>
+            <w:cs/>
             <w:lang w:val="ar_AE" w:bidi="ar_AE"/>
           </w:rPr>
           <w:rPr>
@@ -3589,6 +4405,8 @@
       </w:hyperlink>
       <w:r>
         <w:rPr>
+          <w:rtl/>
+          <w:cs/>
           <w:lang w:val="ar_AE" w:bidi="ar_AE"/>
         </w:rPr>
         <w:t xml:space="preserve">؛ </w:t>
@@ -3596,6 +4414,8 @@
       <w:hyperlink r:id="rId103">
         <w:r>
           <w:rPr>
+            <w:rtl/>
+            <w:cs/>
             <w:lang w:val="ar_AE" w:bidi="ar_AE"/>
           </w:rPr>
           <w:rPr>
@@ -3607,6 +4427,8 @@
       </w:hyperlink>
       <w:r>
         <w:rPr>
+          <w:rtl/>
+          <w:cs/>
           <w:lang w:val="ar_AE" w:bidi="ar_AE"/>
         </w:rPr>
         <w:t xml:space="preserve">؛ </w:t>
@@ -3614,6 +4436,8 @@
       <w:hyperlink r:id="rId104">
         <w:r>
           <w:rPr>
+            <w:rtl/>
+            <w:cs/>
             <w:lang w:val="ar_AE" w:bidi="ar_AE"/>
           </w:rPr>
           <w:rPr>
@@ -3625,18 +4449,24 @@
       </w:hyperlink>
       <w:r>
         <w:rPr>
+          <w:rtl/>
+          <w:cs/>
           <w:lang w:val="ar_AE" w:bidi="ar_AE"/>
         </w:rPr>
         <w:t>). فقد جاء يسوع "</w:t>
       </w:r>
       <w:r>
         <w:rPr>
+          <w:rtl/>
+          <w:cs/>
           <w:lang w:val="ar_AE" w:bidi="ar_AE"/>
         </w:rPr>
         <w:t>لِيَبْذِلَ نَفْسَهُ فِدْيَةً عَنْ كَثِيرِينَ</w:t>
       </w:r>
       <w:r>
         <w:rPr>
+          <w:rtl/>
+          <w:cs/>
           <w:lang w:val="ar_AE" w:bidi="ar_AE"/>
         </w:rPr>
         <w:t>" (</w:t>
@@ -3644,6 +4474,8 @@
       <w:hyperlink r:id="rId119">
         <w:r>
           <w:rPr>
+            <w:rtl/>
+            <w:cs/>
             <w:lang w:val="ar_AE" w:bidi="ar_AE"/>
           </w:rPr>
           <w:rPr>
@@ -3655,6 +4487,8 @@
       </w:hyperlink>
       <w:r>
         <w:rPr>
+          <w:rtl/>
+          <w:cs/>
           <w:lang w:val="ar_AE" w:bidi="ar_AE"/>
         </w:rPr>
         <w:t>)، وليس ليقود أمة إسرائيل في تمرُّد على روما.</w:t>
@@ -3666,11 +4500,15 @@
       </w:pPr>
       <w:r>
         <w:rPr>
-          <w:lang w:val="ar_AE" w:bidi="ar_AE"/>
-        </w:rPr>
-      </w:r>
-      <w:r>
-        <w:rPr>
+          <w:rtl/>
+          <w:cs/>
+          <w:lang w:val="ar_AE" w:bidi="ar_AE"/>
+        </w:rPr>
+      </w:r>
+      <w:r>
+        <w:rPr>
+          <w:rtl/>
+          <w:cs/>
           <w:lang w:val="ar_AE" w:bidi="ar_AE"/>
         </w:rPr>
         <w:t>لكن إخفاء هوية يسوع المسيح، ابن الله، لم يكن ممكنًا (</w:t>
@@ -3678,6 +4516,8 @@
       <w:hyperlink r:id="rId120">
         <w:r>
           <w:rPr>
+            <w:rtl/>
+            <w:cs/>
             <w:lang w:val="ar_AE" w:bidi="ar_AE"/>
           </w:rPr>
           <w:rPr>
@@ -3689,6 +4529,8 @@
       </w:hyperlink>
       <w:r>
         <w:rPr>
+          <w:rtl/>
+          <w:cs/>
           <w:lang w:val="ar_AE" w:bidi="ar_AE"/>
         </w:rPr>
         <w:t>). فقد كان من المستحيل إبقاء الأمر سرًّا لأن يسوع أهم وأبرز من ذلك (</w:t>
@@ -3696,6 +4538,8 @@
       <w:hyperlink r:id="rId102">
         <w:r>
           <w:rPr>
+            <w:rtl/>
+            <w:cs/>
             <w:lang w:val="ar_AE" w:bidi="ar_AE"/>
           </w:rPr>
           <w:rPr>
@@ -3707,6 +4551,8 @@
       </w:hyperlink>
       <w:r>
         <w:rPr>
+          <w:rtl/>
+          <w:cs/>
           <w:lang w:val="ar_AE" w:bidi="ar_AE"/>
         </w:rPr>
         <w:t>). وأولئك الذين اختبروا شفاءه ورأوه يشفي آخرين لم يتمكنوا من التوقف عن التحدث عمَّا فعله. وقد صارت هوية يسوع واضحة، وأدرك الناس أنه بالحقيقة المسيا، ابن الله، الذي له السلطان على الطبيعة والمرض والموت. وبالنسبة لقرَّاء ومستمعي إنجيل مرقس الذين يتعرفون على هوية يسوع منذ الآية الأولى، أثبت يسوع أنه المسيا بسبب (وليس على الرغم من) آلامه وموته وقيامته.</w:t>
@@ -3718,12 +4564,16 @@
       </w:pPr>
       <w:r>
         <w:rPr>
+          <w:rtl/>
+          <w:cs/>
           <w:lang w:val="ar_AE" w:bidi="ar_AE"/>
         </w:rPr>
       </w:r>
       <w:r>
         <w:rPr>
           <w:u w:val="single"/>
+          <w:rtl/>
+          <w:cs/>
           <w:lang w:val="ar_AE" w:bidi="ar_AE"/>
         </w:rPr>
         <w:t>نصوص كتابية لمزيد من الدراسة</w:t>
@@ -3735,12 +4585,16 @@
       </w:pPr>
       <w:r>
         <w:rPr>
+          <w:rtl/>
+          <w:cs/>
           <w:lang w:val="ar_AE" w:bidi="ar_AE"/>
         </w:rPr>
       </w:r>
       <w:hyperlink r:id="rId105">
         <w:r>
           <w:rPr>
+            <w:rtl/>
+            <w:cs/>
             <w:lang w:val="ar_AE" w:bidi="ar_AE"/>
           </w:rPr>
           <w:rPr>
@@ -3752,6 +4606,8 @@
       </w:hyperlink>
       <w:r>
         <w:rPr>
+          <w:rtl/>
+          <w:cs/>
           <w:lang w:val="ar_AE" w:bidi="ar_AE"/>
         </w:rPr>
         <w:t xml:space="preserve"> </w:t>
@@ -3759,6 +4615,8 @@
       <w:hyperlink r:id="rId106">
         <w:r>
           <w:rPr>
+            <w:rtl/>
+            <w:cs/>
             <w:lang w:val="ar_AE" w:bidi="ar_AE"/>
           </w:rPr>
           <w:rPr>
@@ -3770,6 +4628,8 @@
       </w:hyperlink>
       <w:r>
         <w:rPr>
+          <w:rtl/>
+          <w:cs/>
           <w:lang w:val="ar_AE" w:bidi="ar_AE"/>
         </w:rPr>
         <w:t xml:space="preserve"> </w:t>
@@ -3777,6 +4637,8 @@
       <w:hyperlink r:id="rId98">
         <w:r>
           <w:rPr>
+            <w:rtl/>
+            <w:cs/>
             <w:lang w:val="ar_AE" w:bidi="ar_AE"/>
           </w:rPr>
           <w:rPr>
@@ -3788,6 +4650,8 @@
       </w:hyperlink>
       <w:r>
         <w:rPr>
+          <w:rtl/>
+          <w:cs/>
           <w:lang w:val="ar_AE" w:bidi="ar_AE"/>
         </w:rPr>
         <w:t xml:space="preserve"> </w:t>
@@ -3795,6 +4659,8 @@
       <w:hyperlink r:id="rId99">
         <w:r>
           <w:rPr>
+            <w:rtl/>
+            <w:cs/>
             <w:lang w:val="ar_AE" w:bidi="ar_AE"/>
           </w:rPr>
           <w:rPr>
@@ -3806,6 +4672,8 @@
       </w:hyperlink>
       <w:r>
         <w:rPr>
+          <w:rtl/>
+          <w:cs/>
           <w:lang w:val="ar_AE" w:bidi="ar_AE"/>
         </w:rPr>
         <w:t xml:space="preserve"> </w:t>
@@ -3813,6 +4681,8 @@
       <w:hyperlink r:id="rId100">
         <w:r>
           <w:rPr>
+            <w:rtl/>
+            <w:cs/>
             <w:lang w:val="ar_AE" w:bidi="ar_AE"/>
           </w:rPr>
           <w:rPr>
@@ -3824,6 +4694,8 @@
       </w:hyperlink>
       <w:r>
         <w:rPr>
+          <w:rtl/>
+          <w:cs/>
           <w:lang w:val="ar_AE" w:bidi="ar_AE"/>
         </w:rPr>
         <w:t xml:space="preserve"> </w:t>
@@ -3831,6 +4703,8 @@
       <w:hyperlink r:id="rId101">
         <w:r>
           <w:rPr>
+            <w:rtl/>
+            <w:cs/>
             <w:lang w:val="ar_AE" w:bidi="ar_AE"/>
           </w:rPr>
           <w:rPr>
@@ -3842,6 +4716,8 @@
       </w:hyperlink>
       <w:r>
         <w:rPr>
+          <w:rtl/>
+          <w:cs/>
           <w:lang w:val="ar_AE" w:bidi="ar_AE"/>
         </w:rPr>
         <w:t xml:space="preserve"> </w:t>
@@ -3849,6 +4725,8 @@
       <w:hyperlink r:id="rId102">
         <w:r>
           <w:rPr>
+            <w:rtl/>
+            <w:cs/>
             <w:lang w:val="ar_AE" w:bidi="ar_AE"/>
           </w:rPr>
           <w:rPr>
@@ -3860,6 +4738,8 @@
       </w:hyperlink>
       <w:r>
         <w:rPr>
+          <w:rtl/>
+          <w:cs/>
           <w:lang w:val="ar_AE" w:bidi="ar_AE"/>
         </w:rPr>
         <w:t xml:space="preserve"> </w:t>
@@ -3867,6 +4747,8 @@
       <w:hyperlink r:id="rId103">
         <w:r>
           <w:rPr>
+            <w:rtl/>
+            <w:cs/>
             <w:lang w:val="ar_AE" w:bidi="ar_AE"/>
           </w:rPr>
           <w:rPr>
@@ -3878,6 +4760,8 @@
       </w:hyperlink>
       <w:r>
         <w:rPr>
+          <w:rtl/>
+          <w:cs/>
           <w:lang w:val="ar_AE" w:bidi="ar_AE"/>
         </w:rPr>
         <w:t xml:space="preserve"> </w:t>
@@ -3885,6 +4769,8 @@
       <w:hyperlink r:id="rId104">
         <w:r>
           <w:rPr>
+            <w:rtl/>
+            <w:cs/>
             <w:lang w:val="ar_AE" w:bidi="ar_AE"/>
           </w:rPr>
           <w:rPr>
@@ -3896,6 +4782,8 @@
       </w:hyperlink>
       <w:r>
         <w:rPr>
+          <w:rtl/>
+          <w:cs/>
           <w:lang w:val="ar_AE" w:bidi="ar_AE"/>
         </w:rPr>
         <w:t xml:space="preserve"> </w:t>
@@ -3903,6 +4791,8 @@
       <w:hyperlink r:id="rId115">
         <w:r>
           <w:rPr>
+            <w:rtl/>
+            <w:cs/>
             <w:lang w:val="ar_AE" w:bidi="ar_AE"/>
           </w:rPr>
           <w:rPr>
@@ -3914,6 +4804,8 @@
       </w:hyperlink>
       <w:r>
         <w:rPr>
+          <w:rtl/>
+          <w:cs/>
           <w:lang w:val="ar_AE" w:bidi="ar_AE"/>
         </w:rPr>
         <w:t xml:space="preserve"> </w:t>
@@ -3921,6 +4813,8 @@
       <w:hyperlink r:id="rId107">
         <w:r>
           <w:rPr>
+            <w:rtl/>
+            <w:cs/>
             <w:lang w:val="ar_AE" w:bidi="ar_AE"/>
           </w:rPr>
           <w:rPr>
@@ -3932,11 +4826,15 @@
       </w:hyperlink>
       <w:r>
         <w:rPr>
-          <w:lang w:val="ar_AE" w:bidi="ar_AE"/>
-        </w:rPr>
-      </w:r>
-      <w:r>
-        <w:rPr>
+          <w:rtl/>
+          <w:cs/>
+          <w:lang w:val="ar_AE" w:bidi="ar_AE"/>
+        </w:rPr>
+      </w:r>
+      <w:r>
+        <w:rPr>
+          <w:rtl/>
+          <w:cs/>
           <w:lang w:val="ar_AE" w:bidi="ar_AE"/>
         </w:rPr>
       </w:r>
@@ -3947,6 +4845,8 @@
       </w:pPr>
       <w:r>
         <w:rPr>
+          <w:rtl/>
+          <w:cs/>
           <w:lang w:val="ar_AE" w:bidi="ar_AE"/>
         </w:rPr>
       </w:r>
@@ -3958,12 +4858,16 @@
       </w:pPr>
       <w:r>
         <w:rPr>
+          <w:rtl/>
+          <w:cs/>
           <w:lang w:val="ar_AE" w:bidi="ar_AE"/>
         </w:rPr>
         <w:t>سُكنى الله مع شعبه</w:t>
       </w:r>
       <w:r>
         <w:rPr>
+          <w:rtl/>
+          <w:cs/>
           <w:lang w:val="ar_AE" w:bidi="ar_AE"/>
         </w:rPr>
       </w:r>
@@ -3974,11 +4878,15 @@
       </w:pPr>
       <w:r>
         <w:rPr>
-          <w:lang w:val="ar_AE" w:bidi="ar_AE"/>
-        </w:rPr>
-      </w:r>
-      <w:r>
-        <w:rPr>
+          <w:rtl/>
+          <w:cs/>
+          <w:lang w:val="ar_AE" w:bidi="ar_AE"/>
+        </w:rPr>
+      </w:r>
+      <w:r>
+        <w:rPr>
+          <w:rtl/>
+          <w:cs/>
           <w:lang w:val="ar_AE" w:bidi="ar_AE"/>
         </w:rPr>
         <w:t>أراد الله من شعبه أن يعبدوه في المكان الذي اختاره ليُحل فيه اسمه. بالنسبة لإسرائيل، كان هذا المكان أولًا خيمة الاجتماع، ثم لاحقًا الهيكل في أورشليم.</w:t>
@@ -3990,11 +4898,15 @@
       </w:pPr>
       <w:r>
         <w:rPr>
-          <w:lang w:val="ar_AE" w:bidi="ar_AE"/>
-        </w:rPr>
-      </w:r>
-      <w:r>
-        <w:rPr>
+          <w:rtl/>
+          <w:cs/>
+          <w:lang w:val="ar_AE" w:bidi="ar_AE"/>
+        </w:rPr>
+      </w:r>
+      <w:r>
+        <w:rPr>
+          <w:rtl/>
+          <w:cs/>
           <w:lang w:val="ar_AE" w:bidi="ar_AE"/>
         </w:rPr>
         <w:t xml:space="preserve">الله هو </w:t>
@@ -4002,12 +4914,16 @@
       <w:r>
         <w:rPr>
           <w:i/>
+          <w:rtl/>
+          <w:cs/>
           <w:lang w:val="ar_AE" w:bidi="ar_AE"/>
         </w:rPr>
         <w:t xml:space="preserve">المتعالي </w:t>
       </w:r>
       <w:r>
         <w:rPr>
+          <w:rtl/>
+          <w:cs/>
           <w:lang w:val="ar_AE" w:bidi="ar_AE"/>
         </w:rPr>
         <w:t>(فوق كل الأشياء) وكلّي الحضور</w:t>
@@ -4015,12 +4931,16 @@
       <w:r>
         <w:rPr>
           <w:i/>
+          <w:rtl/>
+          <w:cs/>
           <w:lang w:val="ar_AE" w:bidi="ar_AE"/>
         </w:rPr>
         <w:t xml:space="preserve"> </w:t>
       </w:r>
       <w:r>
         <w:rPr>
+          <w:rtl/>
+          <w:cs/>
           <w:lang w:val="ar_AE" w:bidi="ar_AE"/>
         </w:rPr>
         <w:t>(حاضر في كل مكان). ومع ذلك، اختار مكانًا محددًا لإسرائيل ليكون موضع عبادته. وقد تساءل الملك سليمان لاحقًا كيف يمكن لإله السماء أن يسكن في مبنى صنعه البشر (</w:t>
@@ -4028,6 +4948,8 @@
       <w:hyperlink r:id="rId121">
         <w:r>
           <w:rPr>
+            <w:rtl/>
+            <w:cs/>
             <w:lang w:val="ar_AE" w:bidi="ar_AE"/>
           </w:rPr>
           <w:rPr>
@@ -4039,6 +4961,8 @@
       </w:hyperlink>
       <w:r>
         <w:rPr>
+          <w:rtl/>
+          <w:cs/>
           <w:lang w:val="ar_AE" w:bidi="ar_AE"/>
         </w:rPr>
         <w:t xml:space="preserve">). لكن الجواب هو أن اسم الله يُمثّل حضور الله بنفسه. </w:t>
@@ -4050,11 +4974,15 @@
       </w:pPr>
       <w:r>
         <w:rPr>
-          <w:lang w:val="ar_AE" w:bidi="ar_AE"/>
-        </w:rPr>
-      </w:r>
-      <w:r>
-        <w:rPr>
+          <w:rtl/>
+          <w:cs/>
+          <w:lang w:val="ar_AE" w:bidi="ar_AE"/>
+        </w:rPr>
+      </w:r>
+      <w:r>
+        <w:rPr>
+          <w:rtl/>
+          <w:cs/>
           <w:lang w:val="ar_AE" w:bidi="ar_AE"/>
         </w:rPr>
         <w:t xml:space="preserve">كانت خيمة الاجتماع، ولاحقًا الهيكل، ملكًا للرب، وكان اسمه يميزهما. لذا كانتا، بطريقة ما، يعتبران "مساكنه" على الأرض. ففي الشرق الأدنى القديم، كانت الأسماء أكثر من مجرد تسميات أو ألقاب. بل كانت تُعبّر عن شخصية وطبيعة الشخص (على سبيل المثال، يعقوب، </w:t>
@@ -4062,6 +4990,8 @@
       <w:hyperlink r:id="rId122">
         <w:r>
           <w:rPr>
+            <w:rtl/>
+            <w:cs/>
             <w:lang w:val="ar_AE" w:bidi="ar_AE"/>
           </w:rPr>
           <w:rPr>
@@ -4073,6 +5003,8 @@
       </w:hyperlink>
       <w:r>
         <w:rPr>
+          <w:rtl/>
+          <w:cs/>
           <w:lang w:val="ar_AE" w:bidi="ar_AE"/>
         </w:rPr>
         <w:t xml:space="preserve">؛ يسوع، </w:t>
@@ -4080,6 +5012,8 @@
       <w:hyperlink r:id="rId123">
         <w:r>
           <w:rPr>
+            <w:rtl/>
+            <w:cs/>
             <w:lang w:val="ar_AE" w:bidi="ar_AE"/>
           </w:rPr>
           <w:rPr>
@@ -4091,6 +5025,8 @@
       </w:hyperlink>
       <w:r>
         <w:rPr>
+          <w:rtl/>
+          <w:cs/>
           <w:lang w:val="ar_AE" w:bidi="ar_AE"/>
         </w:rPr>
         <w:t xml:space="preserve">؛ برنابا، </w:t>
@@ -4098,6 +5034,8 @@
       <w:hyperlink r:id="rId124">
         <w:r>
           <w:rPr>
+            <w:rtl/>
+            <w:cs/>
             <w:lang w:val="ar_AE" w:bidi="ar_AE"/>
           </w:rPr>
           <w:rPr>
@@ -4109,6 +5047,8 @@
       </w:hyperlink>
       <w:r>
         <w:rPr>
+          <w:rtl/>
+          <w:cs/>
           <w:lang w:val="ar_AE" w:bidi="ar_AE"/>
         </w:rPr>
         <w:t xml:space="preserve">؛ بطرس، </w:t>
@@ -4116,6 +5056,8 @@
       <w:hyperlink r:id="rId125">
         <w:r>
           <w:rPr>
+            <w:rtl/>
+            <w:cs/>
             <w:lang w:val="ar_AE" w:bidi="ar_AE"/>
           </w:rPr>
           <w:rPr>
@@ -4127,18 +5069,24 @@
       </w:hyperlink>
       <w:r>
         <w:rPr>
+          <w:rtl/>
+          <w:cs/>
           <w:lang w:val="ar_AE" w:bidi="ar_AE"/>
         </w:rPr>
         <w:t>). لذلك، قال سليمان بحكمة، "ا</w:t>
       </w:r>
       <w:r>
         <w:rPr>
+          <w:rtl/>
+          <w:cs/>
           <w:lang w:val="ar_AE" w:bidi="ar_AE"/>
         </w:rPr>
         <w:t>لصِّيتُ أَفْضَلُ مِنَ ٱلْغِنَى ٱلْعَظِيمِ</w:t>
       </w:r>
       <w:r>
         <w:rPr>
+          <w:rtl/>
+          <w:cs/>
           <w:lang w:val="ar_AE" w:bidi="ar_AE"/>
         </w:rPr>
         <w:t>" (</w:t>
@@ -4146,6 +5094,8 @@
       <w:hyperlink r:id="rId126">
         <w:r>
           <w:rPr>
+            <w:rtl/>
+            <w:cs/>
             <w:lang w:val="ar_AE" w:bidi="ar_AE"/>
           </w:rPr>
           <w:rPr>
@@ -4157,6 +5107,8 @@
       </w:hyperlink>
       <w:r>
         <w:rPr>
+          <w:rtl/>
+          <w:cs/>
           <w:lang w:val="ar_AE" w:bidi="ar_AE"/>
         </w:rPr>
         <w:t>).</w:t>
@@ -4168,11 +5120,15 @@
       </w:pPr>
       <w:r>
         <w:rPr>
-          <w:lang w:val="ar_AE" w:bidi="ar_AE"/>
-        </w:rPr>
-      </w:r>
-      <w:r>
-        <w:rPr>
+          <w:rtl/>
+          <w:cs/>
+          <w:lang w:val="ar_AE" w:bidi="ar_AE"/>
+        </w:rPr>
+      </w:r>
+      <w:r>
+        <w:rPr>
+          <w:rtl/>
+          <w:cs/>
           <w:lang w:val="ar_AE" w:bidi="ar_AE"/>
         </w:rPr>
         <w:t>كان الله حاضرًا في مكان مقدّس يحمل اسمه. وقد تجلّى حضوره المجيد في عمود نار وعمود سحاب خلال الفترة التي عاش فيها بنو إسرائيل في البرية، وكان ذلك بمثابة تذكير دائم بأن الله حاضر في وسط شعبه (</w:t>
@@ -4180,6 +5136,8 @@
       <w:hyperlink r:id="rId127">
         <w:r>
           <w:rPr>
+            <w:rtl/>
+            <w:cs/>
             <w:lang w:val="ar_AE" w:bidi="ar_AE"/>
           </w:rPr>
           <w:rPr>
@@ -4191,6 +5149,8 @@
       </w:hyperlink>
       <w:r>
         <w:rPr>
+          <w:rtl/>
+          <w:cs/>
           <w:lang w:val="ar_AE" w:bidi="ar_AE"/>
         </w:rPr>
         <w:t>). وبالمثل، عندما أسس سليمان الهيكل، كان حضور الله واضحًا أيضًا (</w:t>
@@ -4198,6 +5158,8 @@
       <w:hyperlink r:id="rId128">
         <w:r>
           <w:rPr>
+            <w:rtl/>
+            <w:cs/>
             <w:lang w:val="ar_AE" w:bidi="ar_AE"/>
           </w:rPr>
           <w:rPr>
@@ -4209,6 +5171,8 @@
       </w:hyperlink>
       <w:r>
         <w:rPr>
+          <w:rtl/>
+          <w:cs/>
           <w:lang w:val="ar_AE" w:bidi="ar_AE"/>
         </w:rPr>
         <w:t>).</w:t>
@@ -4220,11 +5184,15 @@
       </w:pPr>
       <w:r>
         <w:rPr>
-          <w:lang w:val="ar_AE" w:bidi="ar_AE"/>
-        </w:rPr>
-      </w:r>
-      <w:r>
-        <w:rPr>
+          <w:rtl/>
+          <w:cs/>
+          <w:lang w:val="ar_AE" w:bidi="ar_AE"/>
+        </w:rPr>
+      </w:r>
+      <w:r>
+        <w:rPr>
+          <w:rtl/>
+          <w:cs/>
           <w:lang w:val="ar_AE" w:bidi="ar_AE"/>
         </w:rPr>
         <w:t>لاحقًا، سكن الله بين شعبه في شخص يسوع المسيح (</w:t>
@@ -4232,6 +5200,8 @@
       <w:hyperlink r:id="rId129">
         <w:r>
           <w:rPr>
+            <w:rtl/>
+            <w:cs/>
             <w:lang w:val="ar_AE" w:bidi="ar_AE"/>
           </w:rPr>
           <w:rPr>
@@ -4243,6 +5213,8 @@
       </w:hyperlink>
       <w:r>
         <w:rPr>
+          <w:rtl/>
+          <w:cs/>
           <w:lang w:val="ar_AE" w:bidi="ar_AE"/>
         </w:rPr>
         <w:t xml:space="preserve">). وبمجيئه، لم تَعُد هناك حاجة إلى مكان مركزي مُحدَّد للعبادة (انظر </w:t>
@@ -4250,6 +5222,8 @@
       <w:hyperlink r:id="rId130">
         <w:r>
           <w:rPr>
+            <w:rtl/>
+            <w:cs/>
             <w:lang w:val="ar_AE" w:bidi="ar_AE"/>
           </w:rPr>
           <w:rPr>
@@ -4261,6 +5235,8 @@
       </w:hyperlink>
       <w:r>
         <w:rPr>
+          <w:rtl/>
+          <w:cs/>
           <w:lang w:val="ar_AE" w:bidi="ar_AE"/>
         </w:rPr>
         <w:t>). والآن، لأن الروح القدس يسكن داخل المؤمنين، يمكن لكل مؤمن أن يكون "مسكن" لحضور الله (</w:t>
@@ -4268,6 +5244,8 @@
       <w:hyperlink r:id="rId131">
         <w:r>
           <w:rPr>
+            <w:rtl/>
+            <w:cs/>
             <w:lang w:val="ar_AE" w:bidi="ar_AE"/>
           </w:rPr>
           <w:rPr>
@@ -4279,6 +5257,8 @@
       </w:hyperlink>
       <w:r>
         <w:rPr>
+          <w:rtl/>
+          <w:cs/>
           <w:lang w:val="ar_AE" w:bidi="ar_AE"/>
         </w:rPr>
         <w:t xml:space="preserve">; </w:t>
@@ -4286,6 +5266,8 @@
       <w:hyperlink r:id="rId132">
         <w:r>
           <w:rPr>
+            <w:rtl/>
+            <w:cs/>
             <w:lang w:val="ar_AE" w:bidi="ar_AE"/>
           </w:rPr>
           <w:rPr>
@@ -4297,6 +5279,8 @@
       </w:hyperlink>
       <w:r>
         <w:rPr>
+          <w:rtl/>
+          <w:cs/>
           <w:lang w:val="ar_AE" w:bidi="ar_AE"/>
         </w:rPr>
         <w:t xml:space="preserve">; </w:t>
@@ -4304,6 +5288,8 @@
       <w:hyperlink r:id="rId133">
         <w:r>
           <w:rPr>
+            <w:rtl/>
+            <w:cs/>
             <w:lang w:val="ar_AE" w:bidi="ar_AE"/>
           </w:rPr>
           <w:rPr>
@@ -4315,6 +5301,8 @@
       </w:hyperlink>
       <w:r>
         <w:rPr>
+          <w:rtl/>
+          <w:cs/>
           <w:lang w:val="ar_AE" w:bidi="ar_AE"/>
         </w:rPr>
         <w:t xml:space="preserve">; </w:t>
@@ -4322,6 +5310,8 @@
       <w:hyperlink r:id="rId134">
         <w:r>
           <w:rPr>
+            <w:rtl/>
+            <w:cs/>
             <w:lang w:val="ar_AE" w:bidi="ar_AE"/>
           </w:rPr>
           <w:rPr>
@@ -4333,6 +5323,8 @@
       </w:hyperlink>
       <w:r>
         <w:rPr>
+          <w:rtl/>
+          <w:cs/>
           <w:lang w:val="ar_AE" w:bidi="ar_AE"/>
         </w:rPr>
         <w:t>).</w:t>
@@ -4344,12 +5336,16 @@
       </w:pPr>
       <w:r>
         <w:rPr>
+          <w:rtl/>
+          <w:cs/>
           <w:lang w:val="ar_AE" w:bidi="ar_AE"/>
         </w:rPr>
       </w:r>
       <w:r>
         <w:rPr>
           <w:u w:val="single"/>
+          <w:rtl/>
+          <w:cs/>
           <w:lang w:val="ar_AE" w:bidi="ar_AE"/>
         </w:rPr>
         <w:t>مقاطع لمزيد من البحث والدراسة</w:t>
@@ -4361,12 +5357,16 @@
       </w:pPr>
       <w:r>
         <w:rPr>
+          <w:rtl/>
+          <w:cs/>
           <w:lang w:val="ar_AE" w:bidi="ar_AE"/>
         </w:rPr>
       </w:r>
       <w:hyperlink r:id="rId135">
         <w:r>
           <w:rPr>
+            <w:rtl/>
+            <w:cs/>
             <w:lang w:val="ar_AE" w:bidi="ar_AE"/>
           </w:rPr>
           <w:rPr>
@@ -4378,6 +5378,8 @@
       </w:hyperlink>
       <w:r>
         <w:rPr>
+          <w:rtl/>
+          <w:cs/>
           <w:lang w:val="ar_AE" w:bidi="ar_AE"/>
         </w:rPr>
         <w:t xml:space="preserve">، </w:t>
@@ -4385,6 +5387,8 @@
       <w:hyperlink r:id="rId136">
         <w:r>
           <w:rPr>
+            <w:rtl/>
+            <w:cs/>
             <w:lang w:val="ar_AE" w:bidi="ar_AE"/>
           </w:rPr>
           <w:rPr>
@@ -4396,6 +5400,8 @@
       </w:hyperlink>
       <w:r>
         <w:rPr>
+          <w:rtl/>
+          <w:cs/>
           <w:lang w:val="ar_AE" w:bidi="ar_AE"/>
         </w:rPr>
         <w:t xml:space="preserve">، </w:t>
@@ -4403,6 +5409,8 @@
       <w:hyperlink r:id="rId137">
         <w:r>
           <w:rPr>
+            <w:rtl/>
+            <w:cs/>
             <w:lang w:val="ar_AE" w:bidi="ar_AE"/>
           </w:rPr>
           <w:rPr>
@@ -4414,6 +5422,8 @@
       </w:hyperlink>
       <w:r>
         <w:rPr>
+          <w:rtl/>
+          <w:cs/>
           <w:lang w:val="ar_AE" w:bidi="ar_AE"/>
         </w:rPr>
         <w:t xml:space="preserve">؛ </w:t>
@@ -4421,6 +5431,8 @@
       <w:hyperlink r:id="rId138">
         <w:r>
           <w:rPr>
+            <w:rtl/>
+            <w:cs/>
             <w:lang w:val="ar_AE" w:bidi="ar_AE"/>
           </w:rPr>
           <w:rPr>
@@ -4432,6 +5444,8 @@
       </w:hyperlink>
       <w:r>
         <w:rPr>
+          <w:rtl/>
+          <w:cs/>
           <w:lang w:val="ar_AE" w:bidi="ar_AE"/>
         </w:rPr>
         <w:t xml:space="preserve">؛ </w:t>
@@ -4439,6 +5453,8 @@
       <w:hyperlink r:id="rId139">
         <w:r>
           <w:rPr>
+            <w:rtl/>
+            <w:cs/>
             <w:lang w:val="ar_AE" w:bidi="ar_AE"/>
           </w:rPr>
           <w:rPr>
@@ -4450,6 +5466,8 @@
       </w:hyperlink>
       <w:r>
         <w:rPr>
+          <w:rtl/>
+          <w:cs/>
           <w:lang w:val="ar_AE" w:bidi="ar_AE"/>
         </w:rPr>
         <w:t xml:space="preserve">؛ </w:t>
@@ -4457,6 +5475,8 @@
       <w:hyperlink r:id="rId127">
         <w:r>
           <w:rPr>
+            <w:rtl/>
+            <w:cs/>
             <w:lang w:val="ar_AE" w:bidi="ar_AE"/>
           </w:rPr>
           <w:rPr>
@@ -4468,6 +5488,8 @@
       </w:hyperlink>
       <w:r>
         <w:rPr>
+          <w:rtl/>
+          <w:cs/>
           <w:lang w:val="ar_AE" w:bidi="ar_AE"/>
         </w:rPr>
         <w:t xml:space="preserve">؛ </w:t>
@@ -4475,6 +5497,8 @@
       <w:hyperlink r:id="rId140">
         <w:r>
           <w:rPr>
+            <w:rtl/>
+            <w:cs/>
             <w:lang w:val="ar_AE" w:bidi="ar_AE"/>
           </w:rPr>
           <w:rPr>
@@ -4486,6 +5510,8 @@
       </w:hyperlink>
       <w:r>
         <w:rPr>
+          <w:rtl/>
+          <w:cs/>
           <w:lang w:val="ar_AE" w:bidi="ar_AE"/>
         </w:rPr>
         <w:t xml:space="preserve">؛ </w:t>
@@ -4493,6 +5519,8 @@
       <w:hyperlink r:id="rId141">
         <w:r>
           <w:rPr>
+            <w:rtl/>
+            <w:cs/>
             <w:lang w:val="ar_AE" w:bidi="ar_AE"/>
           </w:rPr>
           <w:rPr>
@@ -4504,6 +5532,8 @@
       </w:hyperlink>
       <w:r>
         <w:rPr>
+          <w:rtl/>
+          <w:cs/>
           <w:lang w:val="ar_AE" w:bidi="ar_AE"/>
         </w:rPr>
         <w:t xml:space="preserve">؛ </w:t>
@@ -4511,6 +5541,8 @@
       <w:hyperlink r:id="rId142">
         <w:r>
           <w:rPr>
+            <w:rtl/>
+            <w:cs/>
             <w:lang w:val="ar_AE" w:bidi="ar_AE"/>
           </w:rPr>
           <w:rPr>
@@ -4522,6 +5554,8 @@
       </w:hyperlink>
       <w:r>
         <w:rPr>
+          <w:rtl/>
+          <w:cs/>
           <w:lang w:val="ar_AE" w:bidi="ar_AE"/>
         </w:rPr>
         <w:t xml:space="preserve">؛ </w:t>
@@ -4529,6 +5563,8 @@
       <w:hyperlink r:id="rId143">
         <w:r>
           <w:rPr>
+            <w:rtl/>
+            <w:cs/>
             <w:lang w:val="ar_AE" w:bidi="ar_AE"/>
           </w:rPr>
           <w:rPr>
@@ -4540,6 +5576,8 @@
       </w:hyperlink>
       <w:r>
         <w:rPr>
+          <w:rtl/>
+          <w:cs/>
           <w:lang w:val="ar_AE" w:bidi="ar_AE"/>
         </w:rPr>
         <w:t xml:space="preserve">؛ </w:t>
@@ -4547,6 +5585,8 @@
       <w:hyperlink r:id="rId128">
         <w:r>
           <w:rPr>
+            <w:rtl/>
+            <w:cs/>
             <w:lang w:val="ar_AE" w:bidi="ar_AE"/>
           </w:rPr>
           <w:rPr>
@@ -4558,6 +5598,8 @@
       </w:hyperlink>
       <w:r>
         <w:rPr>
+          <w:rtl/>
+          <w:cs/>
           <w:lang w:val="ar_AE" w:bidi="ar_AE"/>
         </w:rPr>
         <w:t xml:space="preserve">، </w:t>
@@ -4565,6 +5607,8 @@
       <w:hyperlink r:id="rId121">
         <w:r>
           <w:rPr>
+            <w:rtl/>
+            <w:cs/>
             <w:lang w:val="ar_AE" w:bidi="ar_AE"/>
           </w:rPr>
           <w:rPr>
@@ -4576,6 +5620,8 @@
       </w:hyperlink>
       <w:r>
         <w:rPr>
+          <w:rtl/>
+          <w:cs/>
           <w:lang w:val="ar_AE" w:bidi="ar_AE"/>
         </w:rPr>
         <w:t xml:space="preserve">؛ </w:t>
@@ -4583,6 +5629,8 @@
       <w:hyperlink r:id="rId129">
         <w:r>
           <w:rPr>
+            <w:rtl/>
+            <w:cs/>
             <w:lang w:val="ar_AE" w:bidi="ar_AE"/>
           </w:rPr>
           <w:rPr>
@@ -4594,6 +5642,8 @@
       </w:hyperlink>
       <w:r>
         <w:rPr>
+          <w:rtl/>
+          <w:cs/>
           <w:lang w:val="ar_AE" w:bidi="ar_AE"/>
         </w:rPr>
         <w:t xml:space="preserve">؛ </w:t>
@@ -4601,6 +5651,8 @@
       <w:hyperlink r:id="rId144">
         <w:r>
           <w:rPr>
+            <w:rtl/>
+            <w:cs/>
             <w:lang w:val="ar_AE" w:bidi="ar_AE"/>
           </w:rPr>
           <w:rPr>
@@ -4612,6 +5664,8 @@
       </w:hyperlink>
       <w:r>
         <w:rPr>
+          <w:rtl/>
+          <w:cs/>
           <w:lang w:val="ar_AE" w:bidi="ar_AE"/>
         </w:rPr>
         <w:t xml:space="preserve">؛ </w:t>
@@ -4619,6 +5673,8 @@
       <w:hyperlink r:id="rId145">
         <w:r>
           <w:rPr>
+            <w:rtl/>
+            <w:cs/>
             <w:lang w:val="ar_AE" w:bidi="ar_AE"/>
           </w:rPr>
           <w:rPr>
@@ -4630,6 +5686,8 @@
       </w:hyperlink>
       <w:r>
         <w:rPr>
+          <w:rtl/>
+          <w:cs/>
           <w:lang w:val="ar_AE" w:bidi="ar_AE"/>
         </w:rPr>
         <w:t xml:space="preserve">؛ </w:t>
@@ -4637,6 +5695,8 @@
       <w:hyperlink r:id="rId131">
         <w:r>
           <w:rPr>
+            <w:rtl/>
+            <w:cs/>
             <w:lang w:val="ar_AE" w:bidi="ar_AE"/>
           </w:rPr>
           <w:rPr>
@@ -4648,6 +5708,8 @@
       </w:hyperlink>
       <w:r>
         <w:rPr>
+          <w:rtl/>
+          <w:cs/>
           <w:lang w:val="ar_AE" w:bidi="ar_AE"/>
         </w:rPr>
         <w:t xml:space="preserve">؛ </w:t>
@@ -4655,6 +5717,8 @@
       <w:hyperlink r:id="rId132">
         <w:r>
           <w:rPr>
+            <w:rtl/>
+            <w:cs/>
             <w:lang w:val="ar_AE" w:bidi="ar_AE"/>
           </w:rPr>
           <w:rPr>
@@ -4666,6 +5730,8 @@
       </w:hyperlink>
       <w:r>
         <w:rPr>
+          <w:rtl/>
+          <w:cs/>
           <w:lang w:val="ar_AE" w:bidi="ar_AE"/>
         </w:rPr>
         <w:t xml:space="preserve">؛ </w:t>
@@ -4673,6 +5739,8 @@
       <w:hyperlink r:id="rId133">
         <w:r>
           <w:rPr>
+            <w:rtl/>
+            <w:cs/>
             <w:lang w:val="ar_AE" w:bidi="ar_AE"/>
           </w:rPr>
           <w:rPr>
@@ -4684,6 +5752,8 @@
       </w:hyperlink>
       <w:r>
         <w:rPr>
+          <w:rtl/>
+          <w:cs/>
           <w:lang w:val="ar_AE" w:bidi="ar_AE"/>
         </w:rPr>
         <w:t xml:space="preserve">؛ </w:t>
@@ -4691,6 +5761,8 @@
       <w:hyperlink r:id="rId134">
         <w:r>
           <w:rPr>
+            <w:rtl/>
+            <w:cs/>
             <w:lang w:val="ar_AE" w:bidi="ar_AE"/>
           </w:rPr>
           <w:rPr>
@@ -4702,6 +5774,8 @@
       </w:hyperlink>
       <w:r>
         <w:rPr>
+          <w:rtl/>
+          <w:cs/>
           <w:lang w:val="ar_AE" w:bidi="ar_AE"/>
         </w:rPr>
         <w:t xml:space="preserve">؛ </w:t>
@@ -4709,6 +5783,8 @@
       <w:hyperlink r:id="rId146">
         <w:r>
           <w:rPr>
+            <w:rtl/>
+            <w:cs/>
             <w:lang w:val="ar_AE" w:bidi="ar_AE"/>
           </w:rPr>
           <w:rPr>
@@ -4720,6 +5796,8 @@
       </w:hyperlink>
       <w:r>
         <w:rPr>
+          <w:rtl/>
+          <w:cs/>
           <w:lang w:val="ar_AE" w:bidi="ar_AE"/>
         </w:rPr>
         <w:t xml:space="preserve">، </w:t>
@@ -4727,6 +5805,8 @@
       <w:hyperlink r:id="rId147">
         <w:r>
           <w:rPr>
+            <w:rtl/>
+            <w:cs/>
             <w:lang w:val="ar_AE" w:bidi="ar_AE"/>
           </w:rPr>
           <w:rPr>
@@ -4738,6 +5818,8 @@
       </w:hyperlink>
       <w:r>
         <w:rPr>
+          <w:rtl/>
+          <w:cs/>
           <w:lang w:val="ar_AE" w:bidi="ar_AE"/>
         </w:rPr>
         <w:t xml:space="preserve">؛ </w:t>
@@ -4745,6 +5827,8 @@
       <w:hyperlink r:id="rId148">
         <w:r>
           <w:rPr>
+            <w:rtl/>
+            <w:cs/>
             <w:lang w:val="ar_AE" w:bidi="ar_AE"/>
           </w:rPr>
           <w:rPr>
@@ -4756,11 +5840,15 @@
       </w:hyperlink>
       <w:r>
         <w:rPr>
-          <w:lang w:val="ar_AE" w:bidi="ar_AE"/>
-        </w:rPr>
-      </w:r>
-      <w:r>
-        <w:rPr>
+          <w:rtl/>
+          <w:cs/>
+          <w:lang w:val="ar_AE" w:bidi="ar_AE"/>
+        </w:rPr>
+      </w:r>
+      <w:r>
+        <w:rPr>
+          <w:rtl/>
+          <w:cs/>
           <w:lang w:val="ar_AE" w:bidi="ar_AE"/>
         </w:rPr>
       </w:r>
@@ -4771,6 +5859,8 @@
       </w:pPr>
       <w:r>
         <w:rPr>
+          <w:rtl/>
+          <w:cs/>
           <w:lang w:val="ar_AE" w:bidi="ar_AE"/>
         </w:rPr>
       </w:r>
@@ -4782,12 +5872,16 @@
       </w:pPr>
       <w:r>
         <w:rPr>
+          <w:rtl/>
+          <w:cs/>
           <w:lang w:val="ar_AE" w:bidi="ar_AE"/>
         </w:rPr>
         <w:t>سلسلة نسب يسوع</w:t>
       </w:r>
       <w:r>
         <w:rPr>
+          <w:rtl/>
+          <w:cs/>
           <w:lang w:val="ar_AE" w:bidi="ar_AE"/>
         </w:rPr>
       </w:r>
@@ -4798,11 +5892,15 @@
       </w:pPr>
       <w:r>
         <w:rPr>
-          <w:lang w:val="ar_AE" w:bidi="ar_AE"/>
-        </w:rPr>
-      </w:r>
-      <w:r>
-        <w:rPr>
+          <w:rtl/>
+          <w:cs/>
+          <w:lang w:val="ar_AE" w:bidi="ar_AE"/>
+        </w:rPr>
+      </w:r>
+      <w:r>
+        <w:rPr>
+          <w:rtl/>
+          <w:cs/>
           <w:lang w:val="ar_AE" w:bidi="ar_AE"/>
         </w:rPr>
         <w:t>يتضمن كل من إنجيل متّى وإنجيل لوقا قائمة بأسلاف يسوع (</w:t>
@@ -4810,6 +5908,8 @@
       <w:hyperlink r:id="rId149">
         <w:r>
           <w:rPr>
+            <w:rtl/>
+            <w:cs/>
             <w:lang w:val="ar_AE" w:bidi="ar_AE"/>
           </w:rPr>
           <w:rPr>
@@ -4821,6 +5921,8 @@
       </w:hyperlink>
       <w:r>
         <w:rPr>
+          <w:rtl/>
+          <w:cs/>
           <w:lang w:val="ar_AE" w:bidi="ar_AE"/>
         </w:rPr>
         <w:t xml:space="preserve">؛ </w:t>
@@ -4828,6 +5930,8 @@
       <w:hyperlink r:id="rId150">
         <w:r>
           <w:rPr>
+            <w:rtl/>
+            <w:cs/>
             <w:lang w:val="ar_AE" w:bidi="ar_AE"/>
           </w:rPr>
           <w:rPr>
@@ -4839,30 +5943,40 @@
       </w:hyperlink>
       <w:r>
         <w:rPr>
+          <w:rtl/>
+          <w:cs/>
           <w:lang w:val="ar_AE" w:bidi="ar_AE"/>
         </w:rPr>
         <w:t xml:space="preserve">). تُسمى هذه القوائم "سلاسل النسب". تختلف الأنساب بعد ذكر الملك داود. وتُظهر قائمة متّى تاريخ عائلة يسوع المتحدرة من الملك سليمان ابن داود، بينما تُظهر قائمة لوقا تاريخ عائلة يسوع المتحدرة من </w:t>
       </w:r>
       <w:r>
         <w:rPr>
+          <w:rtl/>
+          <w:cs/>
           <w:lang w:val="ar_AE" w:bidi="ar_AE"/>
         </w:rPr>
         <w:t>نَاثَان ا</w:t>
       </w:r>
       <w:r>
         <w:rPr>
+          <w:rtl/>
+          <w:cs/>
           <w:lang w:val="ar_AE" w:bidi="ar_AE"/>
         </w:rPr>
         <w:t xml:space="preserve">بن داود. فمَا سبب اختلاف القائمتين؟ إحدى التفسيرات المحتملة هو أن متّى يسجل تاريخ عائلة يُوسُف، في حين أن لوقا يسجل تاريخ عائلة مريم. في هذه الحالة، سيكون يُوسُف صهر </w:t>
       </w:r>
       <w:r>
         <w:rPr>
+          <w:rtl/>
+          <w:cs/>
           <w:lang w:val="ar_AE" w:bidi="ar_AE"/>
         </w:rPr>
         <w:t>بْنِ هَالِي</w:t>
       </w:r>
       <w:r>
         <w:rPr>
+          <w:rtl/>
+          <w:cs/>
           <w:lang w:val="ar_AE" w:bidi="ar_AE"/>
         </w:rPr>
         <w:t>.</w:t>
@@ -4874,11 +5988,15 @@
       </w:pPr>
       <w:r>
         <w:rPr>
-          <w:lang w:val="ar_AE" w:bidi="ar_AE"/>
-        </w:rPr>
-      </w:r>
-      <w:r>
-        <w:rPr>
+          <w:rtl/>
+          <w:cs/>
+          <w:lang w:val="ar_AE" w:bidi="ar_AE"/>
+        </w:rPr>
+      </w:r>
+      <w:r>
+        <w:rPr>
+          <w:rtl/>
+          <w:cs/>
           <w:lang w:val="ar_AE" w:bidi="ar_AE"/>
         </w:rPr>
         <w:t>في الثقافة اليهودية القديمة، كان الناس يحتفظون بسجلات دقيقة للغاية لتاريخ عائلاتهم. يؤكد يوسيفوس (المؤرخ اليهودي الذي عاش في القرن الأول الميلادي) ذلك في كتاباته. كانت الأنساب ذات أهمية في العهد القديم واليهودية لأن حقوق الأرض كانت تعود للعائلات في إسرائيل. وكانت أدوار معينة، كدور الكاهن والملك، تنتقل من الأب إلى الابن.</w:t>
@@ -4890,11 +6008,15 @@
       </w:pPr>
       <w:r>
         <w:rPr>
-          <w:lang w:val="ar_AE" w:bidi="ar_AE"/>
-        </w:rPr>
-      </w:r>
-      <w:r>
-        <w:rPr>
+          <w:rtl/>
+          <w:cs/>
+          <w:lang w:val="ar_AE" w:bidi="ar_AE"/>
+        </w:rPr>
+      </w:r>
+      <w:r>
+        <w:rPr>
+          <w:rtl/>
+          <w:cs/>
           <w:lang w:val="ar_AE" w:bidi="ar_AE"/>
         </w:rPr>
         <w:t>غالبًا ما أظهرت الأنساب الروابط بين الماضي والحاضر. وتبرز الموضوعات الدينية، والنسب العائلي، والروابط السياسية، والتسلسل الزمني البسيط (</w:t>
@@ -4902,6 +6024,8 @@
       <w:hyperlink r:id="rId151">
         <w:r>
           <w:rPr>
+            <w:rtl/>
+            <w:cs/>
             <w:lang w:val="ar_AE" w:bidi="ar_AE"/>
           </w:rPr>
           <w:rPr>
@@ -4913,6 +6037,8 @@
       </w:hyperlink>
       <w:r>
         <w:rPr>
+          <w:rtl/>
+          <w:cs/>
           <w:lang w:val="ar_AE" w:bidi="ar_AE"/>
         </w:rPr>
         <w:t>). سردت معظم الأنساب الأشخاص المهمين في تاريخ إسرائيل، ولم تكن سجلًا كاملًا يدرج كل فرد من أفراد العائلة.</w:t>
@@ -4924,11 +6050,15 @@
       </w:pPr>
       <w:r>
         <w:rPr>
-          <w:lang w:val="ar_AE" w:bidi="ar_AE"/>
-        </w:rPr>
-      </w:r>
-      <w:r>
-        <w:rPr>
+          <w:rtl/>
+          <w:cs/>
+          <w:lang w:val="ar_AE" w:bidi="ar_AE"/>
+        </w:rPr>
+      </w:r>
+      <w:r>
+        <w:rPr>
+          <w:rtl/>
+          <w:cs/>
           <w:lang w:val="ar_AE" w:bidi="ar_AE"/>
         </w:rPr>
         <w:t>كان لدى متّى ولوقا أسباب مختلفة لتوثيق نسب يسوع. أراد متّى أن يُظهر أن يسوع ينحدر من إبراهيم عبر نسل داود. تؤكد شجرة نسب متّى أن يسوع هو الوارث الشرعي لعرش داود. لذلك، يُظهر متّى نسب يسوع وصولًا إلى إبراهيم، الأبُ الأول للشعب اليهودي. في المقابل، تسرد سلسلة نسب لوقا أسلاف يسوع وصولًا إلى أول إنسان، آدم. يطابق هذا تركيز لوقا على يسوع مخلص جميع الناس أينما كانوا.</w:t>
@@ -4940,11 +6070,15 @@
       </w:pPr>
       <w:r>
         <w:rPr>
-          <w:lang w:val="ar_AE" w:bidi="ar_AE"/>
-        </w:rPr>
-      </w:r>
-      <w:r>
-        <w:rPr>
+          <w:rtl/>
+          <w:cs/>
+          <w:lang w:val="ar_AE" w:bidi="ar_AE"/>
+        </w:rPr>
+      </w:r>
+      <w:r>
+        <w:rPr>
+          <w:rtl/>
+          <w:cs/>
           <w:lang w:val="ar_AE" w:bidi="ar_AE"/>
         </w:rPr>
         <w:t>في سلسلة نسب متّى، يُلاحظ أنه يذكر النساء. تشمل هؤلاء النساء ثامار، وراحاب، وراعوث، وبثشبع. بعضهن كنّ ذوات سمعة سيئة وبعضهن كنّ غير يهوديات (من الأمم). هذا يبرز نعمة الله في فداء من يراهم اليهود أنهم غير مستحقين.</w:t>
@@ -4956,11 +6090,15 @@
       </w:pPr>
       <w:r>
         <w:rPr>
-          <w:lang w:val="ar_AE" w:bidi="ar_AE"/>
-        </w:rPr>
-      </w:r>
-      <w:r>
-        <w:rPr>
+          <w:rtl/>
+          <w:cs/>
+          <w:lang w:val="ar_AE" w:bidi="ar_AE"/>
+        </w:rPr>
+      </w:r>
+      <w:r>
+        <w:rPr>
+          <w:rtl/>
+          <w:cs/>
           <w:lang w:val="ar_AE" w:bidi="ar_AE"/>
         </w:rPr>
         <w:t>سلسلة نسب يسوع لا تثبت أنه هو المسيّا (المختار من الله)، لكنها تجعله مرشحًا قويًّا. بيد أن هويته كالمسيّا تتضح بطرق أخرى (</w:t>
@@ -4968,6 +6106,8 @@
       <w:hyperlink r:id="rId152">
         <w:r>
           <w:rPr>
+            <w:rtl/>
+            <w:cs/>
             <w:lang w:val="ar_AE" w:bidi="ar_AE"/>
           </w:rPr>
           <w:rPr>
@@ -4979,6 +6119,8 @@
       </w:hyperlink>
       <w:r>
         <w:rPr>
+          <w:rtl/>
+          <w:cs/>
           <w:lang w:val="ar_AE" w:bidi="ar_AE"/>
         </w:rPr>
         <w:t xml:space="preserve">). الله قاد التاريخ إلى ذروته. ويسوع هو المسيّا المنتظر في العهد القديم. هو مخلص شعبه، والملك المنحدر من داود الذي يعتلى عرشه (انظر </w:t>
@@ -4986,6 +6128,8 @@
       <w:hyperlink r:id="rId153">
         <w:r>
           <w:rPr>
+            <w:rtl/>
+            <w:cs/>
             <w:lang w:val="ar_AE" w:bidi="ar_AE"/>
           </w:rPr>
           <w:rPr>
@@ -4997,6 +6141,8 @@
       </w:hyperlink>
       <w:r>
         <w:rPr>
+          <w:rtl/>
+          <w:cs/>
           <w:lang w:val="ar_AE" w:bidi="ar_AE"/>
         </w:rPr>
         <w:t>). يسوع هو وارث إبراهيم وهو من يتمم في النهاية وعود الله لإبراهيم (</w:t>
@@ -5004,6 +6150,8 @@
       <w:hyperlink r:id="rId154">
         <w:r>
           <w:rPr>
+            <w:rtl/>
+            <w:cs/>
             <w:lang w:val="ar_AE" w:bidi="ar_AE"/>
           </w:rPr>
           <w:rPr>
@@ -5015,6 +6163,8 @@
       </w:hyperlink>
       <w:r>
         <w:rPr>
+          <w:rtl/>
+          <w:cs/>
           <w:lang w:val="ar_AE" w:bidi="ar_AE"/>
         </w:rPr>
         <w:t>).</w:t>
@@ -5026,12 +6176,16 @@
       </w:pPr>
       <w:r>
         <w:rPr>
+          <w:rtl/>
+          <w:cs/>
           <w:lang w:val="ar_AE" w:bidi="ar_AE"/>
         </w:rPr>
       </w:r>
       <w:r>
         <w:rPr>
           <w:u w:val="single"/>
+          <w:rtl/>
+          <w:cs/>
           <w:lang w:val="ar_AE" w:bidi="ar_AE"/>
         </w:rPr>
         <w:t>مقاطع كتابية لدراسة أعمق</w:t>
@@ -5043,12 +6197,16 @@
       </w:pPr>
       <w:r>
         <w:rPr>
+          <w:rtl/>
+          <w:cs/>
           <w:lang w:val="ar_AE" w:bidi="ar_AE"/>
         </w:rPr>
       </w:r>
       <w:hyperlink r:id="rId154">
         <w:r>
           <w:rPr>
+            <w:rtl/>
+            <w:cs/>
             <w:lang w:val="ar_AE" w:bidi="ar_AE"/>
           </w:rPr>
           <w:rPr>
@@ -5060,6 +6218,8 @@
       </w:hyperlink>
       <w:r>
         <w:rPr>
+          <w:rtl/>
+          <w:cs/>
           <w:lang w:val="ar_AE" w:bidi="ar_AE"/>
         </w:rPr>
         <w:t xml:space="preserve"> </w:t>
@@ -5067,6 +6227,8 @@
       <w:hyperlink r:id="rId153">
         <w:r>
           <w:rPr>
+            <w:rtl/>
+            <w:cs/>
             <w:lang w:val="ar_AE" w:bidi="ar_AE"/>
           </w:rPr>
           <w:rPr>
@@ -5078,6 +6240,8 @@
       </w:hyperlink>
       <w:r>
         <w:rPr>
+          <w:rtl/>
+          <w:cs/>
           <w:lang w:val="ar_AE" w:bidi="ar_AE"/>
         </w:rPr>
         <w:t xml:space="preserve"> </w:t>
@@ -5085,6 +6249,8 @@
       <w:hyperlink r:id="rId149">
         <w:r>
           <w:rPr>
+            <w:rtl/>
+            <w:cs/>
             <w:lang w:val="ar_AE" w:bidi="ar_AE"/>
           </w:rPr>
           <w:rPr>
@@ -5096,6 +6262,8 @@
       </w:hyperlink>
       <w:r>
         <w:rPr>
+          <w:rtl/>
+          <w:cs/>
           <w:lang w:val="ar_AE" w:bidi="ar_AE"/>
         </w:rPr>
         <w:t xml:space="preserve"> </w:t>
@@ -5103,6 +6271,8 @@
       <w:hyperlink r:id="rId150">
         <w:r>
           <w:rPr>
+            <w:rtl/>
+            <w:cs/>
             <w:lang w:val="ar_AE" w:bidi="ar_AE"/>
           </w:rPr>
           <w:rPr>
@@ -5114,11 +6284,15 @@
       </w:hyperlink>
       <w:r>
         <w:rPr>
-          <w:lang w:val="ar_AE" w:bidi="ar_AE"/>
-        </w:rPr>
-      </w:r>
-      <w:r>
-        <w:rPr>
+          <w:rtl/>
+          <w:cs/>
+          <w:lang w:val="ar_AE" w:bidi="ar_AE"/>
+        </w:rPr>
+      </w:r>
+      <w:r>
+        <w:rPr>
+          <w:rtl/>
+          <w:cs/>
           <w:lang w:val="ar_AE" w:bidi="ar_AE"/>
         </w:rPr>
       </w:r>
@@ -5129,6 +6303,8 @@
       </w:pPr>
       <w:r>
         <w:rPr>
+          <w:rtl/>
+          <w:cs/>
           <w:lang w:val="ar_AE" w:bidi="ar_AE"/>
         </w:rPr>
       </w:r>
@@ -5140,12 +6316,16 @@
       </w:pPr>
       <w:r>
         <w:rPr>
+          <w:rtl/>
+          <w:cs/>
           <w:lang w:val="ar_AE" w:bidi="ar_AE"/>
         </w:rPr>
         <w:t>سمو وعظمة الابن فوق الجميع</w:t>
       </w:r>
       <w:r>
         <w:rPr>
+          <w:rtl/>
+          <w:cs/>
           <w:lang w:val="ar_AE" w:bidi="ar_AE"/>
         </w:rPr>
       </w:r>
@@ -5156,11 +6336,15 @@
       </w:pPr>
       <w:r>
         <w:rPr>
-          <w:lang w:val="ar_AE" w:bidi="ar_AE"/>
-        </w:rPr>
-      </w:r>
-      <w:r>
-        <w:rPr>
+          <w:rtl/>
+          <w:cs/>
+          <w:lang w:val="ar_AE" w:bidi="ar_AE"/>
+        </w:rPr>
+      </w:r>
+      <w:r>
+        <w:rPr>
+          <w:rtl/>
+          <w:cs/>
           <w:lang w:val="ar_AE" w:bidi="ar_AE"/>
         </w:rPr>
         <w:t>يبرز سفر العبرانيين سبب تفوق يسوع، ابن الله، على الجميع سواء في حقيقته (طبيعته) أو في عمله (خدمته)</w:t>
@@ -5173,6 +6357,8 @@
       </w:pPr>
       <w:r>
         <w:rPr>
+          <w:rtl/>
+          <w:cs/>
           <w:lang w:val="ar_AE" w:bidi="ar_AE"/>
         </w:rPr>
         <w:t>أعظم في طبيعته</w:t>
@@ -5184,11 +6370,15 @@
       </w:pPr>
       <w:r>
         <w:rPr>
-          <w:lang w:val="ar_AE" w:bidi="ar_AE"/>
-        </w:rPr>
-      </w:r>
-      <w:r>
-        <w:rPr>
+          <w:rtl/>
+          <w:cs/>
+          <w:lang w:val="ar_AE" w:bidi="ar_AE"/>
+        </w:rPr>
+      </w:r>
+      <w:r>
+        <w:rPr>
+          <w:rtl/>
+          <w:cs/>
           <w:lang w:val="ar_AE" w:bidi="ar_AE"/>
         </w:rPr>
         <w:t xml:space="preserve">جرى تناول </w:t>
@@ -5196,12 +6386,16 @@
       <w:r>
         <w:rPr>
           <w:i/>
+          <w:rtl/>
+          <w:cs/>
           <w:lang w:val="ar_AE" w:bidi="ar_AE"/>
         </w:rPr>
         <w:t>طبيعة</w:t>
       </w:r>
       <w:r>
         <w:rPr>
+          <w:rtl/>
+          <w:cs/>
           <w:lang w:val="ar_AE" w:bidi="ar_AE"/>
         </w:rPr>
         <w:t xml:space="preserve"> الابن السامية بالأساس في </w:t>
@@ -5209,6 +6403,8 @@
       <w:hyperlink r:id="rId155">
         <w:r>
           <w:rPr>
+            <w:rtl/>
+            <w:cs/>
             <w:lang w:val="ar_AE" w:bidi="ar_AE"/>
           </w:rPr>
           <w:rPr>
@@ -5220,6 +6416,8 @@
       </w:hyperlink>
       <w:r>
         <w:rPr>
+          <w:rtl/>
+          <w:cs/>
           <w:lang w:val="ar_AE" w:bidi="ar_AE"/>
         </w:rPr>
         <w:t>. ومقدمة السفر (</w:t>
@@ -5227,6 +6425,8 @@
       <w:hyperlink r:id="rId156">
         <w:r>
           <w:rPr>
+            <w:rtl/>
+            <w:cs/>
             <w:lang w:val="ar_AE" w:bidi="ar_AE"/>
           </w:rPr>
           <w:rPr>
@@ -5238,6 +6438,8 @@
       </w:hyperlink>
       <w:r>
         <w:rPr>
+          <w:rtl/>
+          <w:cs/>
           <w:lang w:val="ar_AE" w:bidi="ar_AE"/>
         </w:rPr>
         <w:t>)، تُظهر الابن خالقًا للكون وداعمًا ووريثًا له (</w:t>
@@ -5245,6 +6447,8 @@
       <w:hyperlink r:id="rId157">
         <w:r>
           <w:rPr>
+            <w:rtl/>
+            <w:cs/>
             <w:lang w:val="ar_AE" w:bidi="ar_AE"/>
           </w:rPr>
           <w:rPr>
@@ -5256,18 +6460,24 @@
       </w:hyperlink>
       <w:r>
         <w:rPr>
+          <w:rtl/>
+          <w:cs/>
           <w:lang w:val="ar_AE" w:bidi="ar_AE"/>
         </w:rPr>
         <w:t>). وَهُوَ "</w:t>
       </w:r>
       <w:r>
         <w:rPr>
+          <w:rtl/>
+          <w:cs/>
           <w:lang w:val="ar_AE" w:bidi="ar_AE"/>
         </w:rPr>
         <w:t>بَهَاءُ مَجْدِه [مجد الله]، وَرَسْمُ جَوْهَرِهِ [جوهر الله]</w:t>
       </w:r>
       <w:r>
         <w:rPr>
+          <w:rtl/>
+          <w:cs/>
           <w:lang w:val="ar_AE" w:bidi="ar_AE"/>
         </w:rPr>
         <w:t>" (</w:t>
@@ -5275,6 +6485,8 @@
       <w:hyperlink r:id="rId158">
         <w:r>
           <w:rPr>
+            <w:rtl/>
+            <w:cs/>
             <w:lang w:val="ar_AE" w:bidi="ar_AE"/>
           </w:rPr>
           <w:rPr>
@@ -5286,30 +6498,40 @@
       </w:hyperlink>
       <w:r>
         <w:rPr>
+          <w:rtl/>
+          <w:cs/>
           <w:lang w:val="ar_AE" w:bidi="ar_AE"/>
         </w:rPr>
         <w:t xml:space="preserve">). إنه مُكرّم، </w:t>
       </w:r>
       <w:r>
         <w:rPr>
+          <w:rtl/>
+          <w:cs/>
           <w:lang w:val="ar_AE" w:bidi="ar_AE"/>
         </w:rPr>
         <w:t xml:space="preserve">بَعْدَ مَا صَنَعَ بِنَفْسِهِ تَطْهِيرًا لِخَطَايَانَا، صَائِرًا </w:t>
       </w:r>
       <w:r>
         <w:rPr>
+          <w:rtl/>
+          <w:cs/>
           <w:lang w:val="ar_AE" w:bidi="ar_AE"/>
         </w:rPr>
         <w:t>"</w:t>
       </w:r>
       <w:r>
         <w:rPr>
+          <w:rtl/>
+          <w:cs/>
           <w:lang w:val="ar_AE" w:bidi="ar_AE"/>
         </w:rPr>
         <w:t>أَعْظَمَ مِنَ ٱلْمَلَائِكَةِ</w:t>
       </w:r>
       <w:r>
         <w:rPr>
+          <w:rtl/>
+          <w:cs/>
           <w:lang w:val="ar_AE" w:bidi="ar_AE"/>
         </w:rPr>
         <w:t>" (</w:t>
@@ -5317,6 +6539,8 @@
       <w:hyperlink r:id="rId159">
         <w:r>
           <w:rPr>
+            <w:rtl/>
+            <w:cs/>
             <w:lang w:val="ar_AE" w:bidi="ar_AE"/>
           </w:rPr>
           <w:rPr>
@@ -5328,6 +6552,8 @@
       </w:hyperlink>
       <w:r>
         <w:rPr>
+          <w:rtl/>
+          <w:cs/>
           <w:lang w:val="ar_AE" w:bidi="ar_AE"/>
         </w:rPr>
         <w:t>).</w:t>
@@ -5340,6 +6566,8 @@
       </w:pPr>
       <w:r>
         <w:rPr>
+          <w:rtl/>
+          <w:cs/>
           <w:lang w:val="ar_AE" w:bidi="ar_AE"/>
         </w:rPr>
         <w:t>أعظم من الملائكة</w:t>
@@ -5351,12 +6579,16 @@
       </w:pPr>
       <w:r>
         <w:rPr>
+          <w:rtl/>
+          <w:cs/>
           <w:lang w:val="ar_AE" w:bidi="ar_AE"/>
         </w:rPr>
       </w:r>
       <w:hyperlink r:id="rId160">
         <w:r>
           <w:rPr>
+            <w:rtl/>
+            <w:cs/>
             <w:lang w:val="ar_AE" w:bidi="ar_AE"/>
           </w:rPr>
           <w:rPr>
@@ -5368,6 +6600,8 @@
       </w:hyperlink>
       <w:r>
         <w:rPr>
+          <w:rtl/>
+          <w:cs/>
           <w:lang w:val="ar_AE" w:bidi="ar_AE"/>
         </w:rPr>
         <w:t xml:space="preserve"> و</w:t>
@@ -5375,6 +6609,8 @@
       <w:hyperlink r:id="rId161">
         <w:r>
           <w:rPr>
+            <w:rtl/>
+            <w:cs/>
             <w:lang w:val="ar_AE" w:bidi="ar_AE"/>
           </w:rPr>
           <w:rPr>
@@ -5386,6 +6622,8 @@
       </w:hyperlink>
       <w:r>
         <w:rPr>
+          <w:rtl/>
+          <w:cs/>
           <w:lang w:val="ar_AE" w:bidi="ar_AE"/>
         </w:rPr>
         <w:t>، يظهر الابن أنه أعظم من الملائكة. وهو في علاقة خاصة مع الآب (</w:t>
@@ -5393,6 +6631,8 @@
       <w:hyperlink r:id="rId162">
         <w:r>
           <w:rPr>
+            <w:rtl/>
+            <w:cs/>
             <w:lang w:val="ar_AE" w:bidi="ar_AE"/>
           </w:rPr>
           <w:rPr>
@@ -5404,6 +6644,8 @@
       </w:hyperlink>
       <w:r>
         <w:rPr>
+          <w:rtl/>
+          <w:cs/>
           <w:lang w:val="ar_AE" w:bidi="ar_AE"/>
         </w:rPr>
         <w:t>). هو الحاكم، الخالق الذي بيده أن يغيّر العالم المصنوع (</w:t>
@@ -5411,6 +6653,8 @@
       <w:hyperlink r:id="rId163">
         <w:r>
           <w:rPr>
+            <w:rtl/>
+            <w:cs/>
             <w:lang w:val="ar_AE" w:bidi="ar_AE"/>
           </w:rPr>
           <w:rPr>
@@ -5422,6 +6666,8 @@
       </w:hyperlink>
       <w:r>
         <w:rPr>
+          <w:rtl/>
+          <w:cs/>
           <w:lang w:val="ar_AE" w:bidi="ar_AE"/>
         </w:rPr>
         <w:t>). الملائكة لديهم مكانة أقل من الابن، وهم يعبدونه ويخدمونه (</w:t>
@@ -5429,6 +6675,8 @@
       <w:hyperlink r:id="rId164">
         <w:r>
           <w:rPr>
+            <w:rtl/>
+            <w:cs/>
             <w:lang w:val="ar_AE" w:bidi="ar_AE"/>
           </w:rPr>
           <w:rPr>
@@ -5440,6 +6688,8 @@
       </w:hyperlink>
       <w:r>
         <w:rPr>
+          <w:rtl/>
+          <w:cs/>
           <w:lang w:val="ar_AE" w:bidi="ar_AE"/>
         </w:rPr>
         <w:t>). وقد رفعه الله الآب إلى أسمى مكانة كريمة- فأجلسه عن يمينه (</w:t>
@@ -5447,6 +6697,8 @@
       <w:hyperlink r:id="rId165">
         <w:r>
           <w:rPr>
+            <w:rtl/>
+            <w:cs/>
             <w:lang w:val="ar_AE" w:bidi="ar_AE"/>
           </w:rPr>
           <w:rPr>
@@ -5458,6 +6710,8 @@
       </w:hyperlink>
       <w:r>
         <w:rPr>
+          <w:rtl/>
+          <w:cs/>
           <w:lang w:val="ar_AE" w:bidi="ar_AE"/>
         </w:rPr>
         <w:t xml:space="preserve">؛ </w:t>
@@ -5465,6 +6719,8 @@
       <w:hyperlink r:id="rId166">
         <w:r>
           <w:rPr>
+            <w:rtl/>
+            <w:cs/>
             <w:lang w:val="ar_AE" w:bidi="ar_AE"/>
           </w:rPr>
           <w:rPr>
@@ -5476,6 +6732,8 @@
       </w:hyperlink>
       <w:r>
         <w:rPr>
+          <w:rtl/>
+          <w:cs/>
           <w:lang w:val="ar_AE" w:bidi="ar_AE"/>
         </w:rPr>
         <w:t>). كان أن لديه كل السلطان على كل شيء (</w:t>
@@ -5483,6 +6741,8 @@
       <w:hyperlink r:id="rId167">
         <w:r>
           <w:rPr>
+            <w:rtl/>
+            <w:cs/>
             <w:lang w:val="ar_AE" w:bidi="ar_AE"/>
           </w:rPr>
           <w:rPr>
@@ -5494,6 +6754,8 @@
       </w:hyperlink>
       <w:r>
         <w:rPr>
+          <w:rtl/>
+          <w:cs/>
           <w:lang w:val="ar_AE" w:bidi="ar_AE"/>
         </w:rPr>
         <w:t>).</w:t>
@@ -5506,6 +6768,8 @@
       </w:pPr>
       <w:r>
         <w:rPr>
+          <w:rtl/>
+          <w:cs/>
           <w:lang w:val="ar_AE" w:bidi="ar_AE"/>
         </w:rPr>
         <w:t>أعظم من موسى</w:t>
@@ -5517,11 +6781,15 @@
       </w:pPr>
       <w:r>
         <w:rPr>
-          <w:lang w:val="ar_AE" w:bidi="ar_AE"/>
-        </w:rPr>
-      </w:r>
-      <w:r>
-        <w:rPr>
+          <w:rtl/>
+          <w:cs/>
+          <w:lang w:val="ar_AE" w:bidi="ar_AE"/>
+        </w:rPr>
+      </w:r>
+      <w:r>
+        <w:rPr>
+          <w:rtl/>
+          <w:cs/>
           <w:lang w:val="ar_AE" w:bidi="ar_AE"/>
         </w:rPr>
         <w:t xml:space="preserve">في </w:t>
@@ -5529,6 +6797,8 @@
       <w:hyperlink r:id="rId168">
         <w:r>
           <w:rPr>
+            <w:rtl/>
+            <w:cs/>
             <w:lang w:val="ar_AE" w:bidi="ar_AE"/>
           </w:rPr>
           <w:rPr>
@@ -5540,6 +6810,8 @@
       </w:hyperlink>
       <w:r>
         <w:rPr>
+          <w:rtl/>
+          <w:cs/>
           <w:lang w:val="ar_AE" w:bidi="ar_AE"/>
         </w:rPr>
         <w:t>، يستثمر كاتب السفر هذا الاحترام الذي يكنّه جمهوره لموسى ليحثّهم على إظهار احترام وتبجيل أعظم للابن. مثلما كان موسى، هكذا كان الابن أيضًا أمينًا في خدمة شعب الله. ومع ذلك، فالابن يستحق مجدًا وحمدًا أكبر من موسى لأنه يتمتع بطبيعة الله الآب ذاتها. الابن هو البَنّاء الأعظم لبيت الله (</w:t>
@@ -5547,6 +6819,8 @@
       <w:hyperlink r:id="rId169">
         <w:r>
           <w:rPr>
+            <w:rtl/>
+            <w:cs/>
             <w:lang w:val="ar_AE" w:bidi="ar_AE"/>
           </w:rPr>
           <w:rPr>
@@ -5558,6 +6832,8 @@
       </w:hyperlink>
       <w:r>
         <w:rPr>
+          <w:rtl/>
+          <w:cs/>
           <w:lang w:val="ar_AE" w:bidi="ar_AE"/>
         </w:rPr>
         <w:t>). الابن في نهاية المطاف هو المسؤول</w:t>
@@ -5565,12 +6841,16 @@
       <w:r>
         <w:rPr>
           <w:b/>
+          <w:rtl/>
+          <w:cs/>
           <w:lang w:val="ar_AE" w:bidi="ar_AE"/>
         </w:rPr>
         <w:t xml:space="preserve"> </w:t>
       </w:r>
       <w:r>
         <w:rPr>
+          <w:rtl/>
+          <w:cs/>
           <w:lang w:val="ar_AE" w:bidi="ar_AE"/>
         </w:rPr>
         <w:t>عن شعب الله (</w:t>
@@ -5578,6 +6858,8 @@
       <w:hyperlink r:id="rId170">
         <w:r>
           <w:rPr>
+            <w:rtl/>
+            <w:cs/>
             <w:lang w:val="ar_AE" w:bidi="ar_AE"/>
           </w:rPr>
           <w:rPr>
@@ -5589,6 +6871,8 @@
       </w:hyperlink>
       <w:r>
         <w:rPr>
+          <w:rtl/>
+          <w:cs/>
           <w:lang w:val="ar_AE" w:bidi="ar_AE"/>
         </w:rPr>
         <w:t>).</w:t>
@@ -5601,6 +6885,8 @@
       </w:pPr>
       <w:r>
         <w:rPr>
+          <w:rtl/>
+          <w:cs/>
           <w:lang w:val="ar_AE" w:bidi="ar_AE"/>
         </w:rPr>
         <w:t>الخدمة الأعظم</w:t>
@@ -5613,6 +6899,8 @@
       </w:pPr>
       <w:r>
         <w:rPr>
+          <w:rtl/>
+          <w:cs/>
           <w:lang w:val="ar_AE" w:bidi="ar_AE"/>
         </w:rPr>
         <w:t>رئيس الكهنة</w:t>
@@ -5624,11 +6912,15 @@
       </w:pPr>
       <w:r>
         <w:rPr>
-          <w:lang w:val="ar_AE" w:bidi="ar_AE"/>
-        </w:rPr>
-      </w:r>
-      <w:r>
-        <w:rPr>
+          <w:rtl/>
+          <w:cs/>
+          <w:lang w:val="ar_AE" w:bidi="ar_AE"/>
+        </w:rPr>
+      </w:r>
+      <w:r>
+        <w:rPr>
+          <w:rtl/>
+          <w:cs/>
           <w:lang w:val="ar_AE" w:bidi="ar_AE"/>
         </w:rPr>
         <w:t xml:space="preserve">إن معظم المقاطع الكتابية التي تبرز </w:t>
@@ -5636,12 +6928,16 @@
       <w:r>
         <w:rPr>
           <w:i/>
+          <w:rtl/>
+          <w:cs/>
           <w:lang w:val="ar_AE" w:bidi="ar_AE"/>
         </w:rPr>
         <w:t>خدمة</w:t>
       </w:r>
       <w:r>
         <w:rPr>
+          <w:rtl/>
+          <w:cs/>
           <w:lang w:val="ar_AE" w:bidi="ar_AE"/>
         </w:rPr>
         <w:t xml:space="preserve"> الابن العظمى نجدها في </w:t>
@@ -5649,6 +6945,8 @@
       <w:hyperlink r:id="rId171">
         <w:r>
           <w:rPr>
+            <w:rtl/>
+            <w:cs/>
             <w:lang w:val="ar_AE" w:bidi="ar_AE"/>
           </w:rPr>
           <w:rPr>
@@ -5660,18 +6958,24 @@
       </w:hyperlink>
       <w:r>
         <w:rPr>
+          <w:rtl/>
+          <w:cs/>
           <w:lang w:val="ar_AE" w:bidi="ar_AE"/>
         </w:rPr>
         <w:t>. لقد قدم يسوع بدوره الأعظم كرئيس كهنة، "</w:t>
       </w:r>
       <w:r>
         <w:rPr>
+          <w:rtl/>
+          <w:cs/>
           <w:lang w:val="ar_AE" w:bidi="ar_AE"/>
         </w:rPr>
         <w:t>رَجَاءً أَفْضَل</w:t>
       </w:r>
       <w:r>
         <w:rPr>
+          <w:rtl/>
+          <w:cs/>
           <w:lang w:val="ar_AE" w:bidi="ar_AE"/>
         </w:rPr>
         <w:t>" (</w:t>
@@ -5679,6 +6983,8 @@
       <w:hyperlink r:id="rId172">
         <w:r>
           <w:rPr>
+            <w:rtl/>
+            <w:cs/>
             <w:lang w:val="ar_AE" w:bidi="ar_AE"/>
           </w:rPr>
           <w:rPr>
@@ -5690,18 +6996,24 @@
       </w:hyperlink>
       <w:r>
         <w:rPr>
+          <w:rtl/>
+          <w:cs/>
           <w:lang w:val="ar_AE" w:bidi="ar_AE"/>
         </w:rPr>
         <w:t>). وما يضمن هذا الرجاء "</w:t>
       </w:r>
       <w:r>
         <w:rPr>
+          <w:rtl/>
+          <w:cs/>
           <w:lang w:val="ar_AE" w:bidi="ar_AE"/>
         </w:rPr>
         <w:t>عَهْدًا أَفْضَل"</w:t>
       </w:r>
       <w:r>
         <w:rPr>
+          <w:rtl/>
+          <w:cs/>
           <w:lang w:val="ar_AE" w:bidi="ar_AE"/>
         </w:rPr>
         <w:t xml:space="preserve"> (</w:t>
@@ -5709,6 +7021,8 @@
       <w:hyperlink r:id="rId173">
         <w:r>
           <w:rPr>
+            <w:rtl/>
+            <w:cs/>
             <w:lang w:val="ar_AE" w:bidi="ar_AE"/>
           </w:rPr>
           <w:rPr>
@@ -5720,18 +7034,24 @@
       </w:hyperlink>
       <w:r>
         <w:rPr>
+          <w:rtl/>
+          <w:cs/>
           <w:lang w:val="ar_AE" w:bidi="ar_AE"/>
         </w:rPr>
         <w:t>)</w:t>
       </w:r>
       <w:r>
         <w:rPr>
+          <w:rtl/>
+          <w:cs/>
           <w:lang w:val="ar_AE" w:bidi="ar_AE"/>
         </w:rPr>
         <w:t xml:space="preserve">، وما يثبت هذا الرجاء هو "مَوَاعِيد أَفْضَل" </w:t>
       </w:r>
       <w:r>
         <w:rPr>
+          <w:rtl/>
+          <w:cs/>
           <w:lang w:val="ar_AE" w:bidi="ar_AE"/>
         </w:rPr>
         <w:t>(</w:t>
@@ -5739,6 +7059,8 @@
       <w:hyperlink r:id="rId174">
         <w:r>
           <w:rPr>
+            <w:rtl/>
+            <w:cs/>
             <w:lang w:val="ar_AE" w:bidi="ar_AE"/>
           </w:rPr>
           <w:rPr>
@@ -5750,18 +7072,24 @@
       </w:hyperlink>
       <w:r>
         <w:rPr>
+          <w:rtl/>
+          <w:cs/>
           <w:lang w:val="ar_AE" w:bidi="ar_AE"/>
         </w:rPr>
         <w:t>). وهذا بدوره يمكّنه من عمل "</w:t>
       </w:r>
       <w:r>
         <w:rPr>
+          <w:rtl/>
+          <w:cs/>
           <w:lang w:val="ar_AE" w:bidi="ar_AE"/>
         </w:rPr>
         <w:t>خِدْمَةٍ أَفْضَلَ</w:t>
       </w:r>
       <w:r>
         <w:rPr>
+          <w:rtl/>
+          <w:cs/>
           <w:lang w:val="ar_AE" w:bidi="ar_AE"/>
         </w:rPr>
         <w:t>" من تلك الخاصة بكهنة العهد القديم (</w:t>
@@ -5769,6 +7097,8 @@
       <w:hyperlink r:id="rId174">
         <w:r>
           <w:rPr>
+            <w:rtl/>
+            <w:cs/>
             <w:lang w:val="ar_AE" w:bidi="ar_AE"/>
           </w:rPr>
           <w:rPr>
@@ -5780,6 +7110,8 @@
       </w:hyperlink>
       <w:r>
         <w:rPr>
+          <w:rtl/>
+          <w:cs/>
           <w:lang w:val="ar_AE" w:bidi="ar_AE"/>
         </w:rPr>
         <w:t>). كان العهد القديم هو الاتفاق الذي قطعه الله مع بني إسرائيل بواسطة موسى.</w:t>
@@ -5792,6 +7124,8 @@
       </w:pPr>
       <w:r>
         <w:rPr>
+          <w:rtl/>
+          <w:cs/>
           <w:lang w:val="ar_AE" w:bidi="ar_AE"/>
         </w:rPr>
         <w:t>أعظم ذبيحة</w:t>
@@ -5803,23 +7137,31 @@
       </w:pPr>
       <w:r>
         <w:rPr>
-          <w:lang w:val="ar_AE" w:bidi="ar_AE"/>
-        </w:rPr>
-      </w:r>
-      <w:r>
-        <w:rPr>
+          <w:rtl/>
+          <w:cs/>
+          <w:lang w:val="ar_AE" w:bidi="ar_AE"/>
+        </w:rPr>
+      </w:r>
+      <w:r>
+        <w:rPr>
+          <w:rtl/>
+          <w:cs/>
           <w:lang w:val="ar_AE" w:bidi="ar_AE"/>
         </w:rPr>
         <w:t>إن خدمة يسوع تحت غطاء العهد الجديد هي الخدمة الأفضل بسبب "ال</w:t>
       </w:r>
       <w:r>
         <w:rPr>
+          <w:rtl/>
+          <w:cs/>
           <w:lang w:val="ar_AE" w:bidi="ar_AE"/>
         </w:rPr>
         <w:t>ذَبِيحَة الأَفْضَلَ" مِنَ الذَّبَائِحِ الأُخْرَى</w:t>
       </w:r>
       <w:r>
         <w:rPr>
+          <w:rtl/>
+          <w:cs/>
           <w:lang w:val="ar_AE" w:bidi="ar_AE"/>
         </w:rPr>
         <w:t xml:space="preserve"> (</w:t>
@@ -5827,6 +7169,8 @@
       <w:hyperlink r:id="rId175">
         <w:r>
           <w:rPr>
+            <w:rtl/>
+            <w:cs/>
             <w:lang w:val="ar_AE" w:bidi="ar_AE"/>
           </w:rPr>
           <w:rPr>
@@ -5838,6 +7182,8 @@
       </w:hyperlink>
       <w:r>
         <w:rPr>
+          <w:rtl/>
+          <w:cs/>
           <w:lang w:val="ar_AE" w:bidi="ar_AE"/>
         </w:rPr>
         <w:t xml:space="preserve"> </w:t>
@@ -5845,6 +7191,8 @@
       <w:hyperlink r:id="rId176">
         <w:r>
           <w:rPr>
+            <w:rtl/>
+            <w:cs/>
             <w:lang w:val="ar_AE" w:bidi="ar_AE"/>
           </w:rPr>
           <w:rPr>
@@ -5856,6 +7204,8 @@
       </w:hyperlink>
       <w:r>
         <w:rPr>
+          <w:rtl/>
+          <w:cs/>
           <w:lang w:val="ar_AE" w:bidi="ar_AE"/>
         </w:rPr>
         <w:t xml:space="preserve"> انظر أيضًا </w:t>
@@ -5863,6 +7213,8 @@
       <w:hyperlink r:id="rId177">
         <w:r>
           <w:rPr>
+            <w:rtl/>
+            <w:cs/>
             <w:lang w:val="ar_AE" w:bidi="ar_AE"/>
           </w:rPr>
           <w:rPr>
@@ -5874,18 +7226,24 @@
       </w:hyperlink>
       <w:r>
         <w:rPr>
+          <w:rtl/>
+          <w:cs/>
           <w:lang w:val="ar_AE" w:bidi="ar_AE"/>
         </w:rPr>
         <w:t>). العهد الجديد هو الاتفاق الجديد الذي قطعه الله بيسوع. إن خدمة يسوع تقود مؤمني عهد الله الجديد إلى ترقب "</w:t>
       </w:r>
       <w:r>
         <w:rPr>
+          <w:rtl/>
+          <w:cs/>
           <w:lang w:val="ar_AE" w:bidi="ar_AE"/>
         </w:rPr>
         <w:t>ثَرْوَة أَفْضَل وَأَبْقَى</w:t>
       </w:r>
       <w:r>
         <w:rPr>
+          <w:rtl/>
+          <w:cs/>
           <w:lang w:val="ar_AE" w:bidi="ar_AE"/>
         </w:rPr>
         <w:t>" (</w:t>
@@ -5893,6 +7251,8 @@
       <w:hyperlink r:id="rId178">
         <w:r>
           <w:rPr>
+            <w:rtl/>
+            <w:cs/>
             <w:lang w:val="ar_AE" w:bidi="ar_AE"/>
           </w:rPr>
           <w:rPr>
@@ -5904,18 +7264,24 @@
       </w:hyperlink>
       <w:r>
         <w:rPr>
+          <w:rtl/>
+          <w:cs/>
           <w:lang w:val="ar_AE" w:bidi="ar_AE"/>
         </w:rPr>
         <w:t>). إنها "</w:t>
       </w:r>
       <w:r>
         <w:rPr>
+          <w:rtl/>
+          <w:cs/>
           <w:lang w:val="ar_AE" w:bidi="ar_AE"/>
         </w:rPr>
         <w:t>وَطَن أَفْضَل، أَيْ سَمَاوِيّ.</w:t>
       </w:r>
       <w:r>
         <w:rPr>
+          <w:rtl/>
+          <w:cs/>
           <w:lang w:val="ar_AE" w:bidi="ar_AE"/>
         </w:rPr>
         <w:t>" (</w:t>
@@ -5923,6 +7289,8 @@
       <w:hyperlink r:id="rId179">
         <w:r>
           <w:rPr>
+            <w:rtl/>
+            <w:cs/>
             <w:lang w:val="ar_AE" w:bidi="ar_AE"/>
           </w:rPr>
           <w:rPr>
@@ -5934,18 +7302,24 @@
       </w:hyperlink>
       <w:r>
         <w:rPr>
+          <w:rtl/>
+          <w:cs/>
           <w:lang w:val="ar_AE" w:bidi="ar_AE"/>
         </w:rPr>
         <w:t xml:space="preserve">). وسوف </w:t>
       </w:r>
       <w:r>
         <w:rPr>
+          <w:rtl/>
+          <w:cs/>
           <w:lang w:val="ar_AE" w:bidi="ar_AE"/>
         </w:rPr>
         <w:t>يَنَالُون "قِيَامَةً أَفْضَلَ"</w:t>
       </w:r>
       <w:r>
         <w:rPr>
+          <w:rtl/>
+          <w:cs/>
           <w:lang w:val="ar_AE" w:bidi="ar_AE"/>
         </w:rPr>
         <w:t xml:space="preserve"> (</w:t>
@@ -5953,6 +7327,8 @@
       <w:hyperlink r:id="rId180">
         <w:r>
           <w:rPr>
+            <w:rtl/>
+            <w:cs/>
             <w:lang w:val="ar_AE" w:bidi="ar_AE"/>
           </w:rPr>
           <w:rPr>
@@ -5964,30 +7340,40 @@
       </w:hyperlink>
       <w:r>
         <w:rPr>
+          <w:rtl/>
+          <w:cs/>
           <w:lang w:val="ar_AE" w:bidi="ar_AE"/>
         </w:rPr>
         <w:t xml:space="preserve">). أما للمؤمنين بيسوع تحت العهد الجديد، فإن الله قد </w:t>
       </w:r>
       <w:r>
         <w:rPr>
+          <w:rtl/>
+          <w:cs/>
           <w:lang w:val="ar_AE" w:bidi="ar_AE"/>
         </w:rPr>
         <w:t xml:space="preserve">سَبَق </w:t>
       </w:r>
       <w:r>
         <w:rPr>
+          <w:rtl/>
+          <w:cs/>
           <w:lang w:val="ar_AE" w:bidi="ar_AE"/>
         </w:rPr>
         <w:t>"</w:t>
       </w:r>
       <w:r>
         <w:rPr>
+          <w:rtl/>
+          <w:cs/>
           <w:lang w:val="ar_AE" w:bidi="ar_AE"/>
         </w:rPr>
         <w:t>فَنَظَرَ لَنَا شَيْئًا أَفْضَلَ</w:t>
       </w:r>
       <w:r>
         <w:rPr>
+          <w:rtl/>
+          <w:cs/>
           <w:lang w:val="ar_AE" w:bidi="ar_AE"/>
         </w:rPr>
         <w:t>" لم يكن بإمكان مؤمني العهد القديم سوى أن يرقبوها من بعيد (</w:t>
@@ -5995,6 +7381,8 @@
       <w:hyperlink r:id="rId181">
         <w:r>
           <w:rPr>
+            <w:rtl/>
+            <w:cs/>
             <w:lang w:val="ar_AE" w:bidi="ar_AE"/>
           </w:rPr>
           <w:rPr>
@@ -6006,6 +7394,8 @@
       </w:hyperlink>
       <w:r>
         <w:rPr>
+          <w:rtl/>
+          <w:cs/>
           <w:lang w:val="ar_AE" w:bidi="ar_AE"/>
         </w:rPr>
         <w:t>).</w:t>
@@ -6017,12 +7407,16 @@
       </w:pPr>
       <w:r>
         <w:rPr>
+          <w:rtl/>
+          <w:cs/>
           <w:lang w:val="ar_AE" w:bidi="ar_AE"/>
         </w:rPr>
       </w:r>
       <w:r>
         <w:rPr>
           <w:u w:val="single"/>
+          <w:rtl/>
+          <w:cs/>
           <w:lang w:val="ar_AE" w:bidi="ar_AE"/>
         </w:rPr>
         <w:t>مقاطع كتابية لدراسة أعمق</w:t>
@@ -6034,12 +7428,16 @@
       </w:pPr>
       <w:r>
         <w:rPr>
+          <w:rtl/>
+          <w:cs/>
           <w:lang w:val="ar_AE" w:bidi="ar_AE"/>
         </w:rPr>
       </w:r>
       <w:hyperlink r:id="rId166">
         <w:r>
           <w:rPr>
+            <w:rtl/>
+            <w:cs/>
             <w:lang w:val="ar_AE" w:bidi="ar_AE"/>
           </w:rPr>
           <w:rPr>
@@ -6051,6 +7449,8 @@
       </w:hyperlink>
       <w:r>
         <w:rPr>
+          <w:rtl/>
+          <w:cs/>
           <w:lang w:val="ar_AE" w:bidi="ar_AE"/>
         </w:rPr>
         <w:t xml:space="preserve">؛ </w:t>
@@ -6058,6 +7458,8 @@
       <w:hyperlink r:id="rId182">
         <w:r>
           <w:rPr>
+            <w:rtl/>
+            <w:cs/>
             <w:lang w:val="ar_AE" w:bidi="ar_AE"/>
           </w:rPr>
           <w:rPr>
@@ -6069,6 +7471,8 @@
       </w:hyperlink>
       <w:r>
         <w:rPr>
+          <w:rtl/>
+          <w:cs/>
           <w:lang w:val="ar_AE" w:bidi="ar_AE"/>
         </w:rPr>
         <w:t xml:space="preserve">؛ </w:t>
@@ -6076,6 +7480,8 @@
       <w:hyperlink r:id="rId168">
         <w:r>
           <w:rPr>
+            <w:rtl/>
+            <w:cs/>
             <w:lang w:val="ar_AE" w:bidi="ar_AE"/>
           </w:rPr>
           <w:rPr>
@@ -6087,6 +7493,8 @@
       </w:hyperlink>
       <w:r>
         <w:rPr>
+          <w:rtl/>
+          <w:cs/>
           <w:lang w:val="ar_AE" w:bidi="ar_AE"/>
         </w:rPr>
         <w:t xml:space="preserve">؛ </w:t>
@@ -6094,6 +7502,8 @@
       <w:hyperlink r:id="rId171">
         <w:r>
           <w:rPr>
+            <w:rtl/>
+            <w:cs/>
             <w:lang w:val="ar_AE" w:bidi="ar_AE"/>
           </w:rPr>
           <w:rPr>
@@ -6105,6 +7515,8 @@
       </w:hyperlink>
       <w:r>
         <w:rPr>
+          <w:rtl/>
+          <w:cs/>
           <w:lang w:val="ar_AE" w:bidi="ar_AE"/>
         </w:rPr>
         <w:t xml:space="preserve">؛ </w:t>
@@ -6112,6 +7524,8 @@
       <w:hyperlink r:id="rId178">
         <w:r>
           <w:rPr>
+            <w:rtl/>
+            <w:cs/>
             <w:lang w:val="ar_AE" w:bidi="ar_AE"/>
           </w:rPr>
           <w:rPr>
@@ -6123,6 +7537,8 @@
       </w:hyperlink>
       <w:r>
         <w:rPr>
+          <w:rtl/>
+          <w:cs/>
           <w:lang w:val="ar_AE" w:bidi="ar_AE"/>
         </w:rPr>
         <w:t xml:space="preserve">؛ </w:t>
@@ -6130,6 +7546,8 @@
       <w:hyperlink r:id="rId179">
         <w:r>
           <w:rPr>
+            <w:rtl/>
+            <w:cs/>
             <w:lang w:val="ar_AE" w:bidi="ar_AE"/>
           </w:rPr>
           <w:rPr>
@@ -6141,6 +7559,8 @@
       </w:hyperlink>
       <w:r>
         <w:rPr>
+          <w:rtl/>
+          <w:cs/>
           <w:lang w:val="ar_AE" w:bidi="ar_AE"/>
         </w:rPr>
         <w:t xml:space="preserve">، </w:t>
@@ -6148,6 +7568,8 @@
       <w:hyperlink r:id="rId180">
         <w:r>
           <w:rPr>
+            <w:rtl/>
+            <w:cs/>
             <w:lang w:val="ar_AE" w:bidi="ar_AE"/>
           </w:rPr>
           <w:rPr>
@@ -6159,6 +7581,8 @@
       </w:hyperlink>
       <w:r>
         <w:rPr>
+          <w:rtl/>
+          <w:cs/>
           <w:lang w:val="ar_AE" w:bidi="ar_AE"/>
         </w:rPr>
         <w:t xml:space="preserve">، </w:t>
@@ -6166,6 +7590,8 @@
       <w:hyperlink r:id="rId181">
         <w:r>
           <w:rPr>
+            <w:rtl/>
+            <w:cs/>
             <w:lang w:val="ar_AE" w:bidi="ar_AE"/>
           </w:rPr>
           <w:rPr>
@@ -6177,11 +7603,15 @@
       </w:hyperlink>
       <w:r>
         <w:rPr>
-          <w:lang w:val="ar_AE" w:bidi="ar_AE"/>
-        </w:rPr>
-      </w:r>
-      <w:r>
-        <w:rPr>
+          <w:rtl/>
+          <w:cs/>
+          <w:lang w:val="ar_AE" w:bidi="ar_AE"/>
+        </w:rPr>
+      </w:r>
+      <w:r>
+        <w:rPr>
+          <w:rtl/>
+          <w:cs/>
           <w:lang w:val="ar_AE" w:bidi="ar_AE"/>
         </w:rPr>
       </w:r>
@@ -6192,6 +7622,8 @@
       </w:pPr>
       <w:r>
         <w:rPr>
+          <w:rtl/>
+          <w:cs/>
           <w:lang w:val="ar_AE" w:bidi="ar_AE"/>
         </w:rPr>
       </w:r>
@@ -6203,12 +7635,16 @@
       </w:pPr>
       <w:r>
         <w:rPr>
+          <w:rtl/>
+          <w:cs/>
           <w:lang w:val="ar_AE" w:bidi="ar_AE"/>
         </w:rPr>
         <w:t>سوء الفهم في إنجيل يوحنا</w:t>
       </w:r>
       <w:r>
         <w:rPr>
+          <w:rtl/>
+          <w:cs/>
           <w:lang w:val="ar_AE" w:bidi="ar_AE"/>
         </w:rPr>
       </w:r>
@@ -6219,11 +7655,15 @@
       </w:pPr>
       <w:r>
         <w:rPr>
-          <w:lang w:val="ar_AE" w:bidi="ar_AE"/>
-        </w:rPr>
-      </w:r>
-      <w:r>
-        <w:rPr>
+          <w:rtl/>
+          <w:cs/>
+          <w:lang w:val="ar_AE" w:bidi="ar_AE"/>
+        </w:rPr>
+      </w:r>
+      <w:r>
+        <w:rPr>
+          <w:rtl/>
+          <w:cs/>
           <w:lang w:val="ar_AE" w:bidi="ar_AE"/>
         </w:rPr>
         <w:t xml:space="preserve">في إنجيل يوحنا، كثيرًا ما أُسيء فهم يسوع (انظر </w:t>
@@ -6231,6 +7671,8 @@
       <w:hyperlink r:id="rId183">
         <w:r>
           <w:rPr>
+            <w:rtl/>
+            <w:cs/>
             <w:lang w:val="ar_AE" w:bidi="ar_AE"/>
           </w:rPr>
           <w:rPr>
@@ -6242,6 +7684,8 @@
       </w:hyperlink>
       <w:r>
         <w:rPr>
+          <w:rtl/>
+          <w:cs/>
           <w:lang w:val="ar_AE" w:bidi="ar_AE"/>
         </w:rPr>
         <w:t xml:space="preserve">; </w:t>
@@ -6249,6 +7693,8 @@
       <w:hyperlink r:id="rId184">
         <w:r>
           <w:rPr>
+            <w:rtl/>
+            <w:cs/>
             <w:lang w:val="ar_AE" w:bidi="ar_AE"/>
           </w:rPr>
           <w:rPr>
@@ -6260,6 +7706,8 @@
       </w:hyperlink>
       <w:r>
         <w:rPr>
+          <w:rtl/>
+          <w:cs/>
           <w:lang w:val="ar_AE" w:bidi="ar_AE"/>
         </w:rPr>
         <w:t xml:space="preserve">, </w:t>
@@ -6267,6 +7715,8 @@
       <w:hyperlink r:id="rId185">
         <w:r>
           <w:rPr>
+            <w:rtl/>
+            <w:cs/>
             <w:lang w:val="ar_AE" w:bidi="ar_AE"/>
           </w:rPr>
           <w:rPr>
@@ -6278,6 +7728,8 @@
       </w:hyperlink>
       <w:r>
         <w:rPr>
+          <w:rtl/>
+          <w:cs/>
           <w:lang w:val="ar_AE" w:bidi="ar_AE"/>
         </w:rPr>
         <w:t xml:space="preserve">; </w:t>
@@ -6285,6 +7737,8 @@
       <w:hyperlink r:id="rId186">
         <w:r>
           <w:rPr>
+            <w:rtl/>
+            <w:cs/>
             <w:lang w:val="ar_AE" w:bidi="ar_AE"/>
           </w:rPr>
           <w:rPr>
@@ -6296,6 +7750,8 @@
       </w:hyperlink>
       <w:r>
         <w:rPr>
+          <w:rtl/>
+          <w:cs/>
           <w:lang w:val="ar_AE" w:bidi="ar_AE"/>
         </w:rPr>
         <w:t xml:space="preserve">; </w:t>
@@ -6303,6 +7759,8 @@
       <w:hyperlink r:id="rId187">
         <w:r>
           <w:rPr>
+            <w:rtl/>
+            <w:cs/>
             <w:lang w:val="ar_AE" w:bidi="ar_AE"/>
           </w:rPr>
           <w:rPr>
@@ -6314,6 +7772,8 @@
       </w:hyperlink>
       <w:r>
         <w:rPr>
+          <w:rtl/>
+          <w:cs/>
           <w:lang w:val="ar_AE" w:bidi="ar_AE"/>
         </w:rPr>
         <w:t>). وقد اختلف الناس حول هويته. وعندما فهم بعضهم ما يقصده، أراد البعض القبض عليه، بينما قرر آخرون أن يتبعوه (</w:t>
@@ -6321,6 +7781,8 @@
       <w:hyperlink r:id="rId188">
         <w:r>
           <w:rPr>
+            <w:rtl/>
+            <w:cs/>
             <w:lang w:val="ar_AE" w:bidi="ar_AE"/>
           </w:rPr>
           <w:rPr>
@@ -6332,6 +7794,8 @@
       </w:hyperlink>
       <w:r>
         <w:rPr>
+          <w:rtl/>
+          <w:cs/>
           <w:lang w:val="ar_AE" w:bidi="ar_AE"/>
         </w:rPr>
         <w:t xml:space="preserve">). ولم يفهم التلاميذ كل شيء إلا بعد أن أرسل الله لهم الروح القدس (انظر </w:t>
@@ -6339,6 +7803,8 @@
       <w:hyperlink r:id="rId189">
         <w:r>
           <w:rPr>
+            <w:rtl/>
+            <w:cs/>
             <w:lang w:val="ar_AE" w:bidi="ar_AE"/>
           </w:rPr>
           <w:rPr>
@@ -6350,6 +7816,8 @@
       </w:hyperlink>
       <w:r>
         <w:rPr>
+          <w:rtl/>
+          <w:cs/>
           <w:lang w:val="ar_AE" w:bidi="ar_AE"/>
         </w:rPr>
         <w:t>).</w:t>
@@ -6361,11 +7829,15 @@
       </w:pPr>
       <w:r>
         <w:rPr>
-          <w:lang w:val="ar_AE" w:bidi="ar_AE"/>
-        </w:rPr>
-      </w:r>
-      <w:r>
-        <w:rPr>
+          <w:rtl/>
+          <w:cs/>
+          <w:lang w:val="ar_AE" w:bidi="ar_AE"/>
+        </w:rPr>
+      </w:r>
+      <w:r>
+        <w:rPr>
+          <w:rtl/>
+          <w:cs/>
           <w:lang w:val="ar_AE" w:bidi="ar_AE"/>
         </w:rPr>
         <w:t>يبقى العالم في ظلام روحي، ولا يستطيع أن يفهم الحياة أو الله (</w:t>
@@ -6373,6 +7845,8 @@
       <w:hyperlink r:id="rId190">
         <w:r>
           <w:rPr>
+            <w:rtl/>
+            <w:cs/>
             <w:lang w:val="ar_AE" w:bidi="ar_AE"/>
           </w:rPr>
           <w:rPr>
@@ -6384,6 +7858,8 @@
       </w:hyperlink>
       <w:r>
         <w:rPr>
+          <w:rtl/>
+          <w:cs/>
           <w:lang w:val="ar_AE" w:bidi="ar_AE"/>
         </w:rPr>
         <w:t xml:space="preserve">, </w:t>
@@ -6391,6 +7867,8 @@
       <w:hyperlink r:id="rId191">
         <w:r>
           <w:rPr>
+            <w:rtl/>
+            <w:cs/>
             <w:lang w:val="ar_AE" w:bidi="ar_AE"/>
           </w:rPr>
           <w:rPr>
@@ -6402,6 +7880,8 @@
       </w:hyperlink>
       <w:r>
         <w:rPr>
+          <w:rtl/>
+          <w:cs/>
           <w:lang w:val="ar_AE" w:bidi="ar_AE"/>
         </w:rPr>
         <w:t>). ولا يستطيع الناس فهم رسائل الله بأنفسهم، بل يحتاجون إلى مساعدة الله. فنور الله يدخل الظلام ويكشف عيوب العالم. لكن الكثير من الناس يهربون من النور لأنهم يحبون الظلمة أكثر من النور (</w:t>
@@ -6409,6 +7889,8 @@
       <w:hyperlink r:id="rId192">
         <w:r>
           <w:rPr>
+            <w:rtl/>
+            <w:cs/>
             <w:lang w:val="ar_AE" w:bidi="ar_AE"/>
           </w:rPr>
           <w:rPr>
@@ -6420,6 +7902,8 @@
       </w:hyperlink>
       <w:r>
         <w:rPr>
+          <w:rtl/>
+          <w:cs/>
           <w:lang w:val="ar_AE" w:bidi="ar_AE"/>
         </w:rPr>
         <w:t>). فقط روح الله هو من يُغير قلوب الناس ليبصروا وتنفتح أعيونهم ليروا مثل أولاد الله (</w:t>
@@ -6427,6 +7911,8 @@
       <w:hyperlink r:id="rId193">
         <w:r>
           <w:rPr>
+            <w:rtl/>
+            <w:cs/>
             <w:lang w:val="ar_AE" w:bidi="ar_AE"/>
           </w:rPr>
           <w:rPr>
@@ -6438,6 +7924,8 @@
       </w:hyperlink>
       <w:r>
         <w:rPr>
+          <w:rtl/>
+          <w:cs/>
           <w:lang w:val="ar_AE" w:bidi="ar_AE"/>
         </w:rPr>
         <w:t xml:space="preserve">; </w:t>
@@ -6445,6 +7933,8 @@
       <w:hyperlink r:id="rId194">
         <w:r>
           <w:rPr>
+            <w:rtl/>
+            <w:cs/>
             <w:lang w:val="ar_AE" w:bidi="ar_AE"/>
           </w:rPr>
           <w:rPr>
@@ -6456,6 +7946,8 @@
       </w:hyperlink>
       <w:r>
         <w:rPr>
+          <w:rtl/>
+          <w:cs/>
           <w:lang w:val="ar_AE" w:bidi="ar_AE"/>
         </w:rPr>
         <w:t xml:space="preserve">; </w:t>
@@ -6463,6 +7955,8 @@
       <w:hyperlink r:id="rId195">
         <w:r>
           <w:rPr>
+            <w:rtl/>
+            <w:cs/>
             <w:lang w:val="ar_AE" w:bidi="ar_AE"/>
           </w:rPr>
           <w:rPr>
@@ -6474,6 +7968,8 @@
       </w:hyperlink>
       <w:r>
         <w:rPr>
+          <w:rtl/>
+          <w:cs/>
           <w:lang w:val="ar_AE" w:bidi="ar_AE"/>
         </w:rPr>
         <w:t xml:space="preserve">, </w:t>
@@ -6481,6 +7977,8 @@
       <w:hyperlink r:id="rId196">
         <w:r>
           <w:rPr>
+            <w:rtl/>
+            <w:cs/>
             <w:lang w:val="ar_AE" w:bidi="ar_AE"/>
           </w:rPr>
           <w:rPr>
@@ -6492,6 +7990,8 @@
       </w:hyperlink>
       <w:r>
         <w:rPr>
+          <w:rtl/>
+          <w:cs/>
           <w:lang w:val="ar_AE" w:bidi="ar_AE"/>
         </w:rPr>
         <w:t>).</w:t>
@@ -6503,12 +8003,16 @@
       </w:pPr>
       <w:r>
         <w:rPr>
+          <w:rtl/>
+          <w:cs/>
           <w:lang w:val="ar_AE" w:bidi="ar_AE"/>
         </w:rPr>
       </w:r>
       <w:r>
         <w:rPr>
           <w:u w:val="single"/>
+          <w:rtl/>
+          <w:cs/>
           <w:lang w:val="ar_AE" w:bidi="ar_AE"/>
         </w:rPr>
         <w:t>مقاطع إضافية للدراسة</w:t>
@@ -6520,12 +8024,16 @@
       </w:pPr>
       <w:r>
         <w:rPr>
+          <w:rtl/>
+          <w:cs/>
           <w:lang w:val="ar_AE" w:bidi="ar_AE"/>
         </w:rPr>
       </w:r>
       <w:hyperlink r:id="rId197">
         <w:r>
           <w:rPr>
+            <w:rtl/>
+            <w:cs/>
             <w:lang w:val="ar_AE" w:bidi="ar_AE"/>
           </w:rPr>
           <w:rPr>
@@ -6537,6 +8045,8 @@
       </w:hyperlink>
       <w:r>
         <w:rPr>
+          <w:rtl/>
+          <w:cs/>
           <w:lang w:val="ar_AE" w:bidi="ar_AE"/>
         </w:rPr>
         <w:t xml:space="preserve">; </w:t>
@@ -6544,6 +8054,8 @@
       <w:hyperlink r:id="rId198">
         <w:r>
           <w:rPr>
+            <w:rtl/>
+            <w:cs/>
             <w:lang w:val="ar_AE" w:bidi="ar_AE"/>
           </w:rPr>
           <w:rPr>
@@ -6555,6 +8067,8 @@
       </w:hyperlink>
       <w:r>
         <w:rPr>
+          <w:rtl/>
+          <w:cs/>
           <w:lang w:val="ar_AE" w:bidi="ar_AE"/>
         </w:rPr>
         <w:t xml:space="preserve">; </w:t>
@@ -6562,6 +8076,8 @@
       <w:hyperlink r:id="rId199">
         <w:r>
           <w:rPr>
+            <w:rtl/>
+            <w:cs/>
             <w:lang w:val="ar_AE" w:bidi="ar_AE"/>
           </w:rPr>
           <w:rPr>
@@ -6573,6 +8089,8 @@
       </w:hyperlink>
       <w:r>
         <w:rPr>
+          <w:rtl/>
+          <w:cs/>
           <w:lang w:val="ar_AE" w:bidi="ar_AE"/>
         </w:rPr>
         <w:t xml:space="preserve">; </w:t>
@@ -6580,6 +8098,8 @@
       <w:hyperlink r:id="rId200">
         <w:r>
           <w:rPr>
+            <w:rtl/>
+            <w:cs/>
             <w:lang w:val="ar_AE" w:bidi="ar_AE"/>
           </w:rPr>
           <w:rPr>
@@ -6591,6 +8111,8 @@
       </w:hyperlink>
       <w:r>
         <w:rPr>
+          <w:rtl/>
+          <w:cs/>
           <w:lang w:val="ar_AE" w:bidi="ar_AE"/>
         </w:rPr>
         <w:t xml:space="preserve">; </w:t>
@@ -6598,6 +8120,8 @@
       <w:hyperlink r:id="rId192">
         <w:r>
           <w:rPr>
+            <w:rtl/>
+            <w:cs/>
             <w:lang w:val="ar_AE" w:bidi="ar_AE"/>
           </w:rPr>
           <w:rPr>
@@ -6609,6 +8133,8 @@
       </w:hyperlink>
       <w:r>
         <w:rPr>
+          <w:rtl/>
+          <w:cs/>
           <w:lang w:val="ar_AE" w:bidi="ar_AE"/>
         </w:rPr>
         <w:t xml:space="preserve">; </w:t>
@@ -6616,6 +8142,8 @@
       <w:hyperlink r:id="rId201">
         <w:r>
           <w:rPr>
+            <w:rtl/>
+            <w:cs/>
             <w:lang w:val="ar_AE" w:bidi="ar_AE"/>
           </w:rPr>
           <w:rPr>
@@ -6627,6 +8155,8 @@
       </w:hyperlink>
       <w:r>
         <w:rPr>
+          <w:rtl/>
+          <w:cs/>
           <w:lang w:val="ar_AE" w:bidi="ar_AE"/>
         </w:rPr>
         <w:t xml:space="preserve">; </w:t>
@@ -6634,6 +8164,8 @@
       <w:hyperlink r:id="rId202">
         <w:r>
           <w:rPr>
+            <w:rtl/>
+            <w:cs/>
             <w:lang w:val="ar_AE" w:bidi="ar_AE"/>
           </w:rPr>
           <w:rPr>
@@ -6645,6 +8177,8 @@
       </w:hyperlink>
       <w:r>
         <w:rPr>
+          <w:rtl/>
+          <w:cs/>
           <w:lang w:val="ar_AE" w:bidi="ar_AE"/>
         </w:rPr>
         <w:t xml:space="preserve">; </w:t>
@@ -6652,6 +8186,8 @@
       <w:hyperlink r:id="rId203">
         <w:r>
           <w:rPr>
+            <w:rtl/>
+            <w:cs/>
             <w:lang w:val="ar_AE" w:bidi="ar_AE"/>
           </w:rPr>
           <w:rPr>
@@ -6663,6 +8199,8 @@
       </w:hyperlink>
       <w:r>
         <w:rPr>
+          <w:rtl/>
+          <w:cs/>
           <w:lang w:val="ar_AE" w:bidi="ar_AE"/>
         </w:rPr>
         <w:t xml:space="preserve">; </w:t>
@@ -6670,6 +8208,8 @@
       <w:hyperlink r:id="rId204">
         <w:r>
           <w:rPr>
+            <w:rtl/>
+            <w:cs/>
             <w:lang w:val="ar_AE" w:bidi="ar_AE"/>
           </w:rPr>
           <w:rPr>
@@ -6681,6 +8221,8 @@
       </w:hyperlink>
       <w:r>
         <w:rPr>
+          <w:rtl/>
+          <w:cs/>
           <w:lang w:val="ar_AE" w:bidi="ar_AE"/>
         </w:rPr>
         <w:t xml:space="preserve">; </w:t>
@@ -6688,6 +8230,8 @@
       <w:hyperlink r:id="rId205">
         <w:r>
           <w:rPr>
+            <w:rtl/>
+            <w:cs/>
             <w:lang w:val="ar_AE" w:bidi="ar_AE"/>
           </w:rPr>
           <w:rPr>
@@ -6699,6 +8243,8 @@
       </w:hyperlink>
       <w:r>
         <w:rPr>
+          <w:rtl/>
+          <w:cs/>
           <w:lang w:val="ar_AE" w:bidi="ar_AE"/>
         </w:rPr>
         <w:t xml:space="preserve">; </w:t>
@@ -6706,6 +8252,8 @@
       <w:hyperlink r:id="rId206">
         <w:r>
           <w:rPr>
+            <w:rtl/>
+            <w:cs/>
             <w:lang w:val="ar_AE" w:bidi="ar_AE"/>
           </w:rPr>
           <w:rPr>
@@ -6717,6 +8265,8 @@
       </w:hyperlink>
       <w:r>
         <w:rPr>
+          <w:rtl/>
+          <w:cs/>
           <w:lang w:val="ar_AE" w:bidi="ar_AE"/>
         </w:rPr>
         <w:t xml:space="preserve">; </w:t>
@@ -6724,6 +8274,8 @@
       <w:hyperlink r:id="rId207">
         <w:r>
           <w:rPr>
+            <w:rtl/>
+            <w:cs/>
             <w:lang w:val="ar_AE" w:bidi="ar_AE"/>
           </w:rPr>
           <w:rPr>
@@ -6735,6 +8287,8 @@
       </w:hyperlink>
       <w:r>
         <w:rPr>
+          <w:rtl/>
+          <w:cs/>
           <w:lang w:val="ar_AE" w:bidi="ar_AE"/>
         </w:rPr>
         <w:t xml:space="preserve">; </w:t>
@@ -6742,6 +8296,8 @@
       <w:hyperlink r:id="rId208">
         <w:r>
           <w:rPr>
+            <w:rtl/>
+            <w:cs/>
             <w:lang w:val="ar_AE" w:bidi="ar_AE"/>
           </w:rPr>
           <w:rPr>
@@ -6753,11 +8309,15 @@
       </w:hyperlink>
       <w:r>
         <w:rPr>
-          <w:lang w:val="ar_AE" w:bidi="ar_AE"/>
-        </w:rPr>
-      </w:r>
-      <w:r>
-        <w:rPr>
+          <w:rtl/>
+          <w:cs/>
+          <w:lang w:val="ar_AE" w:bidi="ar_AE"/>
+        </w:rPr>
+      </w:r>
+      <w:r>
+        <w:rPr>
+          <w:rtl/>
+          <w:cs/>
           <w:lang w:val="ar_AE" w:bidi="ar_AE"/>
         </w:rPr>
       </w:r>
@@ -6768,6 +8328,8 @@
       </w:pPr>
       <w:r>
         <w:rPr>
+          <w:rtl/>
+          <w:cs/>
           <w:lang w:val="ar_AE" w:bidi="ar_AE"/>
         </w:rPr>
       </w:r>
@@ -6779,12 +8341,16 @@
       </w:pPr>
       <w:r>
         <w:rPr>
+          <w:rtl/>
+          <w:cs/>
           <w:lang w:val="ar_AE" w:bidi="ar_AE"/>
         </w:rPr>
         <w:t>"سيأتي"</w:t>
       </w:r>
       <w:r>
         <w:rPr>
+          <w:rtl/>
+          <w:cs/>
           <w:lang w:val="ar_AE" w:bidi="ar_AE"/>
         </w:rPr>
       </w:r>
@@ -6795,11 +8361,15 @@
       </w:pPr>
       <w:r>
         <w:rPr>
-          <w:lang w:val="ar_AE" w:bidi="ar_AE"/>
-        </w:rPr>
-      </w:r>
-      <w:r>
-        <w:rPr>
+          <w:rtl/>
+          <w:cs/>
+          <w:lang w:val="ar_AE" w:bidi="ar_AE"/>
+        </w:rPr>
+      </w:r>
+      <w:r>
+        <w:rPr>
+          <w:rtl/>
+          <w:cs/>
           <w:lang w:val="ar_AE" w:bidi="ar_AE"/>
         </w:rPr>
         <w:t>وعد يسوع أتباعه بأنه سيأتي أيضًا ليأخذهم ويكونوا معه إلى الأبد (</w:t>
@@ -6807,6 +8377,8 @@
       <w:hyperlink r:id="rId209">
         <w:r>
           <w:rPr>
+            <w:rtl/>
+            <w:cs/>
             <w:lang w:val="ar_AE" w:bidi="ar_AE"/>
           </w:rPr>
           <w:rPr>
@@ -6818,6 +8390,8 @@
       </w:hyperlink>
       <w:r>
         <w:rPr>
+          <w:rtl/>
+          <w:cs/>
           <w:lang w:val="ar_AE" w:bidi="ar_AE"/>
         </w:rPr>
         <w:t>). وحدث مباشرة بعد صعود يسوع إلى السماء، أن الرسل استقبلوا رسالة إلهية تفيد بأنه يسوع سيأتي في يوم من الأيام (</w:t>
@@ -6825,6 +8399,8 @@
       <w:hyperlink r:id="rId210">
         <w:r>
           <w:rPr>
+            <w:rtl/>
+            <w:cs/>
             <w:lang w:val="ar_AE" w:bidi="ar_AE"/>
           </w:rPr>
           <w:rPr>
@@ -6836,6 +8412,8 @@
       </w:hyperlink>
       <w:r>
         <w:rPr>
+          <w:rtl/>
+          <w:cs/>
           <w:lang w:val="ar_AE" w:bidi="ar_AE"/>
         </w:rPr>
         <w:t>). وفي الرؤى المُوضّحة في سفر الرؤيا، سمع يوحنّا يسوع واعدًا بأنه سيأتي مرة أخرى من جديد (</w:t>
@@ -6843,6 +8421,8 @@
       <w:hyperlink r:id="rId211">
         <w:r>
           <w:rPr>
+            <w:rtl/>
+            <w:cs/>
             <w:lang w:val="ar_AE" w:bidi="ar_AE"/>
           </w:rPr>
           <w:rPr>
@@ -6854,6 +8434,8 @@
       </w:hyperlink>
       <w:r>
         <w:rPr>
+          <w:rtl/>
+          <w:cs/>
           <w:lang w:val="ar_AE" w:bidi="ar_AE"/>
         </w:rPr>
         <w:t>).</w:t>
@@ -6865,11 +8447,15 @@
       </w:pPr>
       <w:r>
         <w:rPr>
-          <w:lang w:val="ar_AE" w:bidi="ar_AE"/>
-        </w:rPr>
-      </w:r>
-      <w:r>
-        <w:rPr>
+          <w:rtl/>
+          <w:cs/>
+          <w:lang w:val="ar_AE" w:bidi="ar_AE"/>
+        </w:rPr>
+      </w:r>
+      <w:r>
+        <w:rPr>
+          <w:rtl/>
+          <w:cs/>
           <w:lang w:val="ar_AE" w:bidi="ar_AE"/>
         </w:rPr>
         <w:t xml:space="preserve"> وستأتي نهاية واكتمال كل شيء، في "يوم الرب" (</w:t>
@@ -6877,6 +8463,8 @@
       <w:hyperlink r:id="rId212">
         <w:r>
           <w:rPr>
+            <w:rtl/>
+            <w:cs/>
             <w:lang w:val="ar_AE" w:bidi="ar_AE"/>
           </w:rPr>
           <w:rPr>
@@ -6888,30 +8476,40 @@
       </w:hyperlink>
       <w:r>
         <w:rPr>
+          <w:rtl/>
+          <w:cs/>
           <w:lang w:val="ar_AE" w:bidi="ar_AE"/>
         </w:rPr>
         <w:t xml:space="preserve">)، </w:t>
       </w:r>
       <w:r>
         <w:rPr>
+          <w:rtl/>
+          <w:cs/>
           <w:lang w:val="ar_AE" w:bidi="ar_AE"/>
         </w:rPr>
         <w:t>وسيجيئ</w:t>
       </w:r>
       <w:r>
         <w:rPr>
+          <w:rtl/>
+          <w:cs/>
           <w:lang w:val="ar_AE" w:bidi="ar_AE"/>
         </w:rPr>
         <w:t xml:space="preserve"> بشكل مفاجئ، "</w:t>
       </w:r>
       <w:r>
         <w:rPr>
+          <w:rtl/>
+          <w:cs/>
           <w:lang w:val="ar_AE" w:bidi="ar_AE"/>
         </w:rPr>
         <w:t>كَلِصٍّ فِي ٱللَّيْلِ</w:t>
       </w:r>
       <w:r>
         <w:rPr>
+          <w:rtl/>
+          <w:cs/>
           <w:lang w:val="ar_AE" w:bidi="ar_AE"/>
         </w:rPr>
         <w:t>" (</w:t>
@@ -6919,6 +8517,8 @@
       <w:hyperlink r:id="rId213">
         <w:r>
           <w:rPr>
+            <w:rtl/>
+            <w:cs/>
             <w:lang w:val="ar_AE" w:bidi="ar_AE"/>
           </w:rPr>
           <w:rPr>
@@ -6930,18 +8530,24 @@
       </w:hyperlink>
       <w:r>
         <w:rPr>
+          <w:rtl/>
+          <w:cs/>
           <w:lang w:val="ar_AE" w:bidi="ar_AE"/>
         </w:rPr>
         <w:t>). وقد قال يسوع "</w:t>
       </w:r>
       <w:r>
         <w:rPr>
+          <w:rtl/>
+          <w:cs/>
           <w:lang w:val="ar_AE" w:bidi="ar_AE"/>
         </w:rPr>
         <w:t>أَبِي وَحْدَهُ</w:t>
       </w:r>
       <w:r>
         <w:rPr>
+          <w:rtl/>
+          <w:cs/>
           <w:lang w:val="ar_AE" w:bidi="ar_AE"/>
         </w:rPr>
         <w:t>" يعلم متى سيكون ذلك اليوم (</w:t>
@@ -6949,6 +8555,8 @@
       <w:hyperlink r:id="rId214">
         <w:r>
           <w:rPr>
+            <w:rtl/>
+            <w:cs/>
             <w:lang w:val="ar_AE" w:bidi="ar_AE"/>
           </w:rPr>
           <w:rPr>
@@ -6960,6 +8568,8 @@
       </w:hyperlink>
       <w:r>
         <w:rPr>
+          <w:rtl/>
+          <w:cs/>
           <w:lang w:val="ar_AE" w:bidi="ar_AE"/>
         </w:rPr>
         <w:t xml:space="preserve">; </w:t>
@@ -6967,6 +8577,8 @@
       <w:hyperlink r:id="rId215">
         <w:r>
           <w:rPr>
+            <w:rtl/>
+            <w:cs/>
             <w:lang w:val="ar_AE" w:bidi="ar_AE"/>
           </w:rPr>
           <w:rPr>
@@ -6978,6 +8590,8 @@
       </w:hyperlink>
       <w:r>
         <w:rPr>
+          <w:rtl/>
+          <w:cs/>
           <w:lang w:val="ar_AE" w:bidi="ar_AE"/>
         </w:rPr>
         <w:t>). والزمن الحاضر إنما هو وقت للرجاء والثقة، لا للتكهن، لذلك لا ينبغي للمسيحيين أن يحددوا مواعيد أو توقيتات لنهاية الزمان.</w:t>
@@ -6989,11 +8603,15 @@
       </w:pPr>
       <w:r>
         <w:rPr>
-          <w:lang w:val="ar_AE" w:bidi="ar_AE"/>
-        </w:rPr>
-      </w:r>
-      <w:r>
-        <w:rPr>
+          <w:rtl/>
+          <w:cs/>
+          <w:lang w:val="ar_AE" w:bidi="ar_AE"/>
+        </w:rPr>
+      </w:r>
+      <w:r>
+        <w:rPr>
+          <w:rtl/>
+          <w:cs/>
           <w:lang w:val="ar_AE" w:bidi="ar_AE"/>
         </w:rPr>
         <w:t xml:space="preserve">عندما يتحدث الكتاب المقدس عن الأحداث المستقبلية (أي ما سيحدث في نهاية الزمان)، فإنه يمنحنا أمرين مهمين: الرجاء في أوقات الشدة، والحكمة في كيفية العيش في الوقت الحاضر. وتساعدنا تعاليم الكتاب المقدس عن "الأزمنة الأخيرة" - والتي يُطلق عليها اسم "الإسخاتولوجيا" (أي دراسة ما سيحدث في المستقبل) - على التركيز على العيش بأمانة في وقتنا الحالي، فبدلًا من الانشغال بتحديد متى ستحدث هذه الأمور، ينبغي أن يكون تركيزنا هو على الكيفية التي نحيا بها الآن. </w:t>
@@ -7005,23 +8623,31 @@
       </w:pPr>
       <w:r>
         <w:rPr>
-          <w:lang w:val="ar_AE" w:bidi="ar_AE"/>
-        </w:rPr>
-      </w:r>
-      <w:r>
-        <w:rPr>
+          <w:rtl/>
+          <w:cs/>
+          <w:lang w:val="ar_AE" w:bidi="ar_AE"/>
+        </w:rPr>
+      </w:r>
+      <w:r>
+        <w:rPr>
+          <w:rtl/>
+          <w:cs/>
           <w:lang w:val="ar_AE" w:bidi="ar_AE"/>
         </w:rPr>
         <w:t>ويصف الرسول بولس أحداثًا مثل "الارتداد" وظهور "</w:t>
       </w:r>
       <w:r>
         <w:rPr>
+          <w:rtl/>
+          <w:cs/>
           <w:lang w:val="ar_AE" w:bidi="ar_AE"/>
         </w:rPr>
         <w:t>إِنْسَانُ ٱلْخَطِيَّةِ"</w:t>
       </w:r>
       <w:r>
         <w:rPr>
+          <w:rtl/>
+          <w:cs/>
           <w:lang w:val="ar_AE" w:bidi="ar_AE"/>
         </w:rPr>
         <w:t xml:space="preserve"> التي ستسبق "يوم الرب" (</w:t>
@@ -7029,6 +8655,8 @@
       <w:hyperlink r:id="rId216">
         <w:r>
           <w:rPr>
+            <w:rtl/>
+            <w:cs/>
             <w:lang w:val="ar_AE" w:bidi="ar_AE"/>
           </w:rPr>
           <w:rPr>
@@ -7040,6 +8668,8 @@
       </w:hyperlink>
       <w:r>
         <w:rPr>
+          <w:rtl/>
+          <w:cs/>
           <w:lang w:val="ar_AE" w:bidi="ar_AE"/>
         </w:rPr>
         <w:t>). لكنه لا يركّز على التفاصيل، بل يذكّر قرّاءه بهذه الأحداث ليرد على تعاليم كاذبة ويشجّع المسيحيين الذين يعانون من أجل إيمانهم (</w:t>
@@ -7047,6 +8677,8 @@
       <w:hyperlink r:id="rId217">
         <w:r>
           <w:rPr>
+            <w:rtl/>
+            <w:cs/>
             <w:lang w:val="ar_AE" w:bidi="ar_AE"/>
           </w:rPr>
           <w:rPr>
@@ -7058,6 +8690,8 @@
       </w:hyperlink>
       <w:r>
         <w:rPr>
+          <w:rtl/>
+          <w:cs/>
           <w:lang w:val="ar_AE" w:bidi="ar_AE"/>
         </w:rPr>
         <w:t xml:space="preserve">; </w:t>
@@ -7065,6 +8699,8 @@
       <w:hyperlink r:id="rId218">
         <w:r>
           <w:rPr>
+            <w:rtl/>
+            <w:cs/>
             <w:lang w:val="ar_AE" w:bidi="ar_AE"/>
           </w:rPr>
           <w:rPr>
@@ -7076,6 +8712,8 @@
       </w:hyperlink>
       <w:r>
         <w:rPr>
+          <w:rtl/>
+          <w:cs/>
           <w:lang w:val="ar_AE" w:bidi="ar_AE"/>
         </w:rPr>
         <w:t>).</w:t>
@@ -7087,11 +8725,15 @@
       </w:pPr>
       <w:r>
         <w:rPr>
-          <w:lang w:val="ar_AE" w:bidi="ar_AE"/>
-        </w:rPr>
-      </w:r>
-      <w:r>
-        <w:rPr>
+          <w:rtl/>
+          <w:cs/>
+          <w:lang w:val="ar_AE" w:bidi="ar_AE"/>
+        </w:rPr>
+      </w:r>
+      <w:r>
+        <w:rPr>
+          <w:rtl/>
+          <w:cs/>
           <w:lang w:val="ar_AE" w:bidi="ar_AE"/>
         </w:rPr>
         <w:t>عندما يعود المسيح، سوف:</w:t>
@@ -7106,11 +8748,15 @@
       </w:pPr>
       <w:r>
         <w:rPr>
-          <w:lang w:val="ar_AE" w:bidi="ar_AE"/>
-        </w:rPr>
-      </w:r>
-      <w:r>
-        <w:rPr>
+          <w:rtl/>
+          <w:cs/>
+          <w:lang w:val="ar_AE" w:bidi="ar_AE"/>
+        </w:rPr>
+      </w:r>
+      <w:r>
+        <w:rPr>
+          <w:rtl/>
+          <w:cs/>
           <w:lang w:val="ar_AE" w:bidi="ar_AE"/>
         </w:rPr>
         <w:t>يهزم أعداء البشارة السارة الخاصة بيسوع (الإنجيل)</w:t>
@@ -7125,11 +8771,15 @@
       </w:pPr>
       <w:r>
         <w:rPr>
-          <w:lang w:val="ar_AE" w:bidi="ar_AE"/>
-        </w:rPr>
-      </w:r>
-      <w:r>
-        <w:rPr>
+          <w:rtl/>
+          <w:cs/>
+          <w:lang w:val="ar_AE" w:bidi="ar_AE"/>
+        </w:rPr>
+      </w:r>
+      <w:r>
+        <w:rPr>
+          <w:rtl/>
+          <w:cs/>
           <w:lang w:val="ar_AE" w:bidi="ar_AE"/>
         </w:rPr>
         <w:t>يخلّص المؤمنين المتألمين (</w:t>
@@ -7137,6 +8787,8 @@
       <w:hyperlink r:id="rId219">
         <w:r>
           <w:rPr>
+            <w:rtl/>
+            <w:cs/>
             <w:lang w:val="ar_AE" w:bidi="ar_AE"/>
           </w:rPr>
           <w:rPr>
@@ -7148,6 +8800,8 @@
       </w:hyperlink>
       <w:r>
         <w:rPr>
+          <w:rtl/>
+          <w:cs/>
           <w:lang w:val="ar_AE" w:bidi="ar_AE"/>
         </w:rPr>
         <w:t>)</w:t>
@@ -7162,11 +8816,15 @@
       </w:pPr>
       <w:r>
         <w:rPr>
-          <w:lang w:val="ar_AE" w:bidi="ar_AE"/>
-        </w:rPr>
-      </w:r>
-      <w:r>
-        <w:rPr>
+          <w:rtl/>
+          <w:cs/>
+          <w:lang w:val="ar_AE" w:bidi="ar_AE"/>
+        </w:rPr>
+      </w:r>
+      <w:r>
+        <w:rPr>
+          <w:rtl/>
+          <w:cs/>
           <w:lang w:val="ar_AE" w:bidi="ar_AE"/>
         </w:rPr>
         <w:t>يجمع أتباعه ليكونوا معه إلى الأبد (</w:t>
@@ -7174,6 +8832,8 @@
       <w:hyperlink r:id="rId220">
         <w:r>
           <w:rPr>
+            <w:rtl/>
+            <w:cs/>
             <w:lang w:val="ar_AE" w:bidi="ar_AE"/>
           </w:rPr>
           <w:rPr>
@@ -7185,6 +8845,8 @@
       </w:hyperlink>
       <w:r>
         <w:rPr>
+          <w:rtl/>
+          <w:cs/>
           <w:lang w:val="ar_AE" w:bidi="ar_AE"/>
         </w:rPr>
         <w:t>)</w:t>
@@ -7196,11 +8858,15 @@
       </w:pPr>
       <w:r>
         <w:rPr>
-          <w:lang w:val="ar_AE" w:bidi="ar_AE"/>
-        </w:rPr>
-      </w:r>
-      <w:r>
-        <w:rPr>
+          <w:rtl/>
+          <w:cs/>
+          <w:lang w:val="ar_AE" w:bidi="ar_AE"/>
+        </w:rPr>
+      </w:r>
+      <w:r>
+        <w:rPr>
+          <w:rtl/>
+          <w:cs/>
           <w:lang w:val="ar_AE" w:bidi="ar_AE"/>
         </w:rPr>
         <w:t>ويتطلب هذا الحدث المستقبلي تجاوبًا في الحاضر. فالذين يقبلون الأخبار السارة ويعيشون من أجل الله يمكنهم أن يثقوا بأنهم سينالون الخلاص. أما الذين يرفضون الله فسيواجهون الهلاك الأبدي. إن اختيار الله ودعوته للمؤمنين هو مصدر رجاؤهم وتعزيتهم (</w:t>
@@ -7208,6 +8874,8 @@
       <w:hyperlink r:id="rId221">
         <w:r>
           <w:rPr>
+            <w:rtl/>
+            <w:cs/>
             <w:lang w:val="ar_AE" w:bidi="ar_AE"/>
           </w:rPr>
           <w:rPr>
@@ -7219,6 +8887,8 @@
       </w:hyperlink>
       <w:r>
         <w:rPr>
+          <w:rtl/>
+          <w:cs/>
           <w:lang w:val="ar_AE" w:bidi="ar_AE"/>
         </w:rPr>
         <w:t>). ويمكنهم أن يظلّوا ثابتين الآن بينما هم يتطلعون إلى المستقبل (</w:t>
@@ -7226,6 +8896,8 @@
       <w:hyperlink r:id="rId222">
         <w:r>
           <w:rPr>
+            <w:rtl/>
+            <w:cs/>
             <w:lang w:val="ar_AE" w:bidi="ar_AE"/>
           </w:rPr>
           <w:rPr>
@@ -7237,6 +8909,8 @@
       </w:hyperlink>
       <w:r>
         <w:rPr>
+          <w:rtl/>
+          <w:cs/>
           <w:lang w:val="ar_AE" w:bidi="ar_AE"/>
         </w:rPr>
         <w:t>). لأن لديهم ضمانًا لما سيحدث عند عودته.</w:t>
@@ -7248,12 +8922,16 @@
       </w:pPr>
       <w:r>
         <w:rPr>
+          <w:rtl/>
+          <w:cs/>
           <w:lang w:val="ar_AE" w:bidi="ar_AE"/>
         </w:rPr>
       </w:r>
       <w:r>
         <w:rPr>
           <w:u w:val="single"/>
+          <w:rtl/>
+          <w:cs/>
           <w:lang w:val="ar_AE" w:bidi="ar_AE"/>
         </w:rPr>
         <w:t>مقاطع لمزيد من الدراسة</w:t>
@@ -7265,12 +8943,16 @@
       </w:pPr>
       <w:r>
         <w:rPr>
+          <w:rtl/>
+          <w:cs/>
           <w:lang w:val="ar_AE" w:bidi="ar_AE"/>
         </w:rPr>
       </w:r>
       <w:hyperlink r:id="rId223">
         <w:r>
           <w:rPr>
+            <w:rtl/>
+            <w:cs/>
             <w:lang w:val="ar_AE" w:bidi="ar_AE"/>
           </w:rPr>
           <w:rPr>
@@ -7282,6 +8964,8 @@
       </w:hyperlink>
       <w:r>
         <w:rPr>
+          <w:rtl/>
+          <w:cs/>
           <w:lang w:val="ar_AE" w:bidi="ar_AE"/>
         </w:rPr>
         <w:t xml:space="preserve">; </w:t>
@@ -7289,6 +8973,8 @@
       <w:hyperlink r:id="rId215">
         <w:r>
           <w:rPr>
+            <w:rtl/>
+            <w:cs/>
             <w:lang w:val="ar_AE" w:bidi="ar_AE"/>
           </w:rPr>
           <w:rPr>
@@ -7300,6 +8986,8 @@
       </w:hyperlink>
       <w:r>
         <w:rPr>
+          <w:rtl/>
+          <w:cs/>
           <w:lang w:val="ar_AE" w:bidi="ar_AE"/>
         </w:rPr>
         <w:t xml:space="preserve">; </w:t>
@@ -7307,6 +8995,8 @@
       <w:hyperlink r:id="rId224">
         <w:r>
           <w:rPr>
+            <w:rtl/>
+            <w:cs/>
             <w:lang w:val="ar_AE" w:bidi="ar_AE"/>
           </w:rPr>
           <w:rPr>
@@ -7318,6 +9008,8 @@
       </w:hyperlink>
       <w:r>
         <w:rPr>
+          <w:rtl/>
+          <w:cs/>
           <w:lang w:val="ar_AE" w:bidi="ar_AE"/>
         </w:rPr>
         <w:t xml:space="preserve">; </w:t>
@@ -7325,6 +9017,8 @@
       <w:hyperlink r:id="rId219">
         <w:r>
           <w:rPr>
+            <w:rtl/>
+            <w:cs/>
             <w:lang w:val="ar_AE" w:bidi="ar_AE"/>
           </w:rPr>
           <w:rPr>
@@ -7336,6 +9030,8 @@
       </w:hyperlink>
       <w:r>
         <w:rPr>
+          <w:rtl/>
+          <w:cs/>
           <w:lang w:val="ar_AE" w:bidi="ar_AE"/>
         </w:rPr>
         <w:t xml:space="preserve">; </w:t>
@@ -7343,6 +9039,8 @@
       <w:hyperlink r:id="rId216">
         <w:r>
           <w:rPr>
+            <w:rtl/>
+            <w:cs/>
             <w:lang w:val="ar_AE" w:bidi="ar_AE"/>
           </w:rPr>
           <w:rPr>
@@ -7354,11 +9052,15 @@
       </w:hyperlink>
       <w:r>
         <w:rPr>
-          <w:lang w:val="ar_AE" w:bidi="ar_AE"/>
-        </w:rPr>
-      </w:r>
-      <w:r>
-        <w:rPr>
+          <w:rtl/>
+          <w:cs/>
+          <w:lang w:val="ar_AE" w:bidi="ar_AE"/>
+        </w:rPr>
+      </w:r>
+      <w:r>
+        <w:rPr>
+          <w:rtl/>
+          <w:cs/>
           <w:lang w:val="ar_AE" w:bidi="ar_AE"/>
         </w:rPr>
       </w:r>
@@ -7369,6 +9071,8 @@
       </w:pPr>
       <w:r>
         <w:rPr>
+          <w:rtl/>
+          <w:cs/>
           <w:lang w:val="ar_AE" w:bidi="ar_AE"/>
         </w:rPr>
       </w:r>
@@ -7380,12 +9084,16 @@
       </w:pPr>
       <w:r>
         <w:rPr>
+          <w:rtl/>
+          <w:cs/>
           <w:lang w:val="ar_AE" w:bidi="ar_AE"/>
         </w:rPr>
         <w:t>سيادة الله</w:t>
       </w:r>
       <w:r>
         <w:rPr>
+          <w:rtl/>
+          <w:cs/>
           <w:lang w:val="ar_AE" w:bidi="ar_AE"/>
         </w:rPr>
       </w:r>
@@ -7396,11 +9104,15 @@
       </w:pPr>
       <w:r>
         <w:rPr>
-          <w:lang w:val="ar_AE" w:bidi="ar_AE"/>
-        </w:rPr>
-      </w:r>
-      <w:r>
-        <w:rPr>
+          <w:rtl/>
+          <w:cs/>
+          <w:lang w:val="ar_AE" w:bidi="ar_AE"/>
+        </w:rPr>
+      </w:r>
+      <w:r>
+        <w:rPr>
+          <w:rtl/>
+          <w:cs/>
           <w:lang w:val="ar_AE" w:bidi="ar_AE"/>
         </w:rPr>
         <w:t xml:space="preserve">كثيرًا ما يظن البشر أنهم يستطيعون التحكُّم في كلِّ ما يحدث في حياتهم من خلال قراراتهم وأفعالهم الشخصية، لكن الكتاب المقدس يعلِّمنا شيئًا مختلفًا. فهو يُظهِر لنا أن الله يتمتع بالسلطة والقوة العليا على كلِّ الأمور (انظر، على سبيل المثال، </w:t>
@@ -7408,6 +9120,8 @@
       <w:hyperlink r:id="rId225">
         <w:r>
           <w:rPr>
+            <w:rtl/>
+            <w:cs/>
             <w:lang w:val="ar_AE" w:bidi="ar_AE"/>
           </w:rPr>
           <w:rPr>
@@ -7419,6 +9133,8 @@
       </w:hyperlink>
       <w:r>
         <w:rPr>
+          <w:rtl/>
+          <w:cs/>
           <w:lang w:val="ar_AE" w:bidi="ar_AE"/>
         </w:rPr>
         <w:t xml:space="preserve">؛ </w:t>
@@ -7426,6 +9142,8 @@
       <w:hyperlink r:id="rId226">
         <w:r>
           <w:rPr>
+            <w:rtl/>
+            <w:cs/>
             <w:lang w:val="ar_AE" w:bidi="ar_AE"/>
           </w:rPr>
           <w:rPr>
@@ -7437,6 +9155,8 @@
       </w:hyperlink>
       <w:r>
         <w:rPr>
+          <w:rtl/>
+          <w:cs/>
           <w:lang w:val="ar_AE" w:bidi="ar_AE"/>
         </w:rPr>
         <w:t xml:space="preserve">؛ </w:t>
@@ -7444,6 +9164,8 @@
       <w:hyperlink r:id="rId227">
         <w:r>
           <w:rPr>
+            <w:rtl/>
+            <w:cs/>
             <w:lang w:val="ar_AE" w:bidi="ar_AE"/>
           </w:rPr>
           <w:rPr>
@@ -7455,6 +9177,8 @@
       </w:hyperlink>
       <w:r>
         <w:rPr>
+          <w:rtl/>
+          <w:cs/>
           <w:lang w:val="ar_AE" w:bidi="ar_AE"/>
         </w:rPr>
         <w:t xml:space="preserve">؛ </w:t>
@@ -7462,6 +9186,8 @@
       <w:hyperlink r:id="rId228">
         <w:r>
           <w:rPr>
+            <w:rtl/>
+            <w:cs/>
             <w:lang w:val="ar_AE" w:bidi="ar_AE"/>
           </w:rPr>
           <w:rPr>
@@ -7473,6 +9199,8 @@
       </w:hyperlink>
       <w:r>
         <w:rPr>
+          <w:rtl/>
+          <w:cs/>
           <w:lang w:val="ar_AE" w:bidi="ar_AE"/>
         </w:rPr>
         <w:t xml:space="preserve">). وفي حين تؤدي قراراتنا وأفعالنا إلى عواقب حقيقية، فإن مشيئة الله (أي ما يريده الله وما يخطط له) أهم بكثير (انظر </w:t>
@@ -7480,6 +9208,8 @@
       <w:hyperlink r:id="rId229">
         <w:r>
           <w:rPr>
+            <w:rtl/>
+            <w:cs/>
             <w:lang w:val="ar_AE" w:bidi="ar_AE"/>
           </w:rPr>
           <w:rPr>
@@ -7491,6 +9221,8 @@
       </w:hyperlink>
       <w:r>
         <w:rPr>
+          <w:rtl/>
+          <w:cs/>
           <w:lang w:val="ar_AE" w:bidi="ar_AE"/>
         </w:rPr>
         <w:t>).</w:t>
@@ -7502,11 +9234,15 @@
       </w:pPr>
       <w:r>
         <w:rPr>
-          <w:lang w:val="ar_AE" w:bidi="ar_AE"/>
-        </w:rPr>
-      </w:r>
-      <w:r>
-        <w:rPr>
+          <w:rtl/>
+          <w:cs/>
+          <w:lang w:val="ar_AE" w:bidi="ar_AE"/>
+        </w:rPr>
+      </w:r>
+      <w:r>
+        <w:rPr>
+          <w:rtl/>
+          <w:cs/>
           <w:lang w:val="ar_AE" w:bidi="ar_AE"/>
         </w:rPr>
         <w:t>إن الله يوجه ويتحكَّم في كلِّ ما يحدث، وهذا ما نسميه بسيادة الله. فالله متسلِّط على حياة جميع البشر (</w:t>
@@ -7514,6 +9250,8 @@
       <w:hyperlink r:id="rId230">
         <w:r>
           <w:rPr>
+            <w:rtl/>
+            <w:cs/>
             <w:lang w:val="ar_AE" w:bidi="ar_AE"/>
           </w:rPr>
           <w:rPr>
@@ -7525,6 +9263,8 @@
       </w:hyperlink>
       <w:r>
         <w:rPr>
+          <w:rtl/>
+          <w:cs/>
           <w:lang w:val="ar_AE" w:bidi="ar_AE"/>
         </w:rPr>
         <w:t>)، وهو متحكم أيضًا في الكون بأسره وفي كل ما يحدث في تاريخ العالم (</w:t>
@@ -7532,6 +9272,8 @@
       <w:hyperlink r:id="rId231">
         <w:r>
           <w:rPr>
+            <w:rtl/>
+            <w:cs/>
             <w:lang w:val="ar_AE" w:bidi="ar_AE"/>
           </w:rPr>
           <w:rPr>
@@ -7543,6 +9285,8 @@
       </w:hyperlink>
       <w:r>
         <w:rPr>
+          <w:rtl/>
+          <w:cs/>
           <w:lang w:val="ar_AE" w:bidi="ar_AE"/>
         </w:rPr>
         <w:t xml:space="preserve"> </w:t>
@@ -7550,6 +9294,8 @@
       <w:hyperlink r:id="rId232">
         <w:r>
           <w:rPr>
+            <w:rtl/>
+            <w:cs/>
             <w:lang w:val="ar_AE" w:bidi="ar_AE"/>
           </w:rPr>
           <w:rPr>
@@ -7561,6 +9307,8 @@
       </w:hyperlink>
       <w:r>
         <w:rPr>
+          <w:rtl/>
+          <w:cs/>
           <w:lang w:val="ar_AE" w:bidi="ar_AE"/>
         </w:rPr>
         <w:t xml:space="preserve"> </w:t>
@@ -7568,6 +9316,8 @@
       <w:hyperlink r:id="rId233">
         <w:r>
           <w:rPr>
+            <w:rtl/>
+            <w:cs/>
             <w:lang w:val="ar_AE" w:bidi="ar_AE"/>
           </w:rPr>
           <w:rPr>
@@ -7579,6 +9329,8 @@
       </w:hyperlink>
       <w:r>
         <w:rPr>
+          <w:rtl/>
+          <w:cs/>
           <w:lang w:val="ar_AE" w:bidi="ar_AE"/>
         </w:rPr>
         <w:t>). يوجِّه الله كل شيء نحو النتائج التي خطَّط لها (</w:t>
@@ -7586,6 +9338,8 @@
       <w:hyperlink r:id="rId234">
         <w:r>
           <w:rPr>
+            <w:rtl/>
+            <w:cs/>
             <w:lang w:val="ar_AE" w:bidi="ar_AE"/>
           </w:rPr>
           <w:rPr>
@@ -7597,6 +9351,8 @@
       </w:hyperlink>
       <w:r>
         <w:rPr>
+          <w:rtl/>
+          <w:cs/>
           <w:lang w:val="ar_AE" w:bidi="ar_AE"/>
         </w:rPr>
         <w:t xml:space="preserve"> </w:t>
@@ -7604,6 +9360,8 @@
       <w:hyperlink r:id="rId235">
         <w:r>
           <w:rPr>
+            <w:rtl/>
+            <w:cs/>
             <w:lang w:val="ar_AE" w:bidi="ar_AE"/>
           </w:rPr>
           <w:rPr>
@@ -7615,6 +9373,8 @@
       </w:hyperlink>
       <w:r>
         <w:rPr>
+          <w:rtl/>
+          <w:cs/>
           <w:lang w:val="ar_AE" w:bidi="ar_AE"/>
         </w:rPr>
         <w:t xml:space="preserve"> </w:t>
@@ -7622,6 +9382,8 @@
       <w:hyperlink r:id="rId236">
         <w:r>
           <w:rPr>
+            <w:rtl/>
+            <w:cs/>
             <w:lang w:val="ar_AE" w:bidi="ar_AE"/>
           </w:rPr>
           <w:rPr>
@@ -7633,6 +9395,8 @@
       </w:hyperlink>
       <w:r>
         <w:rPr>
+          <w:rtl/>
+          <w:cs/>
           <w:lang w:val="ar_AE" w:bidi="ar_AE"/>
         </w:rPr>
         <w:t xml:space="preserve"> </w:t>
@@ -7640,6 +9404,8 @@
       <w:hyperlink r:id="rId237">
         <w:r>
           <w:rPr>
+            <w:rtl/>
+            <w:cs/>
             <w:lang w:val="ar_AE" w:bidi="ar_AE"/>
           </w:rPr>
           <w:rPr>
@@ -7651,6 +9417,8 @@
       </w:hyperlink>
       <w:r>
         <w:rPr>
+          <w:rtl/>
+          <w:cs/>
           <w:lang w:val="ar_AE" w:bidi="ar_AE"/>
         </w:rPr>
         <w:t>).</w:t>
@@ -7662,11 +9430,15 @@
       </w:pPr>
       <w:r>
         <w:rPr>
-          <w:lang w:val="ar_AE" w:bidi="ar_AE"/>
-        </w:rPr>
-      </w:r>
-      <w:r>
-        <w:rPr>
+          <w:rtl/>
+          <w:cs/>
+          <w:lang w:val="ar_AE" w:bidi="ar_AE"/>
+        </w:rPr>
+      </w:r>
+      <w:r>
+        <w:rPr>
+          <w:rtl/>
+          <w:cs/>
           <w:lang w:val="ar_AE" w:bidi="ar_AE"/>
         </w:rPr>
         <w:t>في سفر الملوك الثاني، يُظهر الله سلطانه على الأمم. فإنه قد اختار وعزل ملوك إسرائيل ويهوذا بناءً على خططه وبناء على طاعتهم. وقد سمح بوقوع هجمات على شعبه عقابًا لهم على خطاياهم (</w:t>
@@ -7674,6 +9446,8 @@
       <w:hyperlink r:id="rId238">
         <w:r>
           <w:rPr>
+            <w:rtl/>
+            <w:cs/>
             <w:lang w:val="ar_AE" w:bidi="ar_AE"/>
           </w:rPr>
           <w:rPr>
@@ -7685,6 +9459,8 @@
       </w:hyperlink>
       <w:r>
         <w:rPr>
+          <w:rtl/>
+          <w:cs/>
           <w:lang w:val="ar_AE" w:bidi="ar_AE"/>
         </w:rPr>
         <w:t>). فقد كان الله مسيطرًا عندما شنَّ الأشوريون هجومًا على السامرة وهزموا المملكة الشمالية (</w:t>
@@ -7692,6 +9468,8 @@
       <w:hyperlink r:id="rId239">
         <w:r>
           <w:rPr>
+            <w:rtl/>
+            <w:cs/>
             <w:lang w:val="ar_AE" w:bidi="ar_AE"/>
           </w:rPr>
           <w:rPr>
@@ -7703,6 +9481,8 @@
       </w:hyperlink>
       <w:r>
         <w:rPr>
+          <w:rtl/>
+          <w:cs/>
           <w:lang w:val="ar_AE" w:bidi="ar_AE"/>
         </w:rPr>
         <w:t xml:space="preserve"> </w:t>
@@ -7710,6 +9490,8 @@
       <w:hyperlink r:id="rId240">
         <w:r>
           <w:rPr>
+            <w:rtl/>
+            <w:cs/>
             <w:lang w:val="ar_AE" w:bidi="ar_AE"/>
           </w:rPr>
           <w:rPr>
@@ -7721,6 +9503,8 @@
       </w:hyperlink>
       <w:r>
         <w:rPr>
+          <w:rtl/>
+          <w:cs/>
           <w:lang w:val="ar_AE" w:bidi="ar_AE"/>
         </w:rPr>
         <w:t xml:space="preserve"> </w:t>
@@ -7728,6 +9512,8 @@
       <w:hyperlink r:id="rId241">
         <w:r>
           <w:rPr>
+            <w:rtl/>
+            <w:cs/>
             <w:lang w:val="ar_AE" w:bidi="ar_AE"/>
           </w:rPr>
           <w:rPr>
@@ -7739,6 +9525,8 @@
       </w:hyperlink>
       <w:r>
         <w:rPr>
+          <w:rtl/>
+          <w:cs/>
           <w:lang w:val="ar_AE" w:bidi="ar_AE"/>
         </w:rPr>
         <w:t>). وقد أفلح الملك حزقيا في يهوذا بفضل بركة الرب (</w:t>
@@ -7746,6 +9534,8 @@
       <w:hyperlink r:id="rId242">
         <w:r>
           <w:rPr>
+            <w:rtl/>
+            <w:cs/>
             <w:lang w:val="ar_AE" w:bidi="ar_AE"/>
           </w:rPr>
           <w:rPr>
@@ -7757,6 +9547,8 @@
       </w:hyperlink>
       <w:r>
         <w:rPr>
+          <w:rtl/>
+          <w:cs/>
           <w:lang w:val="ar_AE" w:bidi="ar_AE"/>
         </w:rPr>
         <w:t>). وكان تأثير الله جليًّا في الأحداث الدولية المعقدة التي وقعت في عهد آخر ملوك يهوذا، مثلما وعد الله تمامًا (</w:t>
@@ -7764,6 +9556,8 @@
       <w:hyperlink r:id="rId243">
         <w:r>
           <w:rPr>
+            <w:rtl/>
+            <w:cs/>
             <w:lang w:val="ar_AE" w:bidi="ar_AE"/>
           </w:rPr>
           <w:rPr>
@@ -7775,6 +9569,8 @@
       </w:hyperlink>
       <w:r>
         <w:rPr>
+          <w:rtl/>
+          <w:cs/>
           <w:lang w:val="ar_AE" w:bidi="ar_AE"/>
         </w:rPr>
         <w:t>).</w:t>
@@ -7786,11 +9582,15 @@
       </w:pPr>
       <w:r>
         <w:rPr>
-          <w:lang w:val="ar_AE" w:bidi="ar_AE"/>
-        </w:rPr>
-      </w:r>
-      <w:r>
-        <w:rPr>
+          <w:rtl/>
+          <w:cs/>
+          <w:lang w:val="ar_AE" w:bidi="ar_AE"/>
+        </w:rPr>
+      </w:r>
+      <w:r>
+        <w:rPr>
+          <w:rtl/>
+          <w:cs/>
           <w:lang w:val="ar_AE" w:bidi="ar_AE"/>
         </w:rPr>
         <w:t>يُظهِر الله سلطانه باستجابته لصلوات والتماسات شعبه. فعندما صلَّى أليشع، استجاب الله لنبيِّه الأمين. وبواسطة أليشع، منح الله المرأة الشونمية ابنًا، ثم أعاد ذلك الابن إلى الحياة في وقت لاحق (</w:t>
@@ -7798,6 +9598,8 @@
       <w:hyperlink r:id="rId244">
         <w:r>
           <w:rPr>
+            <w:rtl/>
+            <w:cs/>
             <w:lang w:val="ar_AE" w:bidi="ar_AE"/>
           </w:rPr>
           <w:rPr>
@@ -7809,6 +9611,8 @@
       </w:hyperlink>
       <w:r>
         <w:rPr>
+          <w:rtl/>
+          <w:cs/>
           <w:lang w:val="ar_AE" w:bidi="ar_AE"/>
         </w:rPr>
         <w:t xml:space="preserve">، </w:t>
@@ -7816,6 +9620,8 @@
       <w:hyperlink r:id="rId245">
         <w:r>
           <w:rPr>
+            <w:rtl/>
+            <w:cs/>
             <w:lang w:val="ar_AE" w:bidi="ar_AE"/>
           </w:rPr>
           <w:rPr>
@@ -7827,6 +9633,8 @@
       </w:hyperlink>
       <w:r>
         <w:rPr>
+          <w:rtl/>
+          <w:cs/>
           <w:lang w:val="ar_AE" w:bidi="ar_AE"/>
         </w:rPr>
         <w:t>). كذلك، استجاب الرب بلطف لصلوات الملك يهوأحاز وأرسل منقذًا لإسرائيل المتضايقة (</w:t>
@@ -7834,6 +9642,8 @@
       <w:hyperlink r:id="rId246">
         <w:r>
           <w:rPr>
+            <w:rtl/>
+            <w:cs/>
             <w:lang w:val="ar_AE" w:bidi="ar_AE"/>
           </w:rPr>
           <w:rPr>
@@ -7845,6 +9655,8 @@
       </w:hyperlink>
       <w:r>
         <w:rPr>
+          <w:rtl/>
+          <w:cs/>
           <w:lang w:val="ar_AE" w:bidi="ar_AE"/>
         </w:rPr>
         <w:t>)، كما استجاب لصلوات الملك حزقيا من أجل أورشليم ومن أجل حياته (</w:t>
@@ -7852,6 +9664,8 @@
       <w:hyperlink r:id="rId247">
         <w:r>
           <w:rPr>
+            <w:rtl/>
+            <w:cs/>
             <w:lang w:val="ar_AE" w:bidi="ar_AE"/>
           </w:rPr>
           <w:rPr>
@@ -7863,6 +9677,8 @@
       </w:hyperlink>
       <w:r>
         <w:rPr>
+          <w:rtl/>
+          <w:cs/>
           <w:lang w:val="ar_AE" w:bidi="ar_AE"/>
         </w:rPr>
         <w:t xml:space="preserve">؛ </w:t>
@@ -7870,6 +9686,8 @@
       <w:hyperlink r:id="rId248">
         <w:r>
           <w:rPr>
+            <w:rtl/>
+            <w:cs/>
             <w:lang w:val="ar_AE" w:bidi="ar_AE"/>
           </w:rPr>
           <w:rPr>
@@ -7881,6 +9699,8 @@
       </w:hyperlink>
       <w:r>
         <w:rPr>
+          <w:rtl/>
+          <w:cs/>
           <w:lang w:val="ar_AE" w:bidi="ar_AE"/>
         </w:rPr>
         <w:t>).</w:t>
@@ -7892,23 +9712,31 @@
       </w:pPr>
       <w:r>
         <w:rPr>
-          <w:lang w:val="ar_AE" w:bidi="ar_AE"/>
-        </w:rPr>
-      </w:r>
-      <w:r>
-        <w:rPr>
+          <w:rtl/>
+          <w:cs/>
+          <w:lang w:val="ar_AE" w:bidi="ar_AE"/>
+        </w:rPr>
+      </w:r>
+      <w:r>
+        <w:rPr>
+          <w:rtl/>
+          <w:cs/>
           <w:lang w:val="ar_AE" w:bidi="ar_AE"/>
         </w:rPr>
         <w:t>أوضح بولس أن الله هو الذي يقرِّر طريق الخلاص. ففي كثير من الأحيان، نسب بولس الأحداث العجيبة التي وقعت في تاريخ الخلاص إلى كلمات الله وأفعاله. فلا يمكن للقرارت البشرية وحدها أن تفسِّر الأمر. قال الله: "</w:t>
       </w:r>
       <w:r>
         <w:rPr>
+          <w:rtl/>
+          <w:cs/>
           <w:lang w:val="ar_AE" w:bidi="ar_AE"/>
         </w:rPr>
         <w:t>إِنِّي أَرْحَمُ مَنْ أَرْحَمُ</w:t>
       </w:r>
       <w:r>
         <w:rPr>
+          <w:rtl/>
+          <w:cs/>
           <w:lang w:val="ar_AE" w:bidi="ar_AE"/>
         </w:rPr>
         <w:t>" (</w:t>
@@ -7916,6 +9744,8 @@
       <w:hyperlink r:id="rId249">
         <w:r>
           <w:rPr>
+            <w:rtl/>
+            <w:cs/>
             <w:lang w:val="ar_AE" w:bidi="ar_AE"/>
           </w:rPr>
           <w:rPr>
@@ -7927,6 +9757,8 @@
       </w:hyperlink>
       <w:r>
         <w:rPr>
+          <w:rtl/>
+          <w:cs/>
           <w:lang w:val="ar_AE" w:bidi="ar_AE"/>
         </w:rPr>
         <w:t>). وسيظل اللاهوتيون يتجادلون حول دور الله وقرار البشر في الخلاص، لكن سيطرة الله واضحة جليًّا.</w:t>
@@ -7938,11 +9770,15 @@
       </w:pPr>
       <w:r>
         <w:rPr>
-          <w:lang w:val="ar_AE" w:bidi="ar_AE"/>
-        </w:rPr>
-      </w:r>
-      <w:r>
-        <w:rPr>
+          <w:rtl/>
+          <w:cs/>
+          <w:lang w:val="ar_AE" w:bidi="ar_AE"/>
+        </w:rPr>
+      </w:r>
+      <w:r>
+        <w:rPr>
+          <w:rtl/>
+          <w:cs/>
           <w:lang w:val="ar_AE" w:bidi="ar_AE"/>
         </w:rPr>
         <w:t>لأن الله كليُّ السيادة، ينبغي على شعبه أن يسعوا إلى العيش في تناغم مع مشيئته (</w:t>
@@ -7950,6 +9786,8 @@
       <w:hyperlink r:id="rId250">
         <w:r>
           <w:rPr>
+            <w:rtl/>
+            <w:cs/>
             <w:lang w:val="ar_AE" w:bidi="ar_AE"/>
           </w:rPr>
           <w:rPr>
@@ -7961,6 +9799,8 @@
       </w:hyperlink>
       <w:r>
         <w:rPr>
+          <w:rtl/>
+          <w:cs/>
           <w:lang w:val="ar_AE" w:bidi="ar_AE"/>
         </w:rPr>
         <w:t xml:space="preserve">)، وأن يستخدموا القوة التي يمدُّهم بها (انظر </w:t>
@@ -7968,6 +9808,8 @@
       <w:hyperlink r:id="rId251">
         <w:r>
           <w:rPr>
+            <w:rtl/>
+            <w:cs/>
             <w:lang w:val="ar_AE" w:bidi="ar_AE"/>
           </w:rPr>
           <w:rPr>
@@ -7979,18 +9821,24 @@
       </w:hyperlink>
       <w:r>
         <w:rPr>
+          <w:rtl/>
+          <w:cs/>
           <w:lang w:val="ar_AE" w:bidi="ar_AE"/>
         </w:rPr>
         <w:t>). نستطيع اتباع مثال المسيح في صلاته حين قال: "</w:t>
       </w:r>
       <w:r>
         <w:rPr>
+          <w:rtl/>
+          <w:cs/>
           <w:lang w:val="ar_AE" w:bidi="ar_AE"/>
         </w:rPr>
         <w:t>لَيْسَ كَمَا أُرِيدُ أَنَا بَلْ كَمَا تُرِيدُ أَنْتَ</w:t>
       </w:r>
       <w:r>
         <w:rPr>
+          <w:rtl/>
+          <w:cs/>
           <w:lang w:val="ar_AE" w:bidi="ar_AE"/>
         </w:rPr>
         <w:t>" (</w:t>
@@ -7998,6 +9846,8 @@
       <w:hyperlink r:id="rId252">
         <w:r>
           <w:rPr>
+            <w:rtl/>
+            <w:cs/>
             <w:lang w:val="ar_AE" w:bidi="ar_AE"/>
           </w:rPr>
           <w:rPr>
@@ -8009,6 +9859,8 @@
       </w:hyperlink>
       <w:r>
         <w:rPr>
+          <w:rtl/>
+          <w:cs/>
           <w:lang w:val="ar_AE" w:bidi="ar_AE"/>
         </w:rPr>
         <w:t>). لكن اليوم، يتجاهل الكثيرون تأثير الله في شؤون البشر. ومع ذلك، فإن قرارات الله توجه العالم وتوجه حياة الذين يؤمنون به.</w:t>
@@ -8020,11 +9872,15 @@
       </w:pPr>
       <w:r>
         <w:rPr>
-          <w:lang w:val="ar_AE" w:bidi="ar_AE"/>
-        </w:rPr>
-      </w:r>
-      <w:r>
-        <w:rPr>
+          <w:rtl/>
+          <w:cs/>
+          <w:lang w:val="ar_AE" w:bidi="ar_AE"/>
+        </w:rPr>
+      </w:r>
+      <w:r>
+        <w:rPr>
+          <w:rtl/>
+          <w:cs/>
           <w:lang w:val="ar_AE" w:bidi="ar_AE"/>
         </w:rPr>
         <w:t>عندما نعيش لمجد الله، فإن كلَّ ما يحدث سيؤول في النهاية لخيرنا (</w:t>
@@ -8032,6 +9888,8 @@
       <w:hyperlink r:id="rId253">
         <w:r>
           <w:rPr>
+            <w:rtl/>
+            <w:cs/>
             <w:lang w:val="ar_AE" w:bidi="ar_AE"/>
           </w:rPr>
           <w:rPr>
@@ -8043,6 +9901,8 @@
       </w:hyperlink>
       <w:r>
         <w:rPr>
+          <w:rtl/>
+          <w:cs/>
           <w:lang w:val="ar_AE" w:bidi="ar_AE"/>
         </w:rPr>
         <w:t xml:space="preserve">؛ </w:t>
@@ -8050,6 +9910,8 @@
       <w:hyperlink r:id="rId254">
         <w:r>
           <w:rPr>
+            <w:rtl/>
+            <w:cs/>
             <w:lang w:val="ar_AE" w:bidi="ar_AE"/>
           </w:rPr>
           <w:rPr>
@@ -8061,6 +9923,8 @@
       </w:hyperlink>
       <w:r>
         <w:rPr>
+          <w:rtl/>
+          <w:cs/>
           <w:lang w:val="ar_AE" w:bidi="ar_AE"/>
         </w:rPr>
         <w:t xml:space="preserve">؛ </w:t>
@@ -8068,6 +9932,8 @@
       <w:hyperlink r:id="rId228">
         <w:r>
           <w:rPr>
+            <w:rtl/>
+            <w:cs/>
             <w:lang w:val="ar_AE" w:bidi="ar_AE"/>
           </w:rPr>
           <w:rPr>
@@ -8079,6 +9945,8 @@
       </w:hyperlink>
       <w:r>
         <w:rPr>
+          <w:rtl/>
+          <w:cs/>
           <w:lang w:val="ar_AE" w:bidi="ar_AE"/>
         </w:rPr>
         <w:t xml:space="preserve">؛ </w:t>
@@ -8086,6 +9954,8 @@
       <w:hyperlink r:id="rId255">
         <w:r>
           <w:rPr>
+            <w:rtl/>
+            <w:cs/>
             <w:lang w:val="ar_AE" w:bidi="ar_AE"/>
           </w:rPr>
           <w:rPr>
@@ -8097,6 +9967,8 @@
       </w:hyperlink>
       <w:r>
         <w:rPr>
+          <w:rtl/>
+          <w:cs/>
           <w:lang w:val="ar_AE" w:bidi="ar_AE"/>
         </w:rPr>
         <w:t xml:space="preserve">؛ </w:t>
@@ -8104,6 +9976,8 @@
       <w:hyperlink r:id="rId256">
         <w:r>
           <w:rPr>
+            <w:rtl/>
+            <w:cs/>
             <w:lang w:val="ar_AE" w:bidi="ar_AE"/>
           </w:rPr>
           <w:rPr>
@@ -8115,6 +9989,8 @@
       </w:hyperlink>
       <w:r>
         <w:rPr>
+          <w:rtl/>
+          <w:cs/>
           <w:lang w:val="ar_AE" w:bidi="ar_AE"/>
         </w:rPr>
         <w:t xml:space="preserve">؛ </w:t>
@@ -8122,6 +9998,8 @@
       <w:hyperlink r:id="rId90">
         <w:r>
           <w:rPr>
+            <w:rtl/>
+            <w:cs/>
             <w:lang w:val="ar_AE" w:bidi="ar_AE"/>
           </w:rPr>
           <w:rPr>
@@ -8133,6 +10011,8 @@
       </w:hyperlink>
       <w:r>
         <w:rPr>
+          <w:rtl/>
+          <w:cs/>
           <w:lang w:val="ar_AE" w:bidi="ar_AE"/>
         </w:rPr>
         <w:t xml:space="preserve">؛ </w:t>
@@ -8140,6 +10020,8 @@
       <w:hyperlink r:id="rId257">
         <w:r>
           <w:rPr>
+            <w:rtl/>
+            <w:cs/>
             <w:lang w:val="ar_AE" w:bidi="ar_AE"/>
           </w:rPr>
           <w:rPr>
@@ -8151,18 +10033,24 @@
       </w:hyperlink>
       <w:r>
         <w:rPr>
+          <w:rtl/>
+          <w:cs/>
           <w:lang w:val="ar_AE" w:bidi="ar_AE"/>
         </w:rPr>
         <w:t>). ونستطيع أن نقول بثقة إن الله “يجعل "</w:t>
       </w:r>
       <w:r>
         <w:rPr>
+          <w:rtl/>
+          <w:cs/>
           <w:lang w:val="ar_AE" w:bidi="ar_AE"/>
         </w:rPr>
         <w:t>كُلَّ ٱلْأَشْيَاءِ تَعْمَلُ مَعًا لِلْخَيْرِ لِلَّذِينَ يُحِبُّونَ ٱللهَ، ٱلَّذِينَ هُمْ مَدْعُوُّونَ حَسَبَ قَصْدِهِ</w:t>
       </w:r>
       <w:r>
         <w:rPr>
+          <w:rtl/>
+          <w:cs/>
           <w:lang w:val="ar_AE" w:bidi="ar_AE"/>
         </w:rPr>
         <w:t>” (</w:t>
@@ -8170,6 +10058,8 @@
       <w:hyperlink r:id="rId258">
         <w:r>
           <w:rPr>
+            <w:rtl/>
+            <w:cs/>
             <w:lang w:val="ar_AE" w:bidi="ar_AE"/>
           </w:rPr>
           <w:rPr>
@@ -8181,6 +10071,8 @@
       </w:hyperlink>
       <w:r>
         <w:rPr>
+          <w:rtl/>
+          <w:cs/>
           <w:lang w:val="ar_AE" w:bidi="ar_AE"/>
         </w:rPr>
         <w:t>).</w:t>
@@ -8192,12 +10084,16 @@
       </w:pPr>
       <w:r>
         <w:rPr>
+          <w:rtl/>
+          <w:cs/>
           <w:lang w:val="ar_AE" w:bidi="ar_AE"/>
         </w:rPr>
       </w:r>
       <w:r>
         <w:rPr>
           <w:u w:val="single"/>
+          <w:rtl/>
+          <w:cs/>
           <w:lang w:val="ar_AE" w:bidi="ar_AE"/>
         </w:rPr>
         <w:t>نصوص كتابية لمزيد من الدراسة</w:t>
@@ -8209,12 +10105,16 @@
       </w:pPr>
       <w:r>
         <w:rPr>
+          <w:rtl/>
+          <w:cs/>
           <w:lang w:val="ar_AE" w:bidi="ar_AE"/>
         </w:rPr>
       </w:r>
       <w:hyperlink r:id="rId259">
         <w:r>
           <w:rPr>
+            <w:rtl/>
+            <w:cs/>
             <w:lang w:val="ar_AE" w:bidi="ar_AE"/>
           </w:rPr>
           <w:rPr>
@@ -8226,6 +10126,8 @@
       </w:hyperlink>
       <w:r>
         <w:rPr>
+          <w:rtl/>
+          <w:cs/>
           <w:lang w:val="ar_AE" w:bidi="ar_AE"/>
         </w:rPr>
         <w:t xml:space="preserve"> </w:t>
@@ -8233,6 +10135,8 @@
       <w:hyperlink r:id="rId260">
         <w:r>
           <w:rPr>
+            <w:rtl/>
+            <w:cs/>
             <w:lang w:val="ar_AE" w:bidi="ar_AE"/>
           </w:rPr>
           <w:rPr>
@@ -8244,6 +10148,8 @@
       </w:hyperlink>
       <w:r>
         <w:rPr>
+          <w:rtl/>
+          <w:cs/>
           <w:lang w:val="ar_AE" w:bidi="ar_AE"/>
         </w:rPr>
         <w:t xml:space="preserve"> </w:t>
@@ -8251,6 +10157,8 @@
       <w:hyperlink r:id="rId225">
         <w:r>
           <w:rPr>
+            <w:rtl/>
+            <w:cs/>
             <w:lang w:val="ar_AE" w:bidi="ar_AE"/>
           </w:rPr>
           <w:rPr>
@@ -8262,6 +10170,8 @@
       </w:hyperlink>
       <w:r>
         <w:rPr>
+          <w:rtl/>
+          <w:cs/>
           <w:lang w:val="ar_AE" w:bidi="ar_AE"/>
         </w:rPr>
         <w:t xml:space="preserve"> </w:t>
@@ -8269,6 +10179,8 @@
       <w:hyperlink r:id="rId261">
         <w:r>
           <w:rPr>
+            <w:rtl/>
+            <w:cs/>
             <w:lang w:val="ar_AE" w:bidi="ar_AE"/>
           </w:rPr>
           <w:rPr>
@@ -8280,6 +10192,8 @@
       </w:hyperlink>
       <w:r>
         <w:rPr>
+          <w:rtl/>
+          <w:cs/>
           <w:lang w:val="ar_AE" w:bidi="ar_AE"/>
         </w:rPr>
         <w:t xml:space="preserve"> </w:t>
@@ -8287,6 +10201,8 @@
       <w:hyperlink r:id="rId262">
         <w:r>
           <w:rPr>
+            <w:rtl/>
+            <w:cs/>
             <w:lang w:val="ar_AE" w:bidi="ar_AE"/>
           </w:rPr>
           <w:rPr>
@@ -8298,6 +10214,8 @@
       </w:hyperlink>
       <w:r>
         <w:rPr>
+          <w:rtl/>
+          <w:cs/>
           <w:lang w:val="ar_AE" w:bidi="ar_AE"/>
         </w:rPr>
         <w:t xml:space="preserve"> </w:t>
@@ -8305,6 +10223,8 @@
       <w:hyperlink r:id="rId263">
         <w:r>
           <w:rPr>
+            <w:rtl/>
+            <w:cs/>
             <w:lang w:val="ar_AE" w:bidi="ar_AE"/>
           </w:rPr>
           <w:rPr>
@@ -8316,6 +10236,8 @@
       </w:hyperlink>
       <w:r>
         <w:rPr>
+          <w:rtl/>
+          <w:cs/>
           <w:lang w:val="ar_AE" w:bidi="ar_AE"/>
         </w:rPr>
         <w:t xml:space="preserve"> </w:t>
@@ -8323,6 +10245,8 @@
       <w:hyperlink r:id="rId264">
         <w:r>
           <w:rPr>
+            <w:rtl/>
+            <w:cs/>
             <w:lang w:val="ar_AE" w:bidi="ar_AE"/>
           </w:rPr>
           <w:rPr>
@@ -8334,6 +10258,8 @@
       </w:hyperlink>
       <w:r>
         <w:rPr>
+          <w:rtl/>
+          <w:cs/>
           <w:lang w:val="ar_AE" w:bidi="ar_AE"/>
         </w:rPr>
         <w:t xml:space="preserve"> </w:t>
@@ -8341,6 +10267,8 @@
       <w:hyperlink r:id="rId246">
         <w:r>
           <w:rPr>
+            <w:rtl/>
+            <w:cs/>
             <w:lang w:val="ar_AE" w:bidi="ar_AE"/>
           </w:rPr>
           <w:rPr>
@@ -8352,6 +10280,8 @@
       </w:hyperlink>
       <w:r>
         <w:rPr>
+          <w:rtl/>
+          <w:cs/>
           <w:lang w:val="ar_AE" w:bidi="ar_AE"/>
         </w:rPr>
         <w:t xml:space="preserve"> </w:t>
@@ -8359,6 +10289,8 @@
       <w:hyperlink r:id="rId239">
         <w:r>
           <w:rPr>
+            <w:rtl/>
+            <w:cs/>
             <w:lang w:val="ar_AE" w:bidi="ar_AE"/>
           </w:rPr>
           <w:rPr>
@@ -8370,6 +10302,8 @@
       </w:hyperlink>
       <w:r>
         <w:rPr>
+          <w:rtl/>
+          <w:cs/>
           <w:lang w:val="ar_AE" w:bidi="ar_AE"/>
         </w:rPr>
         <w:t xml:space="preserve"> </w:t>
@@ -8377,6 +10311,8 @@
       <w:hyperlink r:id="rId265">
         <w:r>
           <w:rPr>
+            <w:rtl/>
+            <w:cs/>
             <w:lang w:val="ar_AE" w:bidi="ar_AE"/>
           </w:rPr>
           <w:rPr>
@@ -8388,6 +10324,8 @@
       </w:hyperlink>
       <w:r>
         <w:rPr>
+          <w:rtl/>
+          <w:cs/>
           <w:lang w:val="ar_AE" w:bidi="ar_AE"/>
         </w:rPr>
         <w:t xml:space="preserve"> </w:t>
@@ -8395,6 +10333,8 @@
       <w:hyperlink r:id="rId242">
         <w:r>
           <w:rPr>
+            <w:rtl/>
+            <w:cs/>
             <w:lang w:val="ar_AE" w:bidi="ar_AE"/>
           </w:rPr>
           <w:rPr>
@@ -8406,6 +10346,8 @@
       </w:hyperlink>
       <w:r>
         <w:rPr>
+          <w:rtl/>
+          <w:cs/>
           <w:lang w:val="ar_AE" w:bidi="ar_AE"/>
         </w:rPr>
         <w:t xml:space="preserve"> </w:t>
@@ -8413,6 +10355,8 @@
       <w:hyperlink r:id="rId266">
         <w:r>
           <w:rPr>
+            <w:rtl/>
+            <w:cs/>
             <w:lang w:val="ar_AE" w:bidi="ar_AE"/>
           </w:rPr>
           <w:rPr>
@@ -8424,6 +10368,8 @@
       </w:hyperlink>
       <w:r>
         <w:rPr>
+          <w:rtl/>
+          <w:cs/>
           <w:lang w:val="ar_AE" w:bidi="ar_AE"/>
         </w:rPr>
         <w:t xml:space="preserve"> </w:t>
@@ -8431,6 +10377,8 @@
       <w:hyperlink r:id="rId267">
         <w:r>
           <w:rPr>
+            <w:rtl/>
+            <w:cs/>
             <w:lang w:val="ar_AE" w:bidi="ar_AE"/>
           </w:rPr>
           <w:rPr>
@@ -8442,6 +10390,8 @@
       </w:hyperlink>
       <w:r>
         <w:rPr>
+          <w:rtl/>
+          <w:cs/>
           <w:lang w:val="ar_AE" w:bidi="ar_AE"/>
         </w:rPr>
         <w:t xml:space="preserve"> </w:t>
@@ -8449,6 +10399,8 @@
       <w:hyperlink r:id="rId268">
         <w:r>
           <w:rPr>
+            <w:rtl/>
+            <w:cs/>
             <w:lang w:val="ar_AE" w:bidi="ar_AE"/>
           </w:rPr>
           <w:rPr>
@@ -8460,6 +10412,8 @@
       </w:hyperlink>
       <w:r>
         <w:rPr>
+          <w:rtl/>
+          <w:cs/>
           <w:lang w:val="ar_AE" w:bidi="ar_AE"/>
         </w:rPr>
         <w:t xml:space="preserve"> </w:t>
@@ -8467,6 +10421,8 @@
       <w:hyperlink r:id="rId255">
         <w:r>
           <w:rPr>
+            <w:rtl/>
+            <w:cs/>
             <w:lang w:val="ar_AE" w:bidi="ar_AE"/>
           </w:rPr>
           <w:rPr>
@@ -8478,6 +10434,8 @@
       </w:hyperlink>
       <w:r>
         <w:rPr>
+          <w:rtl/>
+          <w:cs/>
           <w:lang w:val="ar_AE" w:bidi="ar_AE"/>
         </w:rPr>
         <w:t xml:space="preserve"> </w:t>
@@ -8485,6 +10443,8 @@
       <w:hyperlink r:id="rId230">
         <w:r>
           <w:rPr>
+            <w:rtl/>
+            <w:cs/>
             <w:lang w:val="ar_AE" w:bidi="ar_AE"/>
           </w:rPr>
           <w:rPr>
@@ -8496,6 +10456,8 @@
       </w:hyperlink>
       <w:r>
         <w:rPr>
+          <w:rtl/>
+          <w:cs/>
           <w:lang w:val="ar_AE" w:bidi="ar_AE"/>
         </w:rPr>
         <w:t xml:space="preserve"> </w:t>
@@ -8503,6 +10465,8 @@
       <w:hyperlink r:id="rId231">
         <w:r>
           <w:rPr>
+            <w:rtl/>
+            <w:cs/>
             <w:lang w:val="ar_AE" w:bidi="ar_AE"/>
           </w:rPr>
           <w:rPr>
@@ -8514,6 +10478,8 @@
       </w:hyperlink>
       <w:r>
         <w:rPr>
+          <w:rtl/>
+          <w:cs/>
           <w:lang w:val="ar_AE" w:bidi="ar_AE"/>
         </w:rPr>
         <w:t xml:space="preserve"> </w:t>
@@ -8521,6 +10487,8 @@
       <w:hyperlink r:id="rId269">
         <w:r>
           <w:rPr>
+            <w:rtl/>
+            <w:cs/>
             <w:lang w:val="ar_AE" w:bidi="ar_AE"/>
           </w:rPr>
           <w:rPr>
@@ -8532,6 +10500,8 @@
       </w:hyperlink>
       <w:r>
         <w:rPr>
+          <w:rtl/>
+          <w:cs/>
           <w:lang w:val="ar_AE" w:bidi="ar_AE"/>
         </w:rPr>
         <w:t xml:space="preserve"> </w:t>
@@ -8539,6 +10509,8 @@
       <w:hyperlink r:id="rId234">
         <w:r>
           <w:rPr>
+            <w:rtl/>
+            <w:cs/>
             <w:lang w:val="ar_AE" w:bidi="ar_AE"/>
           </w:rPr>
           <w:rPr>
@@ -8550,6 +10522,8 @@
       </w:hyperlink>
       <w:r>
         <w:rPr>
+          <w:rtl/>
+          <w:cs/>
           <w:lang w:val="ar_AE" w:bidi="ar_AE"/>
         </w:rPr>
         <w:t xml:space="preserve"> </w:t>
@@ -8557,6 +10531,8 @@
       <w:hyperlink r:id="rId270">
         <w:r>
           <w:rPr>
+            <w:rtl/>
+            <w:cs/>
             <w:lang w:val="ar_AE" w:bidi="ar_AE"/>
           </w:rPr>
           <w:rPr>
@@ -8568,6 +10544,8 @@
       </w:hyperlink>
       <w:r>
         <w:rPr>
+          <w:rtl/>
+          <w:cs/>
           <w:lang w:val="ar_AE" w:bidi="ar_AE"/>
         </w:rPr>
         <w:t xml:space="preserve"> </w:t>
@@ -8575,6 +10553,8 @@
       <w:hyperlink r:id="rId235">
         <w:r>
           <w:rPr>
+            <w:rtl/>
+            <w:cs/>
             <w:lang w:val="ar_AE" w:bidi="ar_AE"/>
           </w:rPr>
           <w:rPr>
@@ -8586,6 +10566,8 @@
       </w:hyperlink>
       <w:r>
         <w:rPr>
+          <w:rtl/>
+          <w:cs/>
           <w:lang w:val="ar_AE" w:bidi="ar_AE"/>
         </w:rPr>
         <w:t xml:space="preserve"> </w:t>
@@ -8593,6 +10575,8 @@
       <w:hyperlink r:id="rId254">
         <w:r>
           <w:rPr>
+            <w:rtl/>
+            <w:cs/>
             <w:lang w:val="ar_AE" w:bidi="ar_AE"/>
           </w:rPr>
           <w:rPr>
@@ -8604,6 +10588,8 @@
       </w:hyperlink>
       <w:r>
         <w:rPr>
+          <w:rtl/>
+          <w:cs/>
           <w:lang w:val="ar_AE" w:bidi="ar_AE"/>
         </w:rPr>
         <w:t xml:space="preserve"> </w:t>
@@ -8611,6 +10597,8 @@
       <w:hyperlink r:id="rId271">
         <w:r>
           <w:rPr>
+            <w:rtl/>
+            <w:cs/>
             <w:lang w:val="ar_AE" w:bidi="ar_AE"/>
           </w:rPr>
           <w:rPr>
@@ -8622,6 +10610,8 @@
       </w:hyperlink>
       <w:r>
         <w:rPr>
+          <w:rtl/>
+          <w:cs/>
           <w:lang w:val="ar_AE" w:bidi="ar_AE"/>
         </w:rPr>
         <w:t xml:space="preserve"> </w:t>
@@ -8629,6 +10619,8 @@
       <w:hyperlink r:id="rId272">
         <w:r>
           <w:rPr>
+            <w:rtl/>
+            <w:cs/>
             <w:lang w:val="ar_AE" w:bidi="ar_AE"/>
           </w:rPr>
           <w:rPr>
@@ -8640,6 +10632,8 @@
       </w:hyperlink>
       <w:r>
         <w:rPr>
+          <w:rtl/>
+          <w:cs/>
           <w:lang w:val="ar_AE" w:bidi="ar_AE"/>
         </w:rPr>
         <w:t xml:space="preserve"> </w:t>
@@ -8647,6 +10641,8 @@
       <w:hyperlink r:id="rId258">
         <w:r>
           <w:rPr>
+            <w:rtl/>
+            <w:cs/>
             <w:lang w:val="ar_AE" w:bidi="ar_AE"/>
           </w:rPr>
           <w:rPr>
@@ -8658,6 +10654,8 @@
       </w:hyperlink>
       <w:r>
         <w:rPr>
+          <w:rtl/>
+          <w:cs/>
           <w:lang w:val="ar_AE" w:bidi="ar_AE"/>
         </w:rPr>
         <w:t xml:space="preserve"> </w:t>
@@ -8665,6 +10663,8 @@
       <w:hyperlink r:id="rId273">
         <w:r>
           <w:rPr>
+            <w:rtl/>
+            <w:cs/>
             <w:lang w:val="ar_AE" w:bidi="ar_AE"/>
           </w:rPr>
           <w:rPr>
@@ -8676,6 +10676,8 @@
       </w:hyperlink>
       <w:r>
         <w:rPr>
+          <w:rtl/>
+          <w:cs/>
           <w:lang w:val="ar_AE" w:bidi="ar_AE"/>
         </w:rPr>
         <w:t xml:space="preserve"> </w:t>
@@ -8683,6 +10685,8 @@
       <w:hyperlink r:id="rId251">
         <w:r>
           <w:rPr>
+            <w:rtl/>
+            <w:cs/>
             <w:lang w:val="ar_AE" w:bidi="ar_AE"/>
           </w:rPr>
           <w:rPr>
@@ -8694,6 +10698,8 @@
       </w:hyperlink>
       <w:r>
         <w:rPr>
+          <w:rtl/>
+          <w:cs/>
           <w:lang w:val="ar_AE" w:bidi="ar_AE"/>
         </w:rPr>
         <w:t xml:space="preserve"> </w:t>
@@ -8701,6 +10707,8 @@
       <w:hyperlink r:id="rId233">
         <w:r>
           <w:rPr>
+            <w:rtl/>
+            <w:cs/>
             <w:lang w:val="ar_AE" w:bidi="ar_AE"/>
           </w:rPr>
           <w:rPr>
@@ -8712,6 +10720,8 @@
       </w:hyperlink>
       <w:r>
         <w:rPr>
+          <w:rtl/>
+          <w:cs/>
           <w:lang w:val="ar_AE" w:bidi="ar_AE"/>
         </w:rPr>
         <w:t xml:space="preserve"> </w:t>
@@ -8719,6 +10729,8 @@
       <w:hyperlink r:id="rId257">
         <w:r>
           <w:rPr>
+            <w:rtl/>
+            <w:cs/>
             <w:lang w:val="ar_AE" w:bidi="ar_AE"/>
           </w:rPr>
           <w:rPr>
@@ -8730,6 +10742,8 @@
       </w:hyperlink>
       <w:r>
         <w:rPr>
+          <w:rtl/>
+          <w:cs/>
           <w:lang w:val="ar_AE" w:bidi="ar_AE"/>
         </w:rPr>
         <w:t xml:space="preserve"> </w:t>
@@ -8737,6 +10751,8 @@
       <w:hyperlink r:id="rId228">
         <w:r>
           <w:rPr>
+            <w:rtl/>
+            <w:cs/>
             <w:lang w:val="ar_AE" w:bidi="ar_AE"/>
           </w:rPr>
           <w:rPr>
@@ -8748,6 +10764,8 @@
       </w:hyperlink>
       <w:r>
         <w:rPr>
+          <w:rtl/>
+          <w:cs/>
           <w:lang w:val="ar_AE" w:bidi="ar_AE"/>
         </w:rPr>
         <w:t xml:space="preserve"> </w:t>
@@ -8755,6 +10773,8 @@
       <w:hyperlink r:id="rId237">
         <w:r>
           <w:rPr>
+            <w:rtl/>
+            <w:cs/>
             <w:lang w:val="ar_AE" w:bidi="ar_AE"/>
           </w:rPr>
           <w:rPr>
@@ -8766,11 +10786,15 @@
       </w:hyperlink>
       <w:r>
         <w:rPr>
-          <w:lang w:val="ar_AE" w:bidi="ar_AE"/>
-        </w:rPr>
-      </w:r>
-      <w:r>
-        <w:rPr>
+          <w:rtl/>
+          <w:cs/>
+          <w:lang w:val="ar_AE" w:bidi="ar_AE"/>
+        </w:rPr>
+      </w:r>
+      <w:r>
+        <w:rPr>
+          <w:rtl/>
+          <w:cs/>
           <w:lang w:val="ar_AE" w:bidi="ar_AE"/>
         </w:rPr>
       </w:r>
